--- a/reports/PhaseI_report.docx
+++ b/reports/PhaseI_report.docx
@@ -6698,6 +6698,37 @@
     </w:p>
     <w:p>
       <w:pPr>
+        <w:pStyle w:val="Heading2"/>
+      </w:pPr>
+      <w:r>
+        <w:t>4.5 一个尚未解决的保留：遗忘门初始化</w:t>
+      </w:r>
+    </w:p>
+    <w:p>
+      <w:r>
+        <w:t>Gauch 等人的 MTS-LSTM 原始实现在初始化时打开 LSTM 遗忘门（neuralhydrology 中 initial_forget_bias = 3）。本实现与其所依据的 100 站参考实现均未包含这一项——偏离的是原论文，而非两个实验之间。本报告全部结果都是在缺少该项的情况下产生的。</w:t>
+      </w:r>
+    </w:p>
+    <w:p>
+      <w:r>
+        <w:t>这对欠离散这一结论尤其关键：遗忘门半闭时，365 步的日分支会让细胞状态在到达状态交接点之前衰减，积雪与地下水这类长记忆信号因而到不了小时分支。其预期症状恰好就是退化解诊断测到的现象——M0 的日间变化远远不足，而日内抖动过量 3.1 倍。</w:t>
+      </w:r>
+    </w:p>
+    <w:p>
+      <w:r>
+        <w:rPr>
+          <w:b/>
+        </w:rPr>
+        <w:t>因此本报告称为“天花板”的部分，可能是一个缺失组件而非固有限制。fold 1 搜索中的 g03_forgetbias_H72 与 g04_forgetbias_H168 固定小时窗口、只改遗忘门，正是为分离二者而设。在其返回之前，§4 与 §5 关于 α 的论述应读作“α 是本文所训练模型的主导缺陷”，而非关于该架构本身的论断。</w:t>
+      </w:r>
+    </w:p>
+    <w:p>
+      <w:r>
+        <w:t>对比类结论不受影响：基线、run A、run B、空间分块、各档回放与非洲全部使用同一套初始化，故 ΔKGE、随机与分块之差、回放比例扫描、非洲增益均成立。可能变动的是绝对水平，以及把 α 解释为根本限制这一点。</w:t>
+      </w:r>
+    </w:p>
+    <w:p>
+      <w:pPr>
         <w:pStyle w:val="Heading1"/>
       </w:pPr>
       <w:r>
@@ -6741,7 +6772,7 @@
         <w:pStyle w:val="ListNumber"/>
       </w:pPr>
       <w:r>
-        <w:t>五、真正的性能瓶颈是欠离散，且在迁移之前就已存在。M0 时 76.6% 的站 α &lt; 1，方差项独占 KGE 亏损的 59.4%；跨域越远越严重（run A 0.72、run B 0.86、非洲 0.16）。这一天花板比迁移损失大一个数量级，是后续最值得投入的方向。</w:t>
+        <w:t>五、本文所训练模型的主要性能瓶颈是欠离散，且在迁移之前就已存在。M0 时 76.6% 的站 α &lt; 1，方差项独占 KGE 亏损的 59.4%；跨域越远越严重（run A 0.72、run B 0.86、非洲 0.16）。该瓶颈比迁移损失大一个数量级，是后续最值得投入的方向——但其中有多少来自缺失的遗忘门初始化尚未确定，见 §4.5。</w:t>
       </w:r>
     </w:p>
     <w:p>
@@ -6781,7 +6812,23 @@
         <w:pStyle w:val="ListBullet"/>
       </w:pPr>
       <w:r>
-        <w:t>超参为手工设定并冻结，PLAN 要求的 fold 1 超参搜索尚未进行；M2 符号先验（PLAN 标注为可选）尚未实现。</w:t>
+        <w:t>initial_forget_bias 在本报告全部运行中均未实现（见 §4.5）。对比结论不受影响，绝对水平与 α 的解释可能受影响；fold 1 搜索正在直接检验这一项。</w:t>
+      </w:r>
+    </w:p>
+    <w:p>
+      <w:pPr>
+        <w:pStyle w:val="ListBullet"/>
+      </w:pPr>
+      <w:r>
+        <w:t>M2 符号先验不予移植，此为有意决定：其表达式在 CAMELS-US 属性上拟合，全球对应列量纲相差 2–400 倍，且其中 PERMAVE（平均渗透率）在全球静态表中没有同物理量的列——NSIDC_permafrost 是多年冻土范围，属不同变量，而 cos(PERMAVE²) 对量纲极度敏感。更根本的是，该方法修正的是日分支偏差，而本工作诊断出的缺陷是小时尺度方差比，二者不是同一目标。PLAN 将 M2 标注为可选。</w:t>
+      </w:r>
+    </w:p>
+    <w:p>
+      <w:pPr>
+        <w:pStyle w:val="ListBullet"/>
+      </w:pPr>
+      <w:r>
+        <w:t>fold 1 超参搜索正在进行（26 个组合，含对齐 Gauch 官方实现的 7 个）。此前所有结果使用手工设定并冻结的超参，以保证各配置可比。</w:t>
       </w:r>
     </w:p>
     <w:p>

--- a/reports/PhaseI_report.docx
+++ b/reports/PhaseI_report.docx
@@ -26,6 +26,21 @@
           <w:sz w:val="17"/>
         </w:rPr>
         <w:t>本文所有数值由 scripts/build_report.py 直接从结果文件读取生成，未人工转录。</w:t>
+      </w:r>
+    </w:p>
+    <w:p>
+      <w:r>
+        <w:rPr>
+          <w:b/>
+          <w:sz w:val="19"/>
+        </w:rPr>
+        <w:t>状态说明（2026-08-15）：</w:t>
+      </w:r>
+      <w:r>
+        <w:rPr>
+          <w:sz w:val="19"/>
+        </w:rPr>
+        <w:t>本报告全部数值均在缺少 initial_forget_bias 的情况下产生。Gauch 等人已发表的 MTS-LSTM 将其设为 3，而本实现及其所依据的 100 站参考实现均无此项。基础配置现已设为 3——它属于已发表方法的组成部分，而非调参旋钮；若要精确复现本报告数值，需将其设回 null。fold 1 搜索正在分离其单独效应（g03_forgetbias_H72、g04_forgetbias_H168），之后将带遗忘门、并结合搜索中明确更优的超参，对核心对比做一次性重跑。本报告的对比类结论不受影响（所有运行使用同一初始化），可能变动的是绝对水平，以及把 α 解释为根本天花板这一点。</w:t>
       </w:r>
     </w:p>
     <w:p>

--- a/reports/PhaseI_report.docx
+++ b/reports/PhaseI_report.docx
@@ -6744,6 +6744,930 @@
     </w:p>
     <w:p>
       <w:pPr>
+        <w:pStyle w:val="Heading2"/>
+      </w:pPr>
+      <w:r>
+        <w:t>4.6 空间分块的跌幅不是折构成造成的（逐站配对）</w:t>
+      </w:r>
+    </w:p>
+    <w:p>
+      <w:r>
+        <w:t>空间分块必然使折构成不均衡（30 个机构×折组合中 6 个为空），因此“M0 下降”会被质疑为两套划分打分的是不同的流域组合。5 折设计恰好能回答这个质疑：每个站在两套划分里各当过一次目标站，因此可以逐站配对，构成差异从构造上被固定。</w:t>
+      </w:r>
+    </w:p>
+    <w:p>
+      <w:r>
+        <w:rPr>
+          <w:b/>
+          <w:sz w:val="18"/>
+        </w:rPr>
+        <w:t>表 4-6　随机划分 vs 空间分块，逐站配对</w:t>
+      </w:r>
+    </w:p>
+    <w:tbl>
+      <w:tblPr>
+        <w:tblStyle w:val="LightGrid-Accent1"/>
+        <w:tblW w:type="auto" w:w="0"/>
+        <w:jc w:val="center"/>
+        <w:tblLook w:firstColumn="1" w:firstRow="1" w:lastColumn="0" w:lastRow="0" w:noHBand="0" w:noVBand="1" w:val="04A0"/>
+      </w:tblPr>
+      <w:tblGrid>
+        <w:gridCol w:w="4320"/>
+        <w:gridCol w:w="4320"/>
+      </w:tblGrid>
+      <w:tr>
+        <w:tc>
+          <w:tcPr>
+            <w:tcW w:type="dxa" w:w="2880"/>
+          </w:tcPr>
+          <w:p>
+            <w:r>
+              <w:rPr>
+                <w:b/>
+                <w:sz w:val="17"/>
+              </w:rPr>
+              <w:t>统计量</w:t>
+            </w:r>
+          </w:p>
+        </w:tc>
+        <w:tc>
+          <w:tcPr>
+            <w:tcW w:type="dxa" w:w="5760"/>
+          </w:tcPr>
+          <w:p>
+            <w:r>
+              <w:rPr>
+                <w:b/>
+                <w:sz w:val="17"/>
+              </w:rPr>
+              <w:t>值</w:t>
+            </w:r>
+          </w:p>
+        </w:tc>
+      </w:tr>
+      <w:tr>
+        <w:tc>
+          <w:tcPr>
+            <w:tcW w:type="dxa" w:w="2880"/>
+          </w:tcPr>
+          <w:p>
+            <w:pPr>
+              <w:jc w:val="center"/>
+            </w:pPr>
+            <w:r>
+              <w:rPr>
+                <w:sz w:val="17"/>
+              </w:rPr>
+              <w:t>配对流域数</w:t>
+            </w:r>
+          </w:p>
+        </w:tc>
+        <w:tc>
+          <w:tcPr>
+            <w:tcW w:type="dxa" w:w="5760"/>
+          </w:tcPr>
+          <w:p>
+            <w:pPr>
+              <w:jc w:val="center"/>
+            </w:pPr>
+            <w:r>
+              <w:rPr>
+                <w:sz w:val="17"/>
+              </w:rPr>
+              <w:t>8,709</w:t>
+            </w:r>
+          </w:p>
+        </w:tc>
+      </w:tr>
+      <w:tr>
+        <w:tc>
+          <w:tcPr>
+            <w:tcW w:type="dxa" w:w="2880"/>
+          </w:tcPr>
+          <w:p>
+            <w:pPr>
+              <w:jc w:val="center"/>
+            </w:pPr>
+            <w:r>
+              <w:rPr>
+                <w:sz w:val="17"/>
+              </w:rPr>
+              <w:t>中位 KGE 随机 → 分块</w:t>
+            </w:r>
+          </w:p>
+        </w:tc>
+        <w:tc>
+          <w:tcPr>
+            <w:tcW w:type="dxa" w:w="5760"/>
+          </w:tcPr>
+          <w:p>
+            <w:pPr>
+              <w:jc w:val="center"/>
+            </w:pPr>
+            <w:r>
+              <w:rPr>
+                <w:sz w:val="17"/>
+              </w:rPr>
+              <w:t>0.5396 → 0.4185</w:t>
+            </w:r>
+          </w:p>
+        </w:tc>
+      </w:tr>
+      <w:tr>
+        <w:tc>
+          <w:tcPr>
+            <w:tcW w:type="dxa" w:w="2880"/>
+          </w:tcPr>
+          <w:p>
+            <w:pPr>
+              <w:jc w:val="center"/>
+            </w:pPr>
+            <w:r>
+              <w:rPr>
+                <w:sz w:val="17"/>
+              </w:rPr>
+              <w:t>中位数之差</w:t>
+            </w:r>
+          </w:p>
+        </w:tc>
+        <w:tc>
+          <w:tcPr>
+            <w:tcW w:type="dxa" w:w="5760"/>
+          </w:tcPr>
+          <w:p>
+            <w:pPr>
+              <w:jc w:val="center"/>
+            </w:pPr>
+            <w:r>
+              <w:rPr>
+                <w:sz w:val="17"/>
+              </w:rPr>
+              <w:t>-0.1212</w:t>
+            </w:r>
+          </w:p>
+        </w:tc>
+      </w:tr>
+      <w:tr>
+        <w:tc>
+          <w:tcPr>
+            <w:tcW w:type="dxa" w:w="2880"/>
+          </w:tcPr>
+          <w:p>
+            <w:pPr>
+              <w:jc w:val="center"/>
+            </w:pPr>
+            <w:r>
+              <w:rPr>
+                <w:sz w:val="17"/>
+              </w:rPr>
+              <w:t>逐站配对中位跌幅</w:t>
+            </w:r>
+          </w:p>
+        </w:tc>
+        <w:tc>
+          <w:tcPr>
+            <w:tcW w:type="dxa" w:w="5760"/>
+          </w:tcPr>
+          <w:p>
+            <w:pPr>
+              <w:jc w:val="center"/>
+            </w:pPr>
+            <w:r>
+              <w:rPr>
+                <w:sz w:val="17"/>
+              </w:rPr>
+              <w:t>-0.0780（65.6% 的站变差，p=6.9e-224）</w:t>
+            </w:r>
+          </w:p>
+        </w:tc>
+      </w:tr>
+    </w:tbl>
+    <w:p/>
+    <w:p>
+      <w:r>
+        <w:rPr>
+          <w:i/>
+          <w:color w:val="595959"/>
+          <w:sz w:val="17"/>
+        </w:rPr>
+        <w:t>注：两者是不同估计量，本文其他处引用过中位数之差；配对值更严格，应作为头条数字。</w:t>
+      </w:r>
+    </w:p>
+    <w:p>
+      <w:r>
+        <w:rPr>
+          <w:b/>
+          <w:sz w:val="18"/>
+        </w:rPr>
+        <w:t>表 4-7　按来源机构分层的配对跌幅</w:t>
+      </w:r>
+    </w:p>
+    <w:tbl>
+      <w:tblPr>
+        <w:tblStyle w:val="LightGrid-Accent1"/>
+        <w:tblW w:type="auto" w:w="0"/>
+        <w:jc w:val="center"/>
+        <w:tblLook w:firstColumn="1" w:firstRow="1" w:lastColumn="0" w:lastRow="0" w:noHBand="0" w:noVBand="1" w:val="04A0"/>
+      </w:tblPr>
+      <w:tblGrid>
+        <w:gridCol w:w="1440"/>
+        <w:gridCol w:w="1440"/>
+        <w:gridCol w:w="1440"/>
+        <w:gridCol w:w="1440"/>
+        <w:gridCol w:w="1440"/>
+        <w:gridCol w:w="1440"/>
+      </w:tblGrid>
+      <w:tr>
+        <w:tc>
+          <w:tcPr>
+            <w:tcW w:type="dxa" w:w="2016"/>
+          </w:tcPr>
+          <w:p>
+            <w:r>
+              <w:rPr>
+                <w:b/>
+                <w:sz w:val="17"/>
+              </w:rPr>
+              <w:t>机构</w:t>
+            </w:r>
+          </w:p>
+        </w:tc>
+        <w:tc>
+          <w:tcPr>
+            <w:tcW w:type="dxa" w:w="1152"/>
+          </w:tcPr>
+          <w:p>
+            <w:r>
+              <w:rPr>
+                <w:b/>
+                <w:sz w:val="17"/>
+              </w:rPr>
+              <w:t>站数</w:t>
+            </w:r>
+          </w:p>
+        </w:tc>
+        <w:tc>
+          <w:tcPr>
+            <w:tcW w:type="dxa" w:w="1296"/>
+          </w:tcPr>
+          <w:p>
+            <w:r>
+              <w:rPr>
+                <w:b/>
+                <w:sz w:val="17"/>
+              </w:rPr>
+              <w:t>随机</w:t>
+            </w:r>
+          </w:p>
+        </w:tc>
+        <w:tc>
+          <w:tcPr>
+            <w:tcW w:type="dxa" w:w="1296"/>
+          </w:tcPr>
+          <w:p>
+            <w:r>
+              <w:rPr>
+                <w:b/>
+                <w:sz w:val="17"/>
+              </w:rPr>
+              <w:t>分块</w:t>
+            </w:r>
+          </w:p>
+        </w:tc>
+        <w:tc>
+          <w:tcPr>
+            <w:tcW w:type="dxa" w:w="1440"/>
+          </w:tcPr>
+          <w:p>
+            <w:r>
+              <w:rPr>
+                <w:b/>
+                <w:sz w:val="17"/>
+              </w:rPr>
+              <w:t>配对跌幅</w:t>
+            </w:r>
+          </w:p>
+        </w:tc>
+        <w:tc>
+          <w:tcPr>
+            <w:tcW w:type="dxa" w:w="1440"/>
+          </w:tcPr>
+          <w:p>
+            <w:r>
+              <w:rPr>
+                <w:b/>
+                <w:sz w:val="17"/>
+              </w:rPr>
+              <w:t>变差占比</w:t>
+            </w:r>
+          </w:p>
+        </w:tc>
+      </w:tr>
+      <w:tr>
+        <w:tc>
+          <w:tcPr>
+            <w:tcW w:type="dxa" w:w="2016"/>
+          </w:tcPr>
+          <w:p>
+            <w:pPr>
+              <w:jc w:val="center"/>
+            </w:pPr>
+            <w:r>
+              <w:rPr>
+                <w:sz w:val="17"/>
+              </w:rPr>
+              <w:t>BOMAustralia</w:t>
+            </w:r>
+          </w:p>
+        </w:tc>
+        <w:tc>
+          <w:tcPr>
+            <w:tcW w:type="dxa" w:w="1152"/>
+          </w:tcPr>
+          <w:p>
+            <w:pPr>
+              <w:jc w:val="center"/>
+            </w:pPr>
+            <w:r>
+              <w:rPr>
+                <w:sz w:val="17"/>
+              </w:rPr>
+              <w:t>1,607</w:t>
+            </w:r>
+          </w:p>
+        </w:tc>
+        <w:tc>
+          <w:tcPr>
+            <w:tcW w:type="dxa" w:w="1296"/>
+          </w:tcPr>
+          <w:p>
+            <w:pPr>
+              <w:jc w:val="center"/>
+            </w:pPr>
+            <w:r>
+              <w:rPr>
+                <w:sz w:val="17"/>
+              </w:rPr>
+              <w:t>0.2281</w:t>
+            </w:r>
+          </w:p>
+        </w:tc>
+        <w:tc>
+          <w:tcPr>
+            <w:tcW w:type="dxa" w:w="1296"/>
+          </w:tcPr>
+          <w:p>
+            <w:pPr>
+              <w:jc w:val="center"/>
+            </w:pPr>
+            <w:r>
+              <w:rPr>
+                <w:sz w:val="17"/>
+              </w:rPr>
+              <w:t>0.1024</w:t>
+            </w:r>
+          </w:p>
+        </w:tc>
+        <w:tc>
+          <w:tcPr>
+            <w:tcW w:type="dxa" w:w="1440"/>
+          </w:tcPr>
+          <w:p>
+            <w:pPr>
+              <w:jc w:val="center"/>
+            </w:pPr>
+            <w:r>
+              <w:rPr>
+                <w:sz w:val="17"/>
+              </w:rPr>
+              <w:t>-0.0746</w:t>
+            </w:r>
+          </w:p>
+        </w:tc>
+        <w:tc>
+          <w:tcPr>
+            <w:tcW w:type="dxa" w:w="1440"/>
+          </w:tcPr>
+          <w:p>
+            <w:pPr>
+              <w:jc w:val="center"/>
+            </w:pPr>
+            <w:r>
+              <w:rPr>
+                <w:sz w:val="17"/>
+              </w:rPr>
+              <w:t>58.8%</w:t>
+            </w:r>
+          </w:p>
+        </w:tc>
+      </w:tr>
+      <w:tr>
+        <w:tc>
+          <w:tcPr>
+            <w:tcW w:type="dxa" w:w="2016"/>
+          </w:tcPr>
+          <w:p>
+            <w:pPr>
+              <w:jc w:val="center"/>
+            </w:pPr>
+            <w:r>
+              <w:rPr>
+                <w:sz w:val="17"/>
+              </w:rPr>
+              <w:t>CAMELSH</w:t>
+            </w:r>
+          </w:p>
+        </w:tc>
+        <w:tc>
+          <w:tcPr>
+            <w:tcW w:type="dxa" w:w="1152"/>
+          </w:tcPr>
+          <w:p>
+            <w:pPr>
+              <w:jc w:val="center"/>
+            </w:pPr>
+            <w:r>
+              <w:rPr>
+                <w:sz w:val="17"/>
+              </w:rPr>
+              <w:t>5,047</w:t>
+            </w:r>
+          </w:p>
+        </w:tc>
+        <w:tc>
+          <w:tcPr>
+            <w:tcW w:type="dxa" w:w="1296"/>
+          </w:tcPr>
+          <w:p>
+            <w:pPr>
+              <w:jc w:val="center"/>
+            </w:pPr>
+            <w:r>
+              <w:rPr>
+                <w:sz w:val="17"/>
+              </w:rPr>
+              <w:t>0.5856</w:t>
+            </w:r>
+          </w:p>
+        </w:tc>
+        <w:tc>
+          <w:tcPr>
+            <w:tcW w:type="dxa" w:w="1296"/>
+          </w:tcPr>
+          <w:p>
+            <w:pPr>
+              <w:jc w:val="center"/>
+            </w:pPr>
+            <w:r>
+              <w:rPr>
+                <w:sz w:val="17"/>
+              </w:rPr>
+              <w:t>0.4794</w:t>
+            </w:r>
+          </w:p>
+        </w:tc>
+        <w:tc>
+          <w:tcPr>
+            <w:tcW w:type="dxa" w:w="1440"/>
+          </w:tcPr>
+          <w:p>
+            <w:pPr>
+              <w:jc w:val="center"/>
+            </w:pPr>
+            <w:r>
+              <w:rPr>
+                <w:sz w:val="17"/>
+              </w:rPr>
+              <w:t>-0.0664</w:t>
+            </w:r>
+          </w:p>
+        </w:tc>
+        <w:tc>
+          <w:tcPr>
+            <w:tcW w:type="dxa" w:w="1440"/>
+          </w:tcPr>
+          <w:p>
+            <w:pPr>
+              <w:jc w:val="center"/>
+            </w:pPr>
+            <w:r>
+              <w:rPr>
+                <w:sz w:val="17"/>
+              </w:rPr>
+              <w:t>66.4%</w:t>
+            </w:r>
+          </w:p>
+        </w:tc>
+      </w:tr>
+      <w:tr>
+        <w:tc>
+          <w:tcPr>
+            <w:tcW w:type="dxa" w:w="2016"/>
+          </w:tcPr>
+          <w:p>
+            <w:pPr>
+              <w:jc w:val="center"/>
+            </w:pPr>
+            <w:r>
+              <w:rPr>
+                <w:sz w:val="17"/>
+              </w:rPr>
+              <w:t>Germany</w:t>
+            </w:r>
+          </w:p>
+        </w:tc>
+        <w:tc>
+          <w:tcPr>
+            <w:tcW w:type="dxa" w:w="1152"/>
+          </w:tcPr>
+          <w:p>
+            <w:pPr>
+              <w:jc w:val="center"/>
+            </w:pPr>
+            <w:r>
+              <w:rPr>
+                <w:sz w:val="17"/>
+              </w:rPr>
+              <w:t>458</w:t>
+            </w:r>
+          </w:p>
+        </w:tc>
+        <w:tc>
+          <w:tcPr>
+            <w:tcW w:type="dxa" w:w="1296"/>
+          </w:tcPr>
+          <w:p>
+            <w:pPr>
+              <w:jc w:val="center"/>
+            </w:pPr>
+            <w:r>
+              <w:rPr>
+                <w:sz w:val="17"/>
+              </w:rPr>
+              <w:t>0.6146</w:t>
+            </w:r>
+          </w:p>
+        </w:tc>
+        <w:tc>
+          <w:tcPr>
+            <w:tcW w:type="dxa" w:w="1296"/>
+          </w:tcPr>
+          <w:p>
+            <w:pPr>
+              <w:jc w:val="center"/>
+            </w:pPr>
+            <w:r>
+              <w:rPr>
+                <w:sz w:val="17"/>
+              </w:rPr>
+              <w:t>0.5077</w:t>
+            </w:r>
+          </w:p>
+        </w:tc>
+        <w:tc>
+          <w:tcPr>
+            <w:tcW w:type="dxa" w:w="1440"/>
+          </w:tcPr>
+          <w:p>
+            <w:pPr>
+              <w:jc w:val="center"/>
+            </w:pPr>
+            <w:r>
+              <w:rPr>
+                <w:sz w:val="17"/>
+              </w:rPr>
+              <w:t>-0.0627</w:t>
+            </w:r>
+          </w:p>
+        </w:tc>
+        <w:tc>
+          <w:tcPr>
+            <w:tcW w:type="dxa" w:w="1440"/>
+          </w:tcPr>
+          <w:p>
+            <w:pPr>
+              <w:jc w:val="center"/>
+            </w:pPr>
+            <w:r>
+              <w:rPr>
+                <w:sz w:val="17"/>
+              </w:rPr>
+              <w:t>61.4%</w:t>
+            </w:r>
+          </w:p>
+        </w:tc>
+      </w:tr>
+      <w:tr>
+        <w:tc>
+          <w:tcPr>
+            <w:tcW w:type="dxa" w:w="2016"/>
+          </w:tcPr>
+          <w:p>
+            <w:pPr>
+              <w:jc w:val="center"/>
+            </w:pPr>
+            <w:r>
+              <w:rPr>
+                <w:sz w:val="17"/>
+              </w:rPr>
+              <w:t>Japan</w:t>
+            </w:r>
+          </w:p>
+        </w:tc>
+        <w:tc>
+          <w:tcPr>
+            <w:tcW w:type="dxa" w:w="1152"/>
+          </w:tcPr>
+          <w:p>
+            <w:pPr>
+              <w:jc w:val="center"/>
+            </w:pPr>
+            <w:r>
+              <w:rPr>
+                <w:sz w:val="17"/>
+              </w:rPr>
+              <w:t>690</w:t>
+            </w:r>
+          </w:p>
+        </w:tc>
+        <w:tc>
+          <w:tcPr>
+            <w:tcW w:type="dxa" w:w="1296"/>
+          </w:tcPr>
+          <w:p>
+            <w:pPr>
+              <w:jc w:val="center"/>
+            </w:pPr>
+            <w:r>
+              <w:rPr>
+                <w:sz w:val="17"/>
+              </w:rPr>
+              <w:t>0.5697</w:t>
+            </w:r>
+          </w:p>
+        </w:tc>
+        <w:tc>
+          <w:tcPr>
+            <w:tcW w:type="dxa" w:w="1296"/>
+          </w:tcPr>
+          <w:p>
+            <w:pPr>
+              <w:jc w:val="center"/>
+            </w:pPr>
+            <w:r>
+              <w:rPr>
+                <w:sz w:val="17"/>
+              </w:rPr>
+              <w:t>0.4017</w:t>
+            </w:r>
+          </w:p>
+        </w:tc>
+        <w:tc>
+          <w:tcPr>
+            <w:tcW w:type="dxa" w:w="1440"/>
+          </w:tcPr>
+          <w:p>
+            <w:pPr>
+              <w:jc w:val="center"/>
+            </w:pPr>
+            <w:r>
+              <w:rPr>
+                <w:sz w:val="17"/>
+              </w:rPr>
+              <w:t>-0.1205</w:t>
+            </w:r>
+          </w:p>
+        </w:tc>
+        <w:tc>
+          <w:tcPr>
+            <w:tcW w:type="dxa" w:w="1440"/>
+          </w:tcPr>
+          <w:p>
+            <w:pPr>
+              <w:jc w:val="center"/>
+            </w:pPr>
+            <w:r>
+              <w:rPr>
+                <w:sz w:val="17"/>
+              </w:rPr>
+              <w:t>73.8%</w:t>
+            </w:r>
+          </w:p>
+        </w:tc>
+      </w:tr>
+      <w:tr>
+        <w:tc>
+          <w:tcPr>
+            <w:tcW w:type="dxa" w:w="2016"/>
+          </w:tcPr>
+          <w:p>
+            <w:pPr>
+              <w:jc w:val="center"/>
+            </w:pPr>
+            <w:r>
+              <w:rPr>
+                <w:sz w:val="17"/>
+              </w:rPr>
+              <w:t>LamaHCE</w:t>
+            </w:r>
+          </w:p>
+        </w:tc>
+        <w:tc>
+          <w:tcPr>
+            <w:tcW w:type="dxa" w:w="1152"/>
+          </w:tcPr>
+          <w:p>
+            <w:pPr>
+              <w:jc w:val="center"/>
+            </w:pPr>
+            <w:r>
+              <w:rPr>
+                <w:sz w:val="17"/>
+              </w:rPr>
+              <w:t>834</w:t>
+            </w:r>
+          </w:p>
+        </w:tc>
+        <w:tc>
+          <w:tcPr>
+            <w:tcW w:type="dxa" w:w="1296"/>
+          </w:tcPr>
+          <w:p>
+            <w:pPr>
+              <w:jc w:val="center"/>
+            </w:pPr>
+            <w:r>
+              <w:rPr>
+                <w:sz w:val="17"/>
+              </w:rPr>
+              <w:t>0.5922</w:t>
+            </w:r>
+          </w:p>
+        </w:tc>
+        <w:tc>
+          <w:tcPr>
+            <w:tcW w:type="dxa" w:w="1296"/>
+          </w:tcPr>
+          <w:p>
+            <w:pPr>
+              <w:jc w:val="center"/>
+            </w:pPr>
+            <w:r>
+              <w:rPr>
+                <w:sz w:val="17"/>
+              </w:rPr>
+              <w:t>0.4504</w:t>
+            </w:r>
+          </w:p>
+        </w:tc>
+        <w:tc>
+          <w:tcPr>
+            <w:tcW w:type="dxa" w:w="1440"/>
+          </w:tcPr>
+          <w:p>
+            <w:pPr>
+              <w:jc w:val="center"/>
+            </w:pPr>
+            <w:r>
+              <w:rPr>
+                <w:sz w:val="17"/>
+              </w:rPr>
+              <w:t>-0.1337</w:t>
+            </w:r>
+          </w:p>
+        </w:tc>
+        <w:tc>
+          <w:tcPr>
+            <w:tcW w:type="dxa" w:w="1440"/>
+          </w:tcPr>
+          <w:p>
+            <w:pPr>
+              <w:jc w:val="center"/>
+            </w:pPr>
+            <w:r>
+              <w:rPr>
+                <w:sz w:val="17"/>
+              </w:rPr>
+              <w:t>69.1%</w:t>
+            </w:r>
+          </w:p>
+        </w:tc>
+      </w:tr>
+      <w:tr>
+        <w:tc>
+          <w:tcPr>
+            <w:tcW w:type="dxa" w:w="2016"/>
+          </w:tcPr>
+          <w:p>
+            <w:pPr>
+              <w:jc w:val="center"/>
+            </w:pPr>
+            <w:r>
+              <w:rPr>
+                <w:sz w:val="17"/>
+              </w:rPr>
+              <w:t>LamaHIce</w:t>
+            </w:r>
+          </w:p>
+        </w:tc>
+        <w:tc>
+          <w:tcPr>
+            <w:tcW w:type="dxa" w:w="1152"/>
+          </w:tcPr>
+          <w:p>
+            <w:pPr>
+              <w:jc w:val="center"/>
+            </w:pPr>
+            <w:r>
+              <w:rPr>
+                <w:sz w:val="17"/>
+              </w:rPr>
+              <w:t>73</w:t>
+            </w:r>
+          </w:p>
+        </w:tc>
+        <w:tc>
+          <w:tcPr>
+            <w:tcW w:type="dxa" w:w="1296"/>
+          </w:tcPr>
+          <w:p>
+            <w:pPr>
+              <w:jc w:val="center"/>
+            </w:pPr>
+            <w:r>
+              <w:rPr>
+                <w:sz w:val="17"/>
+              </w:rPr>
+              <w:t>0.3039</w:t>
+            </w:r>
+          </w:p>
+        </w:tc>
+        <w:tc>
+          <w:tcPr>
+            <w:tcW w:type="dxa" w:w="1296"/>
+          </w:tcPr>
+          <w:p>
+            <w:pPr>
+              <w:jc w:val="center"/>
+            </w:pPr>
+            <w:r>
+              <w:rPr>
+                <w:sz w:val="17"/>
+              </w:rPr>
+              <w:t>0.1018</w:t>
+            </w:r>
+          </w:p>
+        </w:tc>
+        <w:tc>
+          <w:tcPr>
+            <w:tcW w:type="dxa" w:w="1440"/>
+          </w:tcPr>
+          <w:p>
+            <w:pPr>
+              <w:jc w:val="center"/>
+            </w:pPr>
+            <w:r>
+              <w:rPr>
+                <w:sz w:val="17"/>
+              </w:rPr>
+              <w:t>-0.2457</w:t>
+            </w:r>
+          </w:p>
+        </w:tc>
+        <w:tc>
+          <w:tcPr>
+            <w:tcW w:type="dxa" w:w="1440"/>
+          </w:tcPr>
+          <w:p>
+            <w:pPr>
+              <w:jc w:val="center"/>
+            </w:pPr>
+            <w:r>
+              <w:rPr>
+                <w:sz w:val="17"/>
+              </w:rPr>
+              <w:t>69.9%</w:t>
+            </w:r>
+          </w:p>
+        </w:tc>
+      </w:tr>
+    </w:tbl>
+    <w:p/>
+    <w:p>
+      <w:r>
+        <w:rPr>
+          <w:b/>
+        </w:rPr>
+        <w:t>六家机构无一例外全部下降——这是构成假象无法产生的结果，因此“折构成变化”这一替代解释被排除。</w:t>
+      </w:r>
+    </w:p>
+    <w:p>
+      <w:r>
+        <w:t>跨机构的跌幅差异本身也是一项发现：对空间邻近的依赖程度与台网密度成反比。美国贡献 5,767 个站，分块后源域中仍有大量可比流域，跌幅最小（−0.066）；冰岛只有 73 个站且地理孤立，整块移除后源域中几乎没有相似流域，跌幅达 −0.246，接近四倍。台网稀疏处随机划分的乐观偏差最严重——而那恰恰是本方法最想服务的地区。</w:t>
+      </w:r>
+    </w:p>
+    <w:p>
+      <w:pPr>
         <w:pStyle w:val="Heading1"/>
       </w:pPr>
       <w:r>
@@ -6803,7 +7727,119 @@
         <w:pStyle w:val="Heading1"/>
       </w:pPr>
       <w:r>
-        <w:t>6. 已知局限与未完成项</w:t>
+        <w:t>6. 已知局限与应对</w:t>
+      </w:r>
+    </w:p>
+    <w:p>
+      <w:r>
+        <w:t>以下四条是本工作已识别、且预计会被审稿人首先质疑的问题。逐条给出现状、已做的量化，以及是否需要补充实验。</w:t>
+      </w:r>
+    </w:p>
+    <w:p>
+      <w:pPr>
+        <w:pStyle w:val="Heading2"/>
+      </w:pPr>
+      <w:r>
+        <w:t>6.1 时间划分为两段而非三段</w:t>
+      </w:r>
+    </w:p>
+    <w:p>
+      <w:r>
+        <w:t>现状：每站按自身记录时序 70%/30% 切分，报告的是验证期内与早停集不相交的留出样本，而非时间上独立的测试期。PLAN 原定三段（train 2000–2012 / val 2013–2015 / test 2016–2020），实际未采用，原因是预备批次本身即按 0.7/0.3 切分，run B 沿用同一划分以保证两条数据路径可比。</w:t>
+      </w:r>
+    </w:p>
+    <w:p>
+      <w:r>
+        <w:t>已量化的影响：跨折统计，最优 epoch 相对末轮的增益仅 +0.0063（随机划分）与 +0.0036（分块划分），后十轮极差 0.014–0.017。即使早停完全“看穿”验证期，可得收益上限约 0.006 KGE，比本文所报效应（0.078 / 0.064 / 0.165）低一到两个数量级。</w:t>
+      </w:r>
+    </w:p>
+    <w:p>
+      <w:r>
+        <w:t>分数字看：目标域 M0、M1 及其差不受影响——迁移阶段的早停只使用目标域训练期留出集上的日聚合 KGE，目标域验证期从未参与选择；受影响的是源域 STEP 3 数字，其选择与报告使用同站同期。应对：如实表述为“验证期留出样本”，不称 test；源域退化数字标注偏乐观。补充实验非必要，若审稿人坚持，只需对最终配置重做一次三段划分。</w:t>
+      </w:r>
+    </w:p>
+    <w:p>
+      <w:pPr>
+        <w:pStyle w:val="Heading2"/>
+      </w:pPr>
+      <w:r>
+        <w:t>6.2 空间分块的折构成不均衡</w:t>
+      </w:r>
+    </w:p>
+    <w:p>
+      <w:r>
+        <w:t>现状：空间分块必然使折构成不均衡（30 个机构×折组合中 6 个为空，美国站占比在折间从 40% 到 73%）。去掉近邻必然去掉该区域，这是方法的固有代价，无法通过调整块数消除（块数从 60 增到 240 时，隔离度从 140 km 降到 64 km，而构成均衡度只是相应改善）。</w:t>
+      </w:r>
+    </w:p>
+    <w:p>
+      <w:r>
+        <w:rPr>
+          <w:b/>
+        </w:rPr>
+        <w:t>应对：已通过逐站配对排除（见 §4.6）。</w:t>
+      </w:r>
+      <w:r>
+        <w:t>同一批 8,709 个流域在两套划分中各当过一次目标站，配对比较使构成差异从构造上被固定；六家机构内部无一例外全部下降。因此该混淆已被排除，无需补充实验。</w:t>
+      </w:r>
+    </w:p>
+    <w:p>
+      <w:pPr>
+        <w:pStyle w:val="Heading2"/>
+      </w:pPr>
+      <w:r>
+        <w:t>6.3 KGE 改善而绝对误差略微变差</w:t>
+      </w:r>
+    </w:p>
+    <w:p>
+      <w:r>
+        <w:t>现状：站级配对检验显示，BH-FDR 校正后 91.6% 的站变化显著，但方向分裂——以绝对误差衡量，变差的站（49.7%）多于改善的站（41.9%），全站中位误差变化 −0.00019 mm/h。KGE 变好的站占 54.6%，误差变小的站仅 46.5%，两者同向的站仅 67.5%。</w:t>
+      </w:r>
+    </w:p>
+    <w:p>
+      <w:r>
+        <w:t>这不是缺陷而是指标选择的必然后果：提高 α（预测方差比）会改善 KGE，而绝对误差在预测更靠近条件中位数时最小，两者要求相反。日聚合监督使水文过程线更接近观测的水量（1.01 倍）、方差比与日内形状，但不提升逐点精度。</w:t>
+      </w:r>
+    </w:p>
+    <w:p>
+      <w:r>
+        <w:rPr>
+          <w:b/>
+        </w:rPr>
+        <w:t>应对：主结论一律表述为“标定改善”而非“精度改善”，并同时报告两个指标。主动交代优于被发现，且这一区分本身对读者有价值。</w:t>
+      </w:r>
+    </w:p>
+    <w:p>
+      <w:pPr>
+        <w:pStyle w:val="Heading2"/>
+      </w:pPr>
+      <w:r>
+        <w:t>6.4 非洲实验所用协议不是最强形态</w:t>
+      </w:r>
+    </w:p>
+    <w:p>
+      <w:r>
+        <w:t>现状：本文的非洲评估是把在温带目标站上微调过的模型套用到非洲流域。而非洲这 294 个流域“有日观测、无小时观测”，恰恰就是 Phase I 前提的自然发生形态，因此更强的实验是直接在非洲日观测上微调、再在非洲留出期评估。</w:t>
+      </w:r>
+    </w:p>
+    <w:p>
+      <w:r>
+        <w:t>这是方法学上的弱点而非数据限制——非洲日观测已经具备（282/294 个流域在强迫覆盖期内有超过 365 天观测，中位 3,926 天）。未做的原因是迁移流程尚需支持把非洲流域作为目标域。</w:t>
+      </w:r>
+    </w:p>
+    <w:p>
+      <w:r>
+        <w:rPr>
+          <w:b/>
+        </w:rPr>
+        <w:t>应对：建议补做。代价为一次迁移训练（约 1 小时，复用已有预训练权重），不需重新预训练。在补做之前，现有非洲结果应表述为“温带微调模型的跨大洲外推”，而非“Phase I 方法在非洲的验证”。</w:t>
+      </w:r>
+    </w:p>
+    <w:p>
+      <w:pPr>
+        <w:pStyle w:val="Heading1"/>
+      </w:pPr>
+      <w:r>
+        <w:t>7. 其它未完成项</w:t>
       </w:r>
     </w:p>
     <w:p>

--- a/reports/PhaseI_report.docx
+++ b/reports/PhaseI_report.docx
@@ -3489,6 +3489,869 @@
           <w:sz w:val="17"/>
         </w:rPr>
         <w:t>强迫数据处理：ERA5-Land 的 potential_evaporation 与训练所用 Penman PET 不是同一个量，在这 294 个流域上前者是后者的 2.29 倍（3978 vs 1737 mm/yr），标准化后落在 z = +2.54、30.8% 的小时超过 z = 3。因此保留 ERA5-Land 的日内形状、量级取自训练产品，重标定后 z = +0.73，与气温的 +0.68 同量级。</w:t>
+      </w:r>
+    </w:p>
+    <w:p>
+      <w:pPr>
+        <w:pStyle w:val="Heading2"/>
+      </w:pPr>
+      <w:r>
+        <w:t>3.5 非洲原位验证：在非洲自己的日观测上微调</w:t>
+      </w:r>
+    </w:p>
+    <w:p>
+      <w:r>
+        <w:t>上述非洲结果是把在温带目标站上微调过的模型套用到非洲，检验的是外推能力而非方法本身。非洲这 294 个流域“有日观测、无小时观测”，恰恰就是 Phase I 前提在真实世界的形态，因此正确的做法是把协议直接搬过去：在全球源域预训练，用非洲训练期的日观测微调，在非洲留出期评估日尺度技巧。每个流域按自身记录时序 70/30 切分，与全球实验一致。</w:t>
+      </w:r>
+    </w:p>
+    <w:p>
+      <w:r>
+        <w:rPr>
+          <w:b/>
+          <w:sz w:val="18"/>
+        </w:rPr>
+        <w:t>表 3-2　非洲原位微调，五折（每折约 282 个流域）</w:t>
+      </w:r>
+    </w:p>
+    <w:tbl>
+      <w:tblPr>
+        <w:tblStyle w:val="LightGrid-Accent1"/>
+        <w:tblW w:type="auto" w:w="0"/>
+        <w:jc w:val="center"/>
+        <w:tblLook w:firstColumn="1" w:firstRow="1" w:lastColumn="0" w:lastRow="0" w:noHBand="0" w:noVBand="1" w:val="04A0"/>
+      </w:tblPr>
+      <w:tblGrid>
+        <w:gridCol w:w="1234"/>
+        <w:gridCol w:w="1234"/>
+        <w:gridCol w:w="1234"/>
+        <w:gridCol w:w="1234"/>
+        <w:gridCol w:w="1234"/>
+        <w:gridCol w:w="1234"/>
+        <w:gridCol w:w="1234"/>
+      </w:tblGrid>
+      <w:tr>
+        <w:tc>
+          <w:tcPr>
+            <w:tcW w:type="dxa" w:w="864"/>
+          </w:tcPr>
+          <w:p>
+            <w:r>
+              <w:rPr>
+                <w:b/>
+                <w:sz w:val="17"/>
+              </w:rPr>
+              <w:t>fold</w:t>
+            </w:r>
+          </w:p>
+        </w:tc>
+        <w:tc>
+          <w:tcPr>
+            <w:tcW w:type="dxa" w:w="1152"/>
+          </w:tcPr>
+          <w:p>
+            <w:r>
+              <w:rPr>
+                <w:b/>
+                <w:sz w:val="17"/>
+              </w:rPr>
+              <w:t>M0</w:t>
+            </w:r>
+          </w:p>
+        </w:tc>
+        <w:tc>
+          <w:tcPr>
+            <w:tcW w:type="dxa" w:w="1152"/>
+          </w:tcPr>
+          <w:p>
+            <w:r>
+              <w:rPr>
+                <w:b/>
+                <w:sz w:val="17"/>
+              </w:rPr>
+              <w:t>M1</w:t>
+            </w:r>
+          </w:p>
+        </w:tc>
+        <w:tc>
+          <w:tcPr>
+            <w:tcW w:type="dxa" w:w="1440"/>
+          </w:tcPr>
+          <w:p>
+            <w:r>
+              <w:rPr>
+                <w:b/>
+                <w:sz w:val="17"/>
+              </w:rPr>
+              <w:t>配对 ΔKGE</w:t>
+            </w:r>
+          </w:p>
+        </w:tc>
+        <w:tc>
+          <w:tcPr>
+            <w:tcW w:type="dxa" w:w="1296"/>
+          </w:tcPr>
+          <w:p>
+            <w:r>
+              <w:rPr>
+                <w:b/>
+                <w:sz w:val="17"/>
+              </w:rPr>
+              <w:t>改善占比</w:t>
+            </w:r>
+          </w:p>
+        </w:tc>
+        <w:tc>
+          <w:tcPr>
+            <w:tcW w:type="dxa" w:w="1584"/>
+          </w:tcPr>
+          <w:p>
+            <w:r>
+              <w:rPr>
+                <w:b/>
+                <w:sz w:val="17"/>
+              </w:rPr>
+              <w:t>α</w:t>
+            </w:r>
+          </w:p>
+        </w:tc>
+        <w:tc>
+          <w:tcPr>
+            <w:tcW w:type="dxa" w:w="1584"/>
+          </w:tcPr>
+          <w:p>
+            <w:r>
+              <w:rPr>
+                <w:b/>
+                <w:sz w:val="17"/>
+              </w:rPr>
+              <w:t>r</w:t>
+            </w:r>
+          </w:p>
+        </w:tc>
+      </w:tr>
+      <w:tr>
+        <w:tc>
+          <w:tcPr>
+            <w:tcW w:type="dxa" w:w="864"/>
+          </w:tcPr>
+          <w:p>
+            <w:pPr>
+              <w:jc w:val="center"/>
+            </w:pPr>
+            <w:r>
+              <w:rPr>
+                <w:sz w:val="17"/>
+              </w:rPr>
+              <w:t>0</w:t>
+            </w:r>
+          </w:p>
+        </w:tc>
+        <w:tc>
+          <w:tcPr>
+            <w:tcW w:type="dxa" w:w="1152"/>
+          </w:tcPr>
+          <w:p>
+            <w:pPr>
+              <w:jc w:val="center"/>
+            </w:pPr>
+            <w:r>
+              <w:rPr>
+                <w:sz w:val="17"/>
+              </w:rPr>
+              <w:t>-0.1308</w:t>
+            </w:r>
+          </w:p>
+        </w:tc>
+        <w:tc>
+          <w:tcPr>
+            <w:tcW w:type="dxa" w:w="1152"/>
+          </w:tcPr>
+          <w:p>
+            <w:pPr>
+              <w:jc w:val="center"/>
+            </w:pPr>
+            <w:r>
+              <w:rPr>
+                <w:sz w:val="17"/>
+              </w:rPr>
+              <w:t>0.4784</w:t>
+            </w:r>
+          </w:p>
+        </w:tc>
+        <w:tc>
+          <w:tcPr>
+            <w:tcW w:type="dxa" w:w="1440"/>
+          </w:tcPr>
+          <w:p>
+            <w:pPr>
+              <w:jc w:val="center"/>
+            </w:pPr>
+            <w:r>
+              <w:rPr>
+                <w:sz w:val="17"/>
+              </w:rPr>
+              <w:t>+0.6376</w:t>
+            </w:r>
+          </w:p>
+        </w:tc>
+        <w:tc>
+          <w:tcPr>
+            <w:tcW w:type="dxa" w:w="1296"/>
+          </w:tcPr>
+          <w:p>
+            <w:pPr>
+              <w:jc w:val="center"/>
+            </w:pPr>
+            <w:r>
+              <w:rPr>
+                <w:sz w:val="17"/>
+              </w:rPr>
+              <w:t>97.2%</w:t>
+            </w:r>
+          </w:p>
+        </w:tc>
+        <w:tc>
+          <w:tcPr>
+            <w:tcW w:type="dxa" w:w="1584"/>
+          </w:tcPr>
+          <w:p>
+            <w:pPr>
+              <w:jc w:val="center"/>
+            </w:pPr>
+            <w:r>
+              <w:rPr>
+                <w:sz w:val="17"/>
+              </w:rPr>
+              <w:t>0.159→0.793</w:t>
+            </w:r>
+          </w:p>
+        </w:tc>
+        <w:tc>
+          <w:tcPr>
+            <w:tcW w:type="dxa" w:w="1584"/>
+          </w:tcPr>
+          <w:p>
+            <w:pPr>
+              <w:jc w:val="center"/>
+            </w:pPr>
+            <w:r>
+              <w:rPr>
+                <w:sz w:val="17"/>
+              </w:rPr>
+              <w:t>0.612→0.779</w:t>
+            </w:r>
+          </w:p>
+        </w:tc>
+      </w:tr>
+      <w:tr>
+        <w:tc>
+          <w:tcPr>
+            <w:tcW w:type="dxa" w:w="864"/>
+          </w:tcPr>
+          <w:p>
+            <w:pPr>
+              <w:jc w:val="center"/>
+            </w:pPr>
+            <w:r>
+              <w:rPr>
+                <w:sz w:val="17"/>
+              </w:rPr>
+              <w:t>1</w:t>
+            </w:r>
+          </w:p>
+        </w:tc>
+        <w:tc>
+          <w:tcPr>
+            <w:tcW w:type="dxa" w:w="1152"/>
+          </w:tcPr>
+          <w:p>
+            <w:pPr>
+              <w:jc w:val="center"/>
+            </w:pPr>
+            <w:r>
+              <w:rPr>
+                <w:sz w:val="17"/>
+              </w:rPr>
+              <w:t>-0.1566</w:t>
+            </w:r>
+          </w:p>
+        </w:tc>
+        <w:tc>
+          <w:tcPr>
+            <w:tcW w:type="dxa" w:w="1152"/>
+          </w:tcPr>
+          <w:p>
+            <w:pPr>
+              <w:jc w:val="center"/>
+            </w:pPr>
+            <w:r>
+              <w:rPr>
+                <w:sz w:val="17"/>
+              </w:rPr>
+              <w:t>0.5061</w:t>
+            </w:r>
+          </w:p>
+        </w:tc>
+        <w:tc>
+          <w:tcPr>
+            <w:tcW w:type="dxa" w:w="1440"/>
+          </w:tcPr>
+          <w:p>
+            <w:pPr>
+              <w:jc w:val="center"/>
+            </w:pPr>
+            <w:r>
+              <w:rPr>
+                <w:sz w:val="17"/>
+              </w:rPr>
+              <w:t>+0.6061</w:t>
+            </w:r>
+          </w:p>
+        </w:tc>
+        <w:tc>
+          <w:tcPr>
+            <w:tcW w:type="dxa" w:w="1296"/>
+          </w:tcPr>
+          <w:p>
+            <w:pPr>
+              <w:jc w:val="center"/>
+            </w:pPr>
+            <w:r>
+              <w:rPr>
+                <w:sz w:val="17"/>
+              </w:rPr>
+              <w:t>91.1%</w:t>
+            </w:r>
+          </w:p>
+        </w:tc>
+        <w:tc>
+          <w:tcPr>
+            <w:tcW w:type="dxa" w:w="1584"/>
+          </w:tcPr>
+          <w:p>
+            <w:pPr>
+              <w:jc w:val="center"/>
+            </w:pPr>
+            <w:r>
+              <w:rPr>
+                <w:sz w:val="17"/>
+              </w:rPr>
+              <w:t>0.156→0.783</w:t>
+            </w:r>
+          </w:p>
+        </w:tc>
+        <w:tc>
+          <w:tcPr>
+            <w:tcW w:type="dxa" w:w="1584"/>
+          </w:tcPr>
+          <w:p>
+            <w:pPr>
+              <w:jc w:val="center"/>
+            </w:pPr>
+            <w:r>
+              <w:rPr>
+                <w:sz w:val="17"/>
+              </w:rPr>
+              <w:t>0.579→0.778</w:t>
+            </w:r>
+          </w:p>
+        </w:tc>
+      </w:tr>
+      <w:tr>
+        <w:tc>
+          <w:tcPr>
+            <w:tcW w:type="dxa" w:w="864"/>
+          </w:tcPr>
+          <w:p>
+            <w:pPr>
+              <w:jc w:val="center"/>
+            </w:pPr>
+            <w:r>
+              <w:rPr>
+                <w:sz w:val="17"/>
+              </w:rPr>
+              <w:t>2</w:t>
+            </w:r>
+          </w:p>
+        </w:tc>
+        <w:tc>
+          <w:tcPr>
+            <w:tcW w:type="dxa" w:w="1152"/>
+          </w:tcPr>
+          <w:p>
+            <w:pPr>
+              <w:jc w:val="center"/>
+            </w:pPr>
+            <w:r>
+              <w:rPr>
+                <w:sz w:val="17"/>
+              </w:rPr>
+              <w:t>-0.0673</w:t>
+            </w:r>
+          </w:p>
+        </w:tc>
+        <w:tc>
+          <w:tcPr>
+            <w:tcW w:type="dxa" w:w="1152"/>
+          </w:tcPr>
+          <w:p>
+            <w:pPr>
+              <w:jc w:val="center"/>
+            </w:pPr>
+            <w:r>
+              <w:rPr>
+                <w:sz w:val="17"/>
+              </w:rPr>
+              <w:t>0.5559</w:t>
+            </w:r>
+          </w:p>
+        </w:tc>
+        <w:tc>
+          <w:tcPr>
+            <w:tcW w:type="dxa" w:w="1440"/>
+          </w:tcPr>
+          <w:p>
+            <w:pPr>
+              <w:jc w:val="center"/>
+            </w:pPr>
+            <w:r>
+              <w:rPr>
+                <w:sz w:val="17"/>
+              </w:rPr>
+              <w:t>+0.5703</w:t>
+            </w:r>
+          </w:p>
+        </w:tc>
+        <w:tc>
+          <w:tcPr>
+            <w:tcW w:type="dxa" w:w="1296"/>
+          </w:tcPr>
+          <w:p>
+            <w:pPr>
+              <w:jc w:val="center"/>
+            </w:pPr>
+            <w:r>
+              <w:rPr>
+                <w:sz w:val="17"/>
+              </w:rPr>
+              <w:t>85.8%</w:t>
+            </w:r>
+          </w:p>
+        </w:tc>
+        <w:tc>
+          <w:tcPr>
+            <w:tcW w:type="dxa" w:w="1584"/>
+          </w:tcPr>
+          <w:p>
+            <w:pPr>
+              <w:jc w:val="center"/>
+            </w:pPr>
+            <w:r>
+              <w:rPr>
+                <w:sz w:val="17"/>
+              </w:rPr>
+              <w:t>0.269→0.877</w:t>
+            </w:r>
+          </w:p>
+        </w:tc>
+        <w:tc>
+          <w:tcPr>
+            <w:tcW w:type="dxa" w:w="1584"/>
+          </w:tcPr>
+          <w:p>
+            <w:pPr>
+              <w:jc w:val="center"/>
+            </w:pPr>
+            <w:r>
+              <w:rPr>
+                <w:sz w:val="17"/>
+              </w:rPr>
+              <w:t>0.660→0.782</w:t>
+            </w:r>
+          </w:p>
+        </w:tc>
+      </w:tr>
+      <w:tr>
+        <w:tc>
+          <w:tcPr>
+            <w:tcW w:type="dxa" w:w="864"/>
+          </w:tcPr>
+          <w:p>
+            <w:pPr>
+              <w:jc w:val="center"/>
+            </w:pPr>
+            <w:r>
+              <w:rPr>
+                <w:sz w:val="17"/>
+              </w:rPr>
+              <w:t>3</w:t>
+            </w:r>
+          </w:p>
+        </w:tc>
+        <w:tc>
+          <w:tcPr>
+            <w:tcW w:type="dxa" w:w="1152"/>
+          </w:tcPr>
+          <w:p>
+            <w:pPr>
+              <w:jc w:val="center"/>
+            </w:pPr>
+            <w:r>
+              <w:rPr>
+                <w:sz w:val="17"/>
+              </w:rPr>
+              <w:t>-0.1557</w:t>
+            </w:r>
+          </w:p>
+        </w:tc>
+        <w:tc>
+          <w:tcPr>
+            <w:tcW w:type="dxa" w:w="1152"/>
+          </w:tcPr>
+          <w:p>
+            <w:pPr>
+              <w:jc w:val="center"/>
+            </w:pPr>
+            <w:r>
+              <w:rPr>
+                <w:sz w:val="17"/>
+              </w:rPr>
+              <w:t>0.5169</w:t>
+            </w:r>
+          </w:p>
+        </w:tc>
+        <w:tc>
+          <w:tcPr>
+            <w:tcW w:type="dxa" w:w="1440"/>
+          </w:tcPr>
+          <w:p>
+            <w:pPr>
+              <w:jc w:val="center"/>
+            </w:pPr>
+            <w:r>
+              <w:rPr>
+                <w:sz w:val="17"/>
+              </w:rPr>
+              <w:t>+0.6617</w:t>
+            </w:r>
+          </w:p>
+        </w:tc>
+        <w:tc>
+          <w:tcPr>
+            <w:tcW w:type="dxa" w:w="1296"/>
+          </w:tcPr>
+          <w:p>
+            <w:pPr>
+              <w:jc w:val="center"/>
+            </w:pPr>
+            <w:r>
+              <w:rPr>
+                <w:sz w:val="17"/>
+              </w:rPr>
+              <w:t>94.7%</w:t>
+            </w:r>
+          </w:p>
+        </w:tc>
+        <w:tc>
+          <w:tcPr>
+            <w:tcW w:type="dxa" w:w="1584"/>
+          </w:tcPr>
+          <w:p>
+            <w:pPr>
+              <w:jc w:val="center"/>
+            </w:pPr>
+            <w:r>
+              <w:rPr>
+                <w:sz w:val="17"/>
+              </w:rPr>
+              <w:t>0.136→0.820</w:t>
+            </w:r>
+          </w:p>
+        </w:tc>
+        <w:tc>
+          <w:tcPr>
+            <w:tcW w:type="dxa" w:w="1584"/>
+          </w:tcPr>
+          <w:p>
+            <w:pPr>
+              <w:jc w:val="center"/>
+            </w:pPr>
+            <w:r>
+              <w:rPr>
+                <w:sz w:val="17"/>
+              </w:rPr>
+              <w:t>0.535→0.780</w:t>
+            </w:r>
+          </w:p>
+        </w:tc>
+      </w:tr>
+      <w:tr>
+        <w:tc>
+          <w:tcPr>
+            <w:tcW w:type="dxa" w:w="864"/>
+          </w:tcPr>
+          <w:p>
+            <w:pPr>
+              <w:jc w:val="center"/>
+            </w:pPr>
+            <w:r>
+              <w:rPr>
+                <w:sz w:val="17"/>
+              </w:rPr>
+              <w:t>4</w:t>
+            </w:r>
+          </w:p>
+        </w:tc>
+        <w:tc>
+          <w:tcPr>
+            <w:tcW w:type="dxa" w:w="1152"/>
+          </w:tcPr>
+          <w:p>
+            <w:pPr>
+              <w:jc w:val="center"/>
+            </w:pPr>
+            <w:r>
+              <w:rPr>
+                <w:sz w:val="17"/>
+              </w:rPr>
+              <w:t>-0.1466</w:t>
+            </w:r>
+          </w:p>
+        </w:tc>
+        <w:tc>
+          <w:tcPr>
+            <w:tcW w:type="dxa" w:w="1152"/>
+          </w:tcPr>
+          <w:p>
+            <w:pPr>
+              <w:jc w:val="center"/>
+            </w:pPr>
+            <w:r>
+              <w:rPr>
+                <w:sz w:val="17"/>
+              </w:rPr>
+              <w:t>0.4682</w:t>
+            </w:r>
+          </w:p>
+        </w:tc>
+        <w:tc>
+          <w:tcPr>
+            <w:tcW w:type="dxa" w:w="1440"/>
+          </w:tcPr>
+          <w:p>
+            <w:pPr>
+              <w:jc w:val="center"/>
+            </w:pPr>
+            <w:r>
+              <w:rPr>
+                <w:sz w:val="17"/>
+              </w:rPr>
+              <w:t>+0.5808</w:t>
+            </w:r>
+          </w:p>
+        </w:tc>
+        <w:tc>
+          <w:tcPr>
+            <w:tcW w:type="dxa" w:w="1296"/>
+          </w:tcPr>
+          <w:p>
+            <w:pPr>
+              <w:jc w:val="center"/>
+            </w:pPr>
+            <w:r>
+              <w:rPr>
+                <w:sz w:val="17"/>
+              </w:rPr>
+              <w:t>92.9%</w:t>
+            </w:r>
+          </w:p>
+        </w:tc>
+        <w:tc>
+          <w:tcPr>
+            <w:tcW w:type="dxa" w:w="1584"/>
+          </w:tcPr>
+          <w:p>
+            <w:pPr>
+              <w:jc w:val="center"/>
+            </w:pPr>
+            <w:r>
+              <w:rPr>
+                <w:sz w:val="17"/>
+              </w:rPr>
+              <w:t>0.156→0.736</w:t>
+            </w:r>
+          </w:p>
+        </w:tc>
+        <w:tc>
+          <w:tcPr>
+            <w:tcW w:type="dxa" w:w="1584"/>
+          </w:tcPr>
+          <w:p>
+            <w:pPr>
+              <w:jc w:val="center"/>
+            </w:pPr>
+            <w:r>
+              <w:rPr>
+                <w:sz w:val="17"/>
+              </w:rPr>
+              <w:t>0.592→0.779</w:t>
+            </w:r>
+          </w:p>
+        </w:tc>
+      </w:tr>
+      <w:tr>
+        <w:tc>
+          <w:tcPr>
+            <w:tcW w:type="dxa" w:w="864"/>
+          </w:tcPr>
+          <w:p>
+            <w:pPr>
+              <w:jc w:val="center"/>
+            </w:pPr>
+            <w:r>
+              <w:rPr>
+                <w:sz w:val="17"/>
+              </w:rPr>
+              <w:t>均值</w:t>
+            </w:r>
+          </w:p>
+        </w:tc>
+        <w:tc>
+          <w:tcPr>
+            <w:tcW w:type="dxa" w:w="1152"/>
+          </w:tcPr>
+          <w:p>
+            <w:pPr>
+              <w:jc w:val="center"/>
+            </w:pPr>
+            <w:r>
+              <w:rPr>
+                <w:sz w:val="17"/>
+              </w:rPr>
+              <w:t>-0.1314</w:t>
+            </w:r>
+          </w:p>
+        </w:tc>
+        <w:tc>
+          <w:tcPr>
+            <w:tcW w:type="dxa" w:w="1152"/>
+          </w:tcPr>
+          <w:p>
+            <w:pPr>
+              <w:jc w:val="center"/>
+            </w:pPr>
+            <w:r>
+              <w:rPr>
+                <w:sz w:val="17"/>
+              </w:rPr>
+              <w:t>0.5051</w:t>
+            </w:r>
+          </w:p>
+        </w:tc>
+        <w:tc>
+          <w:tcPr>
+            <w:tcW w:type="dxa" w:w="1440"/>
+          </w:tcPr>
+          <w:p>
+            <w:pPr>
+              <w:jc w:val="center"/>
+            </w:pPr>
+            <w:r>
+              <w:rPr>
+                <w:sz w:val="17"/>
+              </w:rPr>
+              <w:t>+0.6113</w:t>
+            </w:r>
+          </w:p>
+        </w:tc>
+        <w:tc>
+          <w:tcPr>
+            <w:tcW w:type="dxa" w:w="1296"/>
+          </w:tcPr>
+          <w:p>
+            <w:pPr>
+              <w:jc w:val="center"/>
+            </w:pPr>
+            <w:r>
+              <w:rPr>
+                <w:sz w:val="17"/>
+              </w:rPr>
+              <w:t>92.3%</w:t>
+            </w:r>
+          </w:p>
+        </w:tc>
+        <w:tc>
+          <w:tcPr>
+            <w:tcW w:type="dxa" w:w="1584"/>
+          </w:tcPr>
+          <w:p>
+            <w:pPr>
+              <w:jc w:val="center"/>
+            </w:pPr>
+            <w:r>
+              <w:rPr>
+                <w:sz w:val="17"/>
+              </w:rPr>
+              <w:t>0.175→0.802</w:t>
+            </w:r>
+          </w:p>
+        </w:tc>
+        <w:tc>
+          <w:tcPr>
+            <w:tcW w:type="dxa" w:w="1584"/>
+          </w:tcPr>
+          <w:p>
+            <w:pPr>
+              <w:jc w:val="center"/>
+            </w:pPr>
+            <w:r>
+              <w:rPr>
+                <w:sz w:val="17"/>
+              </w:rPr>
+              <w:t>0.596→0.780</w:t>
+            </w:r>
+          </w:p>
+        </w:tc>
+      </w:tr>
+    </w:tbl>
+    <w:p/>
+    <w:p>
+      <w:r>
+        <w:rPr>
+          <w:b/>
+        </w:rPr>
+        <w:t>日聚合监督在非洲原位有效，且幅度很大：配对 ΔKGE +0.611（标准差 0.038），92.3% 的流域改善，M1 中位 KGE +0.505——超过专为大洲留出训练的 PUB 基线（+0.279），而所用模型从未见过任何非洲流域，仅靠日观测适配。</w:t>
+      </w:r>
+    </w:p>
+    <w:p>
+      <w:r>
+        <w:t>α 是主机制且未过冲：0.175 → 0.802，五折全部落在 0.736–0.877，无一越过 1。零样本时模型只复现观测变幅的 17%，微调后到 80%。对比全球实验中有 6.25% 的站被推过 α = 1.2 变成过离散——非洲的修正空间太大，过冲根本不会发生。</w:t>
+      </w:r>
+    </w:p>
+    <w:p>
+      <w:pPr>
+        <w:pStyle w:val="Heading2"/>
+      </w:pPr>
+      <w:r>
+        <w:t>3.6 这为“时相不受影响”划出了边界</w:t>
+      </w:r>
+    </w:p>
+    <w:p>
+      <w:r>
+        <w:t>本报告其余各处 r 几乎不动：跨两条数据路径、两套划分与三档回放，中位 Δr 都在 −0.006 至 +0.008 之间。而非洲原位微调中 r 从 0.596 升到 0.780，且 M1 的 r 折间标准差仅 0.0016（0.7777–0.7822）——五次独立微调收敛到同一数值，不可能是偶然。</w:t>
+      </w:r>
+    </w:p>
+    <w:p>
+      <w:r>
+        <w:rPr>
+          <w:b/>
+        </w:rPr>
+        <w:t>因此此前的结论需要加上适用范围而非撤回：日聚合监督在模型已掌握该区域动力学时不改变时相，在未掌握时能够改善时相。</w:t>
+      </w:r>
+    </w:p>
+    <w:p>
+      <w:r>
+        <w:t>非洲零样本的 r 只有 0.60——时相本就没有学到——而非洲的日观测携带了足以修正它的信息。只有真正外部的域才能暴露这条边界；温带目标站永远做不到，因为它们的时相本来就是对的。</w:t>
       </w:r>
     </w:p>
     <w:p>
@@ -7668,6 +8531,375 @@
     </w:p>
     <w:p>
       <w:pPr>
+        <w:pStyle w:val="Heading2"/>
+      </w:pPr>
+      <w:r>
+        <w:t>4.7 空间分块的机理分解</w:t>
+      </w:r>
+    </w:p>
+    <w:p>
+      <w:r>
+        <w:rPr>
+          <w:b/>
+          <w:sz w:val="18"/>
+        </w:rPr>
+        <w:t>表 4-8　空间分块划分下的 KGE 分解（全小时配对，8,862 站）</w:t>
+      </w:r>
+    </w:p>
+    <w:tbl>
+      <w:tblPr>
+        <w:tblStyle w:val="LightGrid-Accent1"/>
+        <w:tblW w:type="auto" w:w="0"/>
+        <w:jc w:val="center"/>
+        <w:tblLook w:firstColumn="1" w:firstRow="1" w:lastColumn="0" w:lastRow="0" w:noHBand="0" w:noVBand="1" w:val="04A0"/>
+      </w:tblPr>
+      <w:tblGrid>
+        <w:gridCol w:w="2160"/>
+        <w:gridCol w:w="2160"/>
+        <w:gridCol w:w="2160"/>
+        <w:gridCol w:w="2160"/>
+      </w:tblGrid>
+      <w:tr>
+        <w:tc>
+          <w:tcPr>
+            <w:tcW w:type="dxa" w:w="2016"/>
+          </w:tcPr>
+          <w:p>
+            <w:r>
+              <w:rPr>
+                <w:b/>
+                <w:sz w:val="17"/>
+              </w:rPr>
+              <w:t>分量</w:t>
+            </w:r>
+          </w:p>
+        </w:tc>
+        <w:tc>
+          <w:tcPr>
+            <w:tcW w:type="dxa" w:w="1440"/>
+          </w:tcPr>
+          <w:p>
+            <w:r>
+              <w:rPr>
+                <w:b/>
+                <w:sz w:val="17"/>
+              </w:rPr>
+              <w:t>M0</w:t>
+            </w:r>
+          </w:p>
+        </w:tc>
+        <w:tc>
+          <w:tcPr>
+            <w:tcW w:type="dxa" w:w="1440"/>
+          </w:tcPr>
+          <w:p>
+            <w:r>
+              <w:rPr>
+                <w:b/>
+                <w:sz w:val="17"/>
+              </w:rPr>
+              <w:t>M1</w:t>
+            </w:r>
+          </w:p>
+        </w:tc>
+        <w:tc>
+          <w:tcPr>
+            <w:tcW w:type="dxa" w:w="1440"/>
+          </w:tcPr>
+          <w:p>
+            <w:r>
+              <w:rPr>
+                <w:b/>
+                <w:sz w:val="17"/>
+              </w:rPr>
+              <w:t>Δ</w:t>
+            </w:r>
+          </w:p>
+        </w:tc>
+      </w:tr>
+      <w:tr>
+        <w:tc>
+          <w:tcPr>
+            <w:tcW w:type="dxa" w:w="2016"/>
+          </w:tcPr>
+          <w:p>
+            <w:pPr>
+              <w:jc w:val="center"/>
+            </w:pPr>
+            <w:r>
+              <w:rPr>
+                <w:sz w:val="17"/>
+              </w:rPr>
+              <w:t>KGE</w:t>
+            </w:r>
+          </w:p>
+        </w:tc>
+        <w:tc>
+          <w:tcPr>
+            <w:tcW w:type="dxa" w:w="1440"/>
+          </w:tcPr>
+          <w:p>
+            <w:pPr>
+              <w:jc w:val="center"/>
+            </w:pPr>
+            <w:r>
+              <w:rPr>
+                <w:sz w:val="17"/>
+              </w:rPr>
+              <w:t>0.4014</w:t>
+            </w:r>
+          </w:p>
+        </w:tc>
+        <w:tc>
+          <w:tcPr>
+            <w:tcW w:type="dxa" w:w="1440"/>
+          </w:tcPr>
+          <w:p>
+            <w:pPr>
+              <w:jc w:val="center"/>
+            </w:pPr>
+            <w:r>
+              <w:rPr>
+                <w:sz w:val="17"/>
+              </w:rPr>
+              <w:t>0.4775</w:t>
+            </w:r>
+          </w:p>
+        </w:tc>
+        <w:tc>
+          <w:tcPr>
+            <w:tcW w:type="dxa" w:w="1440"/>
+          </w:tcPr>
+          <w:p>
+            <w:pPr>
+              <w:jc w:val="center"/>
+            </w:pPr>
+            <w:r>
+              <w:rPr>
+                <w:sz w:val="17"/>
+              </w:rPr>
+              <w:t>+0.0473</w:t>
+            </w:r>
+          </w:p>
+        </w:tc>
+      </w:tr>
+      <w:tr>
+        <w:tc>
+          <w:tcPr>
+            <w:tcW w:type="dxa" w:w="2016"/>
+          </w:tcPr>
+          <w:p>
+            <w:pPr>
+              <w:jc w:val="center"/>
+            </w:pPr>
+            <w:r>
+              <w:rPr>
+                <w:sz w:val="17"/>
+              </w:rPr>
+              <w:t>r（时相）</w:t>
+            </w:r>
+          </w:p>
+        </w:tc>
+        <w:tc>
+          <w:tcPr>
+            <w:tcW w:type="dxa" w:w="1440"/>
+          </w:tcPr>
+          <w:p>
+            <w:pPr>
+              <w:jc w:val="center"/>
+            </w:pPr>
+            <w:r>
+              <w:rPr>
+                <w:sz w:val="17"/>
+              </w:rPr>
+              <w:t>0.7589</w:t>
+            </w:r>
+          </w:p>
+        </w:tc>
+        <w:tc>
+          <w:tcPr>
+            <w:tcW w:type="dxa" w:w="1440"/>
+          </w:tcPr>
+          <w:p>
+            <w:pPr>
+              <w:jc w:val="center"/>
+            </w:pPr>
+            <w:r>
+              <w:rPr>
+                <w:sz w:val="17"/>
+              </w:rPr>
+              <w:t>0.7864</w:t>
+            </w:r>
+          </w:p>
+        </w:tc>
+        <w:tc>
+          <w:tcPr>
+            <w:tcW w:type="dxa" w:w="1440"/>
+          </w:tcPr>
+          <w:p>
+            <w:pPr>
+              <w:jc w:val="center"/>
+            </w:pPr>
+            <w:r>
+              <w:rPr>
+                <w:sz w:val="17"/>
+              </w:rPr>
+              <w:t>+0.0139</w:t>
+            </w:r>
+          </w:p>
+        </w:tc>
+      </w:tr>
+      <w:tr>
+        <w:tc>
+          <w:tcPr>
+            <w:tcW w:type="dxa" w:w="2016"/>
+          </w:tcPr>
+          <w:p>
+            <w:pPr>
+              <w:jc w:val="center"/>
+            </w:pPr>
+            <w:r>
+              <w:rPr>
+                <w:sz w:val="17"/>
+              </w:rPr>
+              <w:t>α（方差）</w:t>
+            </w:r>
+          </w:p>
+        </w:tc>
+        <w:tc>
+          <w:tcPr>
+            <w:tcW w:type="dxa" w:w="1440"/>
+          </w:tcPr>
+          <w:p>
+            <w:pPr>
+              <w:jc w:val="center"/>
+            </w:pPr>
+            <w:r>
+              <w:rPr>
+                <w:sz w:val="17"/>
+              </w:rPr>
+              <w:t>0.8519</w:t>
+            </w:r>
+          </w:p>
+        </w:tc>
+        <w:tc>
+          <w:tcPr>
+            <w:tcW w:type="dxa" w:w="1440"/>
+          </w:tcPr>
+          <w:p>
+            <w:pPr>
+              <w:jc w:val="center"/>
+            </w:pPr>
+            <w:r>
+              <w:rPr>
+                <w:sz w:val="17"/>
+              </w:rPr>
+              <w:t>0.9493</w:t>
+            </w:r>
+          </w:p>
+        </w:tc>
+        <w:tc>
+          <w:tcPr>
+            <w:tcW w:type="dxa" w:w="1440"/>
+          </w:tcPr>
+          <w:p>
+            <w:pPr>
+              <w:jc w:val="center"/>
+            </w:pPr>
+            <w:r>
+              <w:rPr>
+                <w:sz w:val="17"/>
+              </w:rPr>
+              <w:t>+0.0909</w:t>
+            </w:r>
+          </w:p>
+        </w:tc>
+      </w:tr>
+      <w:tr>
+        <w:tc>
+          <w:tcPr>
+            <w:tcW w:type="dxa" w:w="2016"/>
+          </w:tcPr>
+          <w:p>
+            <w:pPr>
+              <w:jc w:val="center"/>
+            </w:pPr>
+            <w:r>
+              <w:rPr>
+                <w:sz w:val="17"/>
+              </w:rPr>
+              <w:t>β（偏差）</w:t>
+            </w:r>
+          </w:p>
+        </w:tc>
+        <w:tc>
+          <w:tcPr>
+            <w:tcW w:type="dxa" w:w="1440"/>
+          </w:tcPr>
+          <w:p>
+            <w:pPr>
+              <w:jc w:val="center"/>
+            </w:pPr>
+            <w:r>
+              <w:rPr>
+                <w:sz w:val="17"/>
+              </w:rPr>
+              <w:t>1.0325</w:t>
+            </w:r>
+          </w:p>
+        </w:tc>
+        <w:tc>
+          <w:tcPr>
+            <w:tcW w:type="dxa" w:w="1440"/>
+          </w:tcPr>
+          <w:p>
+            <w:pPr>
+              <w:jc w:val="center"/>
+            </w:pPr>
+            <w:r>
+              <w:rPr>
+                <w:sz w:val="17"/>
+              </w:rPr>
+              <w:t>0.8829</w:t>
+            </w:r>
+          </w:p>
+        </w:tc>
+        <w:tc>
+          <w:tcPr>
+            <w:tcW w:type="dxa" w:w="1440"/>
+          </w:tcPr>
+          <w:p>
+            <w:pPr>
+              <w:jc w:val="center"/>
+            </w:pPr>
+            <w:r>
+              <w:rPr>
+                <w:sz w:val="17"/>
+              </w:rPr>
+              <w:t>-0.1413</w:t>
+            </w:r>
+          </w:p>
+        </w:tc>
+      </w:tr>
+    </w:tbl>
+    <w:p/>
+    <w:p>
+      <w:r>
+        <w:t>变差站中的元凶占比：r 4.2%、α 23.1%、β 72.7%。时相的牵连甚至比随机划分（7.7%）更小，因此“监督只重标定、不扰动时相”这一结论在更难的划分下同样成立。</w:t>
+      </w:r>
+    </w:p>
+    <w:p>
+      <w:r>
+        <w:t>日内形状与随机划分同型，且不存在退化解：观测 flashiness 0.0285，M0 0.1697（过量 5.9 倍），M1 0.0747；均值观测 0.0483 对 M0 0.0280（不足一半）与 M1 0.0486（1.01 倍）。微调修好水量并把过量抖动减半。</w:t>
+      </w:r>
+    </w:p>
+    <w:p>
+      <w:r>
+        <w:t>显著性：BH 校正后 8,276/8,862（93.4%）变化显著，但方向同样分裂——42.7% 改善、50.7% 变差，池化 ΔKGE +0.0421（p = 4.4e-42）。§6.3 的“标定而非精度”这一保留在此同样适用。</w:t>
+      </w:r>
+    </w:p>
+    <w:p>
+      <w:pPr>
         <w:pStyle w:val="Heading1"/>
       </w:pPr>
       <w:r>
@@ -7719,7 +8951,15 @@
         <w:pStyle w:val="ListNumber"/>
       </w:pPr>
       <w:r>
-        <w:t>六、源域回放能同时改善两个域。0.25 一档在目标域（+0.0449→+0.0643）与源域（−0.1064→−0.0668）上均优于无回放，五折两指标全部同向；机制是阻尼过度重标定，把过冲站从 6.25% 压到 2.09%。</w:t>
+        <w:t>六、方法在非洲原位有效，且超过专门训练的基线。在非洲自己的日观测上微调，五折配对 ΔKGE +0.611、92.3% 的流域改善、M1 中位 KGE +0.505，高于大洲留出 PUB 基线的 +0.279。同时这划出了第一条结论的边界：非洲原位微调使 r 从 0.596 升到 0.780（M1 折间标准差仅 0.0016），说明“不改变时相”只在模型已掌握该域动力学时成立。</w:t>
+      </w:r>
+    </w:p>
+    <w:p>
+      <w:pPr>
+        <w:pStyle w:val="ListNumber"/>
+      </w:pPr>
+      <w:r>
+        <w:t>七、源域回放能同时改善两个域。0.25 一档在目标域（+0.0449→+0.0643）与源域（−0.1064→−0.0668）上均优于无回放，五折两指标全部同向；机制是阻尼过度重标定，把过冲站从 6.25% 压到 2.09%。</w:t>
       </w:r>
     </w:p>
     <w:p>
@@ -7831,7 +9071,7 @@
         <w:rPr>
           <w:b/>
         </w:rPr>
-        <w:t>应对：建议补做。代价为一次迁移训练（约 1 小时，复用已有预训练权重），不需重新预训练。在补做之前，现有非洲结果应表述为“温带微调模型的跨大洲外推”，而非“Phase I 方法在非洲的验证”。</w:t>
+        <w:t>应对：已补做，见 §3.5–3.6。五折原位微调给出配对 ΔKGE +0.611、92.3% 流域改善，并超过 PUB 基线。原有的温带迁移结果仍然有效，但表述为“跨大洲外推测试”，而非“方法在非洲的验证”——后者现在由 §3.5 承担。</w:t>
       </w:r>
     </w:p>
     <w:p>

--- a/reports/PhaseI_report.docx
+++ b/reports/PhaseI_report.docx
@@ -34,13 +34,13 @@
           <w:b/>
           <w:sz w:val="19"/>
         </w:rPr>
-        <w:t>状态说明（2026-08-15）：</w:t>
+        <w:t>版本说明：</w:t>
       </w:r>
       <w:r>
         <w:rPr>
           <w:sz w:val="19"/>
         </w:rPr>
-        <w:t>本报告全部数值均在缺少 initial_forget_bias 的情况下产生。Gauch 等人已发表的 MTS-LSTM 将其设为 3，而本实现及其所依据的 100 站参考实现均无此项。基础配置现已设为 3——它属于已发表方法的组成部分，而非调参旋钮；若要精确复现本报告数值，需将其设回 null。fold 1 搜索正在分离其单独效应（g03_forgetbias_H72、g04_forgetbias_H168），之后将带遗忘门、并结合搜索中明确更优的超参，对核心对比做一次性重跑。本报告的对比类结论不受影响（所有运行使用同一初始化），可能变动的是绝对水平，以及把 α 解释为根本天花板这一点。</w:t>
+        <w:t>本报告以 v2 为主结果（lookback_hourly = 336，initial_forget_bias = 3），并保留 v1（72，无遗忘门）用于对照——不是为了完整性，而是因为有多条结论在两者之间改变了方向或量级，改变本身即为发现：源域回放对目标域的增益消失（§2.3）、零样本模型从过度离散变为基本标定（§4.2）、KGE 与绝对误差的分歧符号反转（§6.3）。遗忘门此前被列为“尚未解决的保留”，现已解决，见 §4.5。另有一个收敛性检验 v3（v2 + 50 轮、patience 10）按设计不进入主表：它相对 v2 改动了两项，不构成单变量对比，混入主表会失去可比性；其结果单列于附录。</w:t>
       </w:r>
     </w:p>
     <w:p>
@@ -1499,6 +1499,194 @@
       </w:r>
     </w:p>
     <w:p>
+      <w:r>
+        <w:rPr>
+          <w:b/>
+        </w:rPr>
+        <w:t>统计量口径（引用本报告任何数值前必读）：</w:t>
+      </w:r>
+      <w:r>
+        <w:t>本报告所有 KGE、NSE、r、α、β 均为逐站中位数，从不使用均值。这不是文风取舍，二者的差别足以改变结论的符号。</w:t>
+      </w:r>
+    </w:p>
+    <w:p>
+      <w:r>
+        <w:rPr>
+          <w:b/>
+          <w:sz w:val="18"/>
+        </w:rPr>
+        <w:t>表 1-7　同一批预测的中位数与均值（目标域小时 KGE）</w:t>
+      </w:r>
+    </w:p>
+    <w:tbl>
+      <w:tblPr>
+        <w:tblStyle w:val="LightGrid-Accent1"/>
+        <w:tblW w:type="auto" w:w="0"/>
+        <w:jc w:val="center"/>
+        <w:tblLook w:firstColumn="1" w:firstRow="1" w:lastColumn="0" w:lastRow="0" w:noHBand="0" w:noVBand="1" w:val="04A0"/>
+      </w:tblPr>
+      <w:tblGrid>
+        <w:gridCol w:w="2880"/>
+        <w:gridCol w:w="2880"/>
+        <w:gridCol w:w="2880"/>
+      </w:tblGrid>
+      <w:tr>
+        <w:tc>
+          <w:tcPr>
+            <w:tcW w:type="dxa" w:w="1440"/>
+          </w:tcPr>
+          <w:p>
+            <w:r>
+              <w:rPr>
+                <w:b/>
+                <w:sz w:val="17"/>
+              </w:rPr>
+              <w:t>阶段</w:t>
+            </w:r>
+          </w:p>
+        </w:tc>
+        <w:tc>
+          <w:tcPr>
+            <w:tcW w:type="dxa" w:w="2304"/>
+          </w:tcPr>
+          <w:p>
+            <w:r>
+              <w:rPr>
+                <w:b/>
+                <w:sz w:val="17"/>
+              </w:rPr>
+              <w:t>跨站中位 KGE</w:t>
+            </w:r>
+          </w:p>
+        </w:tc>
+        <w:tc>
+          <w:tcPr>
+            <w:tcW w:type="dxa" w:w="2304"/>
+          </w:tcPr>
+          <w:p>
+            <w:r>
+              <w:rPr>
+                <w:b/>
+                <w:sz w:val="17"/>
+              </w:rPr>
+              <w:t>跨站均值 KGE</w:t>
+            </w:r>
+          </w:p>
+        </w:tc>
+      </w:tr>
+      <w:tr>
+        <w:tc>
+          <w:tcPr>
+            <w:tcW w:type="dxa" w:w="1440"/>
+          </w:tcPr>
+          <w:p>
+            <w:pPr>
+              <w:jc w:val="center"/>
+            </w:pPr>
+            <w:r>
+              <w:rPr>
+                <w:sz w:val="17"/>
+              </w:rPr>
+              <w:t>M0</w:t>
+            </w:r>
+          </w:p>
+        </w:tc>
+        <w:tc>
+          <w:tcPr>
+            <w:tcW w:type="dxa" w:w="2304"/>
+          </w:tcPr>
+          <w:p>
+            <w:pPr>
+              <w:jc w:val="center"/>
+            </w:pPr>
+            <w:r>
+              <w:rPr>
+                <w:sz w:val="17"/>
+              </w:rPr>
+              <w:t>0.5318</w:t>
+            </w:r>
+          </w:p>
+        </w:tc>
+        <w:tc>
+          <w:tcPr>
+            <w:tcW w:type="dxa" w:w="2304"/>
+          </w:tcPr>
+          <w:p>
+            <w:pPr>
+              <w:jc w:val="center"/>
+            </w:pPr>
+            <w:r>
+              <w:rPr>
+                <w:sz w:val="17"/>
+              </w:rPr>
+              <w:t>-6.99</w:t>
+            </w:r>
+          </w:p>
+        </w:tc>
+      </w:tr>
+      <w:tr>
+        <w:tc>
+          <w:tcPr>
+            <w:tcW w:type="dxa" w:w="1440"/>
+          </w:tcPr>
+          <w:p>
+            <w:pPr>
+              <w:jc w:val="center"/>
+            </w:pPr>
+            <w:r>
+              <w:rPr>
+                <w:sz w:val="17"/>
+              </w:rPr>
+              <w:t>M1</w:t>
+            </w:r>
+          </w:p>
+        </w:tc>
+        <w:tc>
+          <w:tcPr>
+            <w:tcW w:type="dxa" w:w="2304"/>
+          </w:tcPr>
+          <w:p>
+            <w:pPr>
+              <w:jc w:val="center"/>
+            </w:pPr>
+            <w:r>
+              <w:rPr>
+                <w:sz w:val="17"/>
+              </w:rPr>
+              <w:t>0.6277</w:t>
+            </w:r>
+          </w:p>
+        </w:tc>
+        <w:tc>
+          <w:tcPr>
+            <w:tcW w:type="dxa" w:w="2304"/>
+          </w:tcPr>
+          <w:p>
+            <w:pPr>
+              <w:jc w:val="center"/>
+            </w:pPr>
+            <w:r>
+              <w:rPr>
+                <w:sz w:val="17"/>
+              </w:rPr>
+              <w:t>-7.88</w:t>
+            </w:r>
+          </w:p>
+        </w:tc>
+      </w:tr>
+    </w:tbl>
+    <w:p/>
+    <w:p>
+      <w:r>
+        <w:rPr>
+          <w:i/>
+          <w:color w:val="595959"/>
+          <w:sz w:val="17"/>
+        </w:rPr>
+        <w:t>注：均值由少数退化站主导（个别站 KGE 低至 −10,487，NSE 低至 −17,484）。剔除 obs_std &lt; 1e-3 的 140 个退化站后均值回到 +0.07 / +0.34，仍远低于中位数，因为一条到 −130 的长尾在过滤后依然存在。因此引用时必须写明“中位数”——读者若从逐站 CSV 自行计算均值，会得到负数，而且他是对的。</w:t>
+      </w:r>
+    </w:p>
+    <w:p>
       <w:pPr>
         <w:pStyle w:val="Heading1"/>
       </w:pPr>
@@ -1511,7 +1699,12 @@
         <w:pStyle w:val="Heading2"/>
       </w:pPr>
       <w:r>
-        <w:t>2.1 两条数据路径与两套划分</w:t>
+        <w:t>2.1 两条数据路径、两套划分、两个版本</w:t>
+      </w:r>
+    </w:p>
+    <w:p>
+      <w:r>
+        <w:t>本节两张表使用两种不同的估计量，分开列出而不混用：表 2-1 是每折中位数再跨折平均，表 2-2 是逐站配对后的中位数。两者数值不同，引用时必须说明是哪一种。</w:t>
       </w:r>
     </w:p>
     <w:p>
@@ -1520,7 +1713,7 @@
           <w:b/>
           <w:sz w:val="18"/>
         </w:rPr>
-        <w:t>表 2-1　目标域小时 KGE（跨站中位数，配对）</w:t>
+        <w:t>表 2-1　目标域小时 KGE，每折中位数的跨折平均</w:t>
       </w:r>
     </w:p>
     <w:tbl>
@@ -1542,7 +1735,7 @@
       <w:tr>
         <w:tc>
           <w:tcPr>
-            <w:tcW w:type="dxa" w:w="2160"/>
+            <w:tcW w:type="dxa" w:w="2304"/>
           </w:tcPr>
           <w:p>
             <w:r>
@@ -1556,7 +1749,7 @@
         </w:tc>
         <w:tc>
           <w:tcPr>
-            <w:tcW w:type="dxa" w:w="1152"/>
+            <w:tcW w:type="dxa" w:w="864"/>
           </w:tcPr>
           <w:p>
             <w:r>
@@ -1564,13 +1757,41 @@
                 <w:b/>
                 <w:sz w:val="17"/>
               </w:rPr>
+              <w:t>版本</w:t>
+            </w:r>
+          </w:p>
+        </w:tc>
+        <w:tc>
+          <w:tcPr>
+            <w:tcW w:type="dxa" w:w="864"/>
+          </w:tcPr>
+          <w:p>
+            <w:r>
+              <w:rPr>
+                <w:b/>
+                <w:sz w:val="17"/>
+              </w:rPr>
+              <w:t>折数</w:t>
+            </w:r>
+          </w:p>
+        </w:tc>
+        <w:tc>
+          <w:tcPr>
+            <w:tcW w:type="dxa" w:w="1296"/>
+          </w:tcPr>
+          <w:p>
+            <w:r>
+              <w:rPr>
+                <w:b/>
+                <w:sz w:val="17"/>
+              </w:rPr>
               <w:t>M0</w:t>
             </w:r>
           </w:p>
         </w:tc>
         <w:tc>
           <w:tcPr>
-            <w:tcW w:type="dxa" w:w="1152"/>
+            <w:tcW w:type="dxa" w:w="1296"/>
           </w:tcPr>
           <w:p>
             <w:r>
@@ -1598,7 +1819,7 @@
         </w:tc>
         <w:tc>
           <w:tcPr>
-            <w:tcW w:type="dxa" w:w="1440"/>
+            <w:tcW w:type="dxa" w:w="1296"/>
           </w:tcPr>
           <w:p>
             <w:r>
@@ -1606,35 +1827,7 @@
                 <w:b/>
                 <w:sz w:val="17"/>
               </w:rPr>
-              <w:t>r</w:t>
-            </w:r>
-          </w:p>
-        </w:tc>
-        <w:tc>
-          <w:tcPr>
-            <w:tcW w:type="dxa" w:w="1440"/>
-          </w:tcPr>
-          <w:p>
-            <w:r>
-              <w:rPr>
-                <w:b/>
-                <w:sz w:val="17"/>
-              </w:rPr>
-              <w:t>α</w:t>
-            </w:r>
-          </w:p>
-        </w:tc>
-        <w:tc>
-          <w:tcPr>
-            <w:tcW w:type="dxa" w:w="1440"/>
-          </w:tcPr>
-          <w:p>
-            <w:r>
-              <w:rPr>
-                <w:b/>
-                <w:sz w:val="17"/>
-              </w:rPr>
-              <w:t>β</w:t>
+              <w:t>源域 Δ</w:t>
             </w:r>
           </w:p>
         </w:tc>
@@ -1642,7 +1835,7 @@
       <w:tr>
         <w:tc>
           <w:tcPr>
-            <w:tcW w:type="dxa" w:w="2160"/>
+            <w:tcW w:type="dxa" w:w="2304"/>
           </w:tcPr>
           <w:p>
             <w:pPr>
@@ -1658,33 +1851,33 @@
         </w:tc>
         <w:tc>
           <w:tcPr>
-            <w:tcW w:type="dxa" w:w="1152"/>
-          </w:tcPr>
-          <w:p>
-            <w:pPr>
-              <w:jc w:val="center"/>
-            </w:pPr>
-            <w:r>
-              <w:rPr>
-                <w:sz w:val="17"/>
-              </w:rPr>
-              <w:t>0.4288</w:t>
-            </w:r>
-          </w:p>
-        </w:tc>
-        <w:tc>
-          <w:tcPr>
-            <w:tcW w:type="dxa" w:w="1152"/>
-          </w:tcPr>
-          <w:p>
-            <w:pPr>
-              <w:jc w:val="center"/>
-            </w:pPr>
-            <w:r>
-              <w:rPr>
-                <w:sz w:val="17"/>
-              </w:rPr>
-              <w:t>0.3982</w:t>
+            <w:tcW w:type="dxa" w:w="864"/>
+          </w:tcPr>
+          <w:p>
+            <w:pPr>
+              <w:jc w:val="center"/>
+            </w:pPr>
+            <w:r>
+              <w:rPr>
+                <w:sz w:val="17"/>
+              </w:rPr>
+              <w:t>v1</w:t>
+            </w:r>
+          </w:p>
+        </w:tc>
+        <w:tc>
+          <w:tcPr>
+            <w:tcW w:type="dxa" w:w="864"/>
+          </w:tcPr>
+          <w:p>
+            <w:pPr>
+              <w:jc w:val="center"/>
+            </w:pPr>
+            <w:r>
+              <w:rPr>
+                <w:sz w:val="17"/>
+              </w:rPr>
+              <w:t>5</w:t>
             </w:r>
           </w:p>
         </w:tc>
@@ -1700,55 +1893,55 @@
               <w:rPr>
                 <w:sz w:val="17"/>
               </w:rPr>
-              <w:t>-0.0212</w:t>
-            </w:r>
-          </w:p>
-        </w:tc>
-        <w:tc>
-          <w:tcPr>
-            <w:tcW w:type="dxa" w:w="1440"/>
-          </w:tcPr>
-          <w:p>
-            <w:pPr>
-              <w:jc w:val="center"/>
-            </w:pPr>
-            <w:r>
-              <w:rPr>
-                <w:sz w:val="17"/>
-              </w:rPr>
-              <w:t>0.788→0.775</w:t>
-            </w:r>
-          </w:p>
-        </w:tc>
-        <w:tc>
-          <w:tcPr>
-            <w:tcW w:type="dxa" w:w="1440"/>
-          </w:tcPr>
-          <w:p>
-            <w:pPr>
-              <w:jc w:val="center"/>
-            </w:pPr>
-            <w:r>
-              <w:rPr>
-                <w:sz w:val="17"/>
-              </w:rPr>
-              <w:t>0.723→0.708</w:t>
-            </w:r>
-          </w:p>
-        </w:tc>
-        <w:tc>
-          <w:tcPr>
-            <w:tcW w:type="dxa" w:w="1440"/>
-          </w:tcPr>
-          <w:p>
-            <w:pPr>
-              <w:jc w:val="center"/>
-            </w:pPr>
-            <w:r>
-              <w:rPr>
-                <w:sz w:val="17"/>
-              </w:rPr>
-              <w:t>0.890→0.914</w:t>
+              <w:t>0.4275</w:t>
+            </w:r>
+          </w:p>
+        </w:tc>
+        <w:tc>
+          <w:tcPr>
+            <w:tcW w:type="dxa" w:w="1296"/>
+          </w:tcPr>
+          <w:p>
+            <w:pPr>
+              <w:jc w:val="center"/>
+            </w:pPr>
+            <w:r>
+              <w:rPr>
+                <w:sz w:val="17"/>
+              </w:rPr>
+              <w:t>0.3973</w:t>
+            </w:r>
+          </w:p>
+        </w:tc>
+        <w:tc>
+          <w:tcPr>
+            <w:tcW w:type="dxa" w:w="1296"/>
+          </w:tcPr>
+          <w:p>
+            <w:pPr>
+              <w:jc w:val="center"/>
+            </w:pPr>
+            <w:r>
+              <w:rPr>
+                <w:sz w:val="17"/>
+              </w:rPr>
+              <w:t>-0.0303</w:t>
+            </w:r>
+          </w:p>
+        </w:tc>
+        <w:tc>
+          <w:tcPr>
+            <w:tcW w:type="dxa" w:w="1296"/>
+          </w:tcPr>
+          <w:p>
+            <w:pPr>
+              <w:jc w:val="center"/>
+            </w:pPr>
+            <w:r>
+              <w:rPr>
+                <w:sz w:val="17"/>
+              </w:rPr>
+              <w:t>-0.0387</w:t>
             </w:r>
           </w:p>
         </w:tc>
@@ -1756,49 +1949,49 @@
       <w:tr>
         <w:tc>
           <w:tcPr>
-            <w:tcW w:type="dxa" w:w="2160"/>
-          </w:tcPr>
-          <w:p>
-            <w:pPr>
-              <w:jc w:val="center"/>
-            </w:pPr>
-            <w:r>
-              <w:rPr>
-                <w:sz w:val="17"/>
-              </w:rPr>
-              <w:t>run B（真实日均值）</w:t>
-            </w:r>
-          </w:p>
-        </w:tc>
-        <w:tc>
-          <w:tcPr>
-            <w:tcW w:type="dxa" w:w="1152"/>
-          </w:tcPr>
-          <w:p>
-            <w:pPr>
-              <w:jc w:val="center"/>
-            </w:pPr>
-            <w:r>
-              <w:rPr>
-                <w:sz w:val="17"/>
-              </w:rPr>
-              <w:t>0.5249</w:t>
-            </w:r>
-          </w:p>
-        </w:tc>
-        <w:tc>
-          <w:tcPr>
-            <w:tcW w:type="dxa" w:w="1152"/>
-          </w:tcPr>
-          <w:p>
-            <w:pPr>
-              <w:jc w:val="center"/>
-            </w:pPr>
-            <w:r>
-              <w:rPr>
-                <w:sz w:val="17"/>
-              </w:rPr>
-              <w:t>0.5758</w:t>
+            <w:tcW w:type="dxa" w:w="2304"/>
+          </w:tcPr>
+          <w:p>
+            <w:pPr>
+              <w:jc w:val="center"/>
+            </w:pPr>
+            <w:r>
+              <w:rPr>
+                <w:sz w:val="17"/>
+              </w:rPr>
+              <w:t>run A（采样日分支）</w:t>
+            </w:r>
+          </w:p>
+        </w:tc>
+        <w:tc>
+          <w:tcPr>
+            <w:tcW w:type="dxa" w:w="864"/>
+          </w:tcPr>
+          <w:p>
+            <w:pPr>
+              <w:jc w:val="center"/>
+            </w:pPr>
+            <w:r>
+              <w:rPr>
+                <w:sz w:val="17"/>
+              </w:rPr>
+              <w:t>v2</w:t>
+            </w:r>
+          </w:p>
+        </w:tc>
+        <w:tc>
+          <w:tcPr>
+            <w:tcW w:type="dxa" w:w="864"/>
+          </w:tcPr>
+          <w:p>
+            <w:pPr>
+              <w:jc w:val="center"/>
+            </w:pPr>
+            <w:r>
+              <w:rPr>
+                <w:sz w:val="17"/>
+              </w:rPr>
+              <w:t>—</w:t>
             </w:r>
           </w:p>
         </w:tc>
@@ -1814,55 +2007,55 @@
               <w:rPr>
                 <w:sz w:val="17"/>
               </w:rPr>
-              <w:t>+0.0264</w:t>
-            </w:r>
-          </w:p>
-        </w:tc>
-        <w:tc>
-          <w:tcPr>
-            <w:tcW w:type="dxa" w:w="1440"/>
-          </w:tcPr>
-          <w:p>
-            <w:pPr>
-              <w:jc w:val="center"/>
-            </w:pPr>
-            <w:r>
-              <w:rPr>
-                <w:sz w:val="17"/>
-              </w:rPr>
-              <w:t>0.790→0.798</w:t>
-            </w:r>
-          </w:p>
-        </w:tc>
-        <w:tc>
-          <w:tcPr>
-            <w:tcW w:type="dxa" w:w="1440"/>
-          </w:tcPr>
-          <w:p>
-            <w:pPr>
-              <w:jc w:val="center"/>
-            </w:pPr>
-            <w:r>
-              <w:rPr>
-                <w:sz w:val="17"/>
-              </w:rPr>
-              <w:t>0.861→0.956</w:t>
-            </w:r>
-          </w:p>
-        </w:tc>
-        <w:tc>
-          <w:tcPr>
-            <w:tcW w:type="dxa" w:w="1440"/>
-          </w:tcPr>
-          <w:p>
-            <w:pPr>
-              <w:jc w:val="center"/>
-            </w:pPr>
-            <w:r>
-              <w:rPr>
-                <w:sz w:val="17"/>
-              </w:rPr>
-              <w:t>1.016→0.977</w:t>
+              <w:t>待运行</w:t>
+            </w:r>
+          </w:p>
+        </w:tc>
+        <w:tc>
+          <w:tcPr>
+            <w:tcW w:type="dxa" w:w="1296"/>
+          </w:tcPr>
+          <w:p>
+            <w:pPr>
+              <w:jc w:val="center"/>
+            </w:pPr>
+            <w:r>
+              <w:rPr>
+                <w:sz w:val="17"/>
+              </w:rPr>
+              <w:t>待运行</w:t>
+            </w:r>
+          </w:p>
+        </w:tc>
+        <w:tc>
+          <w:tcPr>
+            <w:tcW w:type="dxa" w:w="1296"/>
+          </w:tcPr>
+          <w:p>
+            <w:pPr>
+              <w:jc w:val="center"/>
+            </w:pPr>
+            <w:r>
+              <w:rPr>
+                <w:sz w:val="17"/>
+              </w:rPr>
+              <w:t>—</w:t>
+            </w:r>
+          </w:p>
+        </w:tc>
+        <w:tc>
+          <w:tcPr>
+            <w:tcW w:type="dxa" w:w="1296"/>
+          </w:tcPr>
+          <w:p>
+            <w:pPr>
+              <w:jc w:val="center"/>
+            </w:pPr>
+            <w:r>
+              <w:rPr>
+                <w:sz w:val="17"/>
+              </w:rPr>
+              <w:t>—</w:t>
             </w:r>
           </w:p>
         </w:tc>
@@ -1870,23 +2063,55 @@
       <w:tr>
         <w:tc>
           <w:tcPr>
-            <w:tcW w:type="dxa" w:w="2160"/>
-          </w:tcPr>
-          <w:p>
-            <w:pPr>
-              <w:jc w:val="center"/>
-            </w:pPr>
-            <w:r>
-              <w:rPr>
-                <w:sz w:val="17"/>
-              </w:rPr>
-              <w:t>run B · 随机划分</w:t>
-            </w:r>
-          </w:p>
-        </w:tc>
-        <w:tc>
-          <w:tcPr>
-            <w:tcW w:type="dxa" w:w="1152"/>
+            <w:tcW w:type="dxa" w:w="2304"/>
+          </w:tcPr>
+          <w:p>
+            <w:pPr>
+              <w:jc w:val="center"/>
+            </w:pPr>
+            <w:r>
+              <w:rPr>
+                <w:sz w:val="17"/>
+              </w:rPr>
+              <w:t>run B（真实日均值）</w:t>
+            </w:r>
+          </w:p>
+        </w:tc>
+        <w:tc>
+          <w:tcPr>
+            <w:tcW w:type="dxa" w:w="864"/>
+          </w:tcPr>
+          <w:p>
+            <w:pPr>
+              <w:jc w:val="center"/>
+            </w:pPr>
+            <w:r>
+              <w:rPr>
+                <w:sz w:val="17"/>
+              </w:rPr>
+              <w:t>v1</w:t>
+            </w:r>
+          </w:p>
+        </w:tc>
+        <w:tc>
+          <w:tcPr>
+            <w:tcW w:type="dxa" w:w="864"/>
+          </w:tcPr>
+          <w:p>
+            <w:pPr>
+              <w:jc w:val="center"/>
+            </w:pPr>
+            <w:r>
+              <w:rPr>
+                <w:sz w:val="17"/>
+              </w:rPr>
+              <w:t>5</w:t>
+            </w:r>
+          </w:p>
+        </w:tc>
+        <w:tc>
+          <w:tcPr>
+            <w:tcW w:type="dxa" w:w="1296"/>
           </w:tcPr>
           <w:p>
             <w:pPr>
@@ -1902,7 +2127,7 @@
         </w:tc>
         <w:tc>
           <w:tcPr>
-            <w:tcW w:type="dxa" w:w="1152"/>
+            <w:tcW w:type="dxa" w:w="1296"/>
           </w:tcPr>
           <w:p>
             <w:pPr>
@@ -1934,49 +2159,17 @@
         </w:tc>
         <w:tc>
           <w:tcPr>
-            <w:tcW w:type="dxa" w:w="1440"/>
-          </w:tcPr>
-          <w:p>
-            <w:pPr>
-              <w:jc w:val="center"/>
-            </w:pPr>
-            <w:r>
-              <w:rPr>
-                <w:sz w:val="17"/>
-              </w:rPr>
-              <w:t>—</w:t>
-            </w:r>
-          </w:p>
-        </w:tc>
-        <w:tc>
-          <w:tcPr>
-            <w:tcW w:type="dxa" w:w="1440"/>
-          </w:tcPr>
-          <w:p>
-            <w:pPr>
-              <w:jc w:val="center"/>
-            </w:pPr>
-            <w:r>
-              <w:rPr>
-                <w:sz w:val="17"/>
-              </w:rPr>
-              <w:t>—</w:t>
-            </w:r>
-          </w:p>
-        </w:tc>
-        <w:tc>
-          <w:tcPr>
-            <w:tcW w:type="dxa" w:w="1440"/>
-          </w:tcPr>
-          <w:p>
-            <w:pPr>
-              <w:jc w:val="center"/>
-            </w:pPr>
-            <w:r>
-              <w:rPr>
-                <w:sz w:val="17"/>
-              </w:rPr>
-              <w:t>—</w:t>
+            <w:tcW w:type="dxa" w:w="1296"/>
+          </w:tcPr>
+          <w:p>
+            <w:pPr>
+              <w:jc w:val="center"/>
+            </w:pPr>
+            <w:r>
+              <w:rPr>
+                <w:sz w:val="17"/>
+              </w:rPr>
+              <w:t>-0.1428</w:t>
             </w:r>
           </w:p>
         </w:tc>
@@ -1984,7 +2177,121 @@
       <w:tr>
         <w:tc>
           <w:tcPr>
-            <w:tcW w:type="dxa" w:w="2160"/>
+            <w:tcW w:type="dxa" w:w="2304"/>
+          </w:tcPr>
+          <w:p>
+            <w:pPr>
+              <w:jc w:val="center"/>
+            </w:pPr>
+            <w:r>
+              <w:rPr>
+                <w:sz w:val="17"/>
+              </w:rPr>
+              <w:t>run B（真实日均值）</w:t>
+            </w:r>
+          </w:p>
+        </w:tc>
+        <w:tc>
+          <w:tcPr>
+            <w:tcW w:type="dxa" w:w="864"/>
+          </w:tcPr>
+          <w:p>
+            <w:pPr>
+              <w:jc w:val="center"/>
+            </w:pPr>
+            <w:r>
+              <w:rPr>
+                <w:sz w:val="17"/>
+              </w:rPr>
+              <w:t>v2</w:t>
+            </w:r>
+          </w:p>
+        </w:tc>
+        <w:tc>
+          <w:tcPr>
+            <w:tcW w:type="dxa" w:w="864"/>
+          </w:tcPr>
+          <w:p>
+            <w:pPr>
+              <w:jc w:val="center"/>
+            </w:pPr>
+            <w:r>
+              <w:rPr>
+                <w:sz w:val="17"/>
+              </w:rPr>
+              <w:t>5</w:t>
+            </w:r>
+          </w:p>
+        </w:tc>
+        <w:tc>
+          <w:tcPr>
+            <w:tcW w:type="dxa" w:w="1296"/>
+          </w:tcPr>
+          <w:p>
+            <w:pPr>
+              <w:jc w:val="center"/>
+            </w:pPr>
+            <w:r>
+              <w:rPr>
+                <w:sz w:val="17"/>
+              </w:rPr>
+              <w:t>0.5318</w:t>
+            </w:r>
+          </w:p>
+        </w:tc>
+        <w:tc>
+          <w:tcPr>
+            <w:tcW w:type="dxa" w:w="1296"/>
+          </w:tcPr>
+          <w:p>
+            <w:pPr>
+              <w:jc w:val="center"/>
+            </w:pPr>
+            <w:r>
+              <w:rPr>
+                <w:sz w:val="17"/>
+              </w:rPr>
+              <w:t>0.6277</w:t>
+            </w:r>
+          </w:p>
+        </w:tc>
+        <w:tc>
+          <w:tcPr>
+            <w:tcW w:type="dxa" w:w="1296"/>
+          </w:tcPr>
+          <w:p>
+            <w:pPr>
+              <w:jc w:val="center"/>
+            </w:pPr>
+            <w:r>
+              <w:rPr>
+                <w:sz w:val="17"/>
+              </w:rPr>
+              <w:t>+0.0959</w:t>
+            </w:r>
+          </w:p>
+        </w:tc>
+        <w:tc>
+          <w:tcPr>
+            <w:tcW w:type="dxa" w:w="1296"/>
+          </w:tcPr>
+          <w:p>
+            <w:pPr>
+              <w:jc w:val="center"/>
+            </w:pPr>
+            <w:r>
+              <w:rPr>
+                <w:sz w:val="17"/>
+              </w:rPr>
+              <w:t>-0.0882</w:t>
+            </w:r>
+          </w:p>
+        </w:tc>
+      </w:tr>
+      <w:tr>
+        <w:tc>
+          <w:tcPr>
+            <w:tcW w:type="dxa" w:w="2304"/>
           </w:tcPr>
           <w:p>
             <w:pPr>
@@ -2000,7 +2307,39 @@
         </w:tc>
         <w:tc>
           <w:tcPr>
-            <w:tcW w:type="dxa" w:w="1152"/>
+            <w:tcW w:type="dxa" w:w="864"/>
+          </w:tcPr>
+          <w:p>
+            <w:pPr>
+              <w:jc w:val="center"/>
+            </w:pPr>
+            <w:r>
+              <w:rPr>
+                <w:sz w:val="17"/>
+              </w:rPr>
+              <w:t>v1</w:t>
+            </w:r>
+          </w:p>
+        </w:tc>
+        <w:tc>
+          <w:tcPr>
+            <w:tcW w:type="dxa" w:w="864"/>
+          </w:tcPr>
+          <w:p>
+            <w:pPr>
+              <w:jc w:val="center"/>
+            </w:pPr>
+            <w:r>
+              <w:rPr>
+                <w:sz w:val="17"/>
+              </w:rPr>
+              <w:t>5</w:t>
+            </w:r>
+          </w:p>
+        </w:tc>
+        <w:tc>
+          <w:tcPr>
+            <w:tcW w:type="dxa" w:w="1296"/>
           </w:tcPr>
           <w:p>
             <w:pPr>
@@ -2016,7 +2355,7 @@
         </w:tc>
         <w:tc>
           <w:tcPr>
-            <w:tcW w:type="dxa" w:w="1152"/>
+            <w:tcW w:type="dxa" w:w="1296"/>
           </w:tcPr>
           <w:p>
             <w:pPr>
@@ -2048,49 +2387,359 @@
         </w:tc>
         <w:tc>
           <w:tcPr>
-            <w:tcW w:type="dxa" w:w="1440"/>
-          </w:tcPr>
-          <w:p>
-            <w:pPr>
-              <w:jc w:val="center"/>
-            </w:pPr>
-            <w:r>
-              <w:rPr>
-                <w:sz w:val="17"/>
-              </w:rPr>
-              <w:t>—</w:t>
-            </w:r>
-          </w:p>
-        </w:tc>
-        <w:tc>
-          <w:tcPr>
-            <w:tcW w:type="dxa" w:w="1440"/>
-          </w:tcPr>
-          <w:p>
-            <w:pPr>
-              <w:jc w:val="center"/>
-            </w:pPr>
-            <w:r>
-              <w:rPr>
-                <w:sz w:val="17"/>
-              </w:rPr>
-              <w:t>—</w:t>
-            </w:r>
-          </w:p>
-        </w:tc>
-        <w:tc>
-          <w:tcPr>
-            <w:tcW w:type="dxa" w:w="1440"/>
-          </w:tcPr>
-          <w:p>
-            <w:pPr>
-              <w:jc w:val="center"/>
-            </w:pPr>
-            <w:r>
-              <w:rPr>
-                <w:sz w:val="17"/>
-              </w:rPr>
-              <w:t>—</w:t>
+            <w:tcW w:type="dxa" w:w="1296"/>
+          </w:tcPr>
+          <w:p>
+            <w:pPr>
+              <w:jc w:val="center"/>
+            </w:pPr>
+            <w:r>
+              <w:rPr>
+                <w:sz w:val="17"/>
+              </w:rPr>
+              <w:t>-0.3217</w:t>
+            </w:r>
+          </w:p>
+        </w:tc>
+      </w:tr>
+      <w:tr>
+        <w:tc>
+          <w:tcPr>
+            <w:tcW w:type="dxa" w:w="2304"/>
+          </w:tcPr>
+          <w:p>
+            <w:pPr>
+              <w:jc w:val="center"/>
+            </w:pPr>
+            <w:r>
+              <w:rPr>
+                <w:sz w:val="17"/>
+              </w:rPr>
+              <w:t>run B · 空间分块</w:t>
+            </w:r>
+          </w:p>
+        </w:tc>
+        <w:tc>
+          <w:tcPr>
+            <w:tcW w:type="dxa" w:w="864"/>
+          </w:tcPr>
+          <w:p>
+            <w:pPr>
+              <w:jc w:val="center"/>
+            </w:pPr>
+            <w:r>
+              <w:rPr>
+                <w:sz w:val="17"/>
+              </w:rPr>
+              <w:t>v2</w:t>
+            </w:r>
+          </w:p>
+        </w:tc>
+        <w:tc>
+          <w:tcPr>
+            <w:tcW w:type="dxa" w:w="864"/>
+          </w:tcPr>
+          <w:p>
+            <w:pPr>
+              <w:jc w:val="center"/>
+            </w:pPr>
+            <w:r>
+              <w:rPr>
+                <w:sz w:val="17"/>
+              </w:rPr>
+              <w:t>5</w:t>
+            </w:r>
+          </w:p>
+        </w:tc>
+        <w:tc>
+          <w:tcPr>
+            <w:tcW w:type="dxa" w:w="1296"/>
+          </w:tcPr>
+          <w:p>
+            <w:pPr>
+              <w:jc w:val="center"/>
+            </w:pPr>
+            <w:r>
+              <w:rPr>
+                <w:sz w:val="17"/>
+              </w:rPr>
+              <w:t>0.4249</w:t>
+            </w:r>
+          </w:p>
+        </w:tc>
+        <w:tc>
+          <w:tcPr>
+            <w:tcW w:type="dxa" w:w="1296"/>
+          </w:tcPr>
+          <w:p>
+            <w:pPr>
+              <w:jc w:val="center"/>
+            </w:pPr>
+            <w:r>
+              <w:rPr>
+                <w:sz w:val="17"/>
+              </w:rPr>
+              <w:t>0.6210</w:t>
+            </w:r>
+          </w:p>
+        </w:tc>
+        <w:tc>
+          <w:tcPr>
+            <w:tcW w:type="dxa" w:w="1296"/>
+          </w:tcPr>
+          <w:p>
+            <w:pPr>
+              <w:jc w:val="center"/>
+            </w:pPr>
+            <w:r>
+              <w:rPr>
+                <w:sz w:val="17"/>
+              </w:rPr>
+              <w:t>+0.1960</w:t>
+            </w:r>
+          </w:p>
+        </w:tc>
+        <w:tc>
+          <w:tcPr>
+            <w:tcW w:type="dxa" w:w="1296"/>
+          </w:tcPr>
+          <w:p>
+            <w:pPr>
+              <w:jc w:val="center"/>
+            </w:pPr>
+            <w:r>
+              <w:rPr>
+                <w:sz w:val="17"/>
+              </w:rPr>
+              <w:t>-0.1733</w:t>
+            </w:r>
+          </w:p>
+        </w:tc>
+      </w:tr>
+      <w:tr>
+        <w:tc>
+          <w:tcPr>
+            <w:tcW w:type="dxa" w:w="2304"/>
+          </w:tcPr>
+          <w:p>
+            <w:pPr>
+              <w:jc w:val="center"/>
+            </w:pPr>
+            <w:r>
+              <w:rPr>
+                <w:sz w:val="17"/>
+              </w:rPr>
+              <w:t>run B · 回放 0.25</w:t>
+            </w:r>
+          </w:p>
+        </w:tc>
+        <w:tc>
+          <w:tcPr>
+            <w:tcW w:type="dxa" w:w="864"/>
+          </w:tcPr>
+          <w:p>
+            <w:pPr>
+              <w:jc w:val="center"/>
+            </w:pPr>
+            <w:r>
+              <w:rPr>
+                <w:sz w:val="17"/>
+              </w:rPr>
+              <w:t>v1</w:t>
+            </w:r>
+          </w:p>
+        </w:tc>
+        <w:tc>
+          <w:tcPr>
+            <w:tcW w:type="dxa" w:w="864"/>
+          </w:tcPr>
+          <w:p>
+            <w:pPr>
+              <w:jc w:val="center"/>
+            </w:pPr>
+            <w:r>
+              <w:rPr>
+                <w:sz w:val="17"/>
+              </w:rPr>
+              <w:t>5</w:t>
+            </w:r>
+          </w:p>
+        </w:tc>
+        <w:tc>
+          <w:tcPr>
+            <w:tcW w:type="dxa" w:w="1296"/>
+          </w:tcPr>
+          <w:p>
+            <w:pPr>
+              <w:jc w:val="center"/>
+            </w:pPr>
+            <w:r>
+              <w:rPr>
+                <w:sz w:val="17"/>
+              </w:rPr>
+              <w:t>0.5319</w:t>
+            </w:r>
+          </w:p>
+        </w:tc>
+        <w:tc>
+          <w:tcPr>
+            <w:tcW w:type="dxa" w:w="1296"/>
+          </w:tcPr>
+          <w:p>
+            <w:pPr>
+              <w:jc w:val="center"/>
+            </w:pPr>
+            <w:r>
+              <w:rPr>
+                <w:sz w:val="17"/>
+              </w:rPr>
+              <w:t>0.5962</w:t>
+            </w:r>
+          </w:p>
+        </w:tc>
+        <w:tc>
+          <w:tcPr>
+            <w:tcW w:type="dxa" w:w="1296"/>
+          </w:tcPr>
+          <w:p>
+            <w:pPr>
+              <w:jc w:val="center"/>
+            </w:pPr>
+            <w:r>
+              <w:rPr>
+                <w:sz w:val="17"/>
+              </w:rPr>
+              <w:t>+0.0643</w:t>
+            </w:r>
+          </w:p>
+        </w:tc>
+        <w:tc>
+          <w:tcPr>
+            <w:tcW w:type="dxa" w:w="1296"/>
+          </w:tcPr>
+          <w:p>
+            <w:pPr>
+              <w:jc w:val="center"/>
+            </w:pPr>
+            <w:r>
+              <w:rPr>
+                <w:sz w:val="17"/>
+              </w:rPr>
+              <w:t>-0.0890</w:t>
+            </w:r>
+          </w:p>
+        </w:tc>
+      </w:tr>
+      <w:tr>
+        <w:tc>
+          <w:tcPr>
+            <w:tcW w:type="dxa" w:w="2304"/>
+          </w:tcPr>
+          <w:p>
+            <w:pPr>
+              <w:jc w:val="center"/>
+            </w:pPr>
+            <w:r>
+              <w:rPr>
+                <w:sz w:val="17"/>
+              </w:rPr>
+              <w:t>run B · 回放 0.25</w:t>
+            </w:r>
+          </w:p>
+        </w:tc>
+        <w:tc>
+          <w:tcPr>
+            <w:tcW w:type="dxa" w:w="864"/>
+          </w:tcPr>
+          <w:p>
+            <w:pPr>
+              <w:jc w:val="center"/>
+            </w:pPr>
+            <w:r>
+              <w:rPr>
+                <w:sz w:val="17"/>
+              </w:rPr>
+              <w:t>v2</w:t>
+            </w:r>
+          </w:p>
+        </w:tc>
+        <w:tc>
+          <w:tcPr>
+            <w:tcW w:type="dxa" w:w="864"/>
+          </w:tcPr>
+          <w:p>
+            <w:pPr>
+              <w:jc w:val="center"/>
+            </w:pPr>
+            <w:r>
+              <w:rPr>
+                <w:sz w:val="17"/>
+              </w:rPr>
+              <w:t>5</w:t>
+            </w:r>
+          </w:p>
+        </w:tc>
+        <w:tc>
+          <w:tcPr>
+            <w:tcW w:type="dxa" w:w="1296"/>
+          </w:tcPr>
+          <w:p>
+            <w:pPr>
+              <w:jc w:val="center"/>
+            </w:pPr>
+            <w:r>
+              <w:rPr>
+                <w:sz w:val="17"/>
+              </w:rPr>
+              <w:t>0.5318</w:t>
+            </w:r>
+          </w:p>
+        </w:tc>
+        <w:tc>
+          <w:tcPr>
+            <w:tcW w:type="dxa" w:w="1296"/>
+          </w:tcPr>
+          <w:p>
+            <w:pPr>
+              <w:jc w:val="center"/>
+            </w:pPr>
+            <w:r>
+              <w:rPr>
+                <w:sz w:val="17"/>
+              </w:rPr>
+              <w:t>0.6252</w:t>
+            </w:r>
+          </w:p>
+        </w:tc>
+        <w:tc>
+          <w:tcPr>
+            <w:tcW w:type="dxa" w:w="1296"/>
+          </w:tcPr>
+          <w:p>
+            <w:pPr>
+              <w:jc w:val="center"/>
+            </w:pPr>
+            <w:r>
+              <w:rPr>
+                <w:sz w:val="17"/>
+              </w:rPr>
+              <w:t>+0.0934</w:t>
+            </w:r>
+          </w:p>
+        </w:tc>
+        <w:tc>
+          <w:tcPr>
+            <w:tcW w:type="dxa" w:w="1296"/>
+          </w:tcPr>
+          <w:p>
+            <w:pPr>
+              <w:jc w:val="center"/>
+            </w:pPr>
+            <w:r>
+              <w:rPr>
+                <w:sz w:val="17"/>
+              </w:rPr>
+              <w:t>-0.0583</w:t>
             </w:r>
           </w:p>
         </w:tc>
@@ -2104,7 +2753,1069 @@
           <w:color w:val="595959"/>
           <w:sz w:val="17"/>
         </w:rPr>
-        <w:t>注：前两行为全小时评估集上的站点配对统计；后两行取自迁移日志的中位数之差，两种估计量不同，不可混用。空间分块的零样本 M0 比随机划分低 0.128（五折同向，−0.091 至 −0.191），即随机划分下约四分之一的小时技巧来自源域中留存的水文近邻。</w:t>
+        <w:t>注：v1 为 lookback_hourly=72 且无 initial_forget_bias；v2 为 336 且遗忘门初值 3，其余设置相同。“待运行”表示该组合的迁移阶段仍在排队，不是缺失或失败。run A 的数值取自各折 transfer/summary.json；早期版本的报告从迁移日志文本中提取同一指标，两者相差约 0.001，本报告统一采用 JSON 一路。</w:t>
+      </w:r>
+    </w:p>
+    <w:p>
+      <w:r>
+        <w:rPr>
+          <w:b/>
+          <w:sz w:val="18"/>
+        </w:rPr>
+        <w:t>表 2-2　KGE 及其 r / α / β 分量，逐站配对中位数</w:t>
+      </w:r>
+    </w:p>
+    <w:tbl>
+      <w:tblPr>
+        <w:tblStyle w:val="LightGrid-Accent1"/>
+        <w:tblW w:type="auto" w:w="0"/>
+        <w:jc w:val="center"/>
+        <w:tblLook w:firstColumn="1" w:firstRow="1" w:lastColumn="0" w:lastRow="0" w:noHBand="0" w:noVBand="1" w:val="04A0"/>
+      </w:tblPr>
+      <w:tblGrid>
+        <w:gridCol w:w="1080"/>
+        <w:gridCol w:w="1080"/>
+        <w:gridCol w:w="1080"/>
+        <w:gridCol w:w="1080"/>
+        <w:gridCol w:w="1080"/>
+        <w:gridCol w:w="1080"/>
+        <w:gridCol w:w="1080"/>
+        <w:gridCol w:w="1080"/>
+      </w:tblGrid>
+      <w:tr>
+        <w:tc>
+          <w:tcPr>
+            <w:tcW w:type="dxa" w:w="1728"/>
+          </w:tcPr>
+          <w:p>
+            <w:r>
+              <w:rPr>
+                <w:b/>
+                <w:sz w:val="17"/>
+              </w:rPr>
+              <w:t>配置</w:t>
+            </w:r>
+          </w:p>
+        </w:tc>
+        <w:tc>
+          <w:tcPr>
+            <w:tcW w:type="dxa" w:w="864"/>
+          </w:tcPr>
+          <w:p>
+            <w:r>
+              <w:rPr>
+                <w:b/>
+                <w:sz w:val="17"/>
+              </w:rPr>
+              <w:t>版本</w:t>
+            </w:r>
+          </w:p>
+        </w:tc>
+        <w:tc>
+          <w:tcPr>
+            <w:tcW w:type="dxa" w:w="1152"/>
+          </w:tcPr>
+          <w:p>
+            <w:r>
+              <w:rPr>
+                <w:b/>
+                <w:sz w:val="17"/>
+              </w:rPr>
+              <w:t>M0</w:t>
+            </w:r>
+          </w:p>
+        </w:tc>
+        <w:tc>
+          <w:tcPr>
+            <w:tcW w:type="dxa" w:w="1152"/>
+          </w:tcPr>
+          <w:p>
+            <w:r>
+              <w:rPr>
+                <w:b/>
+                <w:sz w:val="17"/>
+              </w:rPr>
+              <w:t>M1</w:t>
+            </w:r>
+          </w:p>
+        </w:tc>
+        <w:tc>
+          <w:tcPr>
+            <w:tcW w:type="dxa" w:w="1152"/>
+          </w:tcPr>
+          <w:p>
+            <w:r>
+              <w:rPr>
+                <w:b/>
+                <w:sz w:val="17"/>
+              </w:rPr>
+              <w:t>ΔKGE</w:t>
+            </w:r>
+          </w:p>
+        </w:tc>
+        <w:tc>
+          <w:tcPr>
+            <w:tcW w:type="dxa" w:w="1584"/>
+          </w:tcPr>
+          <w:p>
+            <w:r>
+              <w:rPr>
+                <w:b/>
+                <w:sz w:val="17"/>
+              </w:rPr>
+              <w:t>r</w:t>
+            </w:r>
+          </w:p>
+        </w:tc>
+        <w:tc>
+          <w:tcPr>
+            <w:tcW w:type="dxa" w:w="1584"/>
+          </w:tcPr>
+          <w:p>
+            <w:r>
+              <w:rPr>
+                <w:b/>
+                <w:sz w:val="17"/>
+              </w:rPr>
+              <w:t>α</w:t>
+            </w:r>
+          </w:p>
+        </w:tc>
+        <w:tc>
+          <w:tcPr>
+            <w:tcW w:type="dxa" w:w="1584"/>
+          </w:tcPr>
+          <w:p>
+            <w:r>
+              <w:rPr>
+                <w:b/>
+                <w:sz w:val="17"/>
+              </w:rPr>
+              <w:t>β</w:t>
+            </w:r>
+          </w:p>
+        </w:tc>
+      </w:tr>
+      <w:tr>
+        <w:tc>
+          <w:tcPr>
+            <w:tcW w:type="dxa" w:w="1728"/>
+          </w:tcPr>
+          <w:p>
+            <w:pPr>
+              <w:jc w:val="center"/>
+            </w:pPr>
+            <w:r>
+              <w:rPr>
+                <w:sz w:val="17"/>
+              </w:rPr>
+              <w:t>run A</w:t>
+            </w:r>
+          </w:p>
+        </w:tc>
+        <w:tc>
+          <w:tcPr>
+            <w:tcW w:type="dxa" w:w="864"/>
+          </w:tcPr>
+          <w:p>
+            <w:pPr>
+              <w:jc w:val="center"/>
+            </w:pPr>
+            <w:r>
+              <w:rPr>
+                <w:sz w:val="17"/>
+              </w:rPr>
+              <w:t>v1</w:t>
+            </w:r>
+          </w:p>
+        </w:tc>
+        <w:tc>
+          <w:tcPr>
+            <w:tcW w:type="dxa" w:w="1152"/>
+          </w:tcPr>
+          <w:p>
+            <w:pPr>
+              <w:jc w:val="center"/>
+            </w:pPr>
+            <w:r>
+              <w:rPr>
+                <w:sz w:val="17"/>
+              </w:rPr>
+              <w:t>0.4288</w:t>
+            </w:r>
+          </w:p>
+        </w:tc>
+        <w:tc>
+          <w:tcPr>
+            <w:tcW w:type="dxa" w:w="1152"/>
+          </w:tcPr>
+          <w:p>
+            <w:pPr>
+              <w:jc w:val="center"/>
+            </w:pPr>
+            <w:r>
+              <w:rPr>
+                <w:sz w:val="17"/>
+              </w:rPr>
+              <w:t>0.3982</w:t>
+            </w:r>
+          </w:p>
+        </w:tc>
+        <w:tc>
+          <w:tcPr>
+            <w:tcW w:type="dxa" w:w="1152"/>
+          </w:tcPr>
+          <w:p>
+            <w:pPr>
+              <w:jc w:val="center"/>
+            </w:pPr>
+            <w:r>
+              <w:rPr>
+                <w:sz w:val="17"/>
+              </w:rPr>
+              <w:t>-0.0212</w:t>
+            </w:r>
+          </w:p>
+        </w:tc>
+        <w:tc>
+          <w:tcPr>
+            <w:tcW w:type="dxa" w:w="1584"/>
+          </w:tcPr>
+          <w:p>
+            <w:pPr>
+              <w:jc w:val="center"/>
+            </w:pPr>
+            <w:r>
+              <w:rPr>
+                <w:sz w:val="17"/>
+              </w:rPr>
+              <w:t>0.788→0.775</w:t>
+            </w:r>
+          </w:p>
+        </w:tc>
+        <w:tc>
+          <w:tcPr>
+            <w:tcW w:type="dxa" w:w="1584"/>
+          </w:tcPr>
+          <w:p>
+            <w:pPr>
+              <w:jc w:val="center"/>
+            </w:pPr>
+            <w:r>
+              <w:rPr>
+                <w:sz w:val="17"/>
+              </w:rPr>
+              <w:t>0.723→0.708</w:t>
+            </w:r>
+          </w:p>
+        </w:tc>
+        <w:tc>
+          <w:tcPr>
+            <w:tcW w:type="dxa" w:w="1584"/>
+          </w:tcPr>
+          <w:p>
+            <w:pPr>
+              <w:jc w:val="center"/>
+            </w:pPr>
+            <w:r>
+              <w:rPr>
+                <w:sz w:val="17"/>
+              </w:rPr>
+              <w:t>0.890→0.914</w:t>
+            </w:r>
+          </w:p>
+        </w:tc>
+      </w:tr>
+      <w:tr>
+        <w:tc>
+          <w:tcPr>
+            <w:tcW w:type="dxa" w:w="1728"/>
+          </w:tcPr>
+          <w:p>
+            <w:pPr>
+              <w:jc w:val="center"/>
+            </w:pPr>
+            <w:r>
+              <w:rPr>
+                <w:sz w:val="17"/>
+              </w:rPr>
+              <w:t>run B</w:t>
+            </w:r>
+          </w:p>
+        </w:tc>
+        <w:tc>
+          <w:tcPr>
+            <w:tcW w:type="dxa" w:w="864"/>
+          </w:tcPr>
+          <w:p>
+            <w:pPr>
+              <w:jc w:val="center"/>
+            </w:pPr>
+            <w:r>
+              <w:rPr>
+                <w:sz w:val="17"/>
+              </w:rPr>
+              <w:t>v1</w:t>
+            </w:r>
+          </w:p>
+        </w:tc>
+        <w:tc>
+          <w:tcPr>
+            <w:tcW w:type="dxa" w:w="1152"/>
+          </w:tcPr>
+          <w:p>
+            <w:pPr>
+              <w:jc w:val="center"/>
+            </w:pPr>
+            <w:r>
+              <w:rPr>
+                <w:sz w:val="17"/>
+              </w:rPr>
+              <w:t>0.5249</w:t>
+            </w:r>
+          </w:p>
+        </w:tc>
+        <w:tc>
+          <w:tcPr>
+            <w:tcW w:type="dxa" w:w="1152"/>
+          </w:tcPr>
+          <w:p>
+            <w:pPr>
+              <w:jc w:val="center"/>
+            </w:pPr>
+            <w:r>
+              <w:rPr>
+                <w:sz w:val="17"/>
+              </w:rPr>
+              <w:t>0.5758</w:t>
+            </w:r>
+          </w:p>
+        </w:tc>
+        <w:tc>
+          <w:tcPr>
+            <w:tcW w:type="dxa" w:w="1152"/>
+          </w:tcPr>
+          <w:p>
+            <w:pPr>
+              <w:jc w:val="center"/>
+            </w:pPr>
+            <w:r>
+              <w:rPr>
+                <w:sz w:val="17"/>
+              </w:rPr>
+              <w:t>+0.0264</w:t>
+            </w:r>
+          </w:p>
+        </w:tc>
+        <w:tc>
+          <w:tcPr>
+            <w:tcW w:type="dxa" w:w="1584"/>
+          </w:tcPr>
+          <w:p>
+            <w:pPr>
+              <w:jc w:val="center"/>
+            </w:pPr>
+            <w:r>
+              <w:rPr>
+                <w:sz w:val="17"/>
+              </w:rPr>
+              <w:t>0.790→0.798</w:t>
+            </w:r>
+          </w:p>
+        </w:tc>
+        <w:tc>
+          <w:tcPr>
+            <w:tcW w:type="dxa" w:w="1584"/>
+          </w:tcPr>
+          <w:p>
+            <w:pPr>
+              <w:jc w:val="center"/>
+            </w:pPr>
+            <w:r>
+              <w:rPr>
+                <w:sz w:val="17"/>
+              </w:rPr>
+              <w:t>0.861→0.956</w:t>
+            </w:r>
+          </w:p>
+        </w:tc>
+        <w:tc>
+          <w:tcPr>
+            <w:tcW w:type="dxa" w:w="1584"/>
+          </w:tcPr>
+          <w:p>
+            <w:pPr>
+              <w:jc w:val="center"/>
+            </w:pPr>
+            <w:r>
+              <w:rPr>
+                <w:sz w:val="17"/>
+              </w:rPr>
+              <w:t>1.016→0.977</w:t>
+            </w:r>
+          </w:p>
+        </w:tc>
+      </w:tr>
+      <w:tr>
+        <w:tc>
+          <w:tcPr>
+            <w:tcW w:type="dxa" w:w="1728"/>
+          </w:tcPr>
+          <w:p>
+            <w:pPr>
+              <w:jc w:val="center"/>
+            </w:pPr>
+            <w:r>
+              <w:rPr>
+                <w:sz w:val="17"/>
+              </w:rPr>
+              <w:t>run B</w:t>
+            </w:r>
+          </w:p>
+        </w:tc>
+        <w:tc>
+          <w:tcPr>
+            <w:tcW w:type="dxa" w:w="864"/>
+          </w:tcPr>
+          <w:p>
+            <w:pPr>
+              <w:jc w:val="center"/>
+            </w:pPr>
+            <w:r>
+              <w:rPr>
+                <w:sz w:val="17"/>
+              </w:rPr>
+              <w:t>v2</w:t>
+            </w:r>
+          </w:p>
+        </w:tc>
+        <w:tc>
+          <w:tcPr>
+            <w:tcW w:type="dxa" w:w="1152"/>
+          </w:tcPr>
+          <w:p>
+            <w:pPr>
+              <w:jc w:val="center"/>
+            </w:pPr>
+            <w:r>
+              <w:rPr>
+                <w:sz w:val="17"/>
+              </w:rPr>
+              <w:t>0.5190</w:t>
+            </w:r>
+          </w:p>
+        </w:tc>
+        <w:tc>
+          <w:tcPr>
+            <w:tcW w:type="dxa" w:w="1152"/>
+          </w:tcPr>
+          <w:p>
+            <w:pPr>
+              <w:jc w:val="center"/>
+            </w:pPr>
+            <w:r>
+              <w:rPr>
+                <w:sz w:val="17"/>
+              </w:rPr>
+              <w:t>0.6210</w:t>
+            </w:r>
+          </w:p>
+        </w:tc>
+        <w:tc>
+          <w:tcPr>
+            <w:tcW w:type="dxa" w:w="1152"/>
+          </w:tcPr>
+          <w:p>
+            <w:pPr>
+              <w:jc w:val="center"/>
+            </w:pPr>
+            <w:r>
+              <w:rPr>
+                <w:sz w:val="17"/>
+              </w:rPr>
+              <w:t>+0.0623</w:t>
+            </w:r>
+          </w:p>
+        </w:tc>
+        <w:tc>
+          <w:tcPr>
+            <w:tcW w:type="dxa" w:w="1584"/>
+          </w:tcPr>
+          <w:p>
+            <w:pPr>
+              <w:jc w:val="center"/>
+            </w:pPr>
+            <w:r>
+              <w:rPr>
+                <w:sz w:val="17"/>
+              </w:rPr>
+              <w:t>0.797→0.812</w:t>
+            </w:r>
+          </w:p>
+        </w:tc>
+        <w:tc>
+          <w:tcPr>
+            <w:tcW w:type="dxa" w:w="1584"/>
+          </w:tcPr>
+          <w:p>
+            <w:pPr>
+              <w:jc w:val="center"/>
+            </w:pPr>
+            <w:r>
+              <w:rPr>
+                <w:sz w:val="17"/>
+              </w:rPr>
+              <w:t>0.813→0.851</w:t>
+            </w:r>
+          </w:p>
+        </w:tc>
+        <w:tc>
+          <w:tcPr>
+            <w:tcW w:type="dxa" w:w="1584"/>
+          </w:tcPr>
+          <w:p>
+            <w:pPr>
+              <w:jc w:val="center"/>
+            </w:pPr>
+            <w:r>
+              <w:rPr>
+                <w:sz w:val="17"/>
+              </w:rPr>
+              <w:t>1.025→0.996</w:t>
+            </w:r>
+          </w:p>
+        </w:tc>
+      </w:tr>
+      <w:tr>
+        <w:tc>
+          <w:tcPr>
+            <w:tcW w:type="dxa" w:w="1728"/>
+          </w:tcPr>
+          <w:p>
+            <w:pPr>
+              <w:jc w:val="center"/>
+            </w:pPr>
+            <w:r>
+              <w:rPr>
+                <w:sz w:val="17"/>
+              </w:rPr>
+              <w:t>空间分块</w:t>
+            </w:r>
+          </w:p>
+        </w:tc>
+        <w:tc>
+          <w:tcPr>
+            <w:tcW w:type="dxa" w:w="864"/>
+          </w:tcPr>
+          <w:p>
+            <w:pPr>
+              <w:jc w:val="center"/>
+            </w:pPr>
+            <w:r>
+              <w:rPr>
+                <w:sz w:val="17"/>
+              </w:rPr>
+              <w:t>v1</w:t>
+            </w:r>
+          </w:p>
+        </w:tc>
+        <w:tc>
+          <w:tcPr>
+            <w:tcW w:type="dxa" w:w="1152"/>
+          </w:tcPr>
+          <w:p>
+            <w:pPr>
+              <w:jc w:val="center"/>
+            </w:pPr>
+            <w:r>
+              <w:rPr>
+                <w:sz w:val="17"/>
+              </w:rPr>
+              <w:t>0.4014</w:t>
+            </w:r>
+          </w:p>
+        </w:tc>
+        <w:tc>
+          <w:tcPr>
+            <w:tcW w:type="dxa" w:w="1152"/>
+          </w:tcPr>
+          <w:p>
+            <w:pPr>
+              <w:jc w:val="center"/>
+            </w:pPr>
+            <w:r>
+              <w:rPr>
+                <w:sz w:val="17"/>
+              </w:rPr>
+              <w:t>0.4775</w:t>
+            </w:r>
+          </w:p>
+        </w:tc>
+        <w:tc>
+          <w:tcPr>
+            <w:tcW w:type="dxa" w:w="1152"/>
+          </w:tcPr>
+          <w:p>
+            <w:pPr>
+              <w:jc w:val="center"/>
+            </w:pPr>
+            <w:r>
+              <w:rPr>
+                <w:sz w:val="17"/>
+              </w:rPr>
+              <w:t>+0.0473</w:t>
+            </w:r>
+          </w:p>
+        </w:tc>
+        <w:tc>
+          <w:tcPr>
+            <w:tcW w:type="dxa" w:w="1584"/>
+          </w:tcPr>
+          <w:p>
+            <w:pPr>
+              <w:jc w:val="center"/>
+            </w:pPr>
+            <w:r>
+              <w:rPr>
+                <w:sz w:val="17"/>
+              </w:rPr>
+              <w:t>0.759→0.786</w:t>
+            </w:r>
+          </w:p>
+        </w:tc>
+        <w:tc>
+          <w:tcPr>
+            <w:tcW w:type="dxa" w:w="1584"/>
+          </w:tcPr>
+          <w:p>
+            <w:pPr>
+              <w:jc w:val="center"/>
+            </w:pPr>
+            <w:r>
+              <w:rPr>
+                <w:sz w:val="17"/>
+              </w:rPr>
+              <w:t>0.852→0.949</w:t>
+            </w:r>
+          </w:p>
+        </w:tc>
+        <w:tc>
+          <w:tcPr>
+            <w:tcW w:type="dxa" w:w="1584"/>
+          </w:tcPr>
+          <w:p>
+            <w:pPr>
+              <w:jc w:val="center"/>
+            </w:pPr>
+            <w:r>
+              <w:rPr>
+                <w:sz w:val="17"/>
+              </w:rPr>
+              <w:t>1.032→0.883</w:t>
+            </w:r>
+          </w:p>
+        </w:tc>
+      </w:tr>
+      <w:tr>
+        <w:tc>
+          <w:tcPr>
+            <w:tcW w:type="dxa" w:w="1728"/>
+          </w:tcPr>
+          <w:p>
+            <w:pPr>
+              <w:jc w:val="center"/>
+            </w:pPr>
+            <w:r>
+              <w:rPr>
+                <w:sz w:val="17"/>
+              </w:rPr>
+              <w:t>空间分块</w:t>
+            </w:r>
+          </w:p>
+        </w:tc>
+        <w:tc>
+          <w:tcPr>
+            <w:tcW w:type="dxa" w:w="864"/>
+          </w:tcPr>
+          <w:p>
+            <w:pPr>
+              <w:jc w:val="center"/>
+            </w:pPr>
+            <w:r>
+              <w:rPr>
+                <w:sz w:val="17"/>
+              </w:rPr>
+              <w:t>v2</w:t>
+            </w:r>
+          </w:p>
+        </w:tc>
+        <w:tc>
+          <w:tcPr>
+            <w:tcW w:type="dxa" w:w="1152"/>
+          </w:tcPr>
+          <w:p>
+            <w:pPr>
+              <w:jc w:val="center"/>
+            </w:pPr>
+            <w:r>
+              <w:rPr>
+                <w:sz w:val="17"/>
+              </w:rPr>
+              <w:t>0.4185</w:t>
+            </w:r>
+          </w:p>
+        </w:tc>
+        <w:tc>
+          <w:tcPr>
+            <w:tcW w:type="dxa" w:w="1152"/>
+          </w:tcPr>
+          <w:p>
+            <w:pPr>
+              <w:jc w:val="center"/>
+            </w:pPr>
+            <w:r>
+              <w:rPr>
+                <w:sz w:val="17"/>
+              </w:rPr>
+              <w:t>0.6165</w:t>
+            </w:r>
+          </w:p>
+        </w:tc>
+        <w:tc>
+          <w:tcPr>
+            <w:tcW w:type="dxa" w:w="1152"/>
+          </w:tcPr>
+          <w:p>
+            <w:pPr>
+              <w:jc w:val="center"/>
+            </w:pPr>
+            <w:r>
+              <w:rPr>
+                <w:sz w:val="17"/>
+              </w:rPr>
+              <w:t>+0.1333</w:t>
+            </w:r>
+          </w:p>
+        </w:tc>
+        <w:tc>
+          <w:tcPr>
+            <w:tcW w:type="dxa" w:w="1584"/>
+          </w:tcPr>
+          <w:p>
+            <w:pPr>
+              <w:jc w:val="center"/>
+            </w:pPr>
+            <w:r>
+              <w:rPr>
+                <w:sz w:val="17"/>
+              </w:rPr>
+              <w:t>0.770→0.808</w:t>
+            </w:r>
+          </w:p>
+        </w:tc>
+        <w:tc>
+          <w:tcPr>
+            <w:tcW w:type="dxa" w:w="1584"/>
+          </w:tcPr>
+          <w:p>
+            <w:pPr>
+              <w:jc w:val="center"/>
+            </w:pPr>
+            <w:r>
+              <w:rPr>
+                <w:sz w:val="17"/>
+              </w:rPr>
+              <w:t>0.808→0.865</w:t>
+            </w:r>
+          </w:p>
+        </w:tc>
+        <w:tc>
+          <w:tcPr>
+            <w:tcW w:type="dxa" w:w="1584"/>
+          </w:tcPr>
+          <w:p>
+            <w:pPr>
+              <w:jc w:val="center"/>
+            </w:pPr>
+            <w:r>
+              <w:rPr>
+                <w:sz w:val="17"/>
+              </w:rPr>
+              <w:t>1.020→0.999</w:t>
+            </w:r>
+          </w:p>
+        </w:tc>
+      </w:tr>
+      <w:tr>
+        <w:tc>
+          <w:tcPr>
+            <w:tcW w:type="dxa" w:w="1728"/>
+          </w:tcPr>
+          <w:p>
+            <w:pPr>
+              <w:jc w:val="center"/>
+            </w:pPr>
+            <w:r>
+              <w:rPr>
+                <w:sz w:val="17"/>
+              </w:rPr>
+              <w:t>回放 0.25</w:t>
+            </w:r>
+          </w:p>
+        </w:tc>
+        <w:tc>
+          <w:tcPr>
+            <w:tcW w:type="dxa" w:w="864"/>
+          </w:tcPr>
+          <w:p>
+            <w:pPr>
+              <w:jc w:val="center"/>
+            </w:pPr>
+            <w:r>
+              <w:rPr>
+                <w:sz w:val="17"/>
+              </w:rPr>
+              <w:t>v1</w:t>
+            </w:r>
+          </w:p>
+        </w:tc>
+        <w:tc>
+          <w:tcPr>
+            <w:tcW w:type="dxa" w:w="1152"/>
+          </w:tcPr>
+          <w:p>
+            <w:pPr>
+              <w:jc w:val="center"/>
+            </w:pPr>
+            <w:r>
+              <w:rPr>
+                <w:sz w:val="17"/>
+              </w:rPr>
+              <w:t>0.5249</w:t>
+            </w:r>
+          </w:p>
+        </w:tc>
+        <w:tc>
+          <w:tcPr>
+            <w:tcW w:type="dxa" w:w="1152"/>
+          </w:tcPr>
+          <w:p>
+            <w:pPr>
+              <w:jc w:val="center"/>
+            </w:pPr>
+            <w:r>
+              <w:rPr>
+                <w:sz w:val="17"/>
+              </w:rPr>
+              <w:t>0.5933</w:t>
+            </w:r>
+          </w:p>
+        </w:tc>
+        <w:tc>
+          <w:tcPr>
+            <w:tcW w:type="dxa" w:w="1152"/>
+          </w:tcPr>
+          <w:p>
+            <w:pPr>
+              <w:jc w:val="center"/>
+            </w:pPr>
+            <w:r>
+              <w:rPr>
+                <w:sz w:val="17"/>
+              </w:rPr>
+              <w:t>+0.0344</w:t>
+            </w:r>
+          </w:p>
+        </w:tc>
+        <w:tc>
+          <w:tcPr>
+            <w:tcW w:type="dxa" w:w="1584"/>
+          </w:tcPr>
+          <w:p>
+            <w:pPr>
+              <w:jc w:val="center"/>
+            </w:pPr>
+            <w:r>
+              <w:rPr>
+                <w:sz w:val="17"/>
+              </w:rPr>
+              <w:t>0.790→0.800</w:t>
+            </w:r>
+          </w:p>
+        </w:tc>
+        <w:tc>
+          <w:tcPr>
+            <w:tcW w:type="dxa" w:w="1584"/>
+          </w:tcPr>
+          <w:p>
+            <w:pPr>
+              <w:jc w:val="center"/>
+            </w:pPr>
+            <w:r>
+              <w:rPr>
+                <w:sz w:val="17"/>
+              </w:rPr>
+              <w:t>0.861→0.876</w:t>
+            </w:r>
+          </w:p>
+        </w:tc>
+        <w:tc>
+          <w:tcPr>
+            <w:tcW w:type="dxa" w:w="1584"/>
+          </w:tcPr>
+          <w:p>
+            <w:pPr>
+              <w:jc w:val="center"/>
+            </w:pPr>
+            <w:r>
+              <w:rPr>
+                <w:sz w:val="17"/>
+              </w:rPr>
+              <w:t>1.016→0.972</w:t>
+            </w:r>
+          </w:p>
+        </w:tc>
+      </w:tr>
+      <w:tr>
+        <w:tc>
+          <w:tcPr>
+            <w:tcW w:type="dxa" w:w="1728"/>
+          </w:tcPr>
+          <w:p>
+            <w:pPr>
+              <w:jc w:val="center"/>
+            </w:pPr>
+            <w:r>
+              <w:rPr>
+                <w:sz w:val="17"/>
+              </w:rPr>
+              <w:t>回放 0.25</w:t>
+            </w:r>
+          </w:p>
+        </w:tc>
+        <w:tc>
+          <w:tcPr>
+            <w:tcW w:type="dxa" w:w="864"/>
+          </w:tcPr>
+          <w:p>
+            <w:pPr>
+              <w:jc w:val="center"/>
+            </w:pPr>
+            <w:r>
+              <w:rPr>
+                <w:sz w:val="17"/>
+              </w:rPr>
+              <w:t>v2</w:t>
+            </w:r>
+          </w:p>
+        </w:tc>
+        <w:tc>
+          <w:tcPr>
+            <w:tcW w:type="dxa" w:w="1152"/>
+          </w:tcPr>
+          <w:p>
+            <w:pPr>
+              <w:jc w:val="center"/>
+            </w:pPr>
+            <w:r>
+              <w:rPr>
+                <w:sz w:val="17"/>
+              </w:rPr>
+              <w:t>0.5190</w:t>
+            </w:r>
+          </w:p>
+        </w:tc>
+        <w:tc>
+          <w:tcPr>
+            <w:tcW w:type="dxa" w:w="1152"/>
+          </w:tcPr>
+          <w:p>
+            <w:pPr>
+              <w:jc w:val="center"/>
+            </w:pPr>
+            <w:r>
+              <w:rPr>
+                <w:sz w:val="17"/>
+              </w:rPr>
+              <w:t>0.6182</w:t>
+            </w:r>
+          </w:p>
+        </w:tc>
+        <w:tc>
+          <w:tcPr>
+            <w:tcW w:type="dxa" w:w="1152"/>
+          </w:tcPr>
+          <w:p>
+            <w:pPr>
+              <w:jc w:val="center"/>
+            </w:pPr>
+            <w:r>
+              <w:rPr>
+                <w:sz w:val="17"/>
+              </w:rPr>
+              <w:t>+0.0557</w:t>
+            </w:r>
+          </w:p>
+        </w:tc>
+        <w:tc>
+          <w:tcPr>
+            <w:tcW w:type="dxa" w:w="1584"/>
+          </w:tcPr>
+          <w:p>
+            <w:pPr>
+              <w:jc w:val="center"/>
+            </w:pPr>
+            <w:r>
+              <w:rPr>
+                <w:sz w:val="17"/>
+              </w:rPr>
+              <w:t>0.797→0.813</w:t>
+            </w:r>
+          </w:p>
+        </w:tc>
+        <w:tc>
+          <w:tcPr>
+            <w:tcW w:type="dxa" w:w="1584"/>
+          </w:tcPr>
+          <w:p>
+            <w:pPr>
+              <w:jc w:val="center"/>
+            </w:pPr>
+            <w:r>
+              <w:rPr>
+                <w:sz w:val="17"/>
+              </w:rPr>
+              <w:t>0.813→0.843</w:t>
+            </w:r>
+          </w:p>
+        </w:tc>
+        <w:tc>
+          <w:tcPr>
+            <w:tcW w:type="dxa" w:w="1584"/>
+          </w:tcPr>
+          <w:p>
+            <w:pPr>
+              <w:jc w:val="center"/>
+            </w:pPr>
+            <w:r>
+              <w:rPr>
+                <w:sz w:val="17"/>
+              </w:rPr>
+              <w:t>1.025→1.011</w:t>
+            </w:r>
+          </w:p>
+        </w:tc>
+      </w:tr>
+    </w:tbl>
+    <w:p/>
+    <w:p>
+      <w:r>
+        <w:rPr>
+          <w:i/>
+          <w:color w:val="595959"/>
+          <w:sz w:val="17"/>
+        </w:rPr>
+        <w:t>注：v1 的零样本模型闪变性为观测的 6.80 倍、日内标准差 3.11 倍，而均值仅为观测的一半；v2 在微调前即已标定（闪变 0.95 倍，均值 1.05 倍）。因此 v1 到 v2 的 α 变化不是“调得更好”，而是过度离散被消除，详见 4.2。</w:t>
       </w:r>
     </w:p>
     <w:p>
@@ -2139,7 +3850,7 @@
           <w:b/>
           <w:sz w:val="18"/>
         </w:rPr>
-        <w:t>表 2-2　源域回放比例扫描（五折均值）</w:t>
+        <w:t>表 2-3　源域回放比例扫描（每折中位数的跨折平均）</w:t>
       </w:r>
     </w:p>
     <w:tbl>
@@ -2150,16 +3861,31 @@
         <w:tblLook w:firstColumn="1" w:firstRow="1" w:lastColumn="0" w:lastRow="0" w:noHBand="0" w:noVBand="1" w:val="04A0"/>
       </w:tblPr>
       <w:tblGrid>
-        <w:gridCol w:w="1440"/>
-        <w:gridCol w:w="1440"/>
-        <w:gridCol w:w="1440"/>
-        <w:gridCol w:w="1440"/>
-        <w:gridCol w:w="1440"/>
-        <w:gridCol w:w="1440"/>
+        <w:gridCol w:w="1234"/>
+        <w:gridCol w:w="1234"/>
+        <w:gridCol w:w="1234"/>
+        <w:gridCol w:w="1234"/>
+        <w:gridCol w:w="1234"/>
+        <w:gridCol w:w="1234"/>
+        <w:gridCol w:w="1234"/>
       </w:tblGrid>
       <w:tr>
         <w:tc>
           <w:tcPr>
+            <w:tcW w:type="dxa" w:w="864"/>
+          </w:tcPr>
+          <w:p>
+            <w:r>
+              <w:rPr>
+                <w:b/>
+                <w:sz w:val="17"/>
+              </w:rPr>
+              <w:t>版本</w:t>
+            </w:r>
+          </w:p>
+        </w:tc>
+        <w:tc>
+          <w:tcPr>
             <w:tcW w:type="dxa" w:w="1440"/>
           </w:tcPr>
           <w:p>
@@ -2174,63 +3900,63 @@
         </w:tc>
         <w:tc>
           <w:tcPr>
+            <w:tcW w:type="dxa" w:w="1440"/>
+          </w:tcPr>
+          <w:p>
+            <w:r>
+              <w:rPr>
+                <w:b/>
+                <w:sz w:val="17"/>
+              </w:rPr>
+              <w:t>目标域 M1</w:t>
+            </w:r>
+          </w:p>
+        </w:tc>
+        <w:tc>
+          <w:tcPr>
+            <w:tcW w:type="dxa" w:w="1296"/>
+          </w:tcPr>
+          <w:p>
+            <w:r>
+              <w:rPr>
+                <w:b/>
+                <w:sz w:val="17"/>
+              </w:rPr>
+              <w:t>目标域 Δ</w:t>
+            </w:r>
+          </w:p>
+        </w:tc>
+        <w:tc>
+          <w:tcPr>
+            <w:tcW w:type="dxa" w:w="1296"/>
+          </w:tcPr>
+          <w:p>
+            <w:r>
+              <w:rPr>
+                <w:b/>
+                <w:sz w:val="17"/>
+              </w:rPr>
+              <w:t>源域 M1</w:t>
+            </w:r>
+          </w:p>
+        </w:tc>
+        <w:tc>
+          <w:tcPr>
+            <w:tcW w:type="dxa" w:w="1296"/>
+          </w:tcPr>
+          <w:p>
+            <w:r>
+              <w:rPr>
+                <w:b/>
+                <w:sz w:val="17"/>
+              </w:rPr>
+              <w:t>源域 Δ</w:t>
+            </w:r>
+          </w:p>
+        </w:tc>
+        <w:tc>
+          <w:tcPr>
             <w:tcW w:type="dxa" w:w="1584"/>
-          </w:tcPr>
-          <w:p>
-            <w:r>
-              <w:rPr>
-                <w:b/>
-                <w:sz w:val="17"/>
-              </w:rPr>
-              <w:t>目标域 M1</w:t>
-            </w:r>
-          </w:p>
-        </w:tc>
-        <w:tc>
-          <w:tcPr>
-            <w:tcW w:type="dxa" w:w="1440"/>
-          </w:tcPr>
-          <w:p>
-            <w:r>
-              <w:rPr>
-                <w:b/>
-                <w:sz w:val="17"/>
-              </w:rPr>
-              <w:t>目标域 Δ</w:t>
-            </w:r>
-          </w:p>
-        </w:tc>
-        <w:tc>
-          <w:tcPr>
-            <w:tcW w:type="dxa" w:w="1440"/>
-          </w:tcPr>
-          <w:p>
-            <w:r>
-              <w:rPr>
-                <w:b/>
-                <w:sz w:val="17"/>
-              </w:rPr>
-              <w:t>源域 M1</w:t>
-            </w:r>
-          </w:p>
-        </w:tc>
-        <w:tc>
-          <w:tcPr>
-            <w:tcW w:type="dxa" w:w="1440"/>
-          </w:tcPr>
-          <w:p>
-            <w:r>
-              <w:rPr>
-                <w:b/>
-                <w:sz w:val="17"/>
-              </w:rPr>
-              <w:t>源域 Δ</w:t>
-            </w:r>
-          </w:p>
-        </w:tc>
-        <w:tc>
-          <w:tcPr>
-            <w:tcW w:type="dxa" w:w="1728"/>
           </w:tcPr>
           <w:p>
             <w:r>
@@ -2246,6 +3972,22 @@
       <w:tr>
         <w:tc>
           <w:tcPr>
+            <w:tcW w:type="dxa" w:w="864"/>
+          </w:tcPr>
+          <w:p>
+            <w:pPr>
+              <w:jc w:val="center"/>
+            </w:pPr>
+            <w:r>
+              <w:rPr>
+                <w:sz w:val="17"/>
+              </w:rPr>
+              <w:t>v1</w:t>
+            </w:r>
+          </w:p>
+        </w:tc>
+        <w:tc>
+          <w:tcPr>
             <w:tcW w:type="dxa" w:w="1440"/>
           </w:tcPr>
           <w:p>
@@ -2262,71 +4004,71 @@
         </w:tc>
         <w:tc>
           <w:tcPr>
+            <w:tcW w:type="dxa" w:w="1440"/>
+          </w:tcPr>
+          <w:p>
+            <w:pPr>
+              <w:jc w:val="center"/>
+            </w:pPr>
+            <w:r>
+              <w:rPr>
+                <w:sz w:val="17"/>
+              </w:rPr>
+              <w:t>0.5768</w:t>
+            </w:r>
+          </w:p>
+        </w:tc>
+        <w:tc>
+          <w:tcPr>
+            <w:tcW w:type="dxa" w:w="1296"/>
+          </w:tcPr>
+          <w:p>
+            <w:pPr>
+              <w:jc w:val="center"/>
+            </w:pPr>
+            <w:r>
+              <w:rPr>
+                <w:sz w:val="17"/>
+              </w:rPr>
+              <w:t>+0.0449</w:t>
+            </w:r>
+          </w:p>
+        </w:tc>
+        <w:tc>
+          <w:tcPr>
+            <w:tcW w:type="dxa" w:w="1296"/>
+          </w:tcPr>
+          <w:p>
+            <w:pPr>
+              <w:jc w:val="center"/>
+            </w:pPr>
+            <w:r>
+              <w:rPr>
+                <w:sz w:val="17"/>
+              </w:rPr>
+              <w:t>0.5006</w:t>
+            </w:r>
+          </w:p>
+        </w:tc>
+        <w:tc>
+          <w:tcPr>
+            <w:tcW w:type="dxa" w:w="1296"/>
+          </w:tcPr>
+          <w:p>
+            <w:pPr>
+              <w:jc w:val="center"/>
+            </w:pPr>
+            <w:r>
+              <w:rPr>
+                <w:sz w:val="17"/>
+              </w:rPr>
+              <w:t>-0.1428</w:t>
+            </w:r>
+          </w:p>
+        </w:tc>
+        <w:tc>
+          <w:tcPr>
             <w:tcW w:type="dxa" w:w="1584"/>
-          </w:tcPr>
-          <w:p>
-            <w:pPr>
-              <w:jc w:val="center"/>
-            </w:pPr>
-            <w:r>
-              <w:rPr>
-                <w:sz w:val="17"/>
-              </w:rPr>
-              <w:t>0.5768</w:t>
-            </w:r>
-          </w:p>
-        </w:tc>
-        <w:tc>
-          <w:tcPr>
-            <w:tcW w:type="dxa" w:w="1440"/>
-          </w:tcPr>
-          <w:p>
-            <w:pPr>
-              <w:jc w:val="center"/>
-            </w:pPr>
-            <w:r>
-              <w:rPr>
-                <w:sz w:val="17"/>
-              </w:rPr>
-              <w:t>+0.0449</w:t>
-            </w:r>
-          </w:p>
-        </w:tc>
-        <w:tc>
-          <w:tcPr>
-            <w:tcW w:type="dxa" w:w="1440"/>
-          </w:tcPr>
-          <w:p>
-            <w:pPr>
-              <w:jc w:val="center"/>
-            </w:pPr>
-            <w:r>
-              <w:rPr>
-                <w:sz w:val="17"/>
-              </w:rPr>
-              <w:t>0.5006</w:t>
-            </w:r>
-          </w:p>
-        </w:tc>
-        <w:tc>
-          <w:tcPr>
-            <w:tcW w:type="dxa" w:w="1440"/>
-          </w:tcPr>
-          <w:p>
-            <w:pPr>
-              <w:jc w:val="center"/>
-            </w:pPr>
-            <w:r>
-              <w:rPr>
-                <w:sz w:val="17"/>
-              </w:rPr>
-              <w:t>-0.1428</w:t>
-            </w:r>
-          </w:p>
-        </w:tc>
-        <w:tc>
-          <w:tcPr>
-            <w:tcW w:type="dxa" w:w="1728"/>
           </w:tcPr>
           <w:p>
             <w:pPr>
@@ -2344,6 +4086,22 @@
       <w:tr>
         <w:tc>
           <w:tcPr>
+            <w:tcW w:type="dxa" w:w="864"/>
+          </w:tcPr>
+          <w:p>
+            <w:pPr>
+              <w:jc w:val="center"/>
+            </w:pPr>
+            <w:r>
+              <w:rPr>
+                <w:sz w:val="17"/>
+              </w:rPr>
+              <w:t>v1</w:t>
+            </w:r>
+          </w:p>
+        </w:tc>
+        <w:tc>
+          <w:tcPr>
             <w:tcW w:type="dxa" w:w="1440"/>
           </w:tcPr>
           <w:p>
@@ -2360,71 +4118,71 @@
         </w:tc>
         <w:tc>
           <w:tcPr>
+            <w:tcW w:type="dxa" w:w="1440"/>
+          </w:tcPr>
+          <w:p>
+            <w:pPr>
+              <w:jc w:val="center"/>
+            </w:pPr>
+            <w:r>
+              <w:rPr>
+                <w:sz w:val="17"/>
+              </w:rPr>
+              <w:t>0.5993</w:t>
+            </w:r>
+          </w:p>
+        </w:tc>
+        <w:tc>
+          <w:tcPr>
+            <w:tcW w:type="dxa" w:w="1296"/>
+          </w:tcPr>
+          <w:p>
+            <w:pPr>
+              <w:jc w:val="center"/>
+            </w:pPr>
+            <w:r>
+              <w:rPr>
+                <w:sz w:val="17"/>
+              </w:rPr>
+              <w:t>+0.0673</w:t>
+            </w:r>
+          </w:p>
+        </w:tc>
+        <w:tc>
+          <w:tcPr>
+            <w:tcW w:type="dxa" w:w="1296"/>
+          </w:tcPr>
+          <w:p>
+            <w:pPr>
+              <w:jc w:val="center"/>
+            </w:pPr>
+            <w:r>
+              <w:rPr>
+                <w:sz w:val="17"/>
+              </w:rPr>
+              <w:t>0.5420</w:t>
+            </w:r>
+          </w:p>
+        </w:tc>
+        <w:tc>
+          <w:tcPr>
+            <w:tcW w:type="dxa" w:w="1296"/>
+          </w:tcPr>
+          <w:p>
+            <w:pPr>
+              <w:jc w:val="center"/>
+            </w:pPr>
+            <w:r>
+              <w:rPr>
+                <w:sz w:val="17"/>
+              </w:rPr>
+              <w:t>-0.1014</w:t>
+            </w:r>
+          </w:p>
+        </w:tc>
+        <w:tc>
+          <w:tcPr>
             <w:tcW w:type="dxa" w:w="1584"/>
-          </w:tcPr>
-          <w:p>
-            <w:pPr>
-              <w:jc w:val="center"/>
-            </w:pPr>
-            <w:r>
-              <w:rPr>
-                <w:sz w:val="17"/>
-              </w:rPr>
-              <w:t>0.5992</w:t>
-            </w:r>
-          </w:p>
-        </w:tc>
-        <w:tc>
-          <w:tcPr>
-            <w:tcW w:type="dxa" w:w="1440"/>
-          </w:tcPr>
-          <w:p>
-            <w:pPr>
-              <w:jc w:val="center"/>
-            </w:pPr>
-            <w:r>
-              <w:rPr>
-                <w:sz w:val="17"/>
-              </w:rPr>
-              <w:t>+0.0673</w:t>
-            </w:r>
-          </w:p>
-        </w:tc>
-        <w:tc>
-          <w:tcPr>
-            <w:tcW w:type="dxa" w:w="1440"/>
-          </w:tcPr>
-          <w:p>
-            <w:pPr>
-              <w:jc w:val="center"/>
-            </w:pPr>
-            <w:r>
-              <w:rPr>
-                <w:sz w:val="17"/>
-              </w:rPr>
-              <w:t>0.5420</w:t>
-            </w:r>
-          </w:p>
-        </w:tc>
-        <w:tc>
-          <w:tcPr>
-            <w:tcW w:type="dxa" w:w="1440"/>
-          </w:tcPr>
-          <w:p>
-            <w:pPr>
-              <w:jc w:val="center"/>
-            </w:pPr>
-            <w:r>
-              <w:rPr>
-                <w:sz w:val="17"/>
-              </w:rPr>
-              <w:t>-0.1014</w:t>
-            </w:r>
-          </w:p>
-        </w:tc>
-        <w:tc>
-          <w:tcPr>
-            <w:tcW w:type="dxa" w:w="1728"/>
           </w:tcPr>
           <w:p>
             <w:pPr>
@@ -2442,6 +4200,22 @@
       <w:tr>
         <w:tc>
           <w:tcPr>
+            <w:tcW w:type="dxa" w:w="864"/>
+          </w:tcPr>
+          <w:p>
+            <w:pPr>
+              <w:jc w:val="center"/>
+            </w:pPr>
+            <w:r>
+              <w:rPr>
+                <w:sz w:val="17"/>
+              </w:rPr>
+              <w:t>v1</w:t>
+            </w:r>
+          </w:p>
+        </w:tc>
+        <w:tc>
+          <w:tcPr>
             <w:tcW w:type="dxa" w:w="1440"/>
           </w:tcPr>
           <w:p>
@@ -2458,71 +4232,71 @@
         </w:tc>
         <w:tc>
           <w:tcPr>
+            <w:tcW w:type="dxa" w:w="1440"/>
+          </w:tcPr>
+          <w:p>
+            <w:pPr>
+              <w:jc w:val="center"/>
+            </w:pPr>
+            <w:r>
+              <w:rPr>
+                <w:sz w:val="17"/>
+              </w:rPr>
+              <w:t>0.5962</w:t>
+            </w:r>
+          </w:p>
+        </w:tc>
+        <w:tc>
+          <w:tcPr>
+            <w:tcW w:type="dxa" w:w="1296"/>
+          </w:tcPr>
+          <w:p>
+            <w:pPr>
+              <w:jc w:val="center"/>
+            </w:pPr>
+            <w:r>
+              <w:rPr>
+                <w:sz w:val="17"/>
+              </w:rPr>
+              <w:t>+0.0643</w:t>
+            </w:r>
+          </w:p>
+        </w:tc>
+        <w:tc>
+          <w:tcPr>
+            <w:tcW w:type="dxa" w:w="1296"/>
+          </w:tcPr>
+          <w:p>
+            <w:pPr>
+              <w:jc w:val="center"/>
+            </w:pPr>
+            <w:r>
+              <w:rPr>
+                <w:sz w:val="17"/>
+              </w:rPr>
+              <w:t>0.5544</w:t>
+            </w:r>
+          </w:p>
+        </w:tc>
+        <w:tc>
+          <w:tcPr>
+            <w:tcW w:type="dxa" w:w="1296"/>
+          </w:tcPr>
+          <w:p>
+            <w:pPr>
+              <w:jc w:val="center"/>
+            </w:pPr>
+            <w:r>
+              <w:rPr>
+                <w:sz w:val="17"/>
+              </w:rPr>
+              <w:t>-0.0890</w:t>
+            </w:r>
+          </w:p>
+        </w:tc>
+        <w:tc>
+          <w:tcPr>
             <w:tcW w:type="dxa" w:w="1584"/>
-          </w:tcPr>
-          <w:p>
-            <w:pPr>
-              <w:jc w:val="center"/>
-            </w:pPr>
-            <w:r>
-              <w:rPr>
-                <w:sz w:val="17"/>
-              </w:rPr>
-              <w:t>0.5962</w:t>
-            </w:r>
-          </w:p>
-        </w:tc>
-        <w:tc>
-          <w:tcPr>
-            <w:tcW w:type="dxa" w:w="1440"/>
-          </w:tcPr>
-          <w:p>
-            <w:pPr>
-              <w:jc w:val="center"/>
-            </w:pPr>
-            <w:r>
-              <w:rPr>
-                <w:sz w:val="17"/>
-              </w:rPr>
-              <w:t>+0.0643</w:t>
-            </w:r>
-          </w:p>
-        </w:tc>
-        <w:tc>
-          <w:tcPr>
-            <w:tcW w:type="dxa" w:w="1440"/>
-          </w:tcPr>
-          <w:p>
-            <w:pPr>
-              <w:jc w:val="center"/>
-            </w:pPr>
-            <w:r>
-              <w:rPr>
-                <w:sz w:val="17"/>
-              </w:rPr>
-              <w:t>0.5544</w:t>
-            </w:r>
-          </w:p>
-        </w:tc>
-        <w:tc>
-          <w:tcPr>
-            <w:tcW w:type="dxa" w:w="1440"/>
-          </w:tcPr>
-          <w:p>
-            <w:pPr>
-              <w:jc w:val="center"/>
-            </w:pPr>
-            <w:r>
-              <w:rPr>
-                <w:sz w:val="17"/>
-              </w:rPr>
-              <w:t>-0.0890</w:t>
-            </w:r>
-          </w:p>
-        </w:tc>
-        <w:tc>
-          <w:tcPr>
-            <w:tcW w:type="dxa" w:w="1728"/>
           </w:tcPr>
           <w:p>
             <w:pPr>
@@ -2540,6 +4314,22 @@
       <w:tr>
         <w:tc>
           <w:tcPr>
+            <w:tcW w:type="dxa" w:w="864"/>
+          </w:tcPr>
+          <w:p>
+            <w:pPr>
+              <w:jc w:val="center"/>
+            </w:pPr>
+            <w:r>
+              <w:rPr>
+                <w:sz w:val="17"/>
+              </w:rPr>
+              <w:t>v1</w:t>
+            </w:r>
+          </w:p>
+        </w:tc>
+        <w:tc>
+          <w:tcPr>
             <w:tcW w:type="dxa" w:w="1440"/>
           </w:tcPr>
           <w:p>
@@ -2556,6 +4346,70 @@
         </w:tc>
         <w:tc>
           <w:tcPr>
+            <w:tcW w:type="dxa" w:w="1440"/>
+          </w:tcPr>
+          <w:p>
+            <w:pPr>
+              <w:jc w:val="center"/>
+            </w:pPr>
+            <w:r>
+              <w:rPr>
+                <w:sz w:val="17"/>
+              </w:rPr>
+              <w:t>0.5897</w:t>
+            </w:r>
+          </w:p>
+        </w:tc>
+        <w:tc>
+          <w:tcPr>
+            <w:tcW w:type="dxa" w:w="1296"/>
+          </w:tcPr>
+          <w:p>
+            <w:pPr>
+              <w:jc w:val="center"/>
+            </w:pPr>
+            <w:r>
+              <w:rPr>
+                <w:sz w:val="17"/>
+              </w:rPr>
+              <w:t>+0.0578</w:t>
+            </w:r>
+          </w:p>
+        </w:tc>
+        <w:tc>
+          <w:tcPr>
+            <w:tcW w:type="dxa" w:w="1296"/>
+          </w:tcPr>
+          <w:p>
+            <w:pPr>
+              <w:jc w:val="center"/>
+            </w:pPr>
+            <w:r>
+              <w:rPr>
+                <w:sz w:val="17"/>
+              </w:rPr>
+              <w:t>0.5746</w:t>
+            </w:r>
+          </w:p>
+        </w:tc>
+        <w:tc>
+          <w:tcPr>
+            <w:tcW w:type="dxa" w:w="1296"/>
+          </w:tcPr>
+          <w:p>
+            <w:pPr>
+              <w:jc w:val="center"/>
+            </w:pPr>
+            <w:r>
+              <w:rPr>
+                <w:sz w:val="17"/>
+              </w:rPr>
+              <w:t>-0.0689</w:t>
+            </w:r>
+          </w:p>
+        </w:tc>
+        <w:tc>
+          <w:tcPr>
             <w:tcW w:type="dxa" w:w="1584"/>
           </w:tcPr>
           <w:p>
@@ -2566,7 +4420,25 @@
               <w:rPr>
                 <w:sz w:val="17"/>
               </w:rPr>
-              <w:t>0.5897</w:t>
+              <w:t>0.5776</w:t>
+            </w:r>
+          </w:p>
+        </w:tc>
+      </w:tr>
+      <w:tr>
+        <w:tc>
+          <w:tcPr>
+            <w:tcW w:type="dxa" w:w="864"/>
+          </w:tcPr>
+          <w:p>
+            <w:pPr>
+              <w:jc w:val="center"/>
+            </w:pPr>
+            <w:r>
+              <w:rPr>
+                <w:sz w:val="17"/>
+              </w:rPr>
+              <w:t>v2</w:t>
             </w:r>
           </w:p>
         </w:tc>
@@ -2582,7 +4454,7 @@
               <w:rPr>
                 <w:sz w:val="17"/>
               </w:rPr>
-              <w:t>+0.0578</w:t>
+              <w:t>0（无回放）</w:t>
             </w:r>
           </w:p>
         </w:tc>
@@ -2598,7 +4470,89 @@
               <w:rPr>
                 <w:sz w:val="17"/>
               </w:rPr>
-              <w:t>0.5746</w:t>
+              <w:t>0.6277</w:t>
+            </w:r>
+          </w:p>
+        </w:tc>
+        <w:tc>
+          <w:tcPr>
+            <w:tcW w:type="dxa" w:w="1296"/>
+          </w:tcPr>
+          <w:p>
+            <w:pPr>
+              <w:jc w:val="center"/>
+            </w:pPr>
+            <w:r>
+              <w:rPr>
+                <w:sz w:val="17"/>
+              </w:rPr>
+              <w:t>+0.0959</w:t>
+            </w:r>
+          </w:p>
+        </w:tc>
+        <w:tc>
+          <w:tcPr>
+            <w:tcW w:type="dxa" w:w="1296"/>
+          </w:tcPr>
+          <w:p>
+            <w:pPr>
+              <w:jc w:val="center"/>
+            </w:pPr>
+            <w:r>
+              <w:rPr>
+                <w:sz w:val="17"/>
+              </w:rPr>
+              <w:t>0.5472</w:t>
+            </w:r>
+          </w:p>
+        </w:tc>
+        <w:tc>
+          <w:tcPr>
+            <w:tcW w:type="dxa" w:w="1296"/>
+          </w:tcPr>
+          <w:p>
+            <w:pPr>
+              <w:jc w:val="center"/>
+            </w:pPr>
+            <w:r>
+              <w:rPr>
+                <w:sz w:val="17"/>
+              </w:rPr>
+              <w:t>-0.0882</w:t>
+            </w:r>
+          </w:p>
+        </w:tc>
+        <w:tc>
+          <w:tcPr>
+            <w:tcW w:type="dxa" w:w="1584"/>
+          </w:tcPr>
+          <w:p>
+            <w:pPr>
+              <w:jc w:val="center"/>
+            </w:pPr>
+            <w:r>
+              <w:rPr>
+                <w:sz w:val="17"/>
+              </w:rPr>
+              <w:t>0.5633</w:t>
+            </w:r>
+          </w:p>
+        </w:tc>
+      </w:tr>
+      <w:tr>
+        <w:tc>
+          <w:tcPr>
+            <w:tcW w:type="dxa" w:w="864"/>
+          </w:tcPr>
+          <w:p>
+            <w:pPr>
+              <w:jc w:val="center"/>
+            </w:pPr>
+            <w:r>
+              <w:rPr>
+                <w:sz w:val="17"/>
+              </w:rPr>
+              <w:t>v2</w:t>
             </w:r>
           </w:p>
         </w:tc>
@@ -2614,23 +4568,87 @@
               <w:rPr>
                 <w:sz w:val="17"/>
               </w:rPr>
-              <w:t>-0.0688</w:t>
-            </w:r>
-          </w:p>
-        </w:tc>
-        <w:tc>
-          <w:tcPr>
-            <w:tcW w:type="dxa" w:w="1728"/>
-          </w:tcPr>
-          <w:p>
-            <w:pPr>
-              <w:jc w:val="center"/>
-            </w:pPr>
-            <w:r>
-              <w:rPr>
-                <w:sz w:val="17"/>
-              </w:rPr>
-              <w:t>0.5776</w:t>
+              <w:t>0.25</w:t>
+            </w:r>
+          </w:p>
+        </w:tc>
+        <w:tc>
+          <w:tcPr>
+            <w:tcW w:type="dxa" w:w="1440"/>
+          </w:tcPr>
+          <w:p>
+            <w:pPr>
+              <w:jc w:val="center"/>
+            </w:pPr>
+            <w:r>
+              <w:rPr>
+                <w:sz w:val="17"/>
+              </w:rPr>
+              <w:t>0.6252</w:t>
+            </w:r>
+          </w:p>
+        </w:tc>
+        <w:tc>
+          <w:tcPr>
+            <w:tcW w:type="dxa" w:w="1296"/>
+          </w:tcPr>
+          <w:p>
+            <w:pPr>
+              <w:jc w:val="center"/>
+            </w:pPr>
+            <w:r>
+              <w:rPr>
+                <w:sz w:val="17"/>
+              </w:rPr>
+              <w:t>+0.0934</w:t>
+            </w:r>
+          </w:p>
+        </w:tc>
+        <w:tc>
+          <w:tcPr>
+            <w:tcW w:type="dxa" w:w="1296"/>
+          </w:tcPr>
+          <w:p>
+            <w:pPr>
+              <w:jc w:val="center"/>
+            </w:pPr>
+            <w:r>
+              <w:rPr>
+                <w:sz w:val="17"/>
+              </w:rPr>
+              <w:t>0.5771</w:t>
+            </w:r>
+          </w:p>
+        </w:tc>
+        <w:tc>
+          <w:tcPr>
+            <w:tcW w:type="dxa" w:w="1296"/>
+          </w:tcPr>
+          <w:p>
+            <w:pPr>
+              <w:jc w:val="center"/>
+            </w:pPr>
+            <w:r>
+              <w:rPr>
+                <w:sz w:val="17"/>
+              </w:rPr>
+              <w:t>-0.0583</w:t>
+            </w:r>
+          </w:p>
+        </w:tc>
+        <w:tc>
+          <w:tcPr>
+            <w:tcW w:type="dxa" w:w="1584"/>
+          </w:tcPr>
+          <w:p>
+            <w:pPr>
+              <w:jc w:val="center"/>
+            </w:pPr>
+            <w:r>
+              <w:rPr>
+                <w:sz w:val="17"/>
+              </w:rPr>
+              <w:t>0.5867</w:t>
             </w:r>
           </w:p>
         </w:tc>
@@ -2644,7 +4662,12 @@
           <w:color w:val="595959"/>
           <w:sz w:val="17"/>
         </w:rPr>
-        <w:t>注：本表源域 Δ 为中位数之差；按站点配对的中位数为 −0.1064（无回放）与 −0.0668（0.25），两种估计量数值不同，引用时勿混用。回放把源域 batch 连同其真实小时标签混回微调。这不是泄漏——实验前提隐藏的是目标站的小时观测，源域小时数据正是阶段 1 训练所用。0.25 一档在两个域上均优于无回放，五折两指标全部同向。机制为阻尼过度重标定：无回放时 6.25% 的站从欠离散被推过 α = 1.2变成过离散，回放将其压至 2.09%。</w:t>
+        <w:t>注：回放把源域 batch 连同其真实小时标签混回微调。这不是泄漏——实验前提隐藏的是目标站的小时观测，源域小时数据正是阶段 1 训练所用。</w:t>
+      </w:r>
+    </w:p>
+    <w:p>
+      <w:r>
+        <w:t>结论在 v1 与 v2 之间发生了改变，这一点必须明确写出。v1 下 0.25 一档在两个域上均优于无回放，机制是阻尼过度重标定：无回放时 6.25% 的站从欠离散被推过 α = 1.2 变成过离散，回放将其压至 2.09%。v2 下这个机制已无对象——零样本模型本就不再过度离散——回放对目标域不再有增益，其 r 增益（+0.0060）与不回放（+0.0054）无法区分，α 增益反而更小（+0.0257 对 +0.0370）。因此回放在 v2 中只保护源域，对目标域无贡献。</w:t>
       </w:r>
     </w:p>
     <w:p>
@@ -4526,7 +6549,7 @@
               <w:rPr>
                 <w:sz w:val="17"/>
               </w:rPr>
-              <w:t>0.5638</w:t>
+              <w:t>0.5512</w:t>
             </w:r>
           </w:p>
         </w:tc>
@@ -4542,7 +6565,7 @@
               <w:rPr>
                 <w:sz w:val="17"/>
               </w:rPr>
-              <w:t>+0.0287</w:t>
+              <w:t>+0.0663</w:t>
             </w:r>
           </w:p>
         </w:tc>
@@ -4608,7 +6631,7 @@
               <w:rPr>
                 <w:sz w:val="17"/>
               </w:rPr>
-              <w:t>0.5607</w:t>
+              <w:t>0.5438</w:t>
             </w:r>
           </w:p>
         </w:tc>
@@ -4624,7 +6647,7 @@
               <w:rPr>
                 <w:sz w:val="17"/>
               </w:rPr>
-              <w:t>+0.0270</w:t>
+              <w:t>+0.0682</w:t>
             </w:r>
           </w:p>
         </w:tc>
@@ -4690,7 +6713,7 @@
               <w:rPr>
                 <w:sz w:val="17"/>
               </w:rPr>
-              <w:t>0.5483</w:t>
+              <w:t>0.5522</w:t>
             </w:r>
           </w:p>
         </w:tc>
@@ -4706,7 +6729,7 @@
               <w:rPr>
                 <w:sz w:val="17"/>
               </w:rPr>
-              <w:t>+0.0301</w:t>
+              <w:t>+0.0619</w:t>
             </w:r>
           </w:p>
         </w:tc>
@@ -4772,7 +6795,7 @@
               <w:rPr>
                 <w:sz w:val="17"/>
               </w:rPr>
-              <w:t>0.5168</w:t>
+              <w:t>0.5115</w:t>
             </w:r>
           </w:p>
         </w:tc>
@@ -4788,7 +6811,7 @@
               <w:rPr>
                 <w:sz w:val="17"/>
               </w:rPr>
-              <w:t>+0.0193</w:t>
+              <w:t>+0.0545</w:t>
             </w:r>
           </w:p>
         </w:tc>
@@ -4854,7 +6877,7 @@
               <w:rPr>
                 <w:sz w:val="17"/>
               </w:rPr>
-              <w:t>0.4539</w:t>
+              <w:t>0.4599</w:t>
             </w:r>
           </w:p>
         </w:tc>
@@ -4870,7 +6893,7 @@
               <w:rPr>
                 <w:sz w:val="17"/>
               </w:rPr>
-              <w:t>+0.0253</w:t>
+              <w:t>+0.0608</w:t>
             </w:r>
           </w:p>
         </w:tc>
@@ -4936,7 +6959,7 @@
               <w:rPr>
                 <w:sz w:val="17"/>
               </w:rPr>
-              <w:t>0.6026</w:t>
+              <w:t>0.6111</w:t>
             </w:r>
           </w:p>
         </w:tc>
@@ -4952,7 +6975,7 @@
               <w:rPr>
                 <w:sz w:val="17"/>
               </w:rPr>
-              <w:t>+0.0314</w:t>
+              <w:t>+0.0527</w:t>
             </w:r>
           </w:p>
         </w:tc>
@@ -5018,7 +7041,7 @@
               <w:rPr>
                 <w:sz w:val="17"/>
               </w:rPr>
-              <w:t>0.5963</w:t>
+              <w:t>0.5948</w:t>
             </w:r>
           </w:p>
         </w:tc>
@@ -5034,7 +7057,7 @@
               <w:rPr>
                 <w:sz w:val="17"/>
               </w:rPr>
-              <w:t>+0.0292</w:t>
+              <w:t>+0.0494</w:t>
             </w:r>
           </w:p>
         </w:tc>
@@ -5100,7 +7123,7 @@
               <w:rPr>
                 <w:sz w:val="17"/>
               </w:rPr>
-              <w:t>0.5634</w:t>
+              <w:t>0.5505</w:t>
             </w:r>
           </w:p>
         </w:tc>
@@ -5116,7 +7139,7 @@
               <w:rPr>
                 <w:sz w:val="17"/>
               </w:rPr>
-              <w:t>+0.0194</w:t>
+              <w:t>+0.0611</w:t>
             </w:r>
           </w:p>
         </w:tc>
@@ -5182,7 +7205,7 @@
               <w:rPr>
                 <w:sz w:val="17"/>
               </w:rPr>
-              <w:t>0.5023</w:t>
+              <w:t>0.4829</w:t>
             </w:r>
           </w:p>
         </w:tc>
@@ -5198,7 +7221,7 @@
               <w:rPr>
                 <w:sz w:val="17"/>
               </w:rPr>
-              <w:t>+0.0210</w:t>
+              <w:t>+0.0678</w:t>
             </w:r>
           </w:p>
         </w:tc>
@@ -5264,7 +7287,7 @@
               <w:rPr>
                 <w:sz w:val="17"/>
               </w:rPr>
-              <w:t>0.3419</w:t>
+              <w:t>0.3088</w:t>
             </w:r>
           </w:p>
         </w:tc>
@@ -5280,7 +7303,7 @@
               <w:rPr>
                 <w:sz w:val="17"/>
               </w:rPr>
-              <w:t>+0.0305</w:t>
+              <w:t>+0.0881</w:t>
             </w:r>
           </w:p>
         </w:tc>
@@ -5442,7 +7465,7 @@
               <w:rPr>
                 <w:sz w:val="17"/>
               </w:rPr>
-              <w:t>0.4289</w:t>
+              <w:t>0.4058</w:t>
             </w:r>
           </w:p>
         </w:tc>
@@ -5458,7 +7481,7 @@
               <w:rPr>
                 <w:sz w:val="17"/>
               </w:rPr>
-              <w:t>0.5397</w:t>
+              <w:t>0.5698</w:t>
             </w:r>
           </w:p>
         </w:tc>
@@ -5474,7 +7497,7 @@
               <w:rPr>
                 <w:sz w:val="17"/>
               </w:rPr>
-              <w:t>+0.0761</w:t>
+              <w:t>+0.1119</w:t>
             </w:r>
           </w:p>
         </w:tc>
@@ -5490,7 +7513,7 @@
               <w:rPr>
                 <w:sz w:val="17"/>
               </w:rPr>
-              <w:t>0.7584</w:t>
+              <w:t>0.6872</w:t>
             </w:r>
           </w:p>
         </w:tc>
@@ -5540,7 +7563,7 @@
               <w:rPr>
                 <w:sz w:val="17"/>
               </w:rPr>
-              <w:t>0.5030</w:t>
+              <w:t>0.4940</w:t>
             </w:r>
           </w:p>
         </w:tc>
@@ -5556,7 +7579,7 @@
               <w:rPr>
                 <w:sz w:val="17"/>
               </w:rPr>
-              <w:t>0.5720</w:t>
+              <w:t>0.6138</w:t>
             </w:r>
           </w:p>
         </w:tc>
@@ -5572,7 +7595,7 @@
               <w:rPr>
                 <w:sz w:val="17"/>
               </w:rPr>
-              <w:t>+0.0504</w:t>
+              <w:t>+0.0860</w:t>
             </w:r>
           </w:p>
         </w:tc>
@@ -5588,7 +7611,7 @@
               <w:rPr>
                 <w:sz w:val="17"/>
               </w:rPr>
-              <w:t>0.8365</w:t>
+              <w:t>0.7688</w:t>
             </w:r>
           </w:p>
         </w:tc>
@@ -5638,7 +7661,7 @@
               <w:rPr>
                 <w:sz w:val="17"/>
               </w:rPr>
-              <w:t>0.5526</w:t>
+              <w:t>0.5552</w:t>
             </w:r>
           </w:p>
         </w:tc>
@@ -5654,7 +7677,7 @@
               <w:rPr>
                 <w:sz w:val="17"/>
               </w:rPr>
-              <w:t>0.5956</w:t>
+              <w:t>0.6426</w:t>
             </w:r>
           </w:p>
         </w:tc>
@@ -5670,7 +7693,7 @@
               <w:rPr>
                 <w:sz w:val="17"/>
               </w:rPr>
-              <w:t>+0.0207</w:t>
+              <w:t>+0.0636</w:t>
             </w:r>
           </w:p>
         </w:tc>
@@ -5686,7 +7709,7 @@
               <w:rPr>
                 <w:sz w:val="17"/>
               </w:rPr>
-              <w:t>0.8805</w:t>
+              <w:t>0.8290</w:t>
             </w:r>
           </w:p>
         </w:tc>
@@ -5736,7 +7759,7 @@
               <w:rPr>
                 <w:sz w:val="17"/>
               </w:rPr>
-              <w:t>0.5896</w:t>
+              <w:t>0.5927</w:t>
             </w:r>
           </w:p>
         </w:tc>
@@ -5752,7 +7775,7 @@
               <w:rPr>
                 <w:sz w:val="17"/>
               </w:rPr>
-              <w:t>0.6072</w:t>
+              <w:t>0.6635</w:t>
             </w:r>
           </w:p>
         </w:tc>
@@ -5768,7 +7791,7 @@
               <w:rPr>
                 <w:sz w:val="17"/>
               </w:rPr>
-              <w:t>+0.0084</w:t>
+              <w:t>+0.0413</w:t>
             </w:r>
           </w:p>
         </w:tc>
@@ -5784,7 +7807,7 @@
               <w:rPr>
                 <w:sz w:val="17"/>
               </w:rPr>
-              <w:t>0.8800</w:t>
+              <w:t>0.8305</w:t>
             </w:r>
           </w:p>
         </w:tc>
@@ -5834,7 +7857,7 @@
               <w:rPr>
                 <w:sz w:val="17"/>
               </w:rPr>
-              <w:t>0.5988</w:t>
+              <w:t>0.6055</w:t>
             </w:r>
           </w:p>
         </w:tc>
@@ -5850,7 +7873,7 @@
               <w:rPr>
                 <w:sz w:val="17"/>
               </w:rPr>
-              <w:t>0.6077</w:t>
+              <w:t>0.6568</w:t>
             </w:r>
           </w:p>
         </w:tc>
@@ -5866,7 +7889,7 @@
               <w:rPr>
                 <w:sz w:val="17"/>
               </w:rPr>
-              <w:t>-0.0065</w:t>
+              <w:t>+0.0222</w:t>
             </w:r>
           </w:p>
         </w:tc>
@@ -5882,7 +7905,7 @@
               <w:rPr>
                 <w:sz w:val="17"/>
               </w:rPr>
-              <w:t>0.8888</w:t>
+              <w:t>0.8678</w:t>
             </w:r>
           </w:p>
         </w:tc>
@@ -6077,7 +8100,7 @@
               <w:rPr>
                 <w:sz w:val="17"/>
               </w:rPr>
-              <w:t>0.1941</w:t>
+              <w:t>0.0271</w:t>
             </w:r>
           </w:p>
         </w:tc>
@@ -6093,7 +8116,7 @@
               <w:rPr>
                 <w:sz w:val="17"/>
               </w:rPr>
-              <w:t>0.0572</w:t>
+              <w:t>0.0290</w:t>
             </w:r>
           </w:p>
         </w:tc>
@@ -6109,7 +8132,7 @@
               <w:rPr>
                 <w:sz w:val="17"/>
               </w:rPr>
-              <w:t>2.00</w:t>
+              <w:t>1.02</w:t>
             </w:r>
           </w:p>
         </w:tc>
@@ -6125,7 +8148,7 @@
               <w:rPr>
                 <w:sz w:val="17"/>
               </w:rPr>
-              <w:t>0.29</w:t>
+              <w:t>1.07</w:t>
             </w:r>
           </w:p>
         </w:tc>
@@ -6175,7 +8198,7 @@
               <w:rPr>
                 <w:sz w:val="17"/>
               </w:rPr>
-              <w:t>0.0181</w:t>
+              <w:t>0.0050</w:t>
             </w:r>
           </w:p>
         </w:tc>
@@ -6191,7 +8214,7 @@
               <w:rPr>
                 <w:sz w:val="17"/>
               </w:rPr>
-              <w:t>0.0088</w:t>
+              <w:t>0.0052</w:t>
             </w:r>
           </w:p>
         </w:tc>
@@ -6207,7 +8230,7 @@
               <w:rPr>
                 <w:sz w:val="17"/>
               </w:rPr>
-              <w:t>1.52</w:t>
+              <w:t>0.89</w:t>
             </w:r>
           </w:p>
         </w:tc>
@@ -6223,7 +8246,7 @@
               <w:rPr>
                 <w:sz w:val="17"/>
               </w:rPr>
-              <w:t>0.49</w:t>
+              <w:t>1.03</w:t>
             </w:r>
           </w:p>
         </w:tc>
@@ -6273,7 +8296,7 @@
               <w:rPr>
                 <w:sz w:val="17"/>
               </w:rPr>
-              <w:t>0.0526</w:t>
+              <w:t>0.0164</w:t>
             </w:r>
           </w:p>
         </w:tc>
@@ -6289,7 +8312,7 @@
               <w:rPr>
                 <w:sz w:val="17"/>
               </w:rPr>
-              <w:t>0.0285</w:t>
+              <w:t>0.0170</w:t>
             </w:r>
           </w:p>
         </w:tc>
@@ -6305,7 +8328,7 @@
               <w:rPr>
                 <w:sz w:val="17"/>
               </w:rPr>
-              <w:t>1.53</w:t>
+              <w:t>0.91</w:t>
             </w:r>
           </w:p>
         </w:tc>
@@ -6321,7 +8344,7 @@
               <w:rPr>
                 <w:sz w:val="17"/>
               </w:rPr>
-              <w:t>0.54</w:t>
+              <w:t>1.03</w:t>
             </w:r>
           </w:p>
         </w:tc>
@@ -6371,7 +8394,7 @@
               <w:rPr>
                 <w:sz w:val="17"/>
               </w:rPr>
-              <w:t>19.3155</w:t>
+              <w:t>11.7823</w:t>
             </w:r>
           </w:p>
         </w:tc>
@@ -6387,7 +8410,7 @@
               <w:rPr>
                 <w:sz w:val="17"/>
               </w:rPr>
-              <w:t>21.3677</w:t>
+              <w:t>12.1234</w:t>
             </w:r>
           </w:p>
         </w:tc>
@@ -6403,7 +8426,7 @@
               <w:rPr>
                 <w:sz w:val="17"/>
               </w:rPr>
-              <w:t>1.79</w:t>
+              <w:t>1.02</w:t>
             </w:r>
           </w:p>
         </w:tc>
@@ -6419,7 +8442,7 @@
               <w:rPr>
                 <w:sz w:val="17"/>
               </w:rPr>
-              <w:t>1.11</w:t>
+              <w:t>1.03</w:t>
             </w:r>
           </w:p>
         </w:tc>
@@ -6469,7 +8492,7 @@
               <w:rPr>
                 <w:sz w:val="17"/>
               </w:rPr>
-              <w:t>0.0242</w:t>
+              <w:t>0.0507</w:t>
             </w:r>
           </w:p>
         </w:tc>
@@ -6485,7 +8508,7 @@
               <w:rPr>
                 <w:sz w:val="17"/>
               </w:rPr>
-              <w:t>0.0490</w:t>
+              <w:t>0.0496</w:t>
             </w:r>
           </w:p>
         </w:tc>
@@ -6501,7 +8524,7 @@
               <w:rPr>
                 <w:sz w:val="17"/>
               </w:rPr>
-              <w:t>1.01</w:t>
+              <w:t>1.03</w:t>
             </w:r>
           </w:p>
         </w:tc>
@@ -6517,7 +8540,7 @@
               <w:rPr>
                 <w:sz w:val="17"/>
               </w:rPr>
-              <w:t>2.02</w:t>
+              <w:t>0.98</w:t>
             </w:r>
           </w:p>
         </w:tc>
@@ -6650,7 +8673,7 @@
               <w:rPr>
                 <w:sz w:val="17"/>
               </w:rPr>
-              <w:t>8,132（91.8%），纯偶然期望约 443</w:t>
+              <w:t>8,066（91.0%），纯偶然期望约 443</w:t>
             </w:r>
           </w:p>
         </w:tc>
@@ -6684,7 +8707,7 @@
               <w:rPr>
                 <w:sz w:val="17"/>
               </w:rPr>
-              <w:t>8,117（91.6%）</w:t>
+              <w:t>8,049（90.8%）</w:t>
             </w:r>
           </w:p>
         </w:tc>
@@ -6718,7 +8741,7 @@
               <w:rPr>
                 <w:sz w:val="17"/>
               </w:rPr>
-              <w:t>3,712（41.9%） / 4,405（49.7%）</w:t>
+              <w:t>4,712（53.2%） / 3,337（37.7%）</w:t>
             </w:r>
           </w:p>
         </w:tc>
@@ -6752,7 +8775,7 @@
               <w:rPr>
                 <w:sz w:val="17"/>
               </w:rPr>
-              <w:t>-0.00019 mm/h（负号表示略微变差）</w:t>
+              <w:t>+0.00034 mm/h（负号表示略微变差）</w:t>
             </w:r>
           </w:p>
         </w:tc>
@@ -6786,7 +8809,7 @@
               <w:rPr>
                 <w:sz w:val="17"/>
               </w:rPr>
-              <w:t>+0.0214，p = nan</w:t>
+              <w:t>+0.0576，p = 1.5e-256</w:t>
             </w:r>
           </w:p>
         </w:tc>
@@ -7019,7 +9042,7 @@
               <w:rPr>
                 <w:sz w:val="17"/>
               </w:rPr>
-              <w:t>0.2302</w:t>
+              <w:t>0.2753</w:t>
             </w:r>
           </w:p>
         </w:tc>
@@ -7035,7 +9058,7 @@
               <w:rPr>
                 <w:sz w:val="17"/>
               </w:rPr>
-              <w:t>0.3386</w:t>
+              <w:t>0.3608</w:t>
             </w:r>
           </w:p>
         </w:tc>
@@ -7051,7 +9074,7 @@
               <w:rPr>
                 <w:sz w:val="17"/>
               </w:rPr>
-              <w:t>+0.0554</w:t>
+              <w:t>+0.0672</w:t>
             </w:r>
           </w:p>
         </w:tc>
@@ -7067,7 +9090,7 @@
               <w:rPr>
                 <w:sz w:val="17"/>
               </w:rPr>
-              <w:t>0.8861</w:t>
+              <w:t>0.8175</w:t>
             </w:r>
           </w:p>
         </w:tc>
@@ -7117,7 +9140,7 @@
               <w:rPr>
                 <w:sz w:val="17"/>
               </w:rPr>
-              <w:t>0.1714</w:t>
+              <w:t>0.2198</w:t>
             </w:r>
           </w:p>
         </w:tc>
@@ -7133,7 +9156,7 @@
               <w:rPr>
                 <w:sz w:val="17"/>
               </w:rPr>
-              <w:t>0.2240</w:t>
+              <w:t>0.2521</w:t>
             </w:r>
           </w:p>
         </w:tc>
@@ -7149,7 +9172,7 @@
               <w:rPr>
                 <w:sz w:val="17"/>
               </w:rPr>
-              <w:t>+0.0331</w:t>
+              <w:t>+0.0486</w:t>
             </w:r>
           </w:p>
         </w:tc>
@@ -7165,7 +9188,7 @@
               <w:rPr>
                 <w:sz w:val="17"/>
               </w:rPr>
-              <w:t>0.7812</w:t>
+              <w:t>0.6744</w:t>
             </w:r>
           </w:p>
         </w:tc>
@@ -7215,7 +9238,7 @@
               <w:rPr>
                 <w:sz w:val="17"/>
               </w:rPr>
-              <w:t>0.4319</w:t>
+              <w:t>0.3306</w:t>
             </w:r>
           </w:p>
         </w:tc>
@@ -7231,7 +9254,7 @@
               <w:rPr>
                 <w:sz w:val="17"/>
               </w:rPr>
-              <w:t>0.3782</w:t>
+              <w:t>0.5092</w:t>
             </w:r>
           </w:p>
         </w:tc>
@@ -7247,7 +9270,7 @@
               <w:rPr>
                 <w:sz w:val="17"/>
               </w:rPr>
-              <w:t>-0.0146</w:t>
+              <w:t>+0.1138</w:t>
             </w:r>
           </w:p>
         </w:tc>
@@ -7263,7 +9286,7 @@
               <w:rPr>
                 <w:sz w:val="17"/>
               </w:rPr>
-              <w:t>0.8872</w:t>
+              <w:t>0.8725</w:t>
             </w:r>
           </w:p>
         </w:tc>
@@ -7313,7 +9336,7 @@
               <w:rPr>
                 <w:sz w:val="17"/>
               </w:rPr>
-              <w:t>0.5817</w:t>
+              <w:t>0.5756</w:t>
             </w:r>
           </w:p>
         </w:tc>
@@ -7329,7 +9352,7 @@
               <w:rPr>
                 <w:sz w:val="17"/>
               </w:rPr>
-              <w:t>0.6100</w:t>
+              <w:t>0.6582</w:t>
             </w:r>
           </w:p>
         </w:tc>
@@ -7345,7 +9368,7 @@
               <w:rPr>
                 <w:sz w:val="17"/>
               </w:rPr>
-              <w:t>+0.0151</w:t>
+              <w:t>+0.0552</w:t>
             </w:r>
           </w:p>
         </w:tc>
@@ -7361,7 +9384,7 @@
               <w:rPr>
                 <w:sz w:val="17"/>
               </w:rPr>
-              <w:t>0.8708</w:t>
+              <w:t>0.8241</w:t>
             </w:r>
           </w:p>
         </w:tc>
@@ -7411,7 +9434,7 @@
               <w:rPr>
                 <w:sz w:val="17"/>
               </w:rPr>
-              <w:t>0.6013</w:t>
+              <w:t>0.6054</w:t>
             </w:r>
           </w:p>
         </w:tc>
@@ -7427,7 +9450,7 @@
               <w:rPr>
                 <w:sz w:val="17"/>
               </w:rPr>
-              <w:t>0.6650</w:t>
+              <w:t>0.7020</w:t>
             </w:r>
           </w:p>
         </w:tc>
@@ -7443,7 +9466,7 @@
               <w:rPr>
                 <w:sz w:val="17"/>
               </w:rPr>
-              <w:t>+0.0458</w:t>
+              <w:t>+0.0768</w:t>
             </w:r>
           </w:p>
         </w:tc>
@@ -7459,7 +9482,7 @@
               <w:rPr>
                 <w:sz w:val="17"/>
               </w:rPr>
-              <w:t>0.8269</w:t>
+              <w:t>0.7923</w:t>
             </w:r>
           </w:p>
         </w:tc>
@@ -7509,7 +9532,7 @@
               <w:rPr>
                 <w:sz w:val="17"/>
               </w:rPr>
-              <w:t>0.2827</w:t>
+              <w:t>0.2658</w:t>
             </w:r>
           </w:p>
         </w:tc>
@@ -7525,7 +9548,7 @@
               <w:rPr>
                 <w:sz w:val="17"/>
               </w:rPr>
-              <w:t>0.5789</w:t>
+              <w:t>0.5937</w:t>
             </w:r>
           </w:p>
         </w:tc>
@@ -7541,7 +9564,7 @@
               <w:rPr>
                 <w:sz w:val="17"/>
               </w:rPr>
-              <w:t>+0.2179</w:t>
+              <w:t>+0.2475</w:t>
             </w:r>
           </w:p>
         </w:tc>
@@ -7557,7 +9580,7 @@
               <w:rPr>
                 <w:sz w:val="17"/>
               </w:rPr>
-              <w:t>0.8665</w:t>
+              <w:t>0.7462</w:t>
             </w:r>
           </w:p>
         </w:tc>
@@ -7579,17 +9602,17 @@
         <w:pStyle w:val="Heading2"/>
       </w:pPr>
       <w:r>
-        <w:t>4.5 一个尚未解决的保留：遗忘门初始化</w:t>
+        <w:t>4.5 遗忘门初始化：曾经的保留，现已解决</w:t>
       </w:r>
     </w:p>
     <w:p>
       <w:r>
-        <w:t>Gauch 等人的 MTS-LSTM 原始实现在初始化时打开 LSTM 遗忘门（neuralhydrology 中 initial_forget_bias = 3）。本实现与其所依据的 100 站参考实现均未包含这一项——偏离的是原论文，而非两个实验之间。本报告全部结果都是在缺少该项的情况下产生的。</w:t>
+        <w:t>Gauch 等人的 MTS-LSTM 原始实现在初始化时打开 LSTM 遗忘门（neuralhydrology 中 initial_forget_bias = 3）。本实现与其所依据的 100 站参考实现均未包含这一项——偏离的是原论文，而非两个实验之间。v1 的全部结果都是在缺少该项的情况下产生的，本报告早期版本将其列为“尚未解决的保留”。</w:t>
       </w:r>
     </w:p>
     <w:p>
       <w:r>
-        <w:t>这对欠离散这一结论尤其关键：遗忘门半闭时，365 步的日分支会让细胞状态在到达状态交接点之前衰减，积雪与地下水这类长记忆信号因而到不了小时分支。其预期症状恰好就是退化解诊断测到的现象——M0 的日间变化远远不足，而日内抖动过量 3.1 倍。</w:t>
+        <w:t>机理上这一项影响的正是欠离散：PyTorch 默认使得有效遗忘门开在 0.500，对应约 2 步的有效记忆；置为 3 后门开到 0.953，有效记忆约 21 步。遗忘门半闭时，365 步的日分支会让细胞状态在到达状态交接点之前衰减，积雪与地下水这类长记忆信号因而到不了小时分支。</w:t>
       </w:r>
     </w:p>
     <w:p>
@@ -7597,12 +9620,20 @@
         <w:rPr>
           <w:b/>
         </w:rPr>
-        <w:t>因此本报告称为“天花板”的部分，可能是一个缺失组件而非固有限制。fold 1 搜索中的 g03_forgetbias_H72 与 g04_forgetbias_H168 固定小时窗口、只改遗忘门，正是为分离二者而设。在其返回之前，§4 与 §5 关于 α 的论述应读作“α 是本文所训练模型的主导缺陷”，而非关于该架构本身的论断。</w:t>
+        <w:t>v2 已按已发表方法实现该项，并与更长的小时回看窗口（72 → 336）一并纳入。</w:t>
+      </w:r>
+      <w:r>
+        <w:t>结果与预期方向一致但幅度更大：v1 的零样本模型闪变为观测的 6.80 倍、日内标准差 3.11 倍、而均值仅为观测的一半（0.50 倍）；v2 在微调前即已基本标定（闪变 0.95 倍，均值 1.05 倍）。因此此前把 α 称为“可能是缺失组件而非固有限制”的保留，答案是前者。</w:t>
       </w:r>
     </w:p>
     <w:p>
       <w:r>
-        <w:t>对比类结论不受影响：基线、run A、run B、空间分块、各档回放与非洲全部使用同一套初始化，故 ΔKGE、随机与分块之差、回放比例扫描、非洲增益均成立。可能变动的是绝对水平，以及把 α 解释为根本限制这一点。</w:t>
+        <w:t>需要如实记录的一点：这两项改动是同时引入的，因此本报告无法把 v1 到 v2 的差异单独归因于遗忘门或回看窗口之一。fold 1 的超参搜索中曾设计 g03/g04 两组用于分离二者，但唯一严格可比的两对给出了方向相反的结果（+0.009 与 −0.027，均值约 0.5σ），不足以定论。遗忘门之所以纳入，理由是方法学一致性——它是已发表方法的组成部分，不是调参旋钮——而非它被证明单独有效。</w:t>
+      </w:r>
+    </w:p>
+    <w:p>
+      <w:r>
+        <w:t>对 v1 内部的对比类结论不受影响：v1 的基线、run A、run B、空间分块、各档回放与非洲全部使用同一套初始化。但 v1 与 v2 之间有多条结论确实改变了方向或量级，已分别在 §2.3、§4.2、§6.3 与第 5 章标明。</w:t>
       </w:r>
     </w:p>
     <w:p>
@@ -7610,12 +9641,12 @@
         <w:pStyle w:val="Heading2"/>
       </w:pPr>
       <w:r>
-        <w:t>4.6 空间分块的跌幅不是折构成造成的（逐站配对）</w:t>
+        <w:t>4.6 空间分块的代价：是否为折构成假象，以及能否被回收</w:t>
       </w:r>
     </w:p>
     <w:p>
       <w:r>
-        <w:t>空间分块必然使折构成不均衡（30 个机构×折组合中 6 个为空），因此“M0 下降”会被质疑为两套划分打分的是不同的流域组合。5 折设计恰好能回答这个质疑：每个站在两套划分里各当过一次目标站，因此可以逐站配对，构成差异从构造上被固定。</w:t>
+        <w:t>空间分块必然使折构成不均衡，因此“M0 下降”会被质疑为两套划分打分的是不同的流域组合。5 折设计恰好能回答这个质疑：每个站在两套划分里各当过一次目标站，因此可以逐站配对，构成差异从构造上被固定。同一批站在 M0 与 M1 两个阶段各配对一次，还能进一步回答“这个代价是否被日聚合微调回收”。</w:t>
       </w:r>
     </w:p>
     <w:p>
@@ -7624,205 +9655,7 @@
           <w:b/>
           <w:sz w:val="18"/>
         </w:rPr>
-        <w:t>表 4-6　随机划分 vs 空间分块，逐站配对</w:t>
-      </w:r>
-    </w:p>
-    <w:tbl>
-      <w:tblPr>
-        <w:tblStyle w:val="LightGrid-Accent1"/>
-        <w:tblW w:type="auto" w:w="0"/>
-        <w:jc w:val="center"/>
-        <w:tblLook w:firstColumn="1" w:firstRow="1" w:lastColumn="0" w:lastRow="0" w:noHBand="0" w:noVBand="1" w:val="04A0"/>
-      </w:tblPr>
-      <w:tblGrid>
-        <w:gridCol w:w="4320"/>
-        <w:gridCol w:w="4320"/>
-      </w:tblGrid>
-      <w:tr>
-        <w:tc>
-          <w:tcPr>
-            <w:tcW w:type="dxa" w:w="2880"/>
-          </w:tcPr>
-          <w:p>
-            <w:r>
-              <w:rPr>
-                <w:b/>
-                <w:sz w:val="17"/>
-              </w:rPr>
-              <w:t>统计量</w:t>
-            </w:r>
-          </w:p>
-        </w:tc>
-        <w:tc>
-          <w:tcPr>
-            <w:tcW w:type="dxa" w:w="5760"/>
-          </w:tcPr>
-          <w:p>
-            <w:r>
-              <w:rPr>
-                <w:b/>
-                <w:sz w:val="17"/>
-              </w:rPr>
-              <w:t>值</w:t>
-            </w:r>
-          </w:p>
-        </w:tc>
-      </w:tr>
-      <w:tr>
-        <w:tc>
-          <w:tcPr>
-            <w:tcW w:type="dxa" w:w="2880"/>
-          </w:tcPr>
-          <w:p>
-            <w:pPr>
-              <w:jc w:val="center"/>
-            </w:pPr>
-            <w:r>
-              <w:rPr>
-                <w:sz w:val="17"/>
-              </w:rPr>
-              <w:t>配对流域数</w:t>
-            </w:r>
-          </w:p>
-        </w:tc>
-        <w:tc>
-          <w:tcPr>
-            <w:tcW w:type="dxa" w:w="5760"/>
-          </w:tcPr>
-          <w:p>
-            <w:pPr>
-              <w:jc w:val="center"/>
-            </w:pPr>
-            <w:r>
-              <w:rPr>
-                <w:sz w:val="17"/>
-              </w:rPr>
-              <w:t>8,709</w:t>
-            </w:r>
-          </w:p>
-        </w:tc>
-      </w:tr>
-      <w:tr>
-        <w:tc>
-          <w:tcPr>
-            <w:tcW w:type="dxa" w:w="2880"/>
-          </w:tcPr>
-          <w:p>
-            <w:pPr>
-              <w:jc w:val="center"/>
-            </w:pPr>
-            <w:r>
-              <w:rPr>
-                <w:sz w:val="17"/>
-              </w:rPr>
-              <w:t>中位 KGE 随机 → 分块</w:t>
-            </w:r>
-          </w:p>
-        </w:tc>
-        <w:tc>
-          <w:tcPr>
-            <w:tcW w:type="dxa" w:w="5760"/>
-          </w:tcPr>
-          <w:p>
-            <w:pPr>
-              <w:jc w:val="center"/>
-            </w:pPr>
-            <w:r>
-              <w:rPr>
-                <w:sz w:val="17"/>
-              </w:rPr>
-              <w:t>0.5396 → 0.4185</w:t>
-            </w:r>
-          </w:p>
-        </w:tc>
-      </w:tr>
-      <w:tr>
-        <w:tc>
-          <w:tcPr>
-            <w:tcW w:type="dxa" w:w="2880"/>
-          </w:tcPr>
-          <w:p>
-            <w:pPr>
-              <w:jc w:val="center"/>
-            </w:pPr>
-            <w:r>
-              <w:rPr>
-                <w:sz w:val="17"/>
-              </w:rPr>
-              <w:t>中位数之差</w:t>
-            </w:r>
-          </w:p>
-        </w:tc>
-        <w:tc>
-          <w:tcPr>
-            <w:tcW w:type="dxa" w:w="5760"/>
-          </w:tcPr>
-          <w:p>
-            <w:pPr>
-              <w:jc w:val="center"/>
-            </w:pPr>
-            <w:r>
-              <w:rPr>
-                <w:sz w:val="17"/>
-              </w:rPr>
-              <w:t>-0.1212</w:t>
-            </w:r>
-          </w:p>
-        </w:tc>
-      </w:tr>
-      <w:tr>
-        <w:tc>
-          <w:tcPr>
-            <w:tcW w:type="dxa" w:w="2880"/>
-          </w:tcPr>
-          <w:p>
-            <w:pPr>
-              <w:jc w:val="center"/>
-            </w:pPr>
-            <w:r>
-              <w:rPr>
-                <w:sz w:val="17"/>
-              </w:rPr>
-              <w:t>逐站配对中位跌幅</w:t>
-            </w:r>
-          </w:p>
-        </w:tc>
-        <w:tc>
-          <w:tcPr>
-            <w:tcW w:type="dxa" w:w="5760"/>
-          </w:tcPr>
-          <w:p>
-            <w:pPr>
-              <w:jc w:val="center"/>
-            </w:pPr>
-            <w:r>
-              <w:rPr>
-                <w:sz w:val="17"/>
-              </w:rPr>
-              <w:t>-0.0780（65.6% 的站变差，p=6.9e-224）</w:t>
-            </w:r>
-          </w:p>
-        </w:tc>
-      </w:tr>
-    </w:tbl>
-    <w:p/>
-    <w:p>
-      <w:r>
-        <w:rPr>
-          <w:i/>
-          <w:color w:val="595959"/>
-          <w:sz w:val="17"/>
-        </w:rPr>
-        <w:t>注：两者是不同估计量，本文其他处引用过中位数之差；配对值更严格，应作为头条数字。</w:t>
-      </w:r>
-    </w:p>
-    <w:p>
-      <w:r>
-        <w:rPr>
-          <w:b/>
-          <w:sz w:val="18"/>
-        </w:rPr>
-        <w:t>表 4-7　按来源机构分层的配对跌幅</w:t>
+        <w:t>表 4-6　随机划分 vs 空间分块，逐站配对（同一批站）</w:t>
       </w:r>
     </w:p>
     <w:tbl>
@@ -7843,7 +9676,7 @@
       <w:tr>
         <w:tc>
           <w:tcPr>
-            <w:tcW w:type="dxa" w:w="2016"/>
+            <w:tcW w:type="dxa" w:w="2160"/>
           </w:tcPr>
           <w:p>
             <w:r>
@@ -7851,13 +9684,13 @@
                 <w:b/>
                 <w:sz w:val="17"/>
               </w:rPr>
-              <w:t>机构</w:t>
-            </w:r>
-          </w:p>
-        </w:tc>
-        <w:tc>
-          <w:tcPr>
-            <w:tcW w:type="dxa" w:w="1152"/>
+              <w:t>阶段</w:t>
+            </w:r>
+          </w:p>
+        </w:tc>
+        <w:tc>
+          <w:tcPr>
+            <w:tcW w:type="dxa" w:w="1296"/>
           </w:tcPr>
           <w:p>
             <w:r>
@@ -7865,7 +9698,35 @@
                 <w:b/>
                 <w:sz w:val="17"/>
               </w:rPr>
-              <w:t>站数</w:t>
+              <w:t>配对站数</w:t>
+            </w:r>
+          </w:p>
+        </w:tc>
+        <w:tc>
+          <w:tcPr>
+            <w:tcW w:type="dxa" w:w="1872"/>
+          </w:tcPr>
+          <w:p>
+            <w:r>
+              <w:rPr>
+                <w:b/>
+                <w:sz w:val="17"/>
+              </w:rPr>
+              <w:t>随机 → 分块</w:t>
+            </w:r>
+          </w:p>
+        </w:tc>
+        <w:tc>
+          <w:tcPr>
+            <w:tcW w:type="dxa" w:w="1584"/>
+          </w:tcPr>
+          <w:p>
+            <w:r>
+              <w:rPr>
+                <w:b/>
+                <w:sz w:val="17"/>
+              </w:rPr>
+              <w:t>配对中位跌幅</w:t>
             </w:r>
           </w:p>
         </w:tc>
@@ -7879,7 +9740,7 @@
                 <w:b/>
                 <w:sz w:val="17"/>
               </w:rPr>
-              <w:t>随机</w:t>
+              <w:t>变差占比</w:t>
             </w:r>
           </w:p>
         </w:tc>
@@ -7893,35 +9754,7 @@
                 <w:b/>
                 <w:sz w:val="17"/>
               </w:rPr>
-              <w:t>分块</w:t>
-            </w:r>
-          </w:p>
-        </w:tc>
-        <w:tc>
-          <w:tcPr>
-            <w:tcW w:type="dxa" w:w="1440"/>
-          </w:tcPr>
-          <w:p>
-            <w:r>
-              <w:rPr>
-                <w:b/>
-                <w:sz w:val="17"/>
-              </w:rPr>
-              <w:t>配对跌幅</w:t>
-            </w:r>
-          </w:p>
-        </w:tc>
-        <w:tc>
-          <w:tcPr>
-            <w:tcW w:type="dxa" w:w="1440"/>
-          </w:tcPr>
-          <w:p>
-            <w:r>
-              <w:rPr>
-                <w:b/>
-                <w:sz w:val="17"/>
-              </w:rPr>
-              <w:t>变差占比</w:t>
+              <w:t>p</w:t>
             </w:r>
           </w:p>
         </w:tc>
@@ -7929,33 +9762,17 @@
       <w:tr>
         <w:tc>
           <w:tcPr>
-            <w:tcW w:type="dxa" w:w="2016"/>
-          </w:tcPr>
-          <w:p>
-            <w:pPr>
-              <w:jc w:val="center"/>
-            </w:pPr>
-            <w:r>
-              <w:rPr>
-                <w:sz w:val="17"/>
-              </w:rPr>
-              <w:t>BOMAustralia</w:t>
-            </w:r>
-          </w:p>
-        </w:tc>
-        <w:tc>
-          <w:tcPr>
-            <w:tcW w:type="dxa" w:w="1152"/>
-          </w:tcPr>
-          <w:p>
-            <w:pPr>
-              <w:jc w:val="center"/>
-            </w:pPr>
-            <w:r>
-              <w:rPr>
-                <w:sz w:val="17"/>
-              </w:rPr>
-              <w:t>1,607</w:t>
+            <w:tcW w:type="dxa" w:w="2160"/>
+          </w:tcPr>
+          <w:p>
+            <w:pPr>
+              <w:jc w:val="center"/>
+            </w:pPr>
+            <w:r>
+              <w:rPr>
+                <w:sz w:val="17"/>
+              </w:rPr>
+              <w:t>M0（零样本）</w:t>
             </w:r>
           </w:p>
         </w:tc>
@@ -7971,7 +9788,39 @@
               <w:rPr>
                 <w:sz w:val="17"/>
               </w:rPr>
-              <w:t>0.2281</w:t>
+              <w:t>8,709</w:t>
+            </w:r>
+          </w:p>
+        </w:tc>
+        <w:tc>
+          <w:tcPr>
+            <w:tcW w:type="dxa" w:w="1872"/>
+          </w:tcPr>
+          <w:p>
+            <w:pPr>
+              <w:jc w:val="center"/>
+            </w:pPr>
+            <w:r>
+              <w:rPr>
+                <w:sz w:val="17"/>
+              </w:rPr>
+              <w:t>0.5393 → 0.4360</w:t>
+            </w:r>
+          </w:p>
+        </w:tc>
+        <w:tc>
+          <w:tcPr>
+            <w:tcW w:type="dxa" w:w="1584"/>
+          </w:tcPr>
+          <w:p>
+            <w:pPr>
+              <w:jc w:val="center"/>
+            </w:pPr>
+            <w:r>
+              <w:rPr>
+                <w:sz w:val="17"/>
+              </w:rPr>
+              <w:t>-0.0594</w:t>
             </w:r>
           </w:p>
         </w:tc>
@@ -7987,39 +9836,23 @@
               <w:rPr>
                 <w:sz w:val="17"/>
               </w:rPr>
-              <w:t>0.1024</w:t>
-            </w:r>
-          </w:p>
-        </w:tc>
-        <w:tc>
-          <w:tcPr>
-            <w:tcW w:type="dxa" w:w="1440"/>
-          </w:tcPr>
-          <w:p>
-            <w:pPr>
-              <w:jc w:val="center"/>
-            </w:pPr>
-            <w:r>
-              <w:rPr>
-                <w:sz w:val="17"/>
-              </w:rPr>
-              <w:t>-0.0746</w:t>
-            </w:r>
-          </w:p>
-        </w:tc>
-        <w:tc>
-          <w:tcPr>
-            <w:tcW w:type="dxa" w:w="1440"/>
-          </w:tcPr>
-          <w:p>
-            <w:pPr>
-              <w:jc w:val="center"/>
-            </w:pPr>
-            <w:r>
-              <w:rPr>
-                <w:sz w:val="17"/>
-              </w:rPr>
-              <w:t>58.8%</w:t>
+              <w:t>63.7%</w:t>
+            </w:r>
+          </w:p>
+        </w:tc>
+        <w:tc>
+          <w:tcPr>
+            <w:tcW w:type="dxa" w:w="1296"/>
+          </w:tcPr>
+          <w:p>
+            <w:pPr>
+              <w:jc w:val="center"/>
+            </w:pPr>
+            <w:r>
+              <w:rPr>
+                <w:sz w:val="17"/>
+              </w:rPr>
+              <w:t>1.6e-168</w:t>
             </w:r>
           </w:p>
         </w:tc>
@@ -8027,17 +9860,161 @@
       <w:tr>
         <w:tc>
           <w:tcPr>
+            <w:tcW w:type="dxa" w:w="2160"/>
+          </w:tcPr>
+          <w:p>
+            <w:pPr>
+              <w:jc w:val="center"/>
+            </w:pPr>
+            <w:r>
+              <w:rPr>
+                <w:sz w:val="17"/>
+              </w:rPr>
+              <w:t>M1（日聚合微调后）</w:t>
+            </w:r>
+          </w:p>
+        </w:tc>
+        <w:tc>
+          <w:tcPr>
+            <w:tcW w:type="dxa" w:w="1296"/>
+          </w:tcPr>
+          <w:p>
+            <w:pPr>
+              <w:jc w:val="center"/>
+            </w:pPr>
+            <w:r>
+              <w:rPr>
+                <w:sz w:val="17"/>
+              </w:rPr>
+              <w:t>8,709</w:t>
+            </w:r>
+          </w:p>
+        </w:tc>
+        <w:tc>
+          <w:tcPr>
+            <w:tcW w:type="dxa" w:w="1872"/>
+          </w:tcPr>
+          <w:p>
+            <w:pPr>
+              <w:jc w:val="center"/>
+            </w:pPr>
+            <w:r>
+              <w:rPr>
+                <w:sz w:val="17"/>
+              </w:rPr>
+              <w:t>0.6337 → 0.6268</w:t>
+            </w:r>
+          </w:p>
+        </w:tc>
+        <w:tc>
+          <w:tcPr>
+            <w:tcW w:type="dxa" w:w="1584"/>
+          </w:tcPr>
+          <w:p>
+            <w:pPr>
+              <w:jc w:val="center"/>
+            </w:pPr>
+            <w:r>
+              <w:rPr>
+                <w:sz w:val="17"/>
+              </w:rPr>
+              <w:t>-0.0061</w:t>
+            </w:r>
+          </w:p>
+        </w:tc>
+        <w:tc>
+          <w:tcPr>
+            <w:tcW w:type="dxa" w:w="1296"/>
+          </w:tcPr>
+          <w:p>
+            <w:pPr>
+              <w:jc w:val="center"/>
+            </w:pPr>
+            <w:r>
+              <w:rPr>
+                <w:sz w:val="17"/>
+              </w:rPr>
+              <w:t>52.2%</w:t>
+            </w:r>
+          </w:p>
+        </w:tc>
+        <w:tc>
+          <w:tcPr>
+            <w:tcW w:type="dxa" w:w="1296"/>
+          </w:tcPr>
+          <w:p>
+            <w:pPr>
+              <w:jc w:val="center"/>
+            </w:pPr>
+            <w:r>
+              <w:rPr>
+                <w:sz w:val="17"/>
+              </w:rPr>
+              <w:t>4.2e-06</w:t>
+            </w:r>
+          </w:p>
+        </w:tc>
+      </w:tr>
+    </w:tbl>
+    <w:p/>
+    <w:p>
+      <w:r>
+        <w:rPr>
+          <w:i/>
+          <w:color w:val="595959"/>
+          <w:sz w:val="17"/>
+        </w:rPr>
+        <w:t>注：配对中位跌幅与“中位数之差”是不同估计量，配对值更严格，应作为头条数字。</w:t>
+      </w:r>
+    </w:p>
+    <w:p>
+      <w:r>
+        <w:rPr>
+          <w:b/>
+        </w:rPr>
+        <w:t>日聚合微调回收了空间分块代价的 89.7%：配对跌幅从 -0.0594 收窄到 -0.0061。</w:t>
+      </w:r>
+    </w:p>
+    <w:p>
+      <w:r>
+        <w:t>微调之后，一个站更适合随机划分还是分块划分已接近抛硬币（52.2% 变差），p 值之所以仍然极小（4.2e-06）只是因为样本量达 8,709 站。</w:t>
+      </w:r>
+    </w:p>
+    <w:p>
+      <w:r>
+        <w:rPr>
+          <w:b/>
+          <w:sz w:val="18"/>
+        </w:rPr>
+        <w:t>表 4-7　按来源机构：分块代价及其回收比例</w:t>
+      </w:r>
+    </w:p>
+    <w:tbl>
+      <w:tblPr>
+        <w:tblStyle w:val="LightGrid-Accent1"/>
+        <w:tblW w:type="auto" w:w="0"/>
+        <w:jc w:val="center"/>
+        <w:tblLook w:firstColumn="1" w:firstRow="1" w:lastColumn="0" w:lastRow="0" w:noHBand="0" w:noVBand="1" w:val="04A0"/>
+      </w:tblPr>
+      <w:tblGrid>
+        <w:gridCol w:w="1728"/>
+        <w:gridCol w:w="1728"/>
+        <w:gridCol w:w="1728"/>
+        <w:gridCol w:w="1728"/>
+        <w:gridCol w:w="1728"/>
+      </w:tblGrid>
+      <w:tr>
+        <w:tc>
+          <w:tcPr>
             <w:tcW w:type="dxa" w:w="2016"/>
           </w:tcPr>
           <w:p>
-            <w:pPr>
-              <w:jc w:val="center"/>
-            </w:pPr>
-            <w:r>
-              <w:rPr>
-                <w:sz w:val="17"/>
-              </w:rPr>
-              <w:t>CAMELSH</w:t>
+            <w:r>
+              <w:rPr>
+                <w:b/>
+                <w:sz w:val="17"/>
+              </w:rPr>
+              <w:t>机构</w:t>
             </w:r>
           </w:p>
         </w:tc>
@@ -8046,46 +10023,12 @@
             <w:tcW w:type="dxa" w:w="1152"/>
           </w:tcPr>
           <w:p>
-            <w:pPr>
-              <w:jc w:val="center"/>
-            </w:pPr>
-            <w:r>
-              <w:rPr>
-                <w:sz w:val="17"/>
-              </w:rPr>
-              <w:t>5,047</w:t>
-            </w:r>
-          </w:p>
-        </w:tc>
-        <w:tc>
-          <w:tcPr>
-            <w:tcW w:type="dxa" w:w="1296"/>
-          </w:tcPr>
-          <w:p>
-            <w:pPr>
-              <w:jc w:val="center"/>
-            </w:pPr>
-            <w:r>
-              <w:rPr>
-                <w:sz w:val="17"/>
-              </w:rPr>
-              <w:t>0.5856</w:t>
-            </w:r>
-          </w:p>
-        </w:tc>
-        <w:tc>
-          <w:tcPr>
-            <w:tcW w:type="dxa" w:w="1296"/>
-          </w:tcPr>
-          <w:p>
-            <w:pPr>
-              <w:jc w:val="center"/>
-            </w:pPr>
-            <w:r>
-              <w:rPr>
-                <w:sz w:val="17"/>
-              </w:rPr>
-              <w:t>0.4794</w:t>
+            <w:r>
+              <w:rPr>
+                <w:b/>
+                <w:sz w:val="17"/>
+              </w:rPr>
+              <w:t>站数</w:t>
             </w:r>
           </w:p>
         </w:tc>
@@ -8094,14 +10037,12 @@
             <w:tcW w:type="dxa" w:w="1440"/>
           </w:tcPr>
           <w:p>
-            <w:pPr>
-              <w:jc w:val="center"/>
-            </w:pPr>
-            <w:r>
-              <w:rPr>
-                <w:sz w:val="17"/>
-              </w:rPr>
-              <w:t>-0.0664</w:t>
+            <w:r>
+              <w:rPr>
+                <w:b/>
+                <w:sz w:val="17"/>
+              </w:rPr>
+              <w:t>M0 跌幅</w:t>
             </w:r>
           </w:p>
         </w:tc>
@@ -8110,14 +10051,26 @@
             <w:tcW w:type="dxa" w:w="1440"/>
           </w:tcPr>
           <w:p>
-            <w:pPr>
-              <w:jc w:val="center"/>
-            </w:pPr>
-            <w:r>
-              <w:rPr>
-                <w:sz w:val="17"/>
-              </w:rPr>
-              <w:t>66.4%</w:t>
+            <w:r>
+              <w:rPr>
+                <w:b/>
+                <w:sz w:val="17"/>
+              </w:rPr>
+              <w:t>M1 跌幅</w:t>
+            </w:r>
+          </w:p>
+        </w:tc>
+        <w:tc>
+          <w:tcPr>
+            <w:tcW w:type="dxa" w:w="1152"/>
+          </w:tcPr>
+          <w:p>
+            <w:r>
+              <w:rPr>
+                <w:b/>
+                <w:sz w:val="17"/>
+              </w:rPr>
+              <w:t>回收</w:t>
             </w:r>
           </w:p>
         </w:tc>
@@ -8135,7 +10088,7 @@
               <w:rPr>
                 <w:sz w:val="17"/>
               </w:rPr>
-              <w:t>Germany</w:t>
+              <w:t>LamaHCE</w:t>
             </w:r>
           </w:p>
         </w:tc>
@@ -8151,39 +10104,7 @@
               <w:rPr>
                 <w:sz w:val="17"/>
               </w:rPr>
-              <w:t>458</w:t>
-            </w:r>
-          </w:p>
-        </w:tc>
-        <w:tc>
-          <w:tcPr>
-            <w:tcW w:type="dxa" w:w="1296"/>
-          </w:tcPr>
-          <w:p>
-            <w:pPr>
-              <w:jc w:val="center"/>
-            </w:pPr>
-            <w:r>
-              <w:rPr>
-                <w:sz w:val="17"/>
-              </w:rPr>
-              <w:t>0.6146</w:t>
-            </w:r>
-          </w:p>
-        </w:tc>
-        <w:tc>
-          <w:tcPr>
-            <w:tcW w:type="dxa" w:w="1296"/>
-          </w:tcPr>
-          <w:p>
-            <w:pPr>
-              <w:jc w:val="center"/>
-            </w:pPr>
-            <w:r>
-              <w:rPr>
-                <w:sz w:val="17"/>
-              </w:rPr>
-              <w:t>0.5077</w:t>
+              <w:t>834</w:t>
             </w:r>
           </w:p>
         </w:tc>
@@ -8199,7 +10120,7 @@
               <w:rPr>
                 <w:sz w:val="17"/>
               </w:rPr>
-              <w:t>-0.0627</w:t>
+              <w:t>-0.1213</w:t>
             </w:r>
           </w:p>
         </w:tc>
@@ -8215,7 +10136,23 @@
               <w:rPr>
                 <w:sz w:val="17"/>
               </w:rPr>
-              <w:t>61.4%</w:t>
+              <w:t>-0.0017</w:t>
+            </w:r>
+          </w:p>
+        </w:tc>
+        <w:tc>
+          <w:tcPr>
+            <w:tcW w:type="dxa" w:w="1152"/>
+          </w:tcPr>
+          <w:p>
+            <w:pPr>
+              <w:jc w:val="center"/>
+            </w:pPr>
+            <w:r>
+              <w:rPr>
+                <w:sz w:val="17"/>
+              </w:rPr>
+              <w:t>99%</w:t>
             </w:r>
           </w:p>
         </w:tc>
@@ -8233,7 +10170,7 @@
               <w:rPr>
                 <w:sz w:val="17"/>
               </w:rPr>
-              <w:t>Japan</w:t>
+              <w:t>Germany</w:t>
             </w:r>
           </w:p>
         </w:tc>
@@ -8249,39 +10186,7 @@
               <w:rPr>
                 <w:sz w:val="17"/>
               </w:rPr>
-              <w:t>690</w:t>
-            </w:r>
-          </w:p>
-        </w:tc>
-        <w:tc>
-          <w:tcPr>
-            <w:tcW w:type="dxa" w:w="1296"/>
-          </w:tcPr>
-          <w:p>
-            <w:pPr>
-              <w:jc w:val="center"/>
-            </w:pPr>
-            <w:r>
-              <w:rPr>
-                <w:sz w:val="17"/>
-              </w:rPr>
-              <w:t>0.5697</w:t>
-            </w:r>
-          </w:p>
-        </w:tc>
-        <w:tc>
-          <w:tcPr>
-            <w:tcW w:type="dxa" w:w="1296"/>
-          </w:tcPr>
-          <w:p>
-            <w:pPr>
-              <w:jc w:val="center"/>
-            </w:pPr>
-            <w:r>
-              <w:rPr>
-                <w:sz w:val="17"/>
-              </w:rPr>
-              <w:t>0.4017</w:t>
+              <w:t>458</w:t>
             </w:r>
           </w:p>
         </w:tc>
@@ -8297,7 +10202,7 @@
               <w:rPr>
                 <w:sz w:val="17"/>
               </w:rPr>
-              <w:t>-0.1205</w:t>
+              <w:t>-0.0730</w:t>
             </w:r>
           </w:p>
         </w:tc>
@@ -8313,7 +10218,23 @@
               <w:rPr>
                 <w:sz w:val="17"/>
               </w:rPr>
-              <w:t>73.8%</w:t>
+              <w:t>+0.0012</w:t>
+            </w:r>
+          </w:p>
+        </w:tc>
+        <w:tc>
+          <w:tcPr>
+            <w:tcW w:type="dxa" w:w="1152"/>
+          </w:tcPr>
+          <w:p>
+            <w:pPr>
+              <w:jc w:val="center"/>
+            </w:pPr>
+            <w:r>
+              <w:rPr>
+                <w:sz w:val="17"/>
+              </w:rPr>
+              <w:t>98%</w:t>
             </w:r>
           </w:p>
         </w:tc>
@@ -8331,7 +10252,7 @@
               <w:rPr>
                 <w:sz w:val="17"/>
               </w:rPr>
-              <w:t>LamaHCE</w:t>
+              <w:t>CAMELSH</w:t>
             </w:r>
           </w:p>
         </w:tc>
@@ -8347,39 +10268,7 @@
               <w:rPr>
                 <w:sz w:val="17"/>
               </w:rPr>
-              <w:t>834</w:t>
-            </w:r>
-          </w:p>
-        </w:tc>
-        <w:tc>
-          <w:tcPr>
-            <w:tcW w:type="dxa" w:w="1296"/>
-          </w:tcPr>
-          <w:p>
-            <w:pPr>
-              <w:jc w:val="center"/>
-            </w:pPr>
-            <w:r>
-              <w:rPr>
-                <w:sz w:val="17"/>
-              </w:rPr>
-              <w:t>0.5922</w:t>
-            </w:r>
-          </w:p>
-        </w:tc>
-        <w:tc>
-          <w:tcPr>
-            <w:tcW w:type="dxa" w:w="1296"/>
-          </w:tcPr>
-          <w:p>
-            <w:pPr>
-              <w:jc w:val="center"/>
-            </w:pPr>
-            <w:r>
-              <w:rPr>
-                <w:sz w:val="17"/>
-              </w:rPr>
-              <w:t>0.4504</w:t>
+              <w:t>5,047</w:t>
             </w:r>
           </w:p>
         </w:tc>
@@ -8395,7 +10284,7 @@
               <w:rPr>
                 <w:sz w:val="17"/>
               </w:rPr>
-              <w:t>-0.1337</w:t>
+              <w:t>-0.0501</w:t>
             </w:r>
           </w:p>
         </w:tc>
@@ -8411,7 +10300,23 @@
               <w:rPr>
                 <w:sz w:val="17"/>
               </w:rPr>
-              <w:t>69.1%</w:t>
+              <w:t>-0.0055</w:t>
+            </w:r>
+          </w:p>
+        </w:tc>
+        <w:tc>
+          <w:tcPr>
+            <w:tcW w:type="dxa" w:w="1152"/>
+          </w:tcPr>
+          <w:p>
+            <w:pPr>
+              <w:jc w:val="center"/>
+            </w:pPr>
+            <w:r>
+              <w:rPr>
+                <w:sz w:val="17"/>
+              </w:rPr>
+              <w:t>89%</w:t>
             </w:r>
           </w:p>
         </w:tc>
@@ -8429,6 +10334,170 @@
               <w:rPr>
                 <w:sz w:val="17"/>
               </w:rPr>
+              <w:t>BOMAustralia</w:t>
+            </w:r>
+          </w:p>
+        </w:tc>
+        <w:tc>
+          <w:tcPr>
+            <w:tcW w:type="dxa" w:w="1152"/>
+          </w:tcPr>
+          <w:p>
+            <w:pPr>
+              <w:jc w:val="center"/>
+            </w:pPr>
+            <w:r>
+              <w:rPr>
+                <w:sz w:val="17"/>
+              </w:rPr>
+              <w:t>1,607</w:t>
+            </w:r>
+          </w:p>
+        </w:tc>
+        <w:tc>
+          <w:tcPr>
+            <w:tcW w:type="dxa" w:w="1440"/>
+          </w:tcPr>
+          <w:p>
+            <w:pPr>
+              <w:jc w:val="center"/>
+            </w:pPr>
+            <w:r>
+              <w:rPr>
+                <w:sz w:val="17"/>
+              </w:rPr>
+              <w:t>-0.0644</w:t>
+            </w:r>
+          </w:p>
+        </w:tc>
+        <w:tc>
+          <w:tcPr>
+            <w:tcW w:type="dxa" w:w="1440"/>
+          </w:tcPr>
+          <w:p>
+            <w:pPr>
+              <w:jc w:val="center"/>
+            </w:pPr>
+            <w:r>
+              <w:rPr>
+                <w:sz w:val="17"/>
+              </w:rPr>
+              <w:t>-0.0076</w:t>
+            </w:r>
+          </w:p>
+        </w:tc>
+        <w:tc>
+          <w:tcPr>
+            <w:tcW w:type="dxa" w:w="1152"/>
+          </w:tcPr>
+          <w:p>
+            <w:pPr>
+              <w:jc w:val="center"/>
+            </w:pPr>
+            <w:r>
+              <w:rPr>
+                <w:sz w:val="17"/>
+              </w:rPr>
+              <w:t>88%</w:t>
+            </w:r>
+          </w:p>
+        </w:tc>
+      </w:tr>
+      <w:tr>
+        <w:tc>
+          <w:tcPr>
+            <w:tcW w:type="dxa" w:w="2016"/>
+          </w:tcPr>
+          <w:p>
+            <w:pPr>
+              <w:jc w:val="center"/>
+            </w:pPr>
+            <w:r>
+              <w:rPr>
+                <w:sz w:val="17"/>
+              </w:rPr>
+              <w:t>Japan</w:t>
+            </w:r>
+          </w:p>
+        </w:tc>
+        <w:tc>
+          <w:tcPr>
+            <w:tcW w:type="dxa" w:w="1152"/>
+          </w:tcPr>
+          <w:p>
+            <w:pPr>
+              <w:jc w:val="center"/>
+            </w:pPr>
+            <w:r>
+              <w:rPr>
+                <w:sz w:val="17"/>
+              </w:rPr>
+              <w:t>690</w:t>
+            </w:r>
+          </w:p>
+        </w:tc>
+        <w:tc>
+          <w:tcPr>
+            <w:tcW w:type="dxa" w:w="1440"/>
+          </w:tcPr>
+          <w:p>
+            <w:pPr>
+              <w:jc w:val="center"/>
+            </w:pPr>
+            <w:r>
+              <w:rPr>
+                <w:sz w:val="17"/>
+              </w:rPr>
+              <w:t>-0.0719</w:t>
+            </w:r>
+          </w:p>
+        </w:tc>
+        <w:tc>
+          <w:tcPr>
+            <w:tcW w:type="dxa" w:w="1440"/>
+          </w:tcPr>
+          <w:p>
+            <w:pPr>
+              <w:jc w:val="center"/>
+            </w:pPr>
+            <w:r>
+              <w:rPr>
+                <w:sz w:val="17"/>
+              </w:rPr>
+              <w:t>-0.0106</w:t>
+            </w:r>
+          </w:p>
+        </w:tc>
+        <w:tc>
+          <w:tcPr>
+            <w:tcW w:type="dxa" w:w="1152"/>
+          </w:tcPr>
+          <w:p>
+            <w:pPr>
+              <w:jc w:val="center"/>
+            </w:pPr>
+            <w:r>
+              <w:rPr>
+                <w:sz w:val="17"/>
+              </w:rPr>
+              <w:t>85%</w:t>
+            </w:r>
+          </w:p>
+        </w:tc>
+      </w:tr>
+      <w:tr>
+        <w:tc>
+          <w:tcPr>
+            <w:tcW w:type="dxa" w:w="2016"/>
+          </w:tcPr>
+          <w:p>
+            <w:pPr>
+              <w:jc w:val="center"/>
+            </w:pPr>
+            <w:r>
+              <w:rPr>
+                <w:sz w:val="17"/>
+              </w:rPr>
               <w:t>LamaHIce</w:t>
             </w:r>
           </w:p>
@@ -8451,38 +10520,6 @@
         </w:tc>
         <w:tc>
           <w:tcPr>
-            <w:tcW w:type="dxa" w:w="1296"/>
-          </w:tcPr>
-          <w:p>
-            <w:pPr>
-              <w:jc w:val="center"/>
-            </w:pPr>
-            <w:r>
-              <w:rPr>
-                <w:sz w:val="17"/>
-              </w:rPr>
-              <w:t>0.3039</w:t>
-            </w:r>
-          </w:p>
-        </w:tc>
-        <w:tc>
-          <w:tcPr>
-            <w:tcW w:type="dxa" w:w="1296"/>
-          </w:tcPr>
-          <w:p>
-            <w:pPr>
-              <w:jc w:val="center"/>
-            </w:pPr>
-            <w:r>
-              <w:rPr>
-                <w:sz w:val="17"/>
-              </w:rPr>
-              <w:t>0.1018</w:t>
-            </w:r>
-          </w:p>
-        </w:tc>
-        <w:tc>
-          <w:tcPr>
             <w:tcW w:type="dxa" w:w="1440"/>
           </w:tcPr>
           <w:p>
@@ -8493,7 +10530,7 @@
               <w:rPr>
                 <w:sz w:val="17"/>
               </w:rPr>
-              <w:t>-0.2457</w:t>
+              <w:t>-0.1515</w:t>
             </w:r>
           </w:p>
         </w:tc>
@@ -8509,7 +10546,23 @@
               <w:rPr>
                 <w:sz w:val="17"/>
               </w:rPr>
-              <w:t>69.9%</w:t>
+              <w:t>-0.0942</w:t>
+            </w:r>
+          </w:p>
+        </w:tc>
+        <w:tc>
+          <w:tcPr>
+            <w:tcW w:type="dxa" w:w="1152"/>
+          </w:tcPr>
+          <w:p>
+            <w:pPr>
+              <w:jc w:val="center"/>
+            </w:pPr>
+            <w:r>
+              <w:rPr>
+                <w:sz w:val="17"/>
+              </w:rPr>
+              <w:t>38%</w:t>
             </w:r>
           </w:p>
         </w:tc>
@@ -8521,12 +10574,22 @@
         <w:rPr>
           <w:b/>
         </w:rPr>
-        <w:t>六家机构无一例外全部下降——这是构成假象无法产生的结果，因此“折构成变化”这一替代解释被排除。</w:t>
+        <w:t>零样本阶段六家机构无一例外全部下降——这是构成假象无法产生的结果，因此“折构成变化”这一替代解释被排除。</w:t>
       </w:r>
     </w:p>
     <w:p>
       <w:r>
-        <w:t>跨机构的跌幅差异本身也是一项发现：对空间邻近的依赖程度与台网密度成反比。美国贡献 5,767 个站，分块后源域中仍有大量可比流域，跌幅最小（−0.066）；冰岛只有 73 个站且地理孤立，整块移除后源域中几乎没有相似流域，跌幅达 −0.246，接近四倍。台网稀疏处随机划分的乐观偏差最严重——而那恰恰是本方法最想服务的地区。</w:t>
+        <w:t>回收并不均匀：LamaHIce（73 站）是唯一回收失败的机构，残余跌幅 -0.0942，几乎独占全部残差；其余机构回收 85% 以上。</w:t>
+      </w:r>
+    </w:p>
+    <w:p>
+      <w:r>
+        <w:rPr>
+          <w:i/>
+          <w:color w:val="595959"/>
+          <w:sz w:val="17"/>
+        </w:rPr>
+        <w:t>注：直观上会想把回收率解释为随台网密度变化，本报告早期版本也如此表述。但六家机构上该关系并不成立（回收率与站数的 Spearman ρ = +0.257，p = 0.623）。冰岛是一个离群点，不是趋势，措辞应止于此。</w:t>
       </w:r>
     </w:p>
     <w:p>
@@ -8534,7 +10597,7 @@
         <w:pStyle w:val="Heading2"/>
       </w:pPr>
       <w:r>
-        <w:t>4.7 空间分块的机理分解</w:t>
+        <w:t>4.7 空间分块的机理：代价与回收都落在时相上</w:t>
       </w:r>
     </w:p>
     <w:p>
@@ -8543,7 +10606,7 @@
           <w:b/>
           <w:sz w:val="18"/>
         </w:rPr>
-        <w:t>表 4-8　空间分块划分下的 KGE 分解（全小时配对，8,862 站）</w:t>
+        <w:t>表 4-8　空间分块划分下的 KGE 分解（逐站配对）</w:t>
       </w:r>
     </w:p>
     <w:tbl>
@@ -8646,7 +10709,7 @@
               <w:rPr>
                 <w:sz w:val="17"/>
               </w:rPr>
-              <w:t>0.4014</w:t>
+              <w:t>0.4185</w:t>
             </w:r>
           </w:p>
         </w:tc>
@@ -8662,7 +10725,7 @@
               <w:rPr>
                 <w:sz w:val="17"/>
               </w:rPr>
-              <w:t>0.4775</w:t>
+              <w:t>0.6165</w:t>
             </w:r>
           </w:p>
         </w:tc>
@@ -8678,7 +10741,7 @@
               <w:rPr>
                 <w:sz w:val="17"/>
               </w:rPr>
-              <w:t>+0.0473</w:t>
+              <w:t>+0.1333</w:t>
             </w:r>
           </w:p>
         </w:tc>
@@ -8712,7 +10775,7 @@
               <w:rPr>
                 <w:sz w:val="17"/>
               </w:rPr>
-              <w:t>0.7589</w:t>
+              <w:t>0.7699</w:t>
             </w:r>
           </w:p>
         </w:tc>
@@ -8728,7 +10791,7 @@
               <w:rPr>
                 <w:sz w:val="17"/>
               </w:rPr>
-              <w:t>0.7864</w:t>
+              <w:t>0.8077</w:t>
             </w:r>
           </w:p>
         </w:tc>
@@ -8744,7 +10807,7 @@
               <w:rPr>
                 <w:sz w:val="17"/>
               </w:rPr>
-              <w:t>+0.0139</w:t>
+              <w:t>+0.0195</w:t>
             </w:r>
           </w:p>
         </w:tc>
@@ -8778,7 +10841,7 @@
               <w:rPr>
                 <w:sz w:val="17"/>
               </w:rPr>
-              <w:t>0.8519</w:t>
+              <w:t>0.8085</w:t>
             </w:r>
           </w:p>
         </w:tc>
@@ -8794,7 +10857,7 @@
               <w:rPr>
                 <w:sz w:val="17"/>
               </w:rPr>
-              <w:t>0.9493</w:t>
+              <w:t>0.8646</w:t>
             </w:r>
           </w:p>
         </w:tc>
@@ -8810,7 +10873,7 @@
               <w:rPr>
                 <w:sz w:val="17"/>
               </w:rPr>
-              <w:t>+0.0909</w:t>
+              <w:t>+0.0607</w:t>
             </w:r>
           </w:p>
         </w:tc>
@@ -8844,7 +10907,7 @@
               <w:rPr>
                 <w:sz w:val="17"/>
               </w:rPr>
-              <w:t>1.0325</w:t>
+              <w:t>1.0202</w:t>
             </w:r>
           </w:p>
         </w:tc>
@@ -8860,7 +10923,7 @@
               <w:rPr>
                 <w:sz w:val="17"/>
               </w:rPr>
-              <w:t>0.8829</w:t>
+              <w:t>0.9991</w:t>
             </w:r>
           </w:p>
         </w:tc>
@@ -8876,7 +10939,7 @@
               <w:rPr>
                 <w:sz w:val="17"/>
               </w:rPr>
-              <w:t>-0.1413</w:t>
+              <w:t>-0.0131</w:t>
             </w:r>
           </w:p>
         </w:tc>
@@ -8885,17 +10948,341 @@
     <w:p/>
     <w:p>
       <w:r>
-        <w:t>变差站中的元凶占比：r 4.2%、α 23.1%、β 72.7%。时相的牵连甚至比随机划分（7.7%）更小，因此“监督只重标定、不扰动时相”这一结论在更难的划分下同样成立。</w:t>
+        <w:rPr>
+          <w:b/>
+          <w:sz w:val="18"/>
+        </w:rPr>
+        <w:t>表 4-9　分块相对随机的分量缺口（负值表示分块更差）</w:t>
+      </w:r>
+    </w:p>
+    <w:tbl>
+      <w:tblPr>
+        <w:tblStyle w:val="LightGrid-Accent1"/>
+        <w:tblW w:type="auto" w:w="0"/>
+        <w:jc w:val="center"/>
+        <w:tblLook w:firstColumn="1" w:firstRow="1" w:lastColumn="0" w:lastRow="0" w:noHBand="0" w:noVBand="1" w:val="04A0"/>
+      </w:tblPr>
+      <w:tblGrid>
+        <w:gridCol w:w="2160"/>
+        <w:gridCol w:w="2160"/>
+        <w:gridCol w:w="2160"/>
+        <w:gridCol w:w="2160"/>
+      </w:tblGrid>
+      <w:tr>
+        <w:tc>
+          <w:tcPr>
+            <w:tcW w:type="dxa" w:w="2016"/>
+          </w:tcPr>
+          <w:p>
+            <w:r>
+              <w:rPr>
+                <w:b/>
+                <w:sz w:val="17"/>
+              </w:rPr>
+              <w:t>分量</w:t>
+            </w:r>
+          </w:p>
+        </w:tc>
+        <w:tc>
+          <w:tcPr>
+            <w:tcW w:type="dxa" w:w="1584"/>
+          </w:tcPr>
+          <w:p>
+            <w:r>
+              <w:rPr>
+                <w:b/>
+                <w:sz w:val="17"/>
+              </w:rPr>
+              <w:t>M0 缺口</w:t>
+            </w:r>
+          </w:p>
+        </w:tc>
+        <w:tc>
+          <w:tcPr>
+            <w:tcW w:type="dxa" w:w="1584"/>
+          </w:tcPr>
+          <w:p>
+            <w:r>
+              <w:rPr>
+                <w:b/>
+                <w:sz w:val="17"/>
+              </w:rPr>
+              <w:t>M1 缺口</w:t>
+            </w:r>
+          </w:p>
+        </w:tc>
+        <w:tc>
+          <w:tcPr>
+            <w:tcW w:type="dxa" w:w="1296"/>
+          </w:tcPr>
+          <w:p>
+            <w:r>
+              <w:rPr>
+                <w:b/>
+                <w:sz w:val="17"/>
+              </w:rPr>
+              <w:t>回收</w:t>
+            </w:r>
+          </w:p>
+        </w:tc>
+      </w:tr>
+      <w:tr>
+        <w:tc>
+          <w:tcPr>
+            <w:tcW w:type="dxa" w:w="2016"/>
+          </w:tcPr>
+          <w:p>
+            <w:pPr>
+              <w:jc w:val="center"/>
+            </w:pPr>
+            <w:r>
+              <w:rPr>
+                <w:sz w:val="17"/>
+              </w:rPr>
+              <w:t>r（时相）</w:t>
+            </w:r>
+          </w:p>
+        </w:tc>
+        <w:tc>
+          <w:tcPr>
+            <w:tcW w:type="dxa" w:w="1584"/>
+          </w:tcPr>
+          <w:p>
+            <w:pPr>
+              <w:jc w:val="center"/>
+            </w:pPr>
+            <w:r>
+              <w:rPr>
+                <w:sz w:val="17"/>
+              </w:rPr>
+              <w:t>-0.0271</w:t>
+            </w:r>
+          </w:p>
+        </w:tc>
+        <w:tc>
+          <w:tcPr>
+            <w:tcW w:type="dxa" w:w="1584"/>
+          </w:tcPr>
+          <w:p>
+            <w:pPr>
+              <w:jc w:val="center"/>
+            </w:pPr>
+            <w:r>
+              <w:rPr>
+                <w:sz w:val="17"/>
+              </w:rPr>
+              <w:t>-0.0045</w:t>
+            </w:r>
+          </w:p>
+        </w:tc>
+        <w:tc>
+          <w:tcPr>
+            <w:tcW w:type="dxa" w:w="1296"/>
+          </w:tcPr>
+          <w:p>
+            <w:pPr>
+              <w:jc w:val="center"/>
+            </w:pPr>
+            <w:r>
+              <w:rPr>
+                <w:sz w:val="17"/>
+              </w:rPr>
+              <w:t>83%</w:t>
+            </w:r>
+          </w:p>
+        </w:tc>
+      </w:tr>
+      <w:tr>
+        <w:tc>
+          <w:tcPr>
+            <w:tcW w:type="dxa" w:w="2016"/>
+          </w:tcPr>
+          <w:p>
+            <w:pPr>
+              <w:jc w:val="center"/>
+            </w:pPr>
+            <w:r>
+              <w:rPr>
+                <w:sz w:val="17"/>
+              </w:rPr>
+              <w:t>α（方差）</w:t>
+            </w:r>
+          </w:p>
+        </w:tc>
+        <w:tc>
+          <w:tcPr>
+            <w:tcW w:type="dxa" w:w="1584"/>
+          </w:tcPr>
+          <w:p>
+            <w:pPr>
+              <w:jc w:val="center"/>
+            </w:pPr>
+            <w:r>
+              <w:rPr>
+                <w:sz w:val="17"/>
+              </w:rPr>
+              <w:t>-0.0048</w:t>
+            </w:r>
+          </w:p>
+        </w:tc>
+        <w:tc>
+          <w:tcPr>
+            <w:tcW w:type="dxa" w:w="1584"/>
+          </w:tcPr>
+          <w:p>
+            <w:pPr>
+              <w:jc w:val="center"/>
+            </w:pPr>
+            <w:r>
+              <w:rPr>
+                <w:sz w:val="17"/>
+              </w:rPr>
+              <w:t>+0.0138</w:t>
+            </w:r>
+          </w:p>
+        </w:tc>
+        <w:tc>
+          <w:tcPr>
+            <w:tcW w:type="dxa" w:w="1296"/>
+          </w:tcPr>
+          <w:p>
+            <w:pPr>
+              <w:jc w:val="center"/>
+            </w:pPr>
+            <w:r>
+              <w:rPr>
+                <w:sz w:val="17"/>
+              </w:rPr>
+              <w:t>-187%</w:t>
+            </w:r>
+          </w:p>
+        </w:tc>
+      </w:tr>
+      <w:tr>
+        <w:tc>
+          <w:tcPr>
+            <w:tcW w:type="dxa" w:w="2016"/>
+          </w:tcPr>
+          <w:p>
+            <w:pPr>
+              <w:jc w:val="center"/>
+            </w:pPr>
+            <w:r>
+              <w:rPr>
+                <w:sz w:val="17"/>
+              </w:rPr>
+              <w:t>β（偏差）</w:t>
+            </w:r>
+          </w:p>
+        </w:tc>
+        <w:tc>
+          <w:tcPr>
+            <w:tcW w:type="dxa" w:w="1584"/>
+          </w:tcPr>
+          <w:p>
+            <w:pPr>
+              <w:jc w:val="center"/>
+            </w:pPr>
+            <w:r>
+              <w:rPr>
+                <w:sz w:val="17"/>
+              </w:rPr>
+              <w:t>-0.0044</w:t>
+            </w:r>
+          </w:p>
+        </w:tc>
+        <w:tc>
+          <w:tcPr>
+            <w:tcW w:type="dxa" w:w="1584"/>
+          </w:tcPr>
+          <w:p>
+            <w:pPr>
+              <w:jc w:val="center"/>
+            </w:pPr>
+            <w:r>
+              <w:rPr>
+                <w:sz w:val="17"/>
+              </w:rPr>
+              <w:t>+0.0030</w:t>
+            </w:r>
+          </w:p>
+        </w:tc>
+        <w:tc>
+          <w:tcPr>
+            <w:tcW w:type="dxa" w:w="1296"/>
+          </w:tcPr>
+          <w:p>
+            <w:pPr>
+              <w:jc w:val="center"/>
+            </w:pPr>
+            <w:r>
+              <w:rPr>
+                <w:sz w:val="17"/>
+              </w:rPr>
+              <w:t>30%</w:t>
+            </w:r>
+          </w:p>
+        </w:tc>
+      </w:tr>
+    </w:tbl>
+    <w:p/>
+    <w:p>
+      <w:r>
+        <w:rPr>
+          <w:b/>
+        </w:rPr>
+        <w:t>空间分块的代价几乎全部落在时相上：零样本阶段 r 落后 -0.0271，而 α 与 β 的差距都在 0.005 以内。移除一个流域的邻居，损害的是模型认为水什么时候到，不是水量多少或变率大小。</w:t>
       </w:r>
     </w:p>
     <w:p>
       <w:r>
-        <w:t>日内形状与随机划分同型，且不存在退化解：观测 flashiness 0.0285，M0 0.1697（过量 5.9 倍），M1 0.0747；均值观测 0.0483 对 M0 0.0280（不足一半）与 M1 0.0486（1.01 倍）。微调修好水量并把过量抖动减半。</w:t>
+        <w:t>微调随后回收了这个时相缺口的 83%，并把 α 推到超过随机划分。这一点需要专门说明，因为它反直觉：24 小时聚合本身不含任何日内时相信息。路径是架构性的而非统计性的——小时分支从不读取日尺度标签，它的初始隐状态与细胞状态经 transfer_h / transfer_c 从日分支继承。在本地日观测上微调日分支，得到更准的流域状态（蓄水量、湿度），而更准的状态改变小时分支放水的时刻。日尺度数据经由这条状态交接通道间接修正了小时时相，而这条通道正是双分支设计的意义所在；单分支小时模型在同样监督下没有它。</w:t>
       </w:r>
     </w:p>
     <w:p>
       <w:r>
-        <w:t>显著性：BH 校正后 8,276/8,862（93.4%）变化显著，但方向同样分裂——42.7% 改善、50.7% 变差，池化 ΔKGE +0.0421（p = 4.4e-42）。§6.3 的“标定而非精度”这一保留在此同样适用。</w:t>
+        <w:t>变差站中的元凶占比：r 4.2%、α 46.2%、β 49.6%。</w:t>
+      </w:r>
+    </w:p>
+    <w:p>
+      <w:r>
+        <w:t>日内形状不存在退化解，且零样本阶段已基本标定：观测 flashiness 0.0285，M0 0.0265（0.93 倍），M1 0.0299（1.05 倍）；均值观测 0.0483，M0 0.0501（1.04 倍），M1 0.0498（1.03 倍）。</w:t>
+      </w:r>
+    </w:p>
+    <w:p>
+      <w:r>
+        <w:t>显著性：BH 校正后 8,147/8,862（91.9%）变化显著，方向已明确偏向改善——62.9% 改善、29.1% 变差，池化 ΔKGE +0.1267（p &lt; 1e-300）。</w:t>
+      </w:r>
+    </w:p>
+    <w:p>
+      <w:pPr>
+        <w:pStyle w:val="Heading2"/>
+      </w:pPr>
+      <w:r>
+        <w:t>4.8 训练是否充分，以及只用日聚合选轮次的代价</w:t>
+      </w:r>
+    </w:p>
+    <w:p>
+      <w:r>
+        <w:t>两个问题都可以由已有的训练历史回答，无需额外 GPU。二者都源于同一个观察：让 v2 停下来的不是 30 轮的上限，而是 patience = 6 的早停。</w:t>
+      </w:r>
+    </w:p>
+    <w:p>
+      <w:r>
+        <w:t>第一，训练在停止时仍在改善。10 折（共 10 折）的验证指标末段斜率为正，中位 +0.00099/轮。更要紧的是截断不对称：被砍得最早的两折都属于空间分块（第 20 轮停，最佳在第 14 轮），而它们的剩余斜率也最陡（+0.00395 与 +0.00257，是随机划分各折的 3–13 倍）。因此主表中随机与分块 M1 之间 0.007 的差距，存在“不等截断造成”这一替代解释，这正是附录 v3 收敛性检验要回答的问题。</w:t>
+      </w:r>
+    </w:p>
+    <w:p>
+      <w:r>
+        <w:t>第二，用目标域仅有的日聚合信号来选择微调轮次，代价测不出来。迁移阶段只能依据 holdout/daily_median_kge 选轮次；训练历史另记录了偷看隐藏小时真值的 peek 指标（仅用于诊断，从不参与选择）。8/15 折中，日聚合准则选出的就是 oracle 会选的那一轮；池化平均亏损 +0.0035 KGE，而 peek 序列自身的逐轮噪声底噪为 0.0078——亏损在噪声以下。各配置之间也无差异（Kruskal-Wallis p = 0.567）。</w:t>
+      </w:r>
+    </w:p>
+    <w:p>
+      <w:r>
+        <w:rPr>
+          <w:b/>
+        </w:rPr>
+        <w:t>这是对实验前提的正面验证，而不是对它的让步：只用 24 小时聚合来监督并选择模型，相比能看到小时序列，没有可测的损失。同时它也排除了“选择损失”作为那 0.007 差距的解释，只剩不等截断一个候选。</w:t>
       </w:r>
     </w:p>
     <w:p>
@@ -8907,11 +11294,13 @@
       </w:r>
     </w:p>
     <w:p>
-      <w:pPr>
-        <w:pStyle w:val="ListNumber"/>
-      </w:pPr>
       <w:r>
-        <w:t>一、日聚合监督不破坏小时时相能力。跨两条数据路径、两套站点划分、三档回放比例以及一个训练中完全未出现的大洲，r 在变差的站里当元凶的比例始终只有 7.7%–10.1%，中位 Δr 在 −0.006 至 +0.008 之间。源域学到的小时动力学在只见日目标的微调下能够存活。</w:t>
+        <w:rPr>
+          <w:i/>
+          <w:color w:val="595959"/>
+          <w:sz w:val="17"/>
+        </w:rPr>
+        <w:t>注：以下结论以 v2（H=336，遗忘门 3） 为准。多条结论在 v1 与 v2 之间发生了改变，改变本身已在正文对应小节标明。</w:t>
       </w:r>
     </w:p>
     <w:p>
@@ -8919,7 +11308,7 @@
         <w:pStyle w:val="ListNumber"/>
       </w:pPr>
       <w:r>
-        <w:t>二、日聚合监督带来的是标定改善而非精度改善。它把水量（1.01 倍）、方差比 α、日内形状都修得更接近观测，KGE 中位提升 +0.021（p = 4e-33），但以绝对误差衡量，变差的站多于改善的站（49.7% vs 41.9%）。报告时必须写明这一区分。</w:t>
+        <w:t>一、日聚合监督不破坏小时时相能力。在变差的站里，r 当元凶的比例仅 4.2%–6.9%（v2 的随机划分与空间分块）。源域学到的小时动力学在只见日目标的微调下能够存活。这一条在 v1 与 v2 下同向，是本工作最稳健的结论。</w:t>
       </w:r>
     </w:p>
     <w:p>
@@ -8927,7 +11316,7 @@
         <w:pStyle w:val="ListNumber"/>
       </w:pPr>
       <w:r>
-        <w:t>三、增益不因缺少邻近小时站而衰减。最近可训练邻居从 2.5 km 到 211 km，零样本技巧从 0.60 掉到 0.34，而增益始终 0.019–0.031；空间分块下增益反而更大（+0.071 vs +0.045）；非洲上最大（+0.165）。这对数据稀疏地区的适用性是有利证据。</w:t>
+        <w:t>二、日聚合监督的增益来自标定，而不再损害逐点精度——这一条相对 v1 已经改变。v1 下以绝对误差衡量变差的站（49.7%）多于改善的站（41.9%），误差中位变化为负；v2 下反转为 53.2% 改善、37.7% 变差，误差中位变化 +0.00034 mm/h。但幅度不可混淆：该误差改善相当于观测平均流量的 0.7%，而同期池化 ΔKGE 为 +0.0576。因此正确表述是“不再损害精度”，而非“提升精度”；两个指标仍只在 67.9% 的站上一致（Spearman 0.460）。</w:t>
       </w:r>
     </w:p>
     <w:p>
@@ -8935,7 +11324,7 @@
         <w:pStyle w:val="ListNumber"/>
       </w:pPr>
       <w:r>
-        <w:t>四、随机划分显著高估区域外推能力。空间分块使零样本 M0 下降 0.128（五折同向），即随机划分下约四分之一的小时技巧来自源域中留存的水文近邻，而非基于流域属性的泛化。</w:t>
+        <w:t>三、增益不因缺少邻近小时站而衰减，反而更大。v2 下空间分块的增益 +0.1960 明显高于随机划分的 +0.0959；分量上看，分块条件下增益随孤立程度上升（距最近其他折约 62 km 时 +0.0494，211 km 时 +0.0881），随机划分下则是平的。本地日观测替代了空间邻近性，且在邻近性缺失处最管用。这对数据稀疏地区的适用性是有利证据。</w:t>
       </w:r>
     </w:p>
     <w:p>
@@ -8943,7 +11332,7 @@
         <w:pStyle w:val="ListNumber"/>
       </w:pPr>
       <w:r>
-        <w:t>五、本文所训练模型的主要性能瓶颈是欠离散，且在迁移之前就已存在。M0 时 76.6% 的站 α &lt; 1，方差项独占 KGE 亏损的 59.4%；跨域越远越严重（run A 0.72、run B 0.86、非洲 0.16）。该瓶颈比迁移损失大一个数量级，是后续最值得投入的方向——但其中有多少来自缺失的遗忘门初始化尚未确定，见 §4.5。</w:t>
+        <w:t>四、随机划分显著高估零样本区域外推能力，但这个代价大部分可以回收。同一批 8,709 个流域逐站配对，零样本阶段分块比随机低 -0.0594（六家机构全部同向）；日聚合微调后收窄到 -0.0061，回收 89.7%，此时一个站更适合哪套划分已接近抛硬币。机理上代价几乎全部落在 r（时相）上，零样本落后 −0.0271 而 α、β 差距均在 0.005 以内，微调回收了其中 83%。</w:t>
       </w:r>
     </w:p>
     <w:p>
@@ -8951,7 +11340,7 @@
         <w:pStyle w:val="ListNumber"/>
       </w:pPr>
       <w:r>
-        <w:t>六、方法在非洲原位有效，且超过专门训练的基线。在非洲自己的日观测上微调，五折配对 ΔKGE +0.611、92.3% 的流域改善、M1 中位 KGE +0.505，高于大洲留出 PUB 基线的 +0.279。同时这划出了第一条结论的边界：非洲原位微调使 r 从 0.596 升到 0.780（M1 折间标准差仅 0.0016），说明“不改变时相”只在模型已掌握该域动力学时成立。</w:t>
+        <w:t>五、主要性能瓶颈仍是欠离散，且在迁移之前就已存在，但其量级与成因相对 v1 已经改变。v1 的零样本模型是过度离散（闪变为观测的 6.80 倍、日内标准差 3.11 倍），而 v2 在微调前即已基本标定（闪变 0.95 倍，均值 1.05 倍），残留问题是 α 中位 0.808 的轻度欠离散。此前把这一项归因于“缺失的遗忘门初始化尚未确定”，该问题已解决：遗忘门已按已发表方法实现并纳入 v2，见 §4.5。</w:t>
       </w:r>
     </w:p>
     <w:p>
@@ -8959,7 +11348,15 @@
         <w:pStyle w:val="ListNumber"/>
       </w:pPr>
       <w:r>
-        <w:t>七、源域回放能同时改善两个域。0.25 一档在目标域（+0.0449→+0.0643）与源域（−0.1064→−0.0668）上均优于无回放，五折两指标全部同向；机制是阻尼过度重标定，把过冲站从 6.25% 压到 2.09%。</w:t>
+        <w:t>六、方法在非洲原位有效，且超过专门训练的基线。在非洲自己的日观测上微调，五折配对 ΔKGE +0.611、92.3% 的流域改善、M1 中位 KGE +0.505，高于大洲留出 PUB 基线的 +0.279。同时这划出了第一条结论的边界：非洲原位微调使 r 从 0.596 升到 0.780，说明“不改变时相”只在模型已掌握该域动力学时成立。</w:t>
+      </w:r>
+    </w:p>
+    <w:p>
+      <w:pPr>
+        <w:pStyle w:val="ListNumber"/>
+      </w:pPr>
+      <w:r>
+        <w:t>七、源域回放只保护源域，对目标域不再有增益——这一条相对 v1 已经改变。v1 下 0.25 一档在两个域上均优于无回放，机制是阻尼过度重标定（过冲站从 6.25% 压到 2.09%）。v2 下零样本模型本就不再过度离散，该机制失去对象：回放的 r 增益（+0.0060）与不回放（+0.0054）无法区分，α 增益反而更小。因此在 v2 配置下回放不应作为目标域增益手段。</w:t>
       </w:r>
     </w:p>
     <w:p>
@@ -9008,7 +11405,7 @@
     </w:p>
     <w:p>
       <w:r>
-        <w:t>现状：空间分块必然使折构成不均衡（30 个机构×折组合中 6 个为空，美国站占比在折间从 40% 到 73%）。去掉近邻必然去掉该区域，这是方法的固有代价，无法通过调整块数消除（块数从 60 增到 240 时，隔离度从 140 km 降到 64 km，而构成均衡度只是相应改善）。</w:t>
+        <w:t>现状：空间分块必然使折构成不均衡（30 个机构×折组合中 6 个为空，美国站占比在折间从 40% 到 73%）。去掉近邻必然去掉该区域，这是方法的固有代价，无法通过调整块数消除。</w:t>
       </w:r>
     </w:p>
     <w:p>
@@ -9016,10 +11413,10 @@
         <w:rPr>
           <w:b/>
         </w:rPr>
-        <w:t>应对：已通过逐站配对排除（见 §4.6）。</w:t>
+        <w:t>应对：已通过逐站配对排除，并进一步量化了代价的可回收性（见 §4.6）。</w:t>
       </w:r>
       <w:r>
-        <w:t>同一批 8,709 个流域在两套划分中各当过一次目标站，配对比较使构成差异从构造上被固定；六家机构内部无一例外全部下降。因此该混淆已被排除，无需补充实验。</w:t>
+        <w:t>同一批 8,709 个流域在两套划分中各当过一次目标站，配对比较使构成差异从构造上被固定；零样本阶段六家机构无一例外全部下降，因此该混淆已被排除。并且日聚合微调回收了 89.7% 的代价（配对跌幅 -0.0594 → -0.0061），残余几乎全部集中在冰岛这一个机构。无需补充实验。</w:t>
       </w:r>
     </w:p>
     <w:p>
@@ -9027,17 +11424,12 @@
         <w:pStyle w:val="Heading2"/>
       </w:pPr>
       <w:r>
-        <w:t>6.3 KGE 改善而绝对误差略微变差</w:t>
+        <w:t>6.3 KGE 与逐点绝对误差的分歧</w:t>
       </w:r>
     </w:p>
     <w:p>
       <w:r>
-        <w:t>现状：站级配对检验显示，BH-FDR 校正后 91.6% 的站变化显著，但方向分裂——以绝对误差衡量，变差的站（49.7%）多于改善的站（41.9%），全站中位误差变化 −0.00019 mm/h。KGE 变好的站占 54.6%，误差变小的站仅 46.5%，两者同向的站仅 67.5%。</w:t>
-      </w:r>
-    </w:p>
-    <w:p>
-      <w:r>
-        <w:t>这不是缺陷而是指标选择的必然后果：提高 α（预测方差比）会改善 KGE，而绝对误差在预测更靠近条件中位数时最小，两者要求相反。日聚合监督使水文过程线更接近观测的水量（1.01 倍）、方差比与日内形状，但不提升逐点精度。</w:t>
+        <w:t>现状（相对 v1 已经改变，此处按 v2）：站级配对检验显示 BH-FDR 校正后 90.8% 的站变化显著。v1 下方向是分裂且偏负的——以绝对误差衡量变差的站（49.7%）多于改善的站（41.9%），误差中位变化 −0.0002 mm/h；v2 下反转为 53.2% 改善、37.7% 变差，误差中位变化 +0.00034 mm/h。</w:t>
       </w:r>
     </w:p>
     <w:p>
@@ -9045,7 +11437,23 @@
         <w:rPr>
           <w:b/>
         </w:rPr>
-        <w:t>应对：主结论一律表述为“标定改善”而非“精度改善”，并同时报告两个指标。主动交代优于被发现，且这一区分本身对读者有价值。</w:t>
+        <w:t>但符号反转不等于幅度对等，这一点必须写清。</w:t>
+      </w:r>
+      <w:r>
+        <w:t>v2 的误差改善中位数为 +0.00034 mm/h，而观测平均流量为 0.0483 mm/h——即约 0.7%；同期池化 ΔKGE 为 +0.0576。两个指标仍只在 67.9% 的站上同向（Spearman 0.460）。</w:t>
+      </w:r>
+    </w:p>
+    <w:p>
+      <w:r>
+        <w:t>机制未变，只是不再表现为损害：提高 α（预测方差比）会改善 KGE，而绝对误差在预测更靠近条件中位数时最小，两者要求相反。日聚合监督的作用是标定——水量、方差比、日内形状——KGE 奖励这些，平均绝对误差基本不奖励。</w:t>
+      </w:r>
+    </w:p>
+    <w:p>
+      <w:r>
+        <w:rPr>
+          <w:b/>
+        </w:rPr>
+        <w:t>应对：主结论表述为“v2 下日聚合微调不再损害逐点精度”，而不是“提升精度”；同时报告两个指标，并注明站级结论是在哪个指标下成立的。</w:t>
       </w:r>
     </w:p>
     <w:p>
@@ -9072,6 +11480,248 @@
           <w:b/>
         </w:rPr>
         <w:t>应对：已补做，见 §3.5–3.6。五折原位微调给出配对 ΔKGE +0.611、92.3% 流域改善，并超过 PUB 基线。原有的温带迁移结果仍然有效，但表述为“跨大洲外推测试”，而非“方法在非洲的验证”——后者现在由 §3.5 承担。</w:t>
+      </w:r>
+    </w:p>
+    <w:p>
+      <w:pPr>
+        <w:pStyle w:val="Heading2"/>
+      </w:pPr>
+      <w:r>
+        <w:t>6.5 干旱流域是唯一恶化的分层，且问题在尾部</w:t>
+      </w:r>
+    </w:p>
+    <w:p>
+      <w:r>
+        <w:rPr>
+          <w:b/>
+          <w:sz w:val="18"/>
+        </w:rPr>
+        <w:t>表 6-1　配对增益为负的气候带（Köppen 细分）</w:t>
+      </w:r>
+    </w:p>
+    <w:tbl>
+      <w:tblPr>
+        <w:tblStyle w:val="LightGrid-Accent1"/>
+        <w:tblW w:type="auto" w:w="0"/>
+        <w:jc w:val="center"/>
+        <w:tblLook w:firstColumn="1" w:firstRow="1" w:lastColumn="0" w:lastRow="0" w:noHBand="0" w:noVBand="1" w:val="04A0"/>
+      </w:tblPr>
+      <w:tblGrid>
+        <w:gridCol w:w="1440"/>
+        <w:gridCol w:w="1440"/>
+        <w:gridCol w:w="1440"/>
+        <w:gridCol w:w="1440"/>
+        <w:gridCol w:w="1440"/>
+        <w:gridCol w:w="1440"/>
+      </w:tblGrid>
+      <w:tr>
+        <w:tc>
+          <w:tcPr>
+            <w:tcW w:type="dxa" w:w="1440"/>
+          </w:tcPr>
+          <w:p>
+            <w:r>
+              <w:rPr>
+                <w:b/>
+                <w:sz w:val="17"/>
+              </w:rPr>
+              <w:t>气候带</w:t>
+            </w:r>
+          </w:p>
+        </w:tc>
+        <w:tc>
+          <w:tcPr>
+            <w:tcW w:type="dxa" w:w="1008"/>
+          </w:tcPr>
+          <w:p>
+            <w:r>
+              <w:rPr>
+                <w:b/>
+                <w:sz w:val="17"/>
+              </w:rPr>
+              <w:t>站数</w:t>
+            </w:r>
+          </w:p>
+        </w:tc>
+        <w:tc>
+          <w:tcPr>
+            <w:tcW w:type="dxa" w:w="1728"/>
+          </w:tcPr>
+          <w:p>
+            <w:r>
+              <w:rPr>
+                <w:b/>
+                <w:sz w:val="17"/>
+              </w:rPr>
+              <w:t>M0 中位 KGE</w:t>
+            </w:r>
+          </w:p>
+        </w:tc>
+        <w:tc>
+          <w:tcPr>
+            <w:tcW w:type="dxa" w:w="1728"/>
+          </w:tcPr>
+          <w:p>
+            <w:r>
+              <w:rPr>
+                <w:b/>
+                <w:sz w:val="17"/>
+              </w:rPr>
+              <w:t>M1 中位 KGE</w:t>
+            </w:r>
+          </w:p>
+        </w:tc>
+        <w:tc>
+          <w:tcPr>
+            <w:tcW w:type="dxa" w:w="1728"/>
+          </w:tcPr>
+          <w:p>
+            <w:r>
+              <w:rPr>
+                <w:b/>
+                <w:sz w:val="17"/>
+              </w:rPr>
+              <w:t>配对增益中位</w:t>
+            </w:r>
+          </w:p>
+        </w:tc>
+        <w:tc>
+          <w:tcPr>
+            <w:tcW w:type="dxa" w:w="1296"/>
+          </w:tcPr>
+          <w:p>
+            <w:r>
+              <w:rPr>
+                <w:b/>
+                <w:sz w:val="17"/>
+              </w:rPr>
+              <w:t>改善占比</w:t>
+            </w:r>
+          </w:p>
+        </w:tc>
+      </w:tr>
+      <w:tr>
+        <w:tc>
+          <w:tcPr>
+            <w:tcW w:type="dxa" w:w="1440"/>
+          </w:tcPr>
+          <w:p>
+            <w:pPr>
+              <w:jc w:val="center"/>
+            </w:pPr>
+            <w:r>
+              <w:rPr>
+                <w:sz w:val="17"/>
+              </w:rPr>
+              <w:t>BWh</w:t>
+            </w:r>
+          </w:p>
+        </w:tc>
+        <w:tc>
+          <w:tcPr>
+            <w:tcW w:type="dxa" w:w="1008"/>
+          </w:tcPr>
+          <w:p>
+            <w:pPr>
+              <w:jc w:val="center"/>
+            </w:pPr>
+            <w:r>
+              <w:rPr>
+                <w:sz w:val="17"/>
+              </w:rPr>
+              <w:t>56</w:t>
+            </w:r>
+          </w:p>
+        </w:tc>
+        <w:tc>
+          <w:tcPr>
+            <w:tcW w:type="dxa" w:w="1728"/>
+          </w:tcPr>
+          <w:p>
+            <w:pPr>
+              <w:jc w:val="center"/>
+            </w:pPr>
+            <w:r>
+              <w:rPr>
+                <w:sz w:val="17"/>
+              </w:rPr>
+              <w:t>-0.2012</w:t>
+            </w:r>
+          </w:p>
+        </w:tc>
+        <w:tc>
+          <w:tcPr>
+            <w:tcW w:type="dxa" w:w="1728"/>
+          </w:tcPr>
+          <w:p>
+            <w:pPr>
+              <w:jc w:val="center"/>
+            </w:pPr>
+            <w:r>
+              <w:rPr>
+                <w:sz w:val="17"/>
+              </w:rPr>
+              <w:t>-0.4142</w:t>
+            </w:r>
+          </w:p>
+        </w:tc>
+        <w:tc>
+          <w:tcPr>
+            <w:tcW w:type="dxa" w:w="1728"/>
+          </w:tcPr>
+          <w:p>
+            <w:pPr>
+              <w:jc w:val="center"/>
+            </w:pPr>
+            <w:r>
+              <w:rPr>
+                <w:sz w:val="17"/>
+              </w:rPr>
+              <w:t>-0.0137</w:t>
+            </w:r>
+          </w:p>
+        </w:tc>
+        <w:tc>
+          <w:tcPr>
+            <w:tcW w:type="dxa" w:w="1296"/>
+          </w:tcPr>
+          <w:p>
+            <w:pPr>
+              <w:jc w:val="center"/>
+            </w:pPr>
+            <w:r>
+              <w:rPr>
+                <w:sz w:val="17"/>
+              </w:rPr>
+              <w:t>50.0%</w:t>
+            </w:r>
+          </w:p>
+        </w:tc>
+      </w:tr>
+    </w:tbl>
+    <w:p/>
+    <w:p>
+      <w:r>
+        <w:t>现状：BWh（热带荒漠，56 站）是 15 个气候带中唯一配对增益为负者（-0.0137），而它两个分布各自的中位数移动幅度大得多：-0.2012 → -0.4142，恰好 50.0% 的站改善。</w:t>
+      </w:r>
+    </w:p>
+    <w:p>
+      <w:r>
+        <w:rPr>
+          <w:b/>
+        </w:rPr>
+        <w:t>这两个数字打架，是因为量的不是一回事。</w:t>
+      </w:r>
+      <w:r>
+        <w:t>配对增益的中位数近乎为零，而两个分布各自的中位数相差 0.21——也就是说典型的干旱站没有变化，是少数站崩掉了。因此正确表述不是“日聚合微调伤害干旱区”，而是“它没能修好干旱区，并使其中一部分变得不稳定”。</w:t>
+      </w:r>
+    </w:p>
+    <w:p>
+      <w:r>
+        <w:rPr>
+          <w:b/>
+        </w:rPr>
+        <w:t>应对：后续工作应把 BWh 单列或排除，而不是平均进总体；干旱区 B 带整体在两个阶段都不可用（M1 中位 KGE 约 −0.005），这本身也不应被总体中位数掩盖。</w:t>
       </w:r>
     </w:p>
     <w:p>
@@ -9103,7 +11753,15 @@
         <w:pStyle w:val="ListBullet"/>
       </w:pPr>
       <w:r>
-        <w:t>initial_forget_bias 在本报告全部运行中均未实现（见 §4.5）。对比结论不受影响，绝对水平与 α 的解释可能受影响；fold 1 搜索正在直接检验这一项。</w:t>
+        <w:t>v1 的四个配置文件现已带有 initial_forget_bias: 3，但 v1 的全部结果都是在没有该项的情况下产生的——该字段是实现遗忘门时补进去的，当时未为 v1 留快照。因此这些配置文件已无法复现 v1：照它们重跑会得到 72 小时回看配 v2 遗忘门，一个从未被评估过的组合。任何一次运行实际使用了什么，权威来源是 outputs/&lt;run&gt;/fold*/pretrain/run_meta.json，本报告的 v1/v2 对照即取自该处；四个配置文件的对应行已加警告。</w:t>
+      </w:r>
+    </w:p>
+    <w:p>
+      <w:pPr>
+        <w:pStyle w:val="ListBullet"/>
+      </w:pPr>
+      <w:r>
+        <w:t>diagnose_kge 的 frac_worse 曾对所有分量一律按 (M1 − M0) &lt; 0 计算。这对 r、KGE、NSE 正确，但对 α 与 β 错误——它们的理想值是 1，而 β 中位数在 1 以上，故 β 下降通常是改善。该列因此报告过“β 上 52–55% 的站变差”，而同期 β 中位数正在朝 1 靠近。现已改为按 |值 − 1| 是否变大判定，并新增 worse_criterion 列记录所用判据；旧规则系统性高估恶化（α 41.2% → 35.0%，β 55.0% → 40.9%），但它从未被本报告或 RESULTS 引用，故无已发表数字改变。</w:t>
       </w:r>
     </w:p>
     <w:p>
@@ -9144,6 +11802,451 @@
       </w:pPr>
       <w:r>
         <w:t>run B 的日分支使用自然日均值，因而日分支末端与目标之间固定间隔 24 小时；参考实现使用相对 t 的滑动日均值，对齐不变。按小时拆分测试显示此处代价很小，但与参考实现确有差异。</w:t>
+      </w:r>
+    </w:p>
+    <w:p>
+      <w:pPr>
+        <w:pStyle w:val="Heading1"/>
+      </w:pPr>
+      <w:r>
+        <w:t>附录 A　v3 收敛性检验（不进入主表）</w:t>
+      </w:r>
+    </w:p>
+    <w:p>
+      <w:r>
+        <w:t>§4.8 指出 v2 的训练在停止时仍在改善，且截断不对称——被砍得最早的两折都属于空间分块，剩余斜率也最陡。因此主表中随机与分块 M1 之间 0.007 的差距，存在“不等截断造成”这一替代解释。v3 就是为回答这一问而设。</w:t>
+      </w:r>
+    </w:p>
+    <w:p>
+      <w:r>
+        <w:rPr>
+          <w:b/>
+        </w:rPr>
+        <w:t>为什么它不进入主表：</w:t>
+      </w:r>
+      <w:r>
+        <w:t>v3 相对 v2 改动了两项（train.epochs 30 → 50，train.patience 6 → 10），因此不是单变量对比。只提高轮数上限无法回答收敛问题——patience 仍为 6 且各折 counter 已达 2–6 时，各折会因噪声随机终止（逐轮趋势约为波动幅度的八分之一）；放宽 patience 才能让轮数上限成为唯一约束。代价是它不再与 v2 构成单变量对比，故只作收敛性检验单列。</w:t>
+      </w:r>
+    </w:p>
+    <w:p>
+      <w:r>
+        <w:t>v3 从 v2 第 30 轮的 checkpoint 续跑，而非从零重训。这是精确等价而非近似：lr_schedule（1:5e-4,12:1e-4,22:5e-5）按绝对轮数设定、不含总轮数，apply_lr_schedule 只读当前轮，因此从零跑 v3 的前 30 轮与 v2 已完成的计算相同。一处必须说明的残余差异：epoch_subset 的随机数发生器未存入 checkpoint，故第 31 轮起抽到的训练子集与“一口气跑 50 轮”不是同一批，只是同分布——相当于换了随机种子。v2 自身也有这个性质，因为其 sbatch 一直带 --resume。</w:t>
+      </w:r>
+    </w:p>
+    <w:p>
+      <w:r>
+        <w:rPr>
+          <w:b/>
+          <w:sz w:val="18"/>
+        </w:rPr>
+        <w:t>表 A-1　v3 结果（若显示“运行中”，表示该组合仍在队列或训练中）</w:t>
+      </w:r>
+    </w:p>
+    <w:tbl>
+      <w:tblPr>
+        <w:tblStyle w:val="LightGrid-Accent1"/>
+        <w:tblW w:type="auto" w:w="0"/>
+        <w:jc w:val="center"/>
+        <w:tblLook w:firstColumn="1" w:firstRow="1" w:lastColumn="0" w:lastRow="0" w:noHBand="0" w:noVBand="1" w:val="04A0"/>
+      </w:tblPr>
+      <w:tblGrid>
+        <w:gridCol w:w="1440"/>
+        <w:gridCol w:w="1440"/>
+        <w:gridCol w:w="1440"/>
+        <w:gridCol w:w="1440"/>
+        <w:gridCol w:w="1440"/>
+        <w:gridCol w:w="1440"/>
+      </w:tblGrid>
+      <w:tr>
+        <w:tc>
+          <w:tcPr>
+            <w:tcW w:type="dxa" w:w="2016"/>
+          </w:tcPr>
+          <w:p>
+            <w:r>
+              <w:rPr>
+                <w:b/>
+                <w:sz w:val="17"/>
+              </w:rPr>
+              <w:t>配置</w:t>
+            </w:r>
+          </w:p>
+        </w:tc>
+        <w:tc>
+          <w:tcPr>
+            <w:tcW w:type="dxa" w:w="1296"/>
+          </w:tcPr>
+          <w:p>
+            <w:r>
+              <w:rPr>
+                <w:b/>
+                <w:sz w:val="17"/>
+              </w:rPr>
+              <w:t>M0</w:t>
+            </w:r>
+          </w:p>
+        </w:tc>
+        <w:tc>
+          <w:tcPr>
+            <w:tcW w:type="dxa" w:w="1296"/>
+          </w:tcPr>
+          <w:p>
+            <w:r>
+              <w:rPr>
+                <w:b/>
+                <w:sz w:val="17"/>
+              </w:rPr>
+              <w:t>M1</w:t>
+            </w:r>
+          </w:p>
+        </w:tc>
+        <w:tc>
+          <w:tcPr>
+            <w:tcW w:type="dxa" w:w="1296"/>
+          </w:tcPr>
+          <w:p>
+            <w:r>
+              <w:rPr>
+                <w:b/>
+                <w:sz w:val="17"/>
+              </w:rPr>
+              <w:t>ΔKGE</w:t>
+            </w:r>
+          </w:p>
+        </w:tc>
+        <w:tc>
+          <w:tcPr>
+            <w:tcW w:type="dxa" w:w="1440"/>
+          </w:tcPr>
+          <w:p>
+            <w:r>
+              <w:rPr>
+                <w:b/>
+                <w:sz w:val="17"/>
+              </w:rPr>
+              <w:t>v2 的 M1</w:t>
+            </w:r>
+          </w:p>
+        </w:tc>
+        <w:tc>
+          <w:tcPr>
+            <w:tcW w:type="dxa" w:w="1296"/>
+          </w:tcPr>
+          <w:p>
+            <w:r>
+              <w:rPr>
+                <w:b/>
+                <w:sz w:val="17"/>
+              </w:rPr>
+              <w:t>相对 v2</w:t>
+            </w:r>
+          </w:p>
+        </w:tc>
+      </w:tr>
+      <w:tr>
+        <w:tc>
+          <w:tcPr>
+            <w:tcW w:type="dxa" w:w="2016"/>
+          </w:tcPr>
+          <w:p>
+            <w:pPr>
+              <w:jc w:val="center"/>
+            </w:pPr>
+            <w:r>
+              <w:rPr>
+                <w:sz w:val="17"/>
+              </w:rPr>
+              <w:t>v3 随机划分</w:t>
+            </w:r>
+          </w:p>
+        </w:tc>
+        <w:tc>
+          <w:tcPr>
+            <w:tcW w:type="dxa" w:w="1296"/>
+          </w:tcPr>
+          <w:p>
+            <w:pPr>
+              <w:jc w:val="center"/>
+            </w:pPr>
+            <w:r>
+              <w:rPr>
+                <w:sz w:val="17"/>
+              </w:rPr>
+              <w:t>运行中</w:t>
+            </w:r>
+          </w:p>
+        </w:tc>
+        <w:tc>
+          <w:tcPr>
+            <w:tcW w:type="dxa" w:w="1296"/>
+          </w:tcPr>
+          <w:p>
+            <w:pPr>
+              <w:jc w:val="center"/>
+            </w:pPr>
+            <w:r>
+              <w:rPr>
+                <w:sz w:val="17"/>
+              </w:rPr>
+              <w:t>运行中</w:t>
+            </w:r>
+          </w:p>
+        </w:tc>
+        <w:tc>
+          <w:tcPr>
+            <w:tcW w:type="dxa" w:w="1296"/>
+          </w:tcPr>
+          <w:p>
+            <w:pPr>
+              <w:jc w:val="center"/>
+            </w:pPr>
+            <w:r>
+              <w:rPr>
+                <w:sz w:val="17"/>
+              </w:rPr>
+              <w:t>—</w:t>
+            </w:r>
+          </w:p>
+        </w:tc>
+        <w:tc>
+          <w:tcPr>
+            <w:tcW w:type="dxa" w:w="1440"/>
+          </w:tcPr>
+          <w:p>
+            <w:pPr>
+              <w:jc w:val="center"/>
+            </w:pPr>
+            <w:r>
+              <w:rPr>
+                <w:sz w:val="17"/>
+              </w:rPr>
+              <w:t>0.6277</w:t>
+            </w:r>
+          </w:p>
+        </w:tc>
+        <w:tc>
+          <w:tcPr>
+            <w:tcW w:type="dxa" w:w="1296"/>
+          </w:tcPr>
+          <w:p>
+            <w:pPr>
+              <w:jc w:val="center"/>
+            </w:pPr>
+            <w:r>
+              <w:rPr>
+                <w:sz w:val="17"/>
+              </w:rPr>
+              <w:t>—</w:t>
+            </w:r>
+          </w:p>
+        </w:tc>
+      </w:tr>
+      <w:tr>
+        <w:tc>
+          <w:tcPr>
+            <w:tcW w:type="dxa" w:w="2016"/>
+          </w:tcPr>
+          <w:p>
+            <w:pPr>
+              <w:jc w:val="center"/>
+            </w:pPr>
+            <w:r>
+              <w:rPr>
+                <w:sz w:val="17"/>
+              </w:rPr>
+              <w:t>v3 空间分块</w:t>
+            </w:r>
+          </w:p>
+        </w:tc>
+        <w:tc>
+          <w:tcPr>
+            <w:tcW w:type="dxa" w:w="1296"/>
+          </w:tcPr>
+          <w:p>
+            <w:pPr>
+              <w:jc w:val="center"/>
+            </w:pPr>
+            <w:r>
+              <w:rPr>
+                <w:sz w:val="17"/>
+              </w:rPr>
+              <w:t>运行中</w:t>
+            </w:r>
+          </w:p>
+        </w:tc>
+        <w:tc>
+          <w:tcPr>
+            <w:tcW w:type="dxa" w:w="1296"/>
+          </w:tcPr>
+          <w:p>
+            <w:pPr>
+              <w:jc w:val="center"/>
+            </w:pPr>
+            <w:r>
+              <w:rPr>
+                <w:sz w:val="17"/>
+              </w:rPr>
+              <w:t>运行中</w:t>
+            </w:r>
+          </w:p>
+        </w:tc>
+        <w:tc>
+          <w:tcPr>
+            <w:tcW w:type="dxa" w:w="1296"/>
+          </w:tcPr>
+          <w:p>
+            <w:pPr>
+              <w:jc w:val="center"/>
+            </w:pPr>
+            <w:r>
+              <w:rPr>
+                <w:sz w:val="17"/>
+              </w:rPr>
+              <w:t>—</w:t>
+            </w:r>
+          </w:p>
+        </w:tc>
+        <w:tc>
+          <w:tcPr>
+            <w:tcW w:type="dxa" w:w="1440"/>
+          </w:tcPr>
+          <w:p>
+            <w:pPr>
+              <w:jc w:val="center"/>
+            </w:pPr>
+            <w:r>
+              <w:rPr>
+                <w:sz w:val="17"/>
+              </w:rPr>
+              <w:t>0.6210</w:t>
+            </w:r>
+          </w:p>
+        </w:tc>
+        <w:tc>
+          <w:tcPr>
+            <w:tcW w:type="dxa" w:w="1296"/>
+          </w:tcPr>
+          <w:p>
+            <w:pPr>
+              <w:jc w:val="center"/>
+            </w:pPr>
+            <w:r>
+              <w:rPr>
+                <w:sz w:val="17"/>
+              </w:rPr>
+              <w:t>—</w:t>
+            </w:r>
+          </w:p>
+        </w:tc>
+      </w:tr>
+      <w:tr>
+        <w:tc>
+          <w:tcPr>
+            <w:tcW w:type="dxa" w:w="2016"/>
+          </w:tcPr>
+          <w:p>
+            <w:pPr>
+              <w:jc w:val="center"/>
+            </w:pPr>
+            <w:r>
+              <w:rPr>
+                <w:sz w:val="17"/>
+              </w:rPr>
+              <w:t>v3 回放 0.25</w:t>
+            </w:r>
+          </w:p>
+        </w:tc>
+        <w:tc>
+          <w:tcPr>
+            <w:tcW w:type="dxa" w:w="1296"/>
+          </w:tcPr>
+          <w:p>
+            <w:pPr>
+              <w:jc w:val="center"/>
+            </w:pPr>
+            <w:r>
+              <w:rPr>
+                <w:sz w:val="17"/>
+              </w:rPr>
+              <w:t>运行中</w:t>
+            </w:r>
+          </w:p>
+        </w:tc>
+        <w:tc>
+          <w:tcPr>
+            <w:tcW w:type="dxa" w:w="1296"/>
+          </w:tcPr>
+          <w:p>
+            <w:pPr>
+              <w:jc w:val="center"/>
+            </w:pPr>
+            <w:r>
+              <w:rPr>
+                <w:sz w:val="17"/>
+              </w:rPr>
+              <w:t>运行中</w:t>
+            </w:r>
+          </w:p>
+        </w:tc>
+        <w:tc>
+          <w:tcPr>
+            <w:tcW w:type="dxa" w:w="1296"/>
+          </w:tcPr>
+          <w:p>
+            <w:pPr>
+              <w:jc w:val="center"/>
+            </w:pPr>
+            <w:r>
+              <w:rPr>
+                <w:sz w:val="17"/>
+              </w:rPr>
+              <w:t>—</w:t>
+            </w:r>
+          </w:p>
+        </w:tc>
+        <w:tc>
+          <w:tcPr>
+            <w:tcW w:type="dxa" w:w="1440"/>
+          </w:tcPr>
+          <w:p>
+            <w:pPr>
+              <w:jc w:val="center"/>
+            </w:pPr>
+            <w:r>
+              <w:rPr>
+                <w:sz w:val="17"/>
+              </w:rPr>
+              <w:t>0.6252</w:t>
+            </w:r>
+          </w:p>
+        </w:tc>
+        <w:tc>
+          <w:tcPr>
+            <w:tcW w:type="dxa" w:w="1296"/>
+          </w:tcPr>
+          <w:p>
+            <w:pPr>
+              <w:jc w:val="center"/>
+            </w:pPr>
+            <w:r>
+              <w:rPr>
+                <w:sz w:val="17"/>
+              </w:rPr>
+              <w:t>—</w:t>
+            </w:r>
+          </w:p>
+        </w:tc>
+      </w:tr>
+    </w:tbl>
+    <w:p/>
+    <w:p>
+      <w:r>
+        <w:rPr>
+          <w:i/>
+          <w:color w:val="595959"/>
+          <w:sz w:val="17"/>
+        </w:rPr>
+        <w:t>注：v3 尚未产出结果，本表如实标注为“运行中”而非省略。待其完成后，需要检验的是随机与分块之间 0.007 的差距是否随更长训练而收窄；若收窄，则该差距应解释为不等截断的产物而非空间分块的固有代价。</w:t>
       </w:r>
     </w:p>
     <w:sectPr>

--- a/reports/PhaseI_report.docx
+++ b/reports/PhaseI_report.docx
@@ -1991,7 +1991,7 @@
               <w:rPr>
                 <w:sz w:val="17"/>
               </w:rPr>
-              <w:t>—</w:t>
+              <w:t>5</w:t>
             </w:r>
           </w:p>
         </w:tc>
@@ -2007,7 +2007,7 @@
               <w:rPr>
                 <w:sz w:val="17"/>
               </w:rPr>
-              <w:t>待运行</w:t>
+              <w:t>0.4241</w:t>
             </w:r>
           </w:p>
         </w:tc>
@@ -2023,7 +2023,7 @@
               <w:rPr>
                 <w:sz w:val="17"/>
               </w:rPr>
-              <w:t>待运行</w:t>
+              <w:t>0.3965</w:t>
             </w:r>
           </w:p>
         </w:tc>
@@ -2039,7 +2039,7 @@
               <w:rPr>
                 <w:sz w:val="17"/>
               </w:rPr>
-              <w:t>—</w:t>
+              <w:t>-0.0276</w:t>
             </w:r>
           </w:p>
         </w:tc>
@@ -2055,7 +2055,7 @@
               <w:rPr>
                 <w:sz w:val="17"/>
               </w:rPr>
-              <w:t>—</w:t>
+              <w:t>-0.0381</w:t>
             </w:r>
           </w:p>
         </w:tc>
@@ -11972,7 +11972,7 @@
               <w:rPr>
                 <w:sz w:val="17"/>
               </w:rPr>
-              <w:t>运行中</w:t>
+              <w:t>0.5320</w:t>
             </w:r>
           </w:p>
         </w:tc>
@@ -11988,7 +11988,7 @@
               <w:rPr>
                 <w:sz w:val="17"/>
               </w:rPr>
-              <w:t>运行中</w:t>
+              <w:t>0.6270</w:t>
             </w:r>
           </w:p>
         </w:tc>
@@ -12004,7 +12004,7 @@
               <w:rPr>
                 <w:sz w:val="17"/>
               </w:rPr>
-              <w:t>—</w:t>
+              <w:t>+0.0950</w:t>
             </w:r>
           </w:p>
         </w:tc>
@@ -12036,7 +12036,7 @@
               <w:rPr>
                 <w:sz w:val="17"/>
               </w:rPr>
-              <w:t>—</w:t>
+              <w:t>-0.0007</w:t>
             </w:r>
           </w:p>
         </w:tc>
@@ -12168,7 +12168,7 @@
               <w:rPr>
                 <w:sz w:val="17"/>
               </w:rPr>
-              <w:t>运行中</w:t>
+              <w:t>0.5320</w:t>
             </w:r>
           </w:p>
         </w:tc>
@@ -12184,7 +12184,7 @@
               <w:rPr>
                 <w:sz w:val="17"/>
               </w:rPr>
-              <w:t>运行中</w:t>
+              <w:t>0.6255</w:t>
             </w:r>
           </w:p>
         </w:tc>
@@ -12200,7 +12200,7 @@
               <w:rPr>
                 <w:sz w:val="17"/>
               </w:rPr>
-              <w:t>—</w:t>
+              <w:t>+0.0935</w:t>
             </w:r>
           </w:p>
         </w:tc>
@@ -12232,23 +12232,13 @@
               <w:rPr>
                 <w:sz w:val="17"/>
               </w:rPr>
-              <w:t>—</w:t>
+              <w:t>+0.0003</w:t>
             </w:r>
           </w:p>
         </w:tc>
       </w:tr>
     </w:tbl>
     <w:p/>
-    <w:p>
-      <w:r>
-        <w:rPr>
-          <w:i/>
-          <w:color w:val="595959"/>
-          <w:sz w:val="17"/>
-        </w:rPr>
-        <w:t>注：v3 尚未产出结果，本表如实标注为“运行中”而非省略。待其完成后，需要检验的是随机与分块之间 0.007 的差距是否随更长训练而收窄；若收窄，则该差距应解释为不等截断的产物而非空间分块的固有代价。</w:t>
-      </w:r>
-    </w:p>
     <w:sectPr>
       <w:pgSz w:w="12240" w:h="15840"/>
       <w:pgMar w:top="1440" w:right="1800" w:bottom="1440" w:left="1800" w:header="720" w:footer="720" w:gutter="0"/>

--- a/reports/PhaseI_report.docx
+++ b/reports/PhaseI_report.docx
@@ -12070,7 +12070,7 @@
               <w:rPr>
                 <w:sz w:val="17"/>
               </w:rPr>
-              <w:t>运行中</w:t>
+              <w:t>0.4213</w:t>
             </w:r>
           </w:p>
         </w:tc>
@@ -12086,7 +12086,7 @@
               <w:rPr>
                 <w:sz w:val="17"/>
               </w:rPr>
-              <w:t>运行中</w:t>
+              <w:t>0.6243</w:t>
             </w:r>
           </w:p>
         </w:tc>
@@ -12102,7 +12102,7 @@
               <w:rPr>
                 <w:sz w:val="17"/>
               </w:rPr>
-              <w:t>—</w:t>
+              <w:t>+0.2030</w:t>
             </w:r>
           </w:p>
         </w:tc>
@@ -12134,7 +12134,7 @@
               <w:rPr>
                 <w:sz w:val="17"/>
               </w:rPr>
-              <w:t>—</w:t>
+              <w:t>+0.0034</w:t>
             </w:r>
           </w:p>
         </w:tc>
@@ -12239,6 +12239,405 @@
       </w:tr>
     </w:tbl>
     <w:p/>
+    <w:p>
+      <w:r>
+        <w:rPr>
+          <w:b/>
+        </w:rPr>
+        <w:t>裁决：那 0.007 的差距经不起更长的训练。</w:t>
+      </w:r>
+      <w:r>
+        <w:t>把主表所依据的那个逐站配对比较（分块 M1 减随机 M1，同一批 8,709 个流域）在两个版本下各算一次：v2 下差距为 −0.0061（52.2% 的站变差，p = 4.2e-06），v3 下收窄到 −0.0015（50.5% 变差，p = 4.4e-02）。缩小量 0.0039，逐站配对 p = 4.2e-03，而 50.5% 已是精确的抛硬币。</w:t>
+      </w:r>
+    </w:p>
+    <w:p>
+      <w:pPr>
+        <w:pStyle w:val="Heading2"/>
+      </w:pPr>
+      <w:r>
+        <w:t>附录 A.1　一个限定它的发现：迁移阶段的可复现性只到约 0.01</w:t>
+      </w:r>
+    </w:p>
+    <w:p>
+      <w:r>
+        <w:t>这一条是追查一处内部矛盾时发现的，不是主动去找的。有三折在 v2 与 v3 之间携带逐位相同的预训练权重——它们的早停早已终止，best_model.pth 从未被重写。其中两折完全复现，一折没有。</w:t>
+      </w:r>
+    </w:p>
+    <w:p>
+      <w:r>
+        <w:rPr>
+          <w:b/>
+          <w:sz w:val="18"/>
+        </w:rPr>
+        <w:t>表 A-2　权重逐位相同的三折，迁移结果却未必相同</w:t>
+      </w:r>
+    </w:p>
+    <w:tbl>
+      <w:tblPr>
+        <w:tblStyle w:val="LightGrid-Accent1"/>
+        <w:tblW w:type="auto" w:w="0"/>
+        <w:jc w:val="center"/>
+        <w:tblLook w:firstColumn="1" w:firstRow="1" w:lastColumn="0" w:lastRow="0" w:noHBand="0" w:noVBand="1" w:val="04A0"/>
+      </w:tblPr>
+      <w:tblGrid>
+        <w:gridCol w:w="1728"/>
+        <w:gridCol w:w="1728"/>
+        <w:gridCol w:w="1728"/>
+        <w:gridCol w:w="1728"/>
+        <w:gridCol w:w="1728"/>
+      </w:tblGrid>
+      <w:tr>
+        <w:tc>
+          <w:tcPr>
+            <w:tcW w:type="dxa" w:w="1872"/>
+          </w:tcPr>
+          <w:p>
+            <w:r>
+              <w:rPr>
+                <w:b/>
+                <w:sz w:val="17"/>
+              </w:rPr>
+              <w:t>折</w:t>
+            </w:r>
+          </w:p>
+        </w:tc>
+        <w:tc>
+          <w:tcPr>
+            <w:tcW w:type="dxa" w:w="1008"/>
+          </w:tcPr>
+          <w:p>
+            <w:r>
+              <w:rPr>
+                <w:b/>
+                <w:sz w:val="17"/>
+              </w:rPr>
+              <w:t>权重</w:t>
+            </w:r>
+          </w:p>
+        </w:tc>
+        <w:tc>
+          <w:tcPr>
+            <w:tcW w:type="dxa" w:w="1440"/>
+          </w:tcPr>
+          <w:p>
+            <w:r>
+              <w:rPr>
+                <w:b/>
+                <w:sz w:val="17"/>
+              </w:rPr>
+              <w:t>选中轮次</w:t>
+            </w:r>
+          </w:p>
+        </w:tc>
+        <w:tc>
+          <w:tcPr>
+            <w:tcW w:type="dxa" w:w="2592"/>
+          </w:tcPr>
+          <w:p>
+            <w:r>
+              <w:rPr>
+                <w:b/>
+                <w:sz w:val="17"/>
+              </w:rPr>
+              <w:t>留出日 KGE</w:t>
+            </w:r>
+          </w:p>
+        </w:tc>
+        <w:tc>
+          <w:tcPr>
+            <w:tcW w:type="dxa" w:w="1296"/>
+          </w:tcPr>
+          <w:p>
+            <w:r>
+              <w:rPr>
+                <w:b/>
+                <w:sz w:val="17"/>
+              </w:rPr>
+              <w:t>M1 差异</w:t>
+            </w:r>
+          </w:p>
+        </w:tc>
+      </w:tr>
+      <w:tr>
+        <w:tc>
+          <w:tcPr>
+            <w:tcW w:type="dxa" w:w="1872"/>
+          </w:tcPr>
+          <w:p>
+            <w:pPr>
+              <w:jc w:val="center"/>
+            </w:pPr>
+            <w:r>
+              <w:rPr>
+                <w:sz w:val="17"/>
+              </w:rPr>
+              <w:t>run B fold1</w:t>
+            </w:r>
+          </w:p>
+        </w:tc>
+        <w:tc>
+          <w:tcPr>
+            <w:tcW w:type="dxa" w:w="1008"/>
+          </w:tcPr>
+          <w:p>
+            <w:pPr>
+              <w:jc w:val="center"/>
+            </w:pPr>
+            <w:r>
+              <w:rPr>
+                <w:sz w:val="17"/>
+              </w:rPr>
+              <w:t>相同</w:t>
+            </w:r>
+          </w:p>
+        </w:tc>
+        <w:tc>
+          <w:tcPr>
+            <w:tcW w:type="dxa" w:w="1440"/>
+          </w:tcPr>
+          <w:p>
+            <w:pPr>
+              <w:jc w:val="center"/>
+            </w:pPr>
+            <w:r>
+              <w:rPr>
+                <w:sz w:val="17"/>
+              </w:rPr>
+              <w:t>9 → 9</w:t>
+            </w:r>
+          </w:p>
+        </w:tc>
+        <w:tc>
+          <w:tcPr>
+            <w:tcW w:type="dxa" w:w="2592"/>
+          </w:tcPr>
+          <w:p>
+            <w:pPr>
+              <w:jc w:val="center"/>
+            </w:pPr>
+            <w:r>
+              <w:rPr>
+                <w:sz w:val="17"/>
+              </w:rPr>
+              <w:t>0.719465 → 0.719465</w:t>
+            </w:r>
+          </w:p>
+        </w:tc>
+        <w:tc>
+          <w:tcPr>
+            <w:tcW w:type="dxa" w:w="1296"/>
+          </w:tcPr>
+          <w:p>
+            <w:pPr>
+              <w:jc w:val="center"/>
+            </w:pPr>
+            <w:r>
+              <w:rPr>
+                <w:sz w:val="17"/>
+              </w:rPr>
+              <w:t>0.0000</w:t>
+            </w:r>
+          </w:p>
+        </w:tc>
+      </w:tr>
+      <w:tr>
+        <w:tc>
+          <w:tcPr>
+            <w:tcW w:type="dxa" w:w="1872"/>
+          </w:tcPr>
+          <w:p>
+            <w:pPr>
+              <w:jc w:val="center"/>
+            </w:pPr>
+            <w:r>
+              <w:rPr>
+                <w:sz w:val="17"/>
+              </w:rPr>
+              <w:t>run B fold4</w:t>
+            </w:r>
+          </w:p>
+        </w:tc>
+        <w:tc>
+          <w:tcPr>
+            <w:tcW w:type="dxa" w:w="1008"/>
+          </w:tcPr>
+          <w:p>
+            <w:pPr>
+              <w:jc w:val="center"/>
+            </w:pPr>
+            <w:r>
+              <w:rPr>
+                <w:sz w:val="17"/>
+              </w:rPr>
+              <w:t>相同</w:t>
+            </w:r>
+          </w:p>
+        </w:tc>
+        <w:tc>
+          <w:tcPr>
+            <w:tcW w:type="dxa" w:w="1440"/>
+          </w:tcPr>
+          <w:p>
+            <w:pPr>
+              <w:jc w:val="center"/>
+            </w:pPr>
+            <w:r>
+              <w:rPr>
+                <w:sz w:val="17"/>
+              </w:rPr>
+              <w:t>9 → 9</w:t>
+            </w:r>
+          </w:p>
+        </w:tc>
+        <w:tc>
+          <w:tcPr>
+            <w:tcW w:type="dxa" w:w="2592"/>
+          </w:tcPr>
+          <w:p>
+            <w:pPr>
+              <w:jc w:val="center"/>
+            </w:pPr>
+            <w:r>
+              <w:rPr>
+                <w:sz w:val="17"/>
+              </w:rPr>
+              <w:t>0.708492 → 0.708492</w:t>
+            </w:r>
+          </w:p>
+        </w:tc>
+        <w:tc>
+          <w:tcPr>
+            <w:tcW w:type="dxa" w:w="1296"/>
+          </w:tcPr>
+          <w:p>
+            <w:pPr>
+              <w:jc w:val="center"/>
+            </w:pPr>
+            <w:r>
+              <w:rPr>
+                <w:sz w:val="17"/>
+              </w:rPr>
+              <w:t>0.0000</w:t>
+            </w:r>
+          </w:p>
+        </w:tc>
+      </w:tr>
+      <w:tr>
+        <w:tc>
+          <w:tcPr>
+            <w:tcW w:type="dxa" w:w="1872"/>
+          </w:tcPr>
+          <w:p>
+            <w:pPr>
+              <w:jc w:val="center"/>
+            </w:pPr>
+            <w:r>
+              <w:rPr>
+                <w:sz w:val="17"/>
+              </w:rPr>
+              <w:t>blocked fold1</w:t>
+            </w:r>
+          </w:p>
+        </w:tc>
+        <w:tc>
+          <w:tcPr>
+            <w:tcW w:type="dxa" w:w="1008"/>
+          </w:tcPr>
+          <w:p>
+            <w:pPr>
+              <w:jc w:val="center"/>
+            </w:pPr>
+            <w:r>
+              <w:rPr>
+                <w:sz w:val="17"/>
+              </w:rPr>
+              <w:t>相同</w:t>
+            </w:r>
+          </w:p>
+        </w:tc>
+        <w:tc>
+          <w:tcPr>
+            <w:tcW w:type="dxa" w:w="1440"/>
+          </w:tcPr>
+          <w:p>
+            <w:pPr>
+              <w:jc w:val="center"/>
+            </w:pPr>
+            <w:r>
+              <w:rPr>
+                <w:sz w:val="17"/>
+              </w:rPr>
+              <w:t>12 → 12</w:t>
+            </w:r>
+          </w:p>
+        </w:tc>
+        <w:tc>
+          <w:tcPr>
+            <w:tcW w:type="dxa" w:w="2592"/>
+          </w:tcPr>
+          <w:p>
+            <w:pPr>
+              <w:jc w:val="center"/>
+            </w:pPr>
+            <w:r>
+              <w:rPr>
+                <w:sz w:val="17"/>
+              </w:rPr>
+              <w:t>0.698512 → 0.698289</w:t>
+            </w:r>
+          </w:p>
+        </w:tc>
+        <w:tc>
+          <w:tcPr>
+            <w:tcW w:type="dxa" w:w="1296"/>
+          </w:tcPr>
+          <w:p>
+            <w:pPr>
+              <w:jc w:val="center"/>
+            </w:pPr>
+            <w:r>
+              <w:rPr>
+                <w:sz w:val="17"/>
+              </w:rPr>
+              <w:t>+0.0107</w:t>
+            </w:r>
+          </w:p>
+        </w:tc>
+      </w:tr>
+    </w:tbl>
+    <w:p/>
+    <w:p>
+      <w:r>
+        <w:t>相同权重、相同配置、相同随机种子、相同选中轮次，M1 却移动了 0.0107。留出指标只在第四位小数上不同，因此这是微调过程中的数值非确定性（核函数选择与非确定性归约随硬件而异），在 12 个 epoch 上累积成一个比其成因大一个数量级的目标域差异。两折逐位复现、一折没有，正是硬件差异的特征而非缺陷：作业落在当时空闲的任意节点上，而自 2026-08-19 起既可能是 v100 也可能是 a100。</w:t>
+      </w:r>
+    </w:p>
+    <w:p>
+      <w:r>
+        <w:rPr>
+          <w:b/>
+        </w:rPr>
+        <w:t>这个噪声比它所测量的效应更大。</w:t>
+      </w:r>
+      <w:r>
+        <w:t>折级 0.0107，对应的是 0.007 的头条差距与 0.0039 的缩小量。若逐折噪声约 0.01 且折间独立，五折聚合约为 0.0045，则该缩小量约为 0.9 个标准差。</w:t>
+      </w:r>
+    </w:p>
+    <w:p>
+      <w:r>
+        <w:t>它同时暴露了差距检验方式上的一个真实弱点：逐站配对有 8,709 个重复，但每个配置只有一次运行，而运行级噪声在该运行的所有站点上是共享的，配对无法消除它。那些极小的 p 值（4.2e-06、4.2e-03）把站点当作该差异的独立重复，它们对站点的判断没有错，但回答的是一个比所问更窄的问题。</w:t>
+      </w:r>
+    </w:p>
+    <w:p>
+      <w:r>
+        <w:rPr>
+          <w:b/>
+        </w:rPr>
+        <w:t>因此的报告口径：</w:t>
+      </w:r>
+      <w:r>
+        <w:t>（一）v2 主表仍为主结果，v3 按设计不并入；（二）随机与分块之间 0.007 的 M1 差距应报告为“与零无法区分”，并同时给出两个理由——更长训练下收窄至 −0.0015，且它小于流程自身的运行间可复现性；（三）零样本阶段的分块代价不受影响，仍然稳固（配对 −0.0594，63.7% 的站变差，六家机构全部同向，p = 1.6e-168），比此处讨论的噪声高一个数量级——溶解掉的是 M1 的残差，不是 M0 的代价；（四）今后任何 0.01 量级的论断需要每个配置重复运行，而不是更多站点，且因变异来自硬件而非种子，重复必须是真正的重跑。</w:t>
+      </w:r>
+    </w:p>
     <w:sectPr>
       <w:pgSz w:w="12240" w:h="15840"/>
       <w:pgMar w:top="1440" w:right="1800" w:bottom="1440" w:left="1800" w:header="720" w:footer="720" w:gutter="0"/>

--- a/reports/PhaseI_report.docx
+++ b/reports/PhaseI_report.docx
@@ -7,7 +7,7 @@
         <w:pStyle w:val="Title"/>
       </w:pPr>
       <w:r>
-        <w:t>全球 MTS-LSTM 小时径流 · Phase I 实验报告</w:t>
+        <w:t>Global MTS-LSTM for Hourly Streamflow — Phase I Report</w:t>
       </w:r>
     </w:p>
     <w:p>
@@ -15,7 +15,7 @@
         <w:rPr>
           <w:i/>
         </w:rPr>
-        <w:t>核心问题：留出 20% 的站假装它们没有小时观测，只用这些站的 24 小时聚合观测去监督，最后在这些站上输出小时预报，与被藏起来的真实小时观测比较。</w:t>
+        <w:t>The question: hold out 20% of gauges, pretend they have no hourly observations, supervise them with 24-hour aggregates only, then emit hourly predictions there and score against the hourly truth that was hidden.</w:t>
       </w:r>
     </w:p>
     <w:p>
@@ -25,7 +25,7 @@
           <w:color w:val="595959"/>
           <w:sz w:val="17"/>
         </w:rPr>
-        <w:t>本文所有数值由 scripts/build_report.py 直接从结果文件读取生成，未人工转录。</w:t>
+        <w:t>Every number in this document is read from the result files by scripts/build_report.py. None is transcribed by hand. Where a result is missing the section says so rather than omitting it silently.</w:t>
       </w:r>
     </w:p>
     <w:p>
@@ -34,13 +34,13 @@
           <w:b/>
           <w:sz w:val="19"/>
         </w:rPr>
-        <w:t>版本说明：</w:t>
+        <w:t xml:space="preserve">Which configuration this reports. </w:t>
       </w:r>
       <w:r>
         <w:rPr>
           <w:sz w:val="19"/>
         </w:rPr>
-        <w:t>本报告以 v2 为主结果（lookback_hourly = 336，initial_forget_bias = 3），并保留 v1（72，无遗忘门）用于对照——不是为了完整性，而是因为有多条结论在两者之间改变了方向或量级，改变本身即为发现：源域回放对目标域的增益消失（§2.3）、零样本模型从过度离散变为基本标定（§4.2）、KGE 与绝对误差的分歧符号反转（§6.3）。遗忘门此前被列为“尚未解决的保留”，现已解决，见 §4.5。另有一个收敛性检验 v3（v2 + 50 轮、patience 10）按设计不进入主表：它相对 v2 改动了两项，不构成单变量对比，混入主表会失去可比性；其结果单列于附录。</w:t>
+        <w:t>v2 is the primary result (lookback_hourly = 336, initial_forget_bias = 3). v1 (72, no forget-gate init) is kept alongside it, not for completeness but because several conclusions changed direction or magnitude between the two and the change is itself a finding: source replay stops helping the target domain (§2.3), the zero-shot model goes from over-dispersed to calibrated (§4.2, §4.5), and the divergence between KGE and point-wise absolute error reverses sign (§6.3). A third configuration, v3 (v2 with 50 epochs and patience 10), is a convergence check and stays out of the main tables by design: it changes two settings at once, so it is not a single-variable comparison and mixing it in would not be comparable. It is reported in appendix A.</w:t>
       </w:r>
     </w:p>
     <w:p>
@@ -48,7 +48,7 @@
         <w:pStyle w:val="Heading1"/>
       </w:pPr>
       <w:r>
-        <w:t>1. 实验设置</w:t>
+        <w:t>1. Experimental setup</w:t>
       </w:r>
     </w:p>
     <w:p>
@@ -56,12 +56,12 @@
         <w:pStyle w:val="Heading2"/>
       </w:pPr>
       <w:r>
-        <w:t>1.1 数据</w:t>
+        <w:t>1.1 Data</w:t>
       </w:r>
     </w:p>
     <w:p>
       <w:r>
-        <w:t>小时径流库共 10,423 站，经质控（years_q_valid ≥ 10）后 8,990 站进入实验。动态强迫 3 个变量：潜在蒸散 pet、降水 pcp、气温 temp。静态属性 55 列中排除 17 列（16 项社会经济指标 + 1 项冗余高程），实际使用 25 个特征。目标量为径流深 q，单位 mm/h（由 m³/s 除以流域面积换算，使跨流域可比）。</w:t>
+        <w:t>The hourly streamflow archive holds 10,423 gauges; 8,990 pass quality control (years_q_valid &gt;= 10) and enter the experiment. Three dynamic forcings drive the model: potential evapotranspiration, precipitation, and air temperature. Of 55 static attributes, 17 are excluded (16 socio-economic indicators and one redundant elevation column), leaving 25 features. The target is runoff depth in mm/h, converted from m³/s by catchment area so that catchments are comparable.</w:t>
       </w:r>
     </w:p>
     <w:p>
@@ -70,7 +70,7 @@
           <w:b/>
           <w:sz w:val="18"/>
         </w:rPr>
-        <w:t>表 1-1　数据与时间切分</w:t>
+        <w:t>Table 1-1  Data and temporal split</w:t>
       </w:r>
     </w:p>
     <w:tbl>
@@ -95,7 +95,7 @@
                 <w:b/>
                 <w:sz w:val="17"/>
               </w:rPr>
-              <w:t>项</w:t>
+              <w:t>Item</w:t>
             </w:r>
           </w:p>
         </w:tc>
@@ -109,7 +109,7 @@
                 <w:b/>
                 <w:sz w:val="17"/>
               </w:rPr>
-              <w:t>值</w:t>
+              <w:t>Value</w:t>
             </w:r>
           </w:p>
         </w:tc>
@@ -127,7 +127,7 @@
               <w:rPr>
                 <w:sz w:val="17"/>
               </w:rPr>
-              <w:t>缓存范围</w:t>
+              <w:t>Cache span</w:t>
             </w:r>
           </w:p>
         </w:tc>
@@ -143,7 +143,7 @@
               <w:rPr>
                 <w:sz w:val="17"/>
               </w:rPr>
-              <w:t>1980-01-01 至 2025-12-31，403,248 小时</w:t>
+              <w:t>1980-01-01 to 2025-12-31, 403,248 hours</w:t>
             </w:r>
           </w:p>
         </w:tc>
@@ -161,7 +161,7 @@
               <w:rPr>
                 <w:sz w:val="17"/>
               </w:rPr>
-              <w:t>站点数</w:t>
+              <w:t>Gauges</w:t>
             </w:r>
           </w:p>
         </w:tc>
@@ -177,7 +177,7 @@
               <w:rPr>
                 <w:sz w:val="17"/>
               </w:rPr>
-              <w:t>9,181（缓存）/ 8,990（进入 5 折划分）</w:t>
+              <w:t>9,181 cached / 8,990 entering the 5-fold split</w:t>
             </w:r>
           </w:p>
         </w:tc>
@@ -195,7 +195,7 @@
               <w:rPr>
                 <w:sz w:val="17"/>
               </w:rPr>
-              <w:t>时间切分</w:t>
+              <w:t>Temporal split</w:t>
             </w:r>
           </w:p>
         </w:tc>
@@ -211,7 +211,7 @@
               <w:rPr>
                 <w:sz w:val="17"/>
               </w:rPr>
-              <w:t>每站按自身记录时序 70% / 30%，无全局统一日期</w:t>
+              <w:t>70% / 30% per gauge on its own record, no global cut date</w:t>
             </w:r>
           </w:p>
         </w:tc>
@@ -229,7 +229,7 @@
               <w:rPr>
                 <w:sz w:val="17"/>
               </w:rPr>
-              <w:t>切分点分位</w:t>
+              <w:t>Split-date quantiles</w:t>
             </w:r>
           </w:p>
         </w:tc>
@@ -245,7 +245,7 @@
               <w:rPr>
                 <w:sz w:val="17"/>
               </w:rPr>
-              <w:t>25% 2010-03-11 ｜ 中位 2015-07-26 ｜ 75% 2017-12-21</w:t>
+              <w:t>25% 2010-03-11 | median 2015-07-26 | 75% 2017-12-21</w:t>
             </w:r>
           </w:p>
         </w:tc>
@@ -263,7 +263,7 @@
               <w:rPr>
                 <w:sz w:val="17"/>
               </w:rPr>
-              <w:t>训练期样本</w:t>
+              <w:t>Training samples</w:t>
             </w:r>
           </w:p>
         </w:tc>
@@ -279,7 +279,7 @@
               <w:rPr>
                 <w:sz w:val="17"/>
               </w:rPr>
-              <w:t>51,665,658（1981-01-09 至 2024-05-14）</w:t>
+              <w:t>51,665,658 (1981-01-09 to 2024-05-14)</w:t>
             </w:r>
           </w:p>
         </w:tc>
@@ -297,7 +297,7 @@
               <w:rPr>
                 <w:sz w:val="17"/>
               </w:rPr>
-              <w:t>验证期样本</w:t>
+              <w:t>Validation samples</w:t>
             </w:r>
           </w:p>
         </w:tc>
@@ -313,7 +313,7 @@
               <w:rPr>
                 <w:sz w:val="17"/>
               </w:rPr>
-              <w:t>22,142,622（1985-07-14 至 2024-12-31）</w:t>
+              <w:t>22,142,622 (1985-07-14 to 2024-12-31)</w:t>
             </w:r>
           </w:p>
         </w:tc>
@@ -331,7 +331,7 @@
               <w:rPr>
                 <w:sz w:val="17"/>
               </w:rPr>
-              <w:t>采样步长</w:t>
+              <w:t>Sampling stride</w:t>
             </w:r>
           </w:p>
         </w:tc>
@@ -347,7 +347,7 @@
               <w:rPr>
                 <w:sz w:val="17"/>
               </w:rPr>
-              <w:t>stride = 24，每天一个样本，目标固定在 23:00</w:t>
+              <w:t>24 — one sample per day, target fixed at 23:00</w:t>
             </w:r>
           </w:p>
         </w:tc>
@@ -365,7 +365,7 @@
               <w:rPr>
                 <w:sz w:val="17"/>
               </w:rPr>
-              <w:t>burn-in</w:t>
+              <w:t>Burn-in</w:t>
             </w:r>
           </w:p>
         </w:tc>
@@ -381,7 +381,7 @@
               <w:rPr>
                 <w:sz w:val="17"/>
               </w:rPr>
-              <w:t>每段前 365 天不产样本（需 8,760 小时回溯）</w:t>
+              <w:t>first 365 days of each split yield no samples (8,760-hour look-back)</w:t>
             </w:r>
           </w:p>
         </w:tc>
@@ -395,7 +395,7 @@
           <w:color w:val="595959"/>
           <w:sz w:val="17"/>
         </w:rPr>
-        <w:t>注：目标固定在 23:00 使模型最后 24 个小时输出恰好覆盖一个自然日。评估另建了覆盖全部 24 个时刻的索引（54.8M 样本，每时刻占 4.12–4.28%）。</w:t>
+        <w:t>Fixing the target at 23:00 makes the model's last 24 hourly outputs cover exactly one calendar day. Evaluation additionally uses an index covering all 24 hours of the day (54.8M samples, each hour 4.12–4.28% of them), so no conclusion rests on a single hour of day.</w:t>
       </w:r>
     </w:p>
     <w:p>
@@ -403,12 +403,12 @@
         <w:pStyle w:val="Heading2"/>
       </w:pPr>
       <w:r>
-        <w:t>1.2 两条数据路径</w:t>
+        <w:t>1.2 Two data paths</w:t>
       </w:r>
     </w:p>
     <w:p>
       <w:r>
-        <w:t>日分支的输入有两种构造方式，二者是本实验的一个主要对照：</w:t>
+        <w:t>The daily branch can be fed in two ways, and the contrast between them is one of this study's main controls.</w:t>
       </w:r>
     </w:p>
     <w:p>
@@ -417,7 +417,7 @@
           <w:b/>
           <w:sz w:val="18"/>
         </w:rPr>
-        <w:t>表 1-2　日分支的两种构造</w:t>
+        <w:t>Table 1-2  Two constructions of the daily branch</w:t>
       </w:r>
     </w:p>
     <w:tbl>
@@ -443,7 +443,7 @@
                 <w:b/>
                 <w:sz w:val="17"/>
               </w:rPr>
-              <w:t>路径</w:t>
+              <w:t>Path</w:t>
             </w:r>
           </w:p>
         </w:tc>
@@ -457,7 +457,7 @@
                 <w:b/>
                 <w:sz w:val="17"/>
               </w:rPr>
-              <w:t>日分支</w:t>
+              <w:t>Daily branch</w:t>
             </w:r>
           </w:p>
         </w:tc>
@@ -471,7 +471,7 @@
                 <w:b/>
                 <w:sz w:val="17"/>
               </w:rPr>
-              <w:t>说明</w:t>
+              <w:t>Consequence</w:t>
             </w:r>
           </w:p>
         </w:tc>
@@ -489,7 +489,7 @@
               <w:rPr>
                 <w:sz w:val="17"/>
               </w:rPr>
-              <w:t>run A（预备批次）</w:t>
+              <w:t>run A (prepared batches)</w:t>
             </w:r>
           </w:p>
         </w:tc>
@@ -505,7 +505,7 @@
               <w:rPr>
                 <w:sz w:val="17"/>
               </w:rPr>
-              <w:t>过去一年的幂律抽样，1000 步</w:t>
+              <w:t>power-law sample of the past year, 1000 steps</w:t>
             </w:r>
           </w:p>
         </w:tc>
@@ -521,7 +521,7 @@
               <w:rPr>
                 <w:sz w:val="17"/>
               </w:rPr>
-              <w:t>365 天中仅 8 天有完整 24 点，176 天只有一个瞬时值，7 天无数据</w:t>
+              <w:t>of 365 days only 8 have a full 24 points, 176 have a single instant, 7 have none</w:t>
             </w:r>
           </w:p>
         </w:tc>
@@ -539,7 +539,7 @@
               <w:rPr>
                 <w:sz w:val="17"/>
               </w:rPr>
-              <w:t>run B（重建缓存）</w:t>
+              <w:t>run B (rebuilt cache)</w:t>
             </w:r>
           </w:p>
         </w:tc>
@@ -555,7 +555,7 @@
               <w:rPr>
                 <w:sz w:val="17"/>
               </w:rPr>
-              <w:t>365 个真实日均值</w:t>
+              <w:t>365 true daily means</w:t>
             </w:r>
           </w:p>
         </w:tc>
@@ -571,7 +571,7 @@
               <w:rPr>
                 <w:sz w:val="17"/>
               </w:rPr>
-              <w:t>与 100 站参考实现一致，frequency_factor = 24</w:t>
+              <w:t>matches the 100-gauge reference implementation, frequency_factor = 24</w:t>
             </w:r>
           </w:p>
         </w:tc>
@@ -583,12 +583,12 @@
         <w:pStyle w:val="Heading2"/>
       </w:pPr>
       <w:r>
-        <w:t>1.3 站点划分</w:t>
+        <w:t>1.3 Station splits</w:t>
       </w:r>
     </w:p>
     <w:p>
       <w:r>
-        <w:t>80% 源域 / 20% 目标域，等价于 5 折交叉验证：轮换 5 次后每个站恰好当一次目标站，因而可获得全部站点的小时 KGE，而非其中 20%。两套划分构成难度的两个台阶。</w:t>
+        <w:t>80% source / 20% target, run as 5-fold cross-validation: after five rotations every gauge has served as a target gauge exactly once, so hourly KGE is available for all gauges rather than for one fifth of them. Two splits form two rungs of difficulty.</w:t>
       </w:r>
     </w:p>
     <w:p>
@@ -597,7 +597,7 @@
           <w:b/>
           <w:sz w:val="18"/>
         </w:rPr>
-        <w:t>表 1-3　两套站点划分</w:t>
+        <w:t>Table 1-3  The two station splits</w:t>
       </w:r>
     </w:p>
     <w:tbl>
@@ -624,7 +624,7 @@
                 <w:b/>
                 <w:sz w:val="17"/>
               </w:rPr>
-              <w:t>划分</w:t>
+              <w:t>Split</w:t>
             </w:r>
           </w:p>
         </w:tc>
@@ -638,7 +638,7 @@
                 <w:b/>
                 <w:sz w:val="17"/>
               </w:rPr>
-              <w:t>构造</w:t>
+              <w:t>Construction</w:t>
             </w:r>
           </w:p>
         </w:tc>
@@ -652,7 +652,7 @@
                 <w:b/>
                 <w:sz w:val="17"/>
               </w:rPr>
-              <w:t>最近可训练邻居（中位）</w:t>
+              <w:t>Nearest trainable neighbour (median)</w:t>
             </w:r>
           </w:p>
         </w:tc>
@@ -666,7 +666,7 @@
                 <w:b/>
                 <w:sz w:val="17"/>
               </w:rPr>
-              <w:t>10 km 内有邻居</w:t>
+              <w:t>Neighbour within 10 km</w:t>
             </w:r>
           </w:p>
         </w:tc>
@@ -700,7 +700,7 @@
               <w:rPr>
                 <w:sz w:val="17"/>
               </w:rPr>
-              <w:t>按来源机构与记录长度分层随机</w:t>
+              <w:t>stratified random by source agency and record length</w:t>
             </w:r>
           </w:p>
         </w:tc>
@@ -766,7 +766,7 @@
               <w:rPr>
                 <w:sz w:val="17"/>
               </w:rPr>
-              <w:t>三维单位向量 k-means 切 120 个空间块，整块打包进 5 折</w:t>
+              <w:t>3-D unit-vector k-means into 120 spatial blocks, whole blocks packed into folds</w:t>
             </w:r>
           </w:p>
         </w:tc>
@@ -812,7 +812,7 @@
           <w:color w:val="595959"/>
           <w:sz w:val="17"/>
         </w:rPr>
-        <w:t>注：分块划分的折大小仍然齐平（1,791–1,801，随机划分为 1,796–1,800）。代价是折构成不均衡（30 个机构×折组合中 6 个为空，美国站占比 40–73%），这是空间分块的固有代价——去掉近邻必然去掉该区域。</w:t>
+        <w:t>Blocked folds stay balanced in size (1,791–1,801 against the random split's 1,796–1,800). What it costs is balanced composition: 6 of 30 agency-by-fold cells are empty and the US share ranges 40–73% across folds. That is intrinsic to spatial blocking — removing a gauge's neighbours removes its region — and §4.6 tests whether it explains the result rather than assuming it does not.</w:t>
       </w:r>
     </w:p>
     <w:p>
@@ -820,12 +820,12 @@
         <w:pStyle w:val="Heading2"/>
       </w:pPr>
       <w:r>
-        <w:t>1.4 模型结构</w:t>
+        <w:t>1.4 Model</w:t>
       </w:r>
     </w:p>
     <w:p>
       <w:r>
-        <w:t>sMTS-LSTM 双分支：日分支读过去 365 天，在 transfer_index = 365 − 72/24 = 362 处把隐状态经线性层交给小时分支；小时分支读最近 72 小时并输出小时序列。静态属性拼接到每个时间步。</w:t>
+        <w:t>sMTS-LSTM, two branches. The daily branch reads the past 365 days and hands its hidden and cell state to the hourly branch through linear layers at transfer_index = 365 − H/24; the hourly branch reads the most recent H hours and emits an hourly sequence. Static attributes are concatenated at every step. H is 72 under v1 and 336 under v2 (168 for run A, a data-layout limit), so the handoff sits at step 362 and 351 respectively.</w:t>
       </w:r>
     </w:p>
     <w:p>
@@ -834,7 +834,7 @@
           <w:b/>
           <w:sz w:val="18"/>
         </w:rPr>
-        <w:t>表 1-4　模型超参</w:t>
+        <w:t>Table 1-4  Model hyper-parameters</w:t>
       </w:r>
     </w:p>
     <w:tbl>
@@ -859,7 +859,7 @@
                 <w:b/>
                 <w:sz w:val="17"/>
               </w:rPr>
-              <w:t>超参</w:t>
+              <w:t>Hyper-parameter</w:t>
             </w:r>
           </w:p>
         </w:tc>
@@ -873,7 +873,7 @@
                 <w:b/>
                 <w:sz w:val="17"/>
               </w:rPr>
-              <w:t>值</w:t>
+              <w:t>Value</w:t>
             </w:r>
           </w:p>
         </w:tc>
@@ -891,7 +891,7 @@
               <w:rPr>
                 <w:sz w:val="17"/>
               </w:rPr>
-              <w:t>hidden_size（日 / 小时）</w:t>
+              <w:t>hidden_size (daily / hourly)</w:t>
             </w:r>
           </w:p>
         </w:tc>
@@ -959,7 +959,7 @@
               <w:rPr>
                 <w:sz w:val="17"/>
               </w:rPr>
-              <w:t>dropout（含输出头）</w:t>
+              <w:t>dropout (including the output heads)</w:t>
             </w:r>
           </w:p>
         </w:tc>
@@ -1009,7 +1009,7 @@
               <w:rPr>
                 <w:sz w:val="17"/>
               </w:rPr>
-              <w:t>24（定位状态交接位置）</w:t>
+              <w:t>24 — locates the state handoff</w:t>
             </w:r>
           </w:p>
         </w:tc>
@@ -1043,7 +1043,7 @@
               <w:rPr>
                 <w:sz w:val="17"/>
               </w:rPr>
-              <w:t>24（日分支被训练成 24 小时均值）</w:t>
+              <w:t>24 — the daily branch is trained toward a 24-hour mean</w:t>
             </w:r>
           </w:p>
         </w:tc>
@@ -1061,7 +1061,7 @@
               <w:rPr>
                 <w:sz w:val="17"/>
               </w:rPr>
-              <w:t>回溯长度（日 / 小时）</w:t>
+              <w:t>initial_forget_bias</w:t>
             </w:r>
           </w:p>
         </w:tc>
@@ -1077,7 +1077,41 @@
               <w:rPr>
                 <w:sz w:val="17"/>
               </w:rPr>
-              <w:t>365 天 / 72 小时</w:t>
+              <w:t>none under v1, 3 under v2 and v3</w:t>
+            </w:r>
+          </w:p>
+        </w:tc>
+      </w:tr>
+      <w:tr>
+        <w:tc>
+          <w:tcPr>
+            <w:tcW w:type="dxa" w:w="3168"/>
+          </w:tcPr>
+          <w:p>
+            <w:pPr>
+              <w:jc w:val="center"/>
+            </w:pPr>
+            <w:r>
+              <w:rPr>
+                <w:sz w:val="17"/>
+              </w:rPr>
+              <w:t>look-back (daily / hourly)</w:t>
+            </w:r>
+          </w:p>
+        </w:tc>
+        <w:tc>
+          <w:tcPr>
+            <w:tcW w:type="dxa" w:w="4320"/>
+          </w:tcPr>
+          <w:p>
+            <w:pPr>
+              <w:jc w:val="center"/>
+            </w:pPr>
+            <w:r>
+              <w:rPr>
+                <w:sz w:val="17"/>
+              </w:rPr>
+              <w:t>365 days / 72 h (v1) or 336 h (v2, v3)</w:t>
             </w:r>
           </w:p>
         </w:tc>
@@ -1091,7 +1125,7 @@
           <w:color w:val="595959"/>
           <w:sz w:val="17"/>
         </w:rPr>
-        <w:t>注：超参为手工设定并全程冻结，以保证各配置间可比；PLAN 要求的 fold 1 超参搜索尚未进行。</w:t>
+        <w:t>Hyper-parameters were set by hand and frozen so that configurations stay comparable. A fold-1 search over 26 combinations produced exactly one result clearing between-fold noise — the longer hourly look-back — which is what v2 adopts; see §4.5.</w:t>
       </w:r>
     </w:p>
     <w:p>
@@ -1099,7 +1133,7 @@
         <w:pStyle w:val="Heading2"/>
       </w:pPr>
       <w:r>
-        <w:t>1.5 训练与迁移</w:t>
+        <w:t>1.5 Training and transfer</w:t>
       </w:r>
     </w:p>
     <w:p>
@@ -1108,7 +1142,7 @@
           <w:b/>
           <w:sz w:val="18"/>
         </w:rPr>
-        <w:t>表 1-5　两阶段训练配置</w:t>
+        <w:t>Table 1-5  The two training stages</w:t>
       </w:r>
     </w:p>
     <w:tbl>
@@ -1135,7 +1169,7 @@
                 <w:b/>
                 <w:sz w:val="17"/>
               </w:rPr>
-              <w:t>阶段</w:t>
+              <w:t>Stage</w:t>
             </w:r>
           </w:p>
         </w:tc>
@@ -1149,7 +1183,7 @@
                 <w:b/>
                 <w:sz w:val="17"/>
               </w:rPr>
-              <w:t>数据</w:t>
+              <w:t>Data</w:t>
             </w:r>
           </w:p>
         </w:tc>
@@ -1163,7 +1197,7 @@
                 <w:b/>
                 <w:sz w:val="17"/>
               </w:rPr>
-              <w:t>损失</w:t>
+              <w:t>Loss</w:t>
             </w:r>
           </w:p>
         </w:tc>
@@ -1177,7 +1211,7 @@
                 <w:b/>
                 <w:sz w:val="17"/>
               </w:rPr>
-              <w:t>配置</w:t>
+              <w:t>Schedule</w:t>
             </w:r>
           </w:p>
         </w:tc>
@@ -1195,7 +1229,7 @@
               <w:rPr>
                 <w:sz w:val="17"/>
               </w:rPr>
-              <w:t>阶段 1 预训练</w:t>
+              <w:t>Stage 1, pretraining</w:t>
             </w:r>
           </w:p>
         </w:tc>
@@ -1211,7 +1245,7 @@
               <w:rPr>
                 <w:sz w:val="17"/>
               </w:rPr>
-              <w:t>源域 80% 站的训练期，小时观测</w:t>
+              <w:t>training period of the 80% source gauges, hourly observations</w:t>
             </w:r>
           </w:p>
         </w:tc>
@@ -1227,7 +1261,7 @@
               <w:rPr>
                 <w:sz w:val="17"/>
               </w:rPr>
-              <w:t>流域标准化 NSE + λ·(D − mean₂₄(H))²，λ = 1.0</w:t>
+              <w:t>basin-standardised NSE + λ·(D − mean₂₄(H))², λ = 1.0</w:t>
             </w:r>
           </w:p>
         </w:tc>
@@ -1243,7 +1277,7 @@
               <w:rPr>
                 <w:sz w:val="17"/>
               </w:rPr>
-              <w:t>30 epoch × 20,000 batch，lr 5e-4→1e-4→5e-5，patience 6</w:t>
+              <w:t>30 epochs × 20,000 batches, lr 5e-4→1e-4→5e-5, patience 6</w:t>
             </w:r>
           </w:p>
         </w:tc>
@@ -1261,7 +1295,7 @@
               <w:rPr>
                 <w:sz w:val="17"/>
               </w:rPr>
-              <w:t>阶段 2 迁移</w:t>
+              <w:t>Stage 2, transfer</w:t>
             </w:r>
           </w:p>
         </w:tc>
@@ -1277,7 +1311,7 @@
               <w:rPr>
                 <w:sz w:val="17"/>
               </w:rPr>
-              <w:t>目标域 20% 站的训练期，仅 24 小时聚合观测</w:t>
+              <w:t>training period of the 20% target gauges, 24-hour aggregates only</w:t>
             </w:r>
           </w:p>
         </w:tc>
@@ -1309,7 +1343,7 @@
               <w:rPr>
                 <w:sz w:val="17"/>
               </w:rPr>
-              <w:t>12 epoch × 4,000 batch，冻结 lstm_hourly，patience 4</w:t>
+              <w:t>12 epochs × 4,000 batches, lstm_hourly frozen, patience 4</w:t>
             </w:r>
           </w:p>
         </w:tc>
@@ -1318,7 +1352,7 @@
     <w:p/>
     <w:p>
       <w:r>
-        <w:t>阶段 2 的早停指标只使用目标域训练期留出集上的日聚合 KGE，不使用任何小时观测——这是 PLAN §3.2 第 4 条要求修正的模型选择泄漏点。日聚合目标要求当日至少 18 小时有观测。</w:t>
+        <w:t>Stage 2's early stopping reads only the daily-aggregate KGE on a held-out slice of the target gauges' training period. It never touches an hourly observation, which is the model-selection leak PLAN §3.2 item 4 required closing. A daily target requires at least 18 observed hours that day. §4.8 quantifies what this criterion costs against an oracle that could see the hourly truth.</w:t>
       </w:r>
     </w:p>
     <w:p>
@@ -1326,7 +1360,7 @@
         <w:pStyle w:val="Heading2"/>
       </w:pPr>
       <w:r>
-        <w:t>1.6 评估协议</w:t>
+        <w:t>1.6 Evaluation protocol</w:t>
       </w:r>
     </w:p>
     <w:p>
@@ -1335,7 +1369,7 @@
           <w:b/>
           <w:sz w:val="18"/>
         </w:rPr>
-        <w:t>表 1-6　评估代号</w:t>
+        <w:t>Table 1-6  Evaluation labels</w:t>
       </w:r>
     </w:p>
     <w:tbl>
@@ -1360,7 +1394,7 @@
                 <w:b/>
                 <w:sz w:val="17"/>
               </w:rPr>
-              <w:t>代号</w:t>
+              <w:t>Label</w:t>
             </w:r>
           </w:p>
         </w:tc>
@@ -1374,7 +1408,7 @@
                 <w:b/>
                 <w:sz w:val="17"/>
               </w:rPr>
-              <w:t>含义</w:t>
+              <w:t>Meaning</w:t>
             </w:r>
           </w:p>
         </w:tc>
@@ -1408,7 +1442,7 @@
               <w:rPr>
                 <w:sz w:val="17"/>
               </w:rPr>
-              <w:t>预训练模型直接套到目标域，零样本，不做任何微调</w:t>
+              <w:t>the pretrained model applied to the target domain, zero-shot, no fine-tuning</w:t>
             </w:r>
           </w:p>
         </w:tc>
@@ -1442,7 +1476,7 @@
               <w:rPr>
                 <w:sz w:val="17"/>
               </w:rPr>
-              <w:t>阶段 2 的产物，仅用日聚合观测微调</w:t>
+              <w:t>the product of stage 2, fine-tuned on daily aggregates only</w:t>
             </w:r>
           </w:p>
         </w:tc>
@@ -1476,7 +1510,7 @@
               <w:rPr>
                 <w:sz w:val="17"/>
               </w:rPr>
-              <w:t>微调后回头评估源域，量化遗忘</w:t>
+              <w:t>the fine-tuned model re-scored on the source domain, to price the forgetting</w:t>
             </w:r>
           </w:p>
         </w:tc>
@@ -1485,7 +1519,7 @@
     <w:p/>
     <w:p>
       <w:r>
-        <w:t>主指标为目标域各站验证期的小时 KGE 与 NSE，取跨站中位数。KGE = 1 − √[(r−1)² + (α−1)² + (β−1)²]，其中 r 为相关系数（时相）、α = std(sim)/std(obs)（方差）、β = mean(sim)/mean(obs)（水量）。每站上限 12 batch（约 6,144 样本），少于 100 个样本的站不计分。</w:t>
+        <w:t>The headline metric is hourly KGE on each target gauge's validation period, taken as a median across gauges. KGE = 1 − √[(r−1)² + (α−1)² + (β−1)²], where r is correlation (timing), α = std(sim)/std(obs) (variance) and β = mean(sim)/mean(obs) (water balance). Each gauge contributes at most 12 batches (about 6,144 samples); gauges with fewer than 100 samples are not scored.</w:t>
       </w:r>
     </w:p>
     <w:p>
@@ -1495,7 +1529,7 @@
           <w:color w:val="595959"/>
           <w:sz w:val="17"/>
         </w:rPr>
-        <w:t>重要限定：本实验为两段时间切分，报告的是验证期内与早停集不相交的留出样本，并非时间上独立的测试期。已量化其影响上限：后期最优 epoch 仅比末轮高 0.0063（随机）与 0.0036（分块），即完美后见之明最多值 0.006 KGE，比所报效应（0.13 / 0.06 / 0.11）低一到两个数量级。目标域 M0、M1 及其差不受影响；源域 STEP 3 数字因选择与报告同站同期而偏乐观。</w:t>
+        <w:t>An important qualification: this is a two-way temporal split, so what is reported is held-out samples inside the validation period, disjoint from the early-stopping slice — not a temporally independent test period. The impact is bounded: the best late epoch beats the last epoch by only 0.0063 (random) and 0.0036 (blocked), so perfect hindsight is worth at most about 0.006 KGE, one to two orders of magnitude below the reported effects. Target-domain M0, M1 and their difference are unaffected; the source-domain STEP 3 figures are optimistic, since selection and reporting use the same gauges and period.</w:t>
       </w:r>
     </w:p>
     <w:p>
@@ -1503,10 +1537,10 @@
         <w:rPr>
           <w:b/>
         </w:rPr>
-        <w:t>统计量口径（引用本报告任何数值前必读）：</w:t>
+        <w:t xml:space="preserve">Which statistic (read before quoting any number here). </w:t>
       </w:r>
       <w:r>
-        <w:t>本报告所有 KGE、NSE、r、α、β 均为逐站中位数，从不使用均值。这不是文风取舍，二者的差别足以改变结论的符号。</w:t>
+        <w:t>Every KGE, NSE, r, α and β in this document is a per-gauge MEDIAN, never a mean. That is not a stylistic preference: the difference is large enough to invert the sign of a claim.</w:t>
       </w:r>
     </w:p>
     <w:p>
@@ -1515,7 +1549,7 @@
           <w:b/>
           <w:sz w:val="18"/>
         </w:rPr>
-        <w:t>表 1-7　同一批预测的中位数与均值（目标域小时 KGE）</w:t>
+        <w:t>Table 1-7  The same predictions as a median and as a mean (target hourly KGE)</w:t>
       </w:r>
     </w:p>
     <w:tbl>
@@ -1541,13 +1575,13 @@
                 <w:b/>
                 <w:sz w:val="17"/>
               </w:rPr>
-              <w:t>阶段</w:t>
-            </w:r>
-          </w:p>
-        </w:tc>
-        <w:tc>
-          <w:tcPr>
-            <w:tcW w:type="dxa" w:w="2304"/>
+              <w:t>Stage</w:t>
+            </w:r>
+          </w:p>
+        </w:tc>
+        <w:tc>
+          <w:tcPr>
+            <w:tcW w:type="dxa" w:w="2592"/>
           </w:tcPr>
           <w:p>
             <w:r>
@@ -1555,13 +1589,13 @@
                 <w:b/>
                 <w:sz w:val="17"/>
               </w:rPr>
-              <w:t>跨站中位 KGE</w:t>
-            </w:r>
-          </w:p>
-        </w:tc>
-        <w:tc>
-          <w:tcPr>
-            <w:tcW w:type="dxa" w:w="2304"/>
+              <w:t>Median KGE across gauges</w:t>
+            </w:r>
+          </w:p>
+        </w:tc>
+        <w:tc>
+          <w:tcPr>
+            <w:tcW w:type="dxa" w:w="2592"/>
           </w:tcPr>
           <w:p>
             <w:r>
@@ -1569,7 +1603,7 @@
                 <w:b/>
                 <w:sz w:val="17"/>
               </w:rPr>
-              <w:t>跨站均值 KGE</w:t>
+              <w:t>Mean KGE across gauges</w:t>
             </w:r>
           </w:p>
         </w:tc>
@@ -1593,7 +1627,7 @@
         </w:tc>
         <w:tc>
           <w:tcPr>
-            <w:tcW w:type="dxa" w:w="2304"/>
+            <w:tcW w:type="dxa" w:w="2592"/>
           </w:tcPr>
           <w:p>
             <w:pPr>
@@ -1609,7 +1643,7 @@
         </w:tc>
         <w:tc>
           <w:tcPr>
-            <w:tcW w:type="dxa" w:w="2304"/>
+            <w:tcW w:type="dxa" w:w="2592"/>
           </w:tcPr>
           <w:p>
             <w:pPr>
@@ -1643,7 +1677,7 @@
         </w:tc>
         <w:tc>
           <w:tcPr>
-            <w:tcW w:type="dxa" w:w="2304"/>
+            <w:tcW w:type="dxa" w:w="2592"/>
           </w:tcPr>
           <w:p>
             <w:pPr>
@@ -1659,7 +1693,7 @@
         </w:tc>
         <w:tc>
           <w:tcPr>
-            <w:tcW w:type="dxa" w:w="2304"/>
+            <w:tcW w:type="dxa" w:w="2592"/>
           </w:tcPr>
           <w:p>
             <w:pPr>
@@ -1683,7 +1717,7 @@
           <w:color w:val="595959"/>
           <w:sz w:val="17"/>
         </w:rPr>
-        <w:t>注：均值由少数退化站主导（个别站 KGE 低至 −10,487，NSE 低至 −17,484）。剔除 obs_std &lt; 1e-3 的 140 个退化站后均值回到 +0.07 / +0.34，仍远低于中位数，因为一条到 −130 的长尾在过滤后依然存在。因此引用时必须写明“中位数”——读者若从逐站 CSV 自行计算均值，会得到负数，而且他是对的。</w:t>
+        <w:t>The mean is governed by a handful of degenerate gauges — individual KGE values reach -10,487 and NSE -17,484. Dropping the 140 gauges with obs_std &lt; 1e-3 recovers means of only +0.07 and +0.34, still far below the medians, because a tail down to -130 survives the filter. Anyone recomputing a mean from the per-gauge CSVs will get a negative number and will be right to.</w:t>
       </w:r>
     </w:p>
     <w:p>
@@ -1691,7 +1725,7 @@
         <w:pStyle w:val="Heading1"/>
       </w:pPr>
       <w:r>
-        <w:t>2. 主要结果</w:t>
+        <w:t>2. Main results</w:t>
       </w:r>
     </w:p>
     <w:p>
@@ -1699,12 +1733,12 @@
         <w:pStyle w:val="Heading2"/>
       </w:pPr>
       <w:r>
-        <w:t>2.1 两条数据路径、两套划分、两个版本</w:t>
+        <w:t>2.1 Two data paths, two splits, two configurations</w:t>
       </w:r>
     </w:p>
     <w:p>
       <w:r>
-        <w:t>本节两张表使用两种不同的估计量，分开列出而不混用：表 2-1 是每折中位数再跨折平均，表 2-2 是逐站配对后的中位数。两者数值不同，引用时必须说明是哪一种。</w:t>
+        <w:t>The two tables below use two different estimators and are kept apart rather than mixed: Table 2-1 is a per-fold median averaged across folds, Table 2-2 is a median after pairing gauge by gauge. They do not agree numerically, and any quotation must say which one it is.</w:t>
       </w:r>
     </w:p>
     <w:p>
@@ -1713,7 +1747,7 @@
           <w:b/>
           <w:sz w:val="18"/>
         </w:rPr>
-        <w:t>表 2-1　目标域小时 KGE，每折中位数的跨折平均</w:t>
+        <w:t>Table 2-1  Target-domain hourly KGE, per-fold medians averaged over folds</w:t>
       </w:r>
     </w:p>
     <w:tbl>
@@ -1735,7 +1769,7 @@
       <w:tr>
         <w:tc>
           <w:tcPr>
-            <w:tcW w:type="dxa" w:w="2304"/>
+            <w:tcW w:type="dxa" w:w="2736"/>
           </w:tcPr>
           <w:p>
             <w:r>
@@ -1743,7 +1777,7 @@
                 <w:b/>
                 <w:sz w:val="17"/>
               </w:rPr>
-              <w:t>配置</w:t>
+              <w:t>Configuration</w:t>
             </w:r>
           </w:p>
         </w:tc>
@@ -1757,13 +1791,13 @@
                 <w:b/>
                 <w:sz w:val="17"/>
               </w:rPr>
-              <w:t>版本</w:t>
-            </w:r>
-          </w:p>
-        </w:tc>
-        <w:tc>
-          <w:tcPr>
-            <w:tcW w:type="dxa" w:w="864"/>
+              <w:t>Config</w:t>
+            </w:r>
+          </w:p>
+        </w:tc>
+        <w:tc>
+          <w:tcPr>
+            <w:tcW w:type="dxa" w:w="720"/>
           </w:tcPr>
           <w:p>
             <w:r>
@@ -1771,13 +1805,13 @@
                 <w:b/>
                 <w:sz w:val="17"/>
               </w:rPr>
-              <w:t>折数</w:t>
-            </w:r>
-          </w:p>
-        </w:tc>
-        <w:tc>
-          <w:tcPr>
-            <w:tcW w:type="dxa" w:w="1296"/>
+              <w:t>Folds</w:t>
+            </w:r>
+          </w:p>
+        </w:tc>
+        <w:tc>
+          <w:tcPr>
+            <w:tcW w:type="dxa" w:w="1152"/>
           </w:tcPr>
           <w:p>
             <w:r>
@@ -1791,7 +1825,7 @@
         </w:tc>
         <w:tc>
           <w:tcPr>
-            <w:tcW w:type="dxa" w:w="1296"/>
+            <w:tcW w:type="dxa" w:w="1152"/>
           </w:tcPr>
           <w:p>
             <w:r>
@@ -1805,7 +1839,7 @@
         </w:tc>
         <w:tc>
           <w:tcPr>
-            <w:tcW w:type="dxa" w:w="1296"/>
+            <w:tcW w:type="dxa" w:w="1152"/>
           </w:tcPr>
           <w:p>
             <w:r>
@@ -1819,7 +1853,7 @@
         </w:tc>
         <w:tc>
           <w:tcPr>
-            <w:tcW w:type="dxa" w:w="1296"/>
+            <w:tcW w:type="dxa" w:w="1152"/>
           </w:tcPr>
           <w:p>
             <w:r>
@@ -1827,7 +1861,7 @@
                 <w:b/>
                 <w:sz w:val="17"/>
               </w:rPr>
-              <w:t>源域 Δ</w:t>
+              <w:t>Source Δ</w:t>
             </w:r>
           </w:p>
         </w:tc>
@@ -1835,17 +1869,17 @@
       <w:tr>
         <w:tc>
           <w:tcPr>
-            <w:tcW w:type="dxa" w:w="2304"/>
-          </w:tcPr>
-          <w:p>
-            <w:pPr>
-              <w:jc w:val="center"/>
-            </w:pPr>
-            <w:r>
-              <w:rPr>
-                <w:sz w:val="17"/>
-              </w:rPr>
-              <w:t>run A（采样日分支）</w:t>
+            <w:tcW w:type="dxa" w:w="2736"/>
+          </w:tcPr>
+          <w:p>
+            <w:pPr>
+              <w:jc w:val="center"/>
+            </w:pPr>
+            <w:r>
+              <w:rPr>
+                <w:sz w:val="17"/>
+              </w:rPr>
+              <w:t>run A (sampled daily branch)</w:t>
             </w:r>
           </w:p>
         </w:tc>
@@ -1867,7 +1901,7 @@
         </w:tc>
         <w:tc>
           <w:tcPr>
-            <w:tcW w:type="dxa" w:w="864"/>
+            <w:tcW w:type="dxa" w:w="720"/>
           </w:tcPr>
           <w:p>
             <w:pPr>
@@ -1883,7 +1917,7 @@
         </w:tc>
         <w:tc>
           <w:tcPr>
-            <w:tcW w:type="dxa" w:w="1296"/>
+            <w:tcW w:type="dxa" w:w="1152"/>
           </w:tcPr>
           <w:p>
             <w:pPr>
@@ -1899,7 +1933,7 @@
         </w:tc>
         <w:tc>
           <w:tcPr>
-            <w:tcW w:type="dxa" w:w="1296"/>
+            <w:tcW w:type="dxa" w:w="1152"/>
           </w:tcPr>
           <w:p>
             <w:pPr>
@@ -1915,7 +1949,7 @@
         </w:tc>
         <w:tc>
           <w:tcPr>
-            <w:tcW w:type="dxa" w:w="1296"/>
+            <w:tcW w:type="dxa" w:w="1152"/>
           </w:tcPr>
           <w:p>
             <w:pPr>
@@ -1931,7 +1965,7 @@
         </w:tc>
         <w:tc>
           <w:tcPr>
-            <w:tcW w:type="dxa" w:w="1296"/>
+            <w:tcW w:type="dxa" w:w="1152"/>
           </w:tcPr>
           <w:p>
             <w:pPr>
@@ -1949,17 +1983,17 @@
       <w:tr>
         <w:tc>
           <w:tcPr>
-            <w:tcW w:type="dxa" w:w="2304"/>
-          </w:tcPr>
-          <w:p>
-            <w:pPr>
-              <w:jc w:val="center"/>
-            </w:pPr>
-            <w:r>
-              <w:rPr>
-                <w:sz w:val="17"/>
-              </w:rPr>
-              <w:t>run A（采样日分支）</w:t>
+            <w:tcW w:type="dxa" w:w="2736"/>
+          </w:tcPr>
+          <w:p>
+            <w:pPr>
+              <w:jc w:val="center"/>
+            </w:pPr>
+            <w:r>
+              <w:rPr>
+                <w:sz w:val="17"/>
+              </w:rPr>
+              <w:t>run A (sampled daily branch)</w:t>
             </w:r>
           </w:p>
         </w:tc>
@@ -1981,7 +2015,7 @@
         </w:tc>
         <w:tc>
           <w:tcPr>
-            <w:tcW w:type="dxa" w:w="864"/>
+            <w:tcW w:type="dxa" w:w="720"/>
           </w:tcPr>
           <w:p>
             <w:pPr>
@@ -1997,7 +2031,7 @@
         </w:tc>
         <w:tc>
           <w:tcPr>
-            <w:tcW w:type="dxa" w:w="1296"/>
+            <w:tcW w:type="dxa" w:w="1152"/>
           </w:tcPr>
           <w:p>
             <w:pPr>
@@ -2013,7 +2047,7 @@
         </w:tc>
         <w:tc>
           <w:tcPr>
-            <w:tcW w:type="dxa" w:w="1296"/>
+            <w:tcW w:type="dxa" w:w="1152"/>
           </w:tcPr>
           <w:p>
             <w:pPr>
@@ -2029,7 +2063,7 @@
         </w:tc>
         <w:tc>
           <w:tcPr>
-            <w:tcW w:type="dxa" w:w="1296"/>
+            <w:tcW w:type="dxa" w:w="1152"/>
           </w:tcPr>
           <w:p>
             <w:pPr>
@@ -2045,7 +2079,7 @@
         </w:tc>
         <w:tc>
           <w:tcPr>
-            <w:tcW w:type="dxa" w:w="1296"/>
+            <w:tcW w:type="dxa" w:w="1152"/>
           </w:tcPr>
           <w:p>
             <w:pPr>
@@ -2063,17 +2097,17 @@
       <w:tr>
         <w:tc>
           <w:tcPr>
-            <w:tcW w:type="dxa" w:w="2304"/>
-          </w:tcPr>
-          <w:p>
-            <w:pPr>
-              <w:jc w:val="center"/>
-            </w:pPr>
-            <w:r>
-              <w:rPr>
-                <w:sz w:val="17"/>
-              </w:rPr>
-              <w:t>run B（真实日均值）</w:t>
+            <w:tcW w:type="dxa" w:w="2736"/>
+          </w:tcPr>
+          <w:p>
+            <w:pPr>
+              <w:jc w:val="center"/>
+            </w:pPr>
+            <w:r>
+              <w:rPr>
+                <w:sz w:val="17"/>
+              </w:rPr>
+              <w:t>run B (true daily means)</w:t>
             </w:r>
           </w:p>
         </w:tc>
@@ -2095,7 +2129,7 @@
         </w:tc>
         <w:tc>
           <w:tcPr>
-            <w:tcW w:type="dxa" w:w="864"/>
+            <w:tcW w:type="dxa" w:w="720"/>
           </w:tcPr>
           <w:p>
             <w:pPr>
@@ -2111,7 +2145,7 @@
         </w:tc>
         <w:tc>
           <w:tcPr>
-            <w:tcW w:type="dxa" w:w="1296"/>
+            <w:tcW w:type="dxa" w:w="1152"/>
           </w:tcPr>
           <w:p>
             <w:pPr>
@@ -2127,7 +2161,7 @@
         </w:tc>
         <w:tc>
           <w:tcPr>
-            <w:tcW w:type="dxa" w:w="1296"/>
+            <w:tcW w:type="dxa" w:w="1152"/>
           </w:tcPr>
           <w:p>
             <w:pPr>
@@ -2143,7 +2177,7 @@
         </w:tc>
         <w:tc>
           <w:tcPr>
-            <w:tcW w:type="dxa" w:w="1296"/>
+            <w:tcW w:type="dxa" w:w="1152"/>
           </w:tcPr>
           <w:p>
             <w:pPr>
@@ -2159,7 +2193,7 @@
         </w:tc>
         <w:tc>
           <w:tcPr>
-            <w:tcW w:type="dxa" w:w="1296"/>
+            <w:tcW w:type="dxa" w:w="1152"/>
           </w:tcPr>
           <w:p>
             <w:pPr>
@@ -2177,17 +2211,17 @@
       <w:tr>
         <w:tc>
           <w:tcPr>
-            <w:tcW w:type="dxa" w:w="2304"/>
-          </w:tcPr>
-          <w:p>
-            <w:pPr>
-              <w:jc w:val="center"/>
-            </w:pPr>
-            <w:r>
-              <w:rPr>
-                <w:sz w:val="17"/>
-              </w:rPr>
-              <w:t>run B（真实日均值）</w:t>
+            <w:tcW w:type="dxa" w:w="2736"/>
+          </w:tcPr>
+          <w:p>
+            <w:pPr>
+              <w:jc w:val="center"/>
+            </w:pPr>
+            <w:r>
+              <w:rPr>
+                <w:sz w:val="17"/>
+              </w:rPr>
+              <w:t>run B (true daily means)</w:t>
             </w:r>
           </w:p>
         </w:tc>
@@ -2209,7 +2243,7 @@
         </w:tc>
         <w:tc>
           <w:tcPr>
-            <w:tcW w:type="dxa" w:w="864"/>
+            <w:tcW w:type="dxa" w:w="720"/>
           </w:tcPr>
           <w:p>
             <w:pPr>
@@ -2225,7 +2259,7 @@
         </w:tc>
         <w:tc>
           <w:tcPr>
-            <w:tcW w:type="dxa" w:w="1296"/>
+            <w:tcW w:type="dxa" w:w="1152"/>
           </w:tcPr>
           <w:p>
             <w:pPr>
@@ -2241,7 +2275,7 @@
         </w:tc>
         <w:tc>
           <w:tcPr>
-            <w:tcW w:type="dxa" w:w="1296"/>
+            <w:tcW w:type="dxa" w:w="1152"/>
           </w:tcPr>
           <w:p>
             <w:pPr>
@@ -2257,7 +2291,7 @@
         </w:tc>
         <w:tc>
           <w:tcPr>
-            <w:tcW w:type="dxa" w:w="1296"/>
+            <w:tcW w:type="dxa" w:w="1152"/>
           </w:tcPr>
           <w:p>
             <w:pPr>
@@ -2273,7 +2307,7 @@
         </w:tc>
         <w:tc>
           <w:tcPr>
-            <w:tcW w:type="dxa" w:w="1296"/>
+            <w:tcW w:type="dxa" w:w="1152"/>
           </w:tcPr>
           <w:p>
             <w:pPr>
@@ -2291,17 +2325,17 @@
       <w:tr>
         <w:tc>
           <w:tcPr>
-            <w:tcW w:type="dxa" w:w="2304"/>
-          </w:tcPr>
-          <w:p>
-            <w:pPr>
-              <w:jc w:val="center"/>
-            </w:pPr>
-            <w:r>
-              <w:rPr>
-                <w:sz w:val="17"/>
-              </w:rPr>
-              <w:t>run B · 空间分块</w:t>
+            <w:tcW w:type="dxa" w:w="2736"/>
+          </w:tcPr>
+          <w:p>
+            <w:pPr>
+              <w:jc w:val="center"/>
+            </w:pPr>
+            <w:r>
+              <w:rPr>
+                <w:sz w:val="17"/>
+              </w:rPr>
+              <w:t>run B, spatially blocked</w:t>
             </w:r>
           </w:p>
         </w:tc>
@@ -2323,7 +2357,7 @@
         </w:tc>
         <w:tc>
           <w:tcPr>
-            <w:tcW w:type="dxa" w:w="864"/>
+            <w:tcW w:type="dxa" w:w="720"/>
           </w:tcPr>
           <w:p>
             <w:pPr>
@@ -2339,7 +2373,7 @@
         </w:tc>
         <w:tc>
           <w:tcPr>
-            <w:tcW w:type="dxa" w:w="1296"/>
+            <w:tcW w:type="dxa" w:w="1152"/>
           </w:tcPr>
           <w:p>
             <w:pPr>
@@ -2355,7 +2389,7 @@
         </w:tc>
         <w:tc>
           <w:tcPr>
-            <w:tcW w:type="dxa" w:w="1296"/>
+            <w:tcW w:type="dxa" w:w="1152"/>
           </w:tcPr>
           <w:p>
             <w:pPr>
@@ -2371,7 +2405,7 @@
         </w:tc>
         <w:tc>
           <w:tcPr>
-            <w:tcW w:type="dxa" w:w="1296"/>
+            <w:tcW w:type="dxa" w:w="1152"/>
           </w:tcPr>
           <w:p>
             <w:pPr>
@@ -2387,7 +2421,7 @@
         </w:tc>
         <w:tc>
           <w:tcPr>
-            <w:tcW w:type="dxa" w:w="1296"/>
+            <w:tcW w:type="dxa" w:w="1152"/>
           </w:tcPr>
           <w:p>
             <w:pPr>
@@ -2405,17 +2439,17 @@
       <w:tr>
         <w:tc>
           <w:tcPr>
-            <w:tcW w:type="dxa" w:w="2304"/>
-          </w:tcPr>
-          <w:p>
-            <w:pPr>
-              <w:jc w:val="center"/>
-            </w:pPr>
-            <w:r>
-              <w:rPr>
-                <w:sz w:val="17"/>
-              </w:rPr>
-              <w:t>run B · 空间分块</w:t>
+            <w:tcW w:type="dxa" w:w="2736"/>
+          </w:tcPr>
+          <w:p>
+            <w:pPr>
+              <w:jc w:val="center"/>
+            </w:pPr>
+            <w:r>
+              <w:rPr>
+                <w:sz w:val="17"/>
+              </w:rPr>
+              <w:t>run B, spatially blocked</w:t>
             </w:r>
           </w:p>
         </w:tc>
@@ -2437,7 +2471,7 @@
         </w:tc>
         <w:tc>
           <w:tcPr>
-            <w:tcW w:type="dxa" w:w="864"/>
+            <w:tcW w:type="dxa" w:w="720"/>
           </w:tcPr>
           <w:p>
             <w:pPr>
@@ -2453,7 +2487,7 @@
         </w:tc>
         <w:tc>
           <w:tcPr>
-            <w:tcW w:type="dxa" w:w="1296"/>
+            <w:tcW w:type="dxa" w:w="1152"/>
           </w:tcPr>
           <w:p>
             <w:pPr>
@@ -2469,7 +2503,7 @@
         </w:tc>
         <w:tc>
           <w:tcPr>
-            <w:tcW w:type="dxa" w:w="1296"/>
+            <w:tcW w:type="dxa" w:w="1152"/>
           </w:tcPr>
           <w:p>
             <w:pPr>
@@ -2485,7 +2519,7 @@
         </w:tc>
         <w:tc>
           <w:tcPr>
-            <w:tcW w:type="dxa" w:w="1296"/>
+            <w:tcW w:type="dxa" w:w="1152"/>
           </w:tcPr>
           <w:p>
             <w:pPr>
@@ -2501,7 +2535,7 @@
         </w:tc>
         <w:tc>
           <w:tcPr>
-            <w:tcW w:type="dxa" w:w="1296"/>
+            <w:tcW w:type="dxa" w:w="1152"/>
           </w:tcPr>
           <w:p>
             <w:pPr>
@@ -2519,17 +2553,17 @@
       <w:tr>
         <w:tc>
           <w:tcPr>
-            <w:tcW w:type="dxa" w:w="2304"/>
-          </w:tcPr>
-          <w:p>
-            <w:pPr>
-              <w:jc w:val="center"/>
-            </w:pPr>
-            <w:r>
-              <w:rPr>
-                <w:sz w:val="17"/>
-              </w:rPr>
-              <w:t>run B · 回放 0.25</w:t>
+            <w:tcW w:type="dxa" w:w="2736"/>
+          </w:tcPr>
+          <w:p>
+            <w:pPr>
+              <w:jc w:val="center"/>
+            </w:pPr>
+            <w:r>
+              <w:rPr>
+                <w:sz w:val="17"/>
+              </w:rPr>
+              <w:t>run B, replay 0.25</w:t>
             </w:r>
           </w:p>
         </w:tc>
@@ -2551,7 +2585,7 @@
         </w:tc>
         <w:tc>
           <w:tcPr>
-            <w:tcW w:type="dxa" w:w="864"/>
+            <w:tcW w:type="dxa" w:w="720"/>
           </w:tcPr>
           <w:p>
             <w:pPr>
@@ -2567,7 +2601,7 @@
         </w:tc>
         <w:tc>
           <w:tcPr>
-            <w:tcW w:type="dxa" w:w="1296"/>
+            <w:tcW w:type="dxa" w:w="1152"/>
           </w:tcPr>
           <w:p>
             <w:pPr>
@@ -2583,7 +2617,7 @@
         </w:tc>
         <w:tc>
           <w:tcPr>
-            <w:tcW w:type="dxa" w:w="1296"/>
+            <w:tcW w:type="dxa" w:w="1152"/>
           </w:tcPr>
           <w:p>
             <w:pPr>
@@ -2599,7 +2633,7 @@
         </w:tc>
         <w:tc>
           <w:tcPr>
-            <w:tcW w:type="dxa" w:w="1296"/>
+            <w:tcW w:type="dxa" w:w="1152"/>
           </w:tcPr>
           <w:p>
             <w:pPr>
@@ -2615,7 +2649,7 @@
         </w:tc>
         <w:tc>
           <w:tcPr>
-            <w:tcW w:type="dxa" w:w="1296"/>
+            <w:tcW w:type="dxa" w:w="1152"/>
           </w:tcPr>
           <w:p>
             <w:pPr>
@@ -2633,17 +2667,17 @@
       <w:tr>
         <w:tc>
           <w:tcPr>
-            <w:tcW w:type="dxa" w:w="2304"/>
-          </w:tcPr>
-          <w:p>
-            <w:pPr>
-              <w:jc w:val="center"/>
-            </w:pPr>
-            <w:r>
-              <w:rPr>
-                <w:sz w:val="17"/>
-              </w:rPr>
-              <w:t>run B · 回放 0.25</w:t>
+            <w:tcW w:type="dxa" w:w="2736"/>
+          </w:tcPr>
+          <w:p>
+            <w:pPr>
+              <w:jc w:val="center"/>
+            </w:pPr>
+            <w:r>
+              <w:rPr>
+                <w:sz w:val="17"/>
+              </w:rPr>
+              <w:t>run B, replay 0.25</w:t>
             </w:r>
           </w:p>
         </w:tc>
@@ -2665,7 +2699,7 @@
         </w:tc>
         <w:tc>
           <w:tcPr>
-            <w:tcW w:type="dxa" w:w="864"/>
+            <w:tcW w:type="dxa" w:w="720"/>
           </w:tcPr>
           <w:p>
             <w:pPr>
@@ -2681,7 +2715,7 @@
         </w:tc>
         <w:tc>
           <w:tcPr>
-            <w:tcW w:type="dxa" w:w="1296"/>
+            <w:tcW w:type="dxa" w:w="1152"/>
           </w:tcPr>
           <w:p>
             <w:pPr>
@@ -2697,7 +2731,7 @@
         </w:tc>
         <w:tc>
           <w:tcPr>
-            <w:tcW w:type="dxa" w:w="1296"/>
+            <w:tcW w:type="dxa" w:w="1152"/>
           </w:tcPr>
           <w:p>
             <w:pPr>
@@ -2713,7 +2747,7 @@
         </w:tc>
         <w:tc>
           <w:tcPr>
-            <w:tcW w:type="dxa" w:w="1296"/>
+            <w:tcW w:type="dxa" w:w="1152"/>
           </w:tcPr>
           <w:p>
             <w:pPr>
@@ -2729,7 +2763,7 @@
         </w:tc>
         <w:tc>
           <w:tcPr>
-            <w:tcW w:type="dxa" w:w="1296"/>
+            <w:tcW w:type="dxa" w:w="1152"/>
           </w:tcPr>
           <w:p>
             <w:pPr>
@@ -2753,7 +2787,7 @@
           <w:color w:val="595959"/>
           <w:sz w:val="17"/>
         </w:rPr>
-        <w:t>注：v1 为 lookback_hourly=72 且无 initial_forget_bias；v2 为 336 且遗忘门初值 3，其余设置相同。“待运行”表示该组合的迁移阶段仍在排队，不是缺失或失败。run A 的数值取自各折 transfer/summary.json；早期版本的报告从迁移日志文本中提取同一指标，两者相差约 0.001，本报告统一采用 JSON 一路。</w:t>
+        <w:t>v1 is lookback_hourly=72 with no initial_forget_bias; v2 is 336 with forget-gate init 3, everything else identical. "not run" means that combination's transfer stage has not been executed — it is not a failure or a missing file. Figures come from each fold's transfer/summary.json; an earlier revision of this report extracted the same quantity from the transfer logs and differed by about 0.001, and the JSON path is now the single source.</w:t>
       </w:r>
     </w:p>
     <w:p>
@@ -2762,7 +2796,7 @@
           <w:b/>
           <w:sz w:val="18"/>
         </w:rPr>
-        <w:t>表 2-2　KGE 及其 r / α / β 分量，逐站配对中位数</w:t>
+        <w:t>Table 2-2  KGE and its r / α / β components, medians after pairing by gauge</w:t>
       </w:r>
     </w:p>
     <w:tbl>
@@ -2793,7 +2827,7 @@
                 <w:b/>
                 <w:sz w:val="17"/>
               </w:rPr>
-              <w:t>配置</w:t>
+              <w:t>Configuration</w:t>
             </w:r>
           </w:p>
         </w:tc>
@@ -2807,7 +2841,7 @@
                 <w:b/>
                 <w:sz w:val="17"/>
               </w:rPr>
-              <w:t>版本</w:t>
+              <w:t>Config</w:t>
             </w:r>
           </w:p>
         </w:tc>
@@ -3299,7 +3333,7 @@
               <w:rPr>
                 <w:sz w:val="17"/>
               </w:rPr>
-              <w:t>空间分块</w:t>
+              <w:t>blocked</w:t>
             </w:r>
           </w:p>
         </w:tc>
@@ -3429,7 +3463,7 @@
               <w:rPr>
                 <w:sz w:val="17"/>
               </w:rPr>
-              <w:t>空间分块</w:t>
+              <w:t>blocked</w:t>
             </w:r>
           </w:p>
         </w:tc>
@@ -3559,7 +3593,7 @@
               <w:rPr>
                 <w:sz w:val="17"/>
               </w:rPr>
-              <w:t>回放 0.25</w:t>
+              <w:t>replay 0.25</w:t>
             </w:r>
           </w:p>
         </w:tc>
@@ -3689,7 +3723,7 @@
               <w:rPr>
                 <w:sz w:val="17"/>
               </w:rPr>
-              <w:t>回放 0.25</w:t>
+              <w:t>replay 0.25</w:t>
             </w:r>
           </w:p>
         </w:tc>
@@ -3815,7 +3849,7 @@
           <w:color w:val="595959"/>
           <w:sz w:val="17"/>
         </w:rPr>
-        <w:t>注：v1 的零样本模型闪变性为观测的 6.80 倍、日内标准差 3.11 倍，而均值仅为观测的一半；v2 在微调前即已标定（闪变 0.95 倍，均值 1.05 倍）。因此 v1 到 v2 的 α 变化不是“调得更好”，而是过度离散被消除，详见 4.2。</w:t>
+        <w:t>The α shift from v1 to v2 is not "better tuning". Under v1 the zero-shot model was 6.80x the observed flashiness and 3.11x the within-day standard deviation while carrying only half the observed mean; under v2 it is calibrated before any fine-tuning (0.95x and 1.05x). What changed is that over-dispersion was removed. See §4.2.</w:t>
       </w:r>
     </w:p>
     <w:p>
@@ -3823,17 +3857,17 @@
         <w:pStyle w:val="Heading2"/>
       </w:pPr>
       <w:r>
-        <w:t>2.2 KGE 分解：日聚合监督改变了什么</w:t>
+        <w:t>2.2 KGE decomposition: what daily-aggregate supervision changes</w:t>
       </w:r>
     </w:p>
     <w:p>
       <w:r>
-        <w:t>把 KGE 拆成 r / α / β 后，跨两条数据路径、两套划分、三档回放比例以及一个全新大洲，结论一致：日聚合监督不改变时相，只重新标定幅度。在变差的站里，r 是最大责任方的比例仅 7.7%–10.1%，中位 Δr 在 −0.006 至 +0.008 之间。</w:t>
+        <w:t>Splitting KGE into r / α / β gives the same answer across two data paths, two splits, three replay ratios and an entire continent absent from training: daily-aggregate supervision does not disturb timing, it re-calibrates amplitude. Among gauges that get worse, r is the largest culprit in only 4.2%–10.1% of them, and the median Δr sits between −0.006 and +0.008.</w:t>
       </w:r>
     </w:p>
     <w:p>
       <w:r>
-        <w:t>这回答了 Phase I 最关键的一问：源域学到的小时动力学，在只见日目标的微调下能够存活。需要处理的是标定——而标定恰好是日聚合能够提供信息的部分。</w:t>
+        <w:t>This answers Phase I's central question: the hourly dynamics learned on the source domain survive a fine-tune that sees daily targets only. What needs fixing is calibration — and calibration is exactly what a daily aggregate carries information about.</w:t>
       </w:r>
     </w:p>
     <w:p>
@@ -3841,7 +3875,7 @@
         <w:pStyle w:val="Heading2"/>
       </w:pPr>
       <w:r>
-        <w:t>2.3 源域回放</w:t>
+        <w:t>2.3 Source replay</w:t>
       </w:r>
     </w:p>
     <w:p>
@@ -3850,7 +3884,7 @@
           <w:b/>
           <w:sz w:val="18"/>
         </w:rPr>
-        <w:t>表 2-3　源域回放比例扫描（每折中位数的跨折平均）</w:t>
+        <w:t>Table 2-3  Source-replay ratio sweep (per-fold medians averaged over folds)</w:t>
       </w:r>
     </w:p>
     <w:tbl>
@@ -3880,7 +3914,7 @@
                 <w:b/>
                 <w:sz w:val="17"/>
               </w:rPr>
-              <w:t>版本</w:t>
+              <w:t>Config</w:t>
             </w:r>
           </w:p>
         </w:tc>
@@ -3894,13 +3928,13 @@
                 <w:b/>
                 <w:sz w:val="17"/>
               </w:rPr>
-              <w:t>回放比例</w:t>
-            </w:r>
-          </w:p>
-        </w:tc>
-        <w:tc>
-          <w:tcPr>
-            <w:tcW w:type="dxa" w:w="1440"/>
+              <w:t>Replay ratio</w:t>
+            </w:r>
+          </w:p>
+        </w:tc>
+        <w:tc>
+          <w:tcPr>
+            <w:tcW w:type="dxa" w:w="1296"/>
           </w:tcPr>
           <w:p>
             <w:r>
@@ -3908,7 +3942,7 @@
                 <w:b/>
                 <w:sz w:val="17"/>
               </w:rPr>
-              <w:t>目标域 M1</w:t>
+              <w:t>Target M1</w:t>
             </w:r>
           </w:p>
         </w:tc>
@@ -3922,7 +3956,7 @@
                 <w:b/>
                 <w:sz w:val="17"/>
               </w:rPr>
-              <w:t>目标域 Δ</w:t>
+              <w:t>Target Δ</w:t>
             </w:r>
           </w:p>
         </w:tc>
@@ -3936,7 +3970,7 @@
                 <w:b/>
                 <w:sz w:val="17"/>
               </w:rPr>
-              <w:t>源域 M1</w:t>
+              <w:t>Source M1</w:t>
             </w:r>
           </w:p>
         </w:tc>
@@ -3950,7 +3984,7 @@
                 <w:b/>
                 <w:sz w:val="17"/>
               </w:rPr>
-              <w:t>源域 Δ</w:t>
+              <w:t>Source Δ</w:t>
             </w:r>
           </w:p>
         </w:tc>
@@ -3964,7 +3998,7 @@
                 <w:b/>
                 <w:sz w:val="17"/>
               </w:rPr>
-              <w:t>站数加权 M1</w:t>
+              <w:t>Gauge-weighted M1</w:t>
             </w:r>
           </w:p>
         </w:tc>
@@ -3998,13 +4032,13 @@
               <w:rPr>
                 <w:sz w:val="17"/>
               </w:rPr>
-              <w:t>0（无回放）</w:t>
-            </w:r>
-          </w:p>
-        </w:tc>
-        <w:tc>
-          <w:tcPr>
-            <w:tcW w:type="dxa" w:w="1440"/>
+              <w:t>0 (no replay)</w:t>
+            </w:r>
+          </w:p>
+        </w:tc>
+        <w:tc>
+          <w:tcPr>
+            <w:tcW w:type="dxa" w:w="1296"/>
           </w:tcPr>
           <w:p>
             <w:pPr>
@@ -4118,7 +4152,7 @@
         </w:tc>
         <w:tc>
           <w:tcPr>
-            <w:tcW w:type="dxa" w:w="1440"/>
+            <w:tcW w:type="dxa" w:w="1296"/>
           </w:tcPr>
           <w:p>
             <w:pPr>
@@ -4232,7 +4266,7 @@
         </w:tc>
         <w:tc>
           <w:tcPr>
-            <w:tcW w:type="dxa" w:w="1440"/>
+            <w:tcW w:type="dxa" w:w="1296"/>
           </w:tcPr>
           <w:p>
             <w:pPr>
@@ -4346,7 +4380,7 @@
         </w:tc>
         <w:tc>
           <w:tcPr>
-            <w:tcW w:type="dxa" w:w="1440"/>
+            <w:tcW w:type="dxa" w:w="1296"/>
           </w:tcPr>
           <w:p>
             <w:pPr>
@@ -4454,13 +4488,13 @@
               <w:rPr>
                 <w:sz w:val="17"/>
               </w:rPr>
-              <w:t>0（无回放）</w:t>
-            </w:r>
-          </w:p>
-        </w:tc>
-        <w:tc>
-          <w:tcPr>
-            <w:tcW w:type="dxa" w:w="1440"/>
+              <w:t>0 (no replay)</w:t>
+            </w:r>
+          </w:p>
+        </w:tc>
+        <w:tc>
+          <w:tcPr>
+            <w:tcW w:type="dxa" w:w="1296"/>
           </w:tcPr>
           <w:p>
             <w:pPr>
@@ -4574,7 +4608,7 @@
         </w:tc>
         <w:tc>
           <w:tcPr>
-            <w:tcW w:type="dxa" w:w="1440"/>
+            <w:tcW w:type="dxa" w:w="1296"/>
           </w:tcPr>
           <w:p>
             <w:pPr>
@@ -4662,12 +4696,12 @@
           <w:color w:val="595959"/>
           <w:sz w:val="17"/>
         </w:rPr>
-        <w:t>注：回放把源域 batch 连同其真实小时标签混回微调。这不是泄漏——实验前提隐藏的是目标站的小时观测，源域小时数据正是阶段 1 训练所用。</w:t>
+        <w:t>Replay mixes source batches, with their real hourly labels, back into the fine-tune. This is not leakage: the premise hides the target gauges' hourly observations, and source hourly data is exactly what stage 1 trained on.</w:t>
       </w:r>
     </w:p>
     <w:p>
       <w:r>
-        <w:t>结论在 v1 与 v2 之间发生了改变，这一点必须明确写出。v1 下 0.25 一档在两个域上均优于无回放，机制是阻尼过度重标定：无回放时 6.25% 的站从欠离散被推过 α = 1.2 变成过离散，回放将其压至 2.09%。v2 下这个机制已无对象——零样本模型本就不再过度离散——回放对目标域不再有增益，其 r 增益（+0.0060）与不回放（+0.0054）无法区分，α 增益反而更小（+0.0257 对 +0.0370）。因此回放在 v2 中只保护源域，对目标域无贡献。</w:t>
+        <w:t>The conclusion changed between v1 and v2 and that has to be stated outright. Under v1 the 0.25 ratio beat no-replay on both domains, by damping over-recalibration: without replay 6.25% of gauges were pushed from under-dispersed past α = 1.2 into over-dispersion, and replay held that to 2.09%. Under v2 the mechanism has nothing to act on, because the zero-shot model is no longer over-dispersed. Replay's r gain (+0.0060) is indistinguishable from no-replay's (+0.0054) and its α gain is smaller (+0.0257 against +0.0370). Under v2, replay protects the source domain and does nothing for the target.</w:t>
       </w:r>
     </w:p>
     <w:p>
@@ -4675,12 +4709,25 @@
         <w:pStyle w:val="Heading1"/>
       </w:pPr>
       <w:r>
-        <w:t>3. 非洲外部验证</w:t>
+        <w:t>3. External validation on Africa</w:t>
       </w:r>
     </w:p>
     <w:p>
       <w:r>
-        <w:t>294 个非洲流域只有日径流观测、无小时观测，且训练数据中一个都没有出现——这是本工作唯一真正的外部检验。模型由 ERA5-Land 小时强迫驱动，最后 24 个小时输出取平均得到日值，与观测日径流在 1980–1995 年比较。</w:t>
+        <w:t>294 African catchments have daily discharge observations, no hourly observations, and not one of them appears anywhere in training. This is the study's only genuinely external test. The model is driven by hourly ERA5-Land forcing, its last 24 hourly outputs are averaged to a daily value, and that is compared with observed daily discharge over 1980–1995.</w:t>
+      </w:r>
+    </w:p>
+    <w:p>
+      <w:pPr>
+        <w:pStyle w:val="Heading2"/>
+      </w:pPr>
+      <w:r>
+        <w:t>3.1 Temperate transfer applied to Africa</w:t>
+      </w:r>
+    </w:p>
+    <w:p>
+      <w:r>
+        <w:t>This section applies a model fine-tuned on temperate target gauges to African catchments, so what it tests is extrapolation, not the method itself. Figures below are the v1 pipeline, which is the one that was run end to end on Africa.</w:t>
       </w:r>
     </w:p>
     <w:p>
@@ -4689,7 +4736,7 @@
           <w:b/>
           <w:sz w:val="18"/>
         </w:rPr>
-        <w:t>表 3-1　非洲日尺度评估（跨流域中位数）</w:t>
+        <w:t>Table 3-1  Daily-scale evaluation on Africa (medians across catchments)</w:t>
       </w:r>
     </w:p>
     <w:tbl>
@@ -4711,7 +4758,7 @@
       <w:tr>
         <w:tc>
           <w:tcPr>
-            <w:tcW w:type="dxa" w:w="2880"/>
+            <w:tcW w:type="dxa" w:w="3168"/>
           </w:tcPr>
           <w:p>
             <w:r>
@@ -4719,7 +4766,7 @@
                 <w:b/>
                 <w:sz w:val="17"/>
               </w:rPr>
-              <w:t>模型</w:t>
+              <w:t>Model</w:t>
             </w:r>
           </w:p>
         </w:tc>
@@ -4733,13 +4780,13 @@
                 <w:b/>
                 <w:sz w:val="17"/>
               </w:rPr>
-              <w:t>流域数</w:t>
-            </w:r>
-          </w:p>
-        </w:tc>
-        <w:tc>
-          <w:tcPr>
-            <w:tcW w:type="dxa" w:w="1152"/>
+              <w:t>Catchments</w:t>
+            </w:r>
+          </w:p>
+        </w:tc>
+        <w:tc>
+          <w:tcPr>
+            <w:tcW w:type="dxa" w:w="1008"/>
           </w:tcPr>
           <w:p>
             <w:r>
@@ -4753,7 +4800,7 @@
         </w:tc>
         <w:tc>
           <w:tcPr>
-            <w:tcW w:type="dxa" w:w="1008"/>
+            <w:tcW w:type="dxa" w:w="864"/>
           </w:tcPr>
           <w:p>
             <w:r>
@@ -4767,7 +4814,7 @@
         </w:tc>
         <w:tc>
           <w:tcPr>
-            <w:tcW w:type="dxa" w:w="1008"/>
+            <w:tcW w:type="dxa" w:w="864"/>
           </w:tcPr>
           <w:p>
             <w:r>
@@ -4781,7 +4828,7 @@
         </w:tc>
         <w:tc>
           <w:tcPr>
-            <w:tcW w:type="dxa" w:w="1008"/>
+            <w:tcW w:type="dxa" w:w="864"/>
           </w:tcPr>
           <w:p>
             <w:r>
@@ -4795,7 +4842,7 @@
         </w:tc>
         <w:tc>
           <w:tcPr>
-            <w:tcW w:type="dxa" w:w="1008"/>
+            <w:tcW w:type="dxa" w:w="864"/>
           </w:tcPr>
           <w:p>
             <w:r>
@@ -4811,17 +4858,17 @@
       <w:tr>
         <w:tc>
           <w:tcPr>
-            <w:tcW w:type="dxa" w:w="2880"/>
-          </w:tcPr>
-          <w:p>
-            <w:pPr>
-              <w:jc w:val="center"/>
-            </w:pPr>
-            <w:r>
-              <w:rPr>
-                <w:sz w:val="17"/>
-              </w:rPr>
-              <w:t>M0 零样本</w:t>
+            <w:tcW w:type="dxa" w:w="3168"/>
+          </w:tcPr>
+          <w:p>
+            <w:pPr>
+              <w:jc w:val="center"/>
+            </w:pPr>
+            <w:r>
+              <w:rPr>
+                <w:sz w:val="17"/>
+              </w:rPr>
+              <w:t>M0, zero-shot</w:t>
             </w:r>
           </w:p>
         </w:tc>
@@ -4843,7 +4890,7 @@
         </w:tc>
         <w:tc>
           <w:tcPr>
-            <w:tcW w:type="dxa" w:w="1152"/>
+            <w:tcW w:type="dxa" w:w="1008"/>
           </w:tcPr>
           <w:p>
             <w:pPr>
@@ -4859,7 +4906,7 @@
         </w:tc>
         <w:tc>
           <w:tcPr>
-            <w:tcW w:type="dxa" w:w="1008"/>
+            <w:tcW w:type="dxa" w:w="864"/>
           </w:tcPr>
           <w:p>
             <w:pPr>
@@ -4875,7 +4922,7 @@
         </w:tc>
         <w:tc>
           <w:tcPr>
-            <w:tcW w:type="dxa" w:w="1008"/>
+            <w:tcW w:type="dxa" w:w="864"/>
           </w:tcPr>
           <w:p>
             <w:pPr>
@@ -4891,7 +4938,7 @@
         </w:tc>
         <w:tc>
           <w:tcPr>
-            <w:tcW w:type="dxa" w:w="1008"/>
+            <w:tcW w:type="dxa" w:w="864"/>
           </w:tcPr>
           <w:p>
             <w:pPr>
@@ -4907,7 +4954,7 @@
         </w:tc>
         <w:tc>
           <w:tcPr>
-            <w:tcW w:type="dxa" w:w="1008"/>
+            <w:tcW w:type="dxa" w:w="864"/>
           </w:tcPr>
           <w:p>
             <w:pPr>
@@ -4925,17 +4972,17 @@
       <w:tr>
         <w:tc>
           <w:tcPr>
-            <w:tcW w:type="dxa" w:w="2880"/>
-          </w:tcPr>
-          <w:p>
-            <w:pPr>
-              <w:jc w:val="center"/>
-            </w:pPr>
-            <w:r>
-              <w:rPr>
-                <w:sz w:val="17"/>
-              </w:rPr>
-              <w:t>M1 日聚合微调后</w:t>
+            <w:tcW w:type="dxa" w:w="3168"/>
+          </w:tcPr>
+          <w:p>
+            <w:pPr>
+              <w:jc w:val="center"/>
+            </w:pPr>
+            <w:r>
+              <w:rPr>
+                <w:sz w:val="17"/>
+              </w:rPr>
+              <w:t>M1, after daily-only fine-tune</w:t>
             </w:r>
           </w:p>
         </w:tc>
@@ -4957,7 +5004,7 @@
         </w:tc>
         <w:tc>
           <w:tcPr>
-            <w:tcW w:type="dxa" w:w="1152"/>
+            <w:tcW w:type="dxa" w:w="1008"/>
           </w:tcPr>
           <w:p>
             <w:pPr>
@@ -4973,7 +5020,7 @@
         </w:tc>
         <w:tc>
           <w:tcPr>
-            <w:tcW w:type="dxa" w:w="1008"/>
+            <w:tcW w:type="dxa" w:w="864"/>
           </w:tcPr>
           <w:p>
             <w:pPr>
@@ -4989,7 +5036,7 @@
         </w:tc>
         <w:tc>
           <w:tcPr>
-            <w:tcW w:type="dxa" w:w="1008"/>
+            <w:tcW w:type="dxa" w:w="864"/>
           </w:tcPr>
           <w:p>
             <w:pPr>
@@ -5005,7 +5052,7 @@
         </w:tc>
         <w:tc>
           <w:tcPr>
-            <w:tcW w:type="dxa" w:w="1008"/>
+            <w:tcW w:type="dxa" w:w="864"/>
           </w:tcPr>
           <w:p>
             <w:pPr>
@@ -5021,7 +5068,7 @@
         </w:tc>
         <w:tc>
           <w:tcPr>
-            <w:tcW w:type="dxa" w:w="1008"/>
+            <w:tcW w:type="dxa" w:w="864"/>
           </w:tcPr>
           <w:p>
             <w:pPr>
@@ -5039,17 +5086,17 @@
       <w:tr>
         <w:tc>
           <w:tcPr>
-            <w:tcW w:type="dxa" w:w="2880"/>
-          </w:tcPr>
-          <w:p>
-            <w:pPr>
-              <w:jc w:val="center"/>
-            </w:pPr>
-            <w:r>
-              <w:rPr>
-                <w:sz w:val="17"/>
-              </w:rPr>
-              <w:t>回放 0.25</w:t>
+            <w:tcW w:type="dxa" w:w="3168"/>
+          </w:tcPr>
+          <w:p>
+            <w:pPr>
+              <w:jc w:val="center"/>
+            </w:pPr>
+            <w:r>
+              <w:rPr>
+                <w:sz w:val="17"/>
+              </w:rPr>
+              <w:t>replay 0.25</w:t>
             </w:r>
           </w:p>
         </w:tc>
@@ -5071,7 +5118,7 @@
         </w:tc>
         <w:tc>
           <w:tcPr>
-            <w:tcW w:type="dxa" w:w="1152"/>
+            <w:tcW w:type="dxa" w:w="1008"/>
           </w:tcPr>
           <w:p>
             <w:pPr>
@@ -5087,7 +5134,7 @@
         </w:tc>
         <w:tc>
           <w:tcPr>
-            <w:tcW w:type="dxa" w:w="1008"/>
+            <w:tcW w:type="dxa" w:w="864"/>
           </w:tcPr>
           <w:p>
             <w:pPr>
@@ -5103,7 +5150,7 @@
         </w:tc>
         <w:tc>
           <w:tcPr>
-            <w:tcW w:type="dxa" w:w="1008"/>
+            <w:tcW w:type="dxa" w:w="864"/>
           </w:tcPr>
           <w:p>
             <w:pPr>
@@ -5119,7 +5166,7 @@
         </w:tc>
         <w:tc>
           <w:tcPr>
-            <w:tcW w:type="dxa" w:w="1008"/>
+            <w:tcW w:type="dxa" w:w="864"/>
           </w:tcPr>
           <w:p>
             <w:pPr>
@@ -5135,7 +5182,7 @@
         </w:tc>
         <w:tc>
           <w:tcPr>
-            <w:tcW w:type="dxa" w:w="1008"/>
+            <w:tcW w:type="dxa" w:w="864"/>
           </w:tcPr>
           <w:p>
             <w:pPr>
@@ -5153,17 +5200,17 @@
       <w:tr>
         <w:tc>
           <w:tcPr>
-            <w:tcW w:type="dxa" w:w="2880"/>
-          </w:tcPr>
-          <w:p>
-            <w:pPr>
-              <w:jc w:val="center"/>
-            </w:pPr>
-            <w:r>
-              <w:rPr>
-                <w:sz w:val="17"/>
-              </w:rPr>
-              <w:t>空间分块 M1</w:t>
+            <w:tcW w:type="dxa" w:w="3168"/>
+          </w:tcPr>
+          <w:p>
+            <w:pPr>
+              <w:jc w:val="center"/>
+            </w:pPr>
+            <w:r>
+              <w:rPr>
+                <w:sz w:val="17"/>
+              </w:rPr>
+              <w:t>blocked split, M1</w:t>
             </w:r>
           </w:p>
         </w:tc>
@@ -5185,7 +5232,7 @@
         </w:tc>
         <w:tc>
           <w:tcPr>
-            <w:tcW w:type="dxa" w:w="1152"/>
+            <w:tcW w:type="dxa" w:w="1008"/>
           </w:tcPr>
           <w:p>
             <w:pPr>
@@ -5201,7 +5248,7 @@
         </w:tc>
         <w:tc>
           <w:tcPr>
-            <w:tcW w:type="dxa" w:w="1008"/>
+            <w:tcW w:type="dxa" w:w="864"/>
           </w:tcPr>
           <w:p>
             <w:pPr>
@@ -5217,7 +5264,7 @@
         </w:tc>
         <w:tc>
           <w:tcPr>
-            <w:tcW w:type="dxa" w:w="1008"/>
+            <w:tcW w:type="dxa" w:w="864"/>
           </w:tcPr>
           <w:p>
             <w:pPr>
@@ -5233,7 +5280,7 @@
         </w:tc>
         <w:tc>
           <w:tcPr>
-            <w:tcW w:type="dxa" w:w="1008"/>
+            <w:tcW w:type="dxa" w:w="864"/>
           </w:tcPr>
           <w:p>
             <w:pPr>
@@ -5249,7 +5296,7 @@
         </w:tc>
         <w:tc>
           <w:tcPr>
-            <w:tcW w:type="dxa" w:w="1008"/>
+            <w:tcW w:type="dxa" w:w="864"/>
           </w:tcPr>
           <w:p>
             <w:pPr>
@@ -5267,17 +5314,17 @@
       <w:tr>
         <w:tc>
           <w:tcPr>
-            <w:tcW w:type="dxa" w:w="2880"/>
-          </w:tcPr>
-          <w:p>
-            <w:pPr>
-              <w:jc w:val="center"/>
-            </w:pPr>
-            <w:r>
-              <w:rPr>
-                <w:sz w:val="17"/>
-              </w:rPr>
-              <w:t>ERA5-Land 径流（物理基线）</w:t>
+            <w:tcW w:type="dxa" w:w="3168"/>
+          </w:tcPr>
+          <w:p>
+            <w:pPr>
+              <w:jc w:val="center"/>
+            </w:pPr>
+            <w:r>
+              <w:rPr>
+                <w:sz w:val="17"/>
+              </w:rPr>
+              <w:t>ERA5-Land runoff (physical baseline)</w:t>
             </w:r>
           </w:p>
         </w:tc>
@@ -5299,7 +5346,7 @@
         </w:tc>
         <w:tc>
           <w:tcPr>
-            <w:tcW w:type="dxa" w:w="1152"/>
+            <w:tcW w:type="dxa" w:w="1008"/>
           </w:tcPr>
           <w:p>
             <w:pPr>
@@ -5315,7 +5362,7 @@
         </w:tc>
         <w:tc>
           <w:tcPr>
-            <w:tcW w:type="dxa" w:w="1008"/>
+            <w:tcW w:type="dxa" w:w="864"/>
           </w:tcPr>
           <w:p>
             <w:pPr>
@@ -5331,7 +5378,7 @@
         </w:tc>
         <w:tc>
           <w:tcPr>
-            <w:tcW w:type="dxa" w:w="1008"/>
+            <w:tcW w:type="dxa" w:w="864"/>
           </w:tcPr>
           <w:p>
             <w:pPr>
@@ -5347,7 +5394,7 @@
         </w:tc>
         <w:tc>
           <w:tcPr>
-            <w:tcW w:type="dxa" w:w="1008"/>
+            <w:tcW w:type="dxa" w:w="864"/>
           </w:tcPr>
           <w:p>
             <w:pPr>
@@ -5363,7 +5410,7 @@
         </w:tc>
         <w:tc>
           <w:tcPr>
-            <w:tcW w:type="dxa" w:w="1008"/>
+            <w:tcW w:type="dxa" w:w="864"/>
           </w:tcPr>
           <w:p>
             <w:pPr>
@@ -5381,17 +5428,17 @@
       <w:tr>
         <w:tc>
           <w:tcPr>
-            <w:tcW w:type="dxa" w:w="2880"/>
-          </w:tcPr>
-          <w:p>
-            <w:pPr>
-              <w:jc w:val="center"/>
-            </w:pPr>
-            <w:r>
-              <w:rPr>
-                <w:sz w:val="17"/>
-              </w:rPr>
-              <w:t>前人 PUB 基线（大洲留出训练）</w:t>
+            <w:tcW w:type="dxa" w:w="3168"/>
+          </w:tcPr>
+          <w:p>
+            <w:pPr>
+              <w:jc w:val="center"/>
+            </w:pPr>
+            <w:r>
+              <w:rPr>
+                <w:sz w:val="17"/>
+              </w:rPr>
+              <w:t>continent-PUB baseline (prior work)</w:t>
             </w:r>
           </w:p>
         </w:tc>
@@ -5413,7 +5460,7 @@
         </w:tc>
         <w:tc>
           <w:tcPr>
-            <w:tcW w:type="dxa" w:w="1152"/>
+            <w:tcW w:type="dxa" w:w="1008"/>
           </w:tcPr>
           <w:p>
             <w:pPr>
@@ -5429,7 +5476,7 @@
         </w:tc>
         <w:tc>
           <w:tcPr>
-            <w:tcW w:type="dxa" w:w="1008"/>
+            <w:tcW w:type="dxa" w:w="864"/>
           </w:tcPr>
           <w:p>
             <w:pPr>
@@ -5445,7 +5492,7 @@
         </w:tc>
         <w:tc>
           <w:tcPr>
-            <w:tcW w:type="dxa" w:w="1008"/>
+            <w:tcW w:type="dxa" w:w="864"/>
           </w:tcPr>
           <w:p>
             <w:pPr>
@@ -5461,7 +5508,7 @@
         </w:tc>
         <w:tc>
           <w:tcPr>
-            <w:tcW w:type="dxa" w:w="1008"/>
+            <w:tcW w:type="dxa" w:w="864"/>
           </w:tcPr>
           <w:p>
             <w:pPr>
@@ -5477,7 +5524,7 @@
         </w:tc>
         <w:tc>
           <w:tcPr>
-            <w:tcW w:type="dxa" w:w="1008"/>
+            <w:tcW w:type="dxa" w:w="864"/>
           </w:tcPr>
           <w:p>
             <w:pPr>
@@ -5496,12 +5543,12 @@
     <w:p/>
     <w:p>
       <w:r>
-        <w:t>配对 ΔKGE = +0.165，72.4% 的流域改善（p = 3.7e-16），是全球增益（+0.026 随机 / +0.071 分块）的两倍以上。日聚合监督在模型从未见过的大洲上价值更大，而非更小。</w:t>
+        <w:t>Paired ΔKGE = +0.165 with 72.4% of catchments improving (p = 3.7e-16), more than twice the global gain (+0.026 random, +0.071 blocked) under the same v1 pipeline. Daily-aggregate supervision is worth more on a continent the model has never seen, not less.</w:t>
       </w:r>
     </w:p>
     <w:p>
       <w:r>
-        <w:t>α 是全部故事：零样本 α = 0.162，模型只复现观测变幅的 16%；微调把它提到 0.561，增益即由此而来。对比 run A 0.72、run B 0.86、非洲 0.16——跨域越远，欠离散越严重。回放在非洲反而略差（−0.016），这确认而非否定阻尼机制：非洲需要的是完整的重标定。</w:t>
+        <w:t>α is the whole story here: zero-shot α = 0.162, meaning the model reproduces 16% of the observed variability; fine-tuning lifts it to 0.561 and that is where the gain comes from. Compare run A at 0.72, run B at 0.86 and Africa at 0.16 — the further the domain, the worse the under-dispersion. Replay is slightly worse on Africa (−0.016), which confirms rather than contradicts the damping mechanism: Africa needs a full re-calibration, so damping it hurts.</w:t>
       </w:r>
     </w:p>
     <w:p>
@@ -5511,7 +5558,7 @@
           <w:color w:val="595959"/>
           <w:sz w:val="17"/>
         </w:rPr>
-        <w:t>强迫数据处理：ERA5-Land 的 potential_evaporation 与训练所用 Penman PET 不是同一个量，在这 294 个流域上前者是后者的 2.29 倍（3978 vs 1737 mm/yr），标准化后落在 z = +2.54、30.8% 的小时超过 z = 3。因此保留 ERA5-Land 的日内形状、量级取自训练产品，重标定后 z = +0.73，与气温的 +0.68 同量级。</w:t>
+        <w:t>Forcing preparation: ERA5-Land's potential_evaporation is not the Penman PET the model was trained on. Over these 294 catchments the former is 2.29x the latter (3978 against 1737 mm/yr), which standardises to z = +2.54 with 30.8% of hours beyond z = 3. The fix keeps ERA5-Land's within-day shape and takes the magnitude from the training products; after rescaling z = +0.73, comparable to temperature's +0.68.</w:t>
       </w:r>
     </w:p>
     <w:p>
@@ -5519,12 +5566,12 @@
         <w:pStyle w:val="Heading2"/>
       </w:pPr>
       <w:r>
-        <w:t>3.5 非洲原位验证：在非洲自己的日观测上微调</w:t>
+        <w:t>3.2 In-situ validation: fine-tuning on Africa's own daily observations</w:t>
       </w:r>
     </w:p>
     <w:p>
       <w:r>
-        <w:t>上述非洲结果是把在温带目标站上微调过的模型套用到非洲，检验的是外推能力而非方法本身。非洲这 294 个流域“有日观测、无小时观测”，恰恰就是 Phase I 前提在真实世界的形态，因此正确的做法是把协议直接搬过去：在全球源域预训练，用非洲训练期的日观测微调，在非洲留出期评估日尺度技巧。每个流域按自身记录时序 70/30 切分，与全球实验一致。</w:t>
+        <w:t>Those 294 catchments have daily observations and no hourly observations, which is precisely Phase I's premise occurring naturally. So the stronger experiment is to move the protocol there directly: pretrain on the global source domain, fine-tune on Africa's own training-period daily observations, and score daily skill on Africa's held-out period. Each catchment is split 70/30 on its own record, as in the global experiment.</w:t>
       </w:r>
     </w:p>
     <w:p>
@@ -5533,7 +5580,7 @@
           <w:b/>
           <w:sz w:val="18"/>
         </w:rPr>
-        <w:t>表 3-2　非洲原位微调，五折（每折约 282 个流域）</w:t>
+        <w:t>Table 3-2a  In-situ fine-tuning on Africa, 5 folds, v1 (H=72, no forget-gate init)</w:t>
       </w:r>
     </w:p>
     <w:tbl>
@@ -5563,7 +5610,7 @@
                 <w:b/>
                 <w:sz w:val="17"/>
               </w:rPr>
-              <w:t>fold</w:t>
+              <w:t>Fold</w:t>
             </w:r>
           </w:p>
         </w:tc>
@@ -5605,7 +5652,7 @@
                 <w:b/>
                 <w:sz w:val="17"/>
               </w:rPr>
-              <w:t>配对 ΔKGE</w:t>
+              <w:t>Paired ΔKGE</w:t>
             </w:r>
           </w:p>
         </w:tc>
@@ -5619,7 +5666,7 @@
                 <w:b/>
                 <w:sz w:val="17"/>
               </w:rPr>
-              <w:t>改善占比</w:t>
+              <w:t>Improved</w:t>
             </w:r>
           </w:p>
         </w:tc>
@@ -6235,7 +6282,7 @@
               <w:rPr>
                 <w:sz w:val="17"/>
               </w:rPr>
-              <w:t>均值</w:t>
+              <w:t>mean</w:t>
             </w:r>
           </w:p>
         </w:tc>
@@ -6332,6 +6379,817 @@
                 <w:sz w:val="17"/>
               </w:rPr>
               <w:t>0.596→0.780</w:t>
+            </w:r>
+          </w:p>
+        </w:tc>
+      </w:tr>
+    </w:tbl>
+    <w:p/>
+    <w:p>
+      <w:r>
+        <w:rPr>
+          <w:b/>
+          <w:sz w:val="18"/>
+        </w:rPr>
+        <w:t>Table 3-2b  In-situ fine-tuning on Africa, 5 folds, v2 (H=336, forget-gate init 3)</w:t>
+      </w:r>
+    </w:p>
+    <w:tbl>
+      <w:tblPr>
+        <w:tblStyle w:val="LightGrid-Accent1"/>
+        <w:tblW w:type="auto" w:w="0"/>
+        <w:jc w:val="center"/>
+        <w:tblLook w:firstColumn="1" w:firstRow="1" w:lastColumn="0" w:lastRow="0" w:noHBand="0" w:noVBand="1" w:val="04A0"/>
+      </w:tblPr>
+      <w:tblGrid>
+        <w:gridCol w:w="1234"/>
+        <w:gridCol w:w="1234"/>
+        <w:gridCol w:w="1234"/>
+        <w:gridCol w:w="1234"/>
+        <w:gridCol w:w="1234"/>
+        <w:gridCol w:w="1234"/>
+        <w:gridCol w:w="1234"/>
+      </w:tblGrid>
+      <w:tr>
+        <w:tc>
+          <w:tcPr>
+            <w:tcW w:type="dxa" w:w="864"/>
+          </w:tcPr>
+          <w:p>
+            <w:r>
+              <w:rPr>
+                <w:b/>
+                <w:sz w:val="17"/>
+              </w:rPr>
+              <w:t>Fold</w:t>
+            </w:r>
+          </w:p>
+        </w:tc>
+        <w:tc>
+          <w:tcPr>
+            <w:tcW w:type="dxa" w:w="1152"/>
+          </w:tcPr>
+          <w:p>
+            <w:r>
+              <w:rPr>
+                <w:b/>
+                <w:sz w:val="17"/>
+              </w:rPr>
+              <w:t>M0</w:t>
+            </w:r>
+          </w:p>
+        </w:tc>
+        <w:tc>
+          <w:tcPr>
+            <w:tcW w:type="dxa" w:w="1152"/>
+          </w:tcPr>
+          <w:p>
+            <w:r>
+              <w:rPr>
+                <w:b/>
+                <w:sz w:val="17"/>
+              </w:rPr>
+              <w:t>M1</w:t>
+            </w:r>
+          </w:p>
+        </w:tc>
+        <w:tc>
+          <w:tcPr>
+            <w:tcW w:type="dxa" w:w="1440"/>
+          </w:tcPr>
+          <w:p>
+            <w:r>
+              <w:rPr>
+                <w:b/>
+                <w:sz w:val="17"/>
+              </w:rPr>
+              <w:t>Paired ΔKGE</w:t>
+            </w:r>
+          </w:p>
+        </w:tc>
+        <w:tc>
+          <w:tcPr>
+            <w:tcW w:type="dxa" w:w="1296"/>
+          </w:tcPr>
+          <w:p>
+            <w:r>
+              <w:rPr>
+                <w:b/>
+                <w:sz w:val="17"/>
+              </w:rPr>
+              <w:t>Improved</w:t>
+            </w:r>
+          </w:p>
+        </w:tc>
+        <w:tc>
+          <w:tcPr>
+            <w:tcW w:type="dxa" w:w="1584"/>
+          </w:tcPr>
+          <w:p>
+            <w:r>
+              <w:rPr>
+                <w:b/>
+                <w:sz w:val="17"/>
+              </w:rPr>
+              <w:t>α</w:t>
+            </w:r>
+          </w:p>
+        </w:tc>
+        <w:tc>
+          <w:tcPr>
+            <w:tcW w:type="dxa" w:w="1584"/>
+          </w:tcPr>
+          <w:p>
+            <w:r>
+              <w:rPr>
+                <w:b/>
+                <w:sz w:val="17"/>
+              </w:rPr>
+              <w:t>r</w:t>
+            </w:r>
+          </w:p>
+        </w:tc>
+      </w:tr>
+      <w:tr>
+        <w:tc>
+          <w:tcPr>
+            <w:tcW w:type="dxa" w:w="864"/>
+          </w:tcPr>
+          <w:p>
+            <w:pPr>
+              <w:jc w:val="center"/>
+            </w:pPr>
+            <w:r>
+              <w:rPr>
+                <w:sz w:val="17"/>
+              </w:rPr>
+              <w:t>0</w:t>
+            </w:r>
+          </w:p>
+        </w:tc>
+        <w:tc>
+          <w:tcPr>
+            <w:tcW w:type="dxa" w:w="1152"/>
+          </w:tcPr>
+          <w:p>
+            <w:pPr>
+              <w:jc w:val="center"/>
+            </w:pPr>
+            <w:r>
+              <w:rPr>
+                <w:sz w:val="17"/>
+              </w:rPr>
+              <w:t>-0.0053</w:t>
+            </w:r>
+          </w:p>
+        </w:tc>
+        <w:tc>
+          <w:tcPr>
+            <w:tcW w:type="dxa" w:w="1152"/>
+          </w:tcPr>
+          <w:p>
+            <w:pPr>
+              <w:jc w:val="center"/>
+            </w:pPr>
+            <w:r>
+              <w:rPr>
+                <w:sz w:val="17"/>
+              </w:rPr>
+              <w:t>0.4819</w:t>
+            </w:r>
+          </w:p>
+        </w:tc>
+        <w:tc>
+          <w:tcPr>
+            <w:tcW w:type="dxa" w:w="1440"/>
+          </w:tcPr>
+          <w:p>
+            <w:pPr>
+              <w:jc w:val="center"/>
+            </w:pPr>
+            <w:r>
+              <w:rPr>
+                <w:sz w:val="17"/>
+              </w:rPr>
+              <w:t>+0.4180</w:t>
+            </w:r>
+          </w:p>
+        </w:tc>
+        <w:tc>
+          <w:tcPr>
+            <w:tcW w:type="dxa" w:w="1296"/>
+          </w:tcPr>
+          <w:p>
+            <w:pPr>
+              <w:jc w:val="center"/>
+            </w:pPr>
+            <w:r>
+              <w:rPr>
+                <w:sz w:val="17"/>
+              </w:rPr>
+              <w:t>85.5%</w:t>
+            </w:r>
+          </w:p>
+        </w:tc>
+        <w:tc>
+          <w:tcPr>
+            <w:tcW w:type="dxa" w:w="1584"/>
+          </w:tcPr>
+          <w:p>
+            <w:pPr>
+              <w:jc w:val="center"/>
+            </w:pPr>
+            <w:r>
+              <w:rPr>
+                <w:sz w:val="17"/>
+              </w:rPr>
+              <w:t>0.347→0.839</w:t>
+            </w:r>
+          </w:p>
+        </w:tc>
+        <w:tc>
+          <w:tcPr>
+            <w:tcW w:type="dxa" w:w="1584"/>
+          </w:tcPr>
+          <w:p>
+            <w:pPr>
+              <w:jc w:val="center"/>
+            </w:pPr>
+            <w:r>
+              <w:rPr>
+                <w:sz w:val="17"/>
+              </w:rPr>
+              <w:t>0.668→0.778</w:t>
+            </w:r>
+          </w:p>
+        </w:tc>
+      </w:tr>
+      <w:tr>
+        <w:tc>
+          <w:tcPr>
+            <w:tcW w:type="dxa" w:w="864"/>
+          </w:tcPr>
+          <w:p>
+            <w:pPr>
+              <w:jc w:val="center"/>
+            </w:pPr>
+            <w:r>
+              <w:rPr>
+                <w:sz w:val="17"/>
+              </w:rPr>
+              <w:t>1</w:t>
+            </w:r>
+          </w:p>
+        </w:tc>
+        <w:tc>
+          <w:tcPr>
+            <w:tcW w:type="dxa" w:w="1152"/>
+          </w:tcPr>
+          <w:p>
+            <w:pPr>
+              <w:jc w:val="center"/>
+            </w:pPr>
+            <w:r>
+              <w:rPr>
+                <w:sz w:val="17"/>
+              </w:rPr>
+              <w:t>-0.0243</w:t>
+            </w:r>
+          </w:p>
+        </w:tc>
+        <w:tc>
+          <w:tcPr>
+            <w:tcW w:type="dxa" w:w="1152"/>
+          </w:tcPr>
+          <w:p>
+            <w:pPr>
+              <w:jc w:val="center"/>
+            </w:pPr>
+            <w:r>
+              <w:rPr>
+                <w:sz w:val="17"/>
+              </w:rPr>
+              <w:t>0.5196</w:t>
+            </w:r>
+          </w:p>
+        </w:tc>
+        <w:tc>
+          <w:tcPr>
+            <w:tcW w:type="dxa" w:w="1440"/>
+          </w:tcPr>
+          <w:p>
+            <w:pPr>
+              <w:jc w:val="center"/>
+            </w:pPr>
+            <w:r>
+              <w:rPr>
+                <w:sz w:val="17"/>
+              </w:rPr>
+              <w:t>+0.4570</w:t>
+            </w:r>
+          </w:p>
+        </w:tc>
+        <w:tc>
+          <w:tcPr>
+            <w:tcW w:type="dxa" w:w="1296"/>
+          </w:tcPr>
+          <w:p>
+            <w:pPr>
+              <w:jc w:val="center"/>
+            </w:pPr>
+            <w:r>
+              <w:rPr>
+                <w:sz w:val="17"/>
+              </w:rPr>
+              <w:t>84.4%</w:t>
+            </w:r>
+          </w:p>
+        </w:tc>
+        <w:tc>
+          <w:tcPr>
+            <w:tcW w:type="dxa" w:w="1584"/>
+          </w:tcPr>
+          <w:p>
+            <w:pPr>
+              <w:jc w:val="center"/>
+            </w:pPr>
+            <w:r>
+              <w:rPr>
+                <w:sz w:val="17"/>
+              </w:rPr>
+              <w:t>0.508→0.772</w:t>
+            </w:r>
+          </w:p>
+        </w:tc>
+        <w:tc>
+          <w:tcPr>
+            <w:tcW w:type="dxa" w:w="1584"/>
+          </w:tcPr>
+          <w:p>
+            <w:pPr>
+              <w:jc w:val="center"/>
+            </w:pPr>
+            <w:r>
+              <w:rPr>
+                <w:sz w:val="17"/>
+              </w:rPr>
+              <w:t>0.689→0.787</w:t>
+            </w:r>
+          </w:p>
+        </w:tc>
+      </w:tr>
+      <w:tr>
+        <w:tc>
+          <w:tcPr>
+            <w:tcW w:type="dxa" w:w="864"/>
+          </w:tcPr>
+          <w:p>
+            <w:pPr>
+              <w:jc w:val="center"/>
+            </w:pPr>
+            <w:r>
+              <w:rPr>
+                <w:sz w:val="17"/>
+              </w:rPr>
+              <w:t>2</w:t>
+            </w:r>
+          </w:p>
+        </w:tc>
+        <w:tc>
+          <w:tcPr>
+            <w:tcW w:type="dxa" w:w="1152"/>
+          </w:tcPr>
+          <w:p>
+            <w:pPr>
+              <w:jc w:val="center"/>
+            </w:pPr>
+            <w:r>
+              <w:rPr>
+                <w:sz w:val="17"/>
+              </w:rPr>
+              <w:t>0.1097</w:t>
+            </w:r>
+          </w:p>
+        </w:tc>
+        <w:tc>
+          <w:tcPr>
+            <w:tcW w:type="dxa" w:w="1152"/>
+          </w:tcPr>
+          <w:p>
+            <w:pPr>
+              <w:jc w:val="center"/>
+            </w:pPr>
+            <w:r>
+              <w:rPr>
+                <w:sz w:val="17"/>
+              </w:rPr>
+              <w:t>0.4797</w:t>
+            </w:r>
+          </w:p>
+        </w:tc>
+        <w:tc>
+          <w:tcPr>
+            <w:tcW w:type="dxa" w:w="1440"/>
+          </w:tcPr>
+          <w:p>
+            <w:pPr>
+              <w:jc w:val="center"/>
+            </w:pPr>
+            <w:r>
+              <w:rPr>
+                <w:sz w:val="17"/>
+              </w:rPr>
+              <w:t>+0.2989</w:t>
+            </w:r>
+          </w:p>
+        </w:tc>
+        <w:tc>
+          <w:tcPr>
+            <w:tcW w:type="dxa" w:w="1296"/>
+          </w:tcPr>
+          <w:p>
+            <w:pPr>
+              <w:jc w:val="center"/>
+            </w:pPr>
+            <w:r>
+              <w:rPr>
+                <w:sz w:val="17"/>
+              </w:rPr>
+              <w:t>79.4%</w:t>
+            </w:r>
+          </w:p>
+        </w:tc>
+        <w:tc>
+          <w:tcPr>
+            <w:tcW w:type="dxa" w:w="1584"/>
+          </w:tcPr>
+          <w:p>
+            <w:pPr>
+              <w:jc w:val="center"/>
+            </w:pPr>
+            <w:r>
+              <w:rPr>
+                <w:sz w:val="17"/>
+              </w:rPr>
+              <w:t>0.535→0.830</w:t>
+            </w:r>
+          </w:p>
+        </w:tc>
+        <w:tc>
+          <w:tcPr>
+            <w:tcW w:type="dxa" w:w="1584"/>
+          </w:tcPr>
+          <w:p>
+            <w:pPr>
+              <w:jc w:val="center"/>
+            </w:pPr>
+            <w:r>
+              <w:rPr>
+                <w:sz w:val="17"/>
+              </w:rPr>
+              <w:t>0.674→0.777</w:t>
+            </w:r>
+          </w:p>
+        </w:tc>
+      </w:tr>
+      <w:tr>
+        <w:tc>
+          <w:tcPr>
+            <w:tcW w:type="dxa" w:w="864"/>
+          </w:tcPr>
+          <w:p>
+            <w:pPr>
+              <w:jc w:val="center"/>
+            </w:pPr>
+            <w:r>
+              <w:rPr>
+                <w:sz w:val="17"/>
+              </w:rPr>
+              <w:t>3</w:t>
+            </w:r>
+          </w:p>
+        </w:tc>
+        <w:tc>
+          <w:tcPr>
+            <w:tcW w:type="dxa" w:w="1152"/>
+          </w:tcPr>
+          <w:p>
+            <w:pPr>
+              <w:jc w:val="center"/>
+            </w:pPr>
+            <w:r>
+              <w:rPr>
+                <w:sz w:val="17"/>
+              </w:rPr>
+              <w:t>0.0933</w:t>
+            </w:r>
+          </w:p>
+        </w:tc>
+        <w:tc>
+          <w:tcPr>
+            <w:tcW w:type="dxa" w:w="1152"/>
+          </w:tcPr>
+          <w:p>
+            <w:pPr>
+              <w:jc w:val="center"/>
+            </w:pPr>
+            <w:r>
+              <w:rPr>
+                <w:sz w:val="17"/>
+              </w:rPr>
+              <w:t>0.5190</w:t>
+            </w:r>
+          </w:p>
+        </w:tc>
+        <w:tc>
+          <w:tcPr>
+            <w:tcW w:type="dxa" w:w="1440"/>
+          </w:tcPr>
+          <w:p>
+            <w:pPr>
+              <w:jc w:val="center"/>
+            </w:pPr>
+            <w:r>
+              <w:rPr>
+                <w:sz w:val="17"/>
+              </w:rPr>
+              <w:t>+0.4061</w:t>
+            </w:r>
+          </w:p>
+        </w:tc>
+        <w:tc>
+          <w:tcPr>
+            <w:tcW w:type="dxa" w:w="1296"/>
+          </w:tcPr>
+          <w:p>
+            <w:pPr>
+              <w:jc w:val="center"/>
+            </w:pPr>
+            <w:r>
+              <w:rPr>
+                <w:sz w:val="17"/>
+              </w:rPr>
+              <w:t>80.5%</w:t>
+            </w:r>
+          </w:p>
+        </w:tc>
+        <w:tc>
+          <w:tcPr>
+            <w:tcW w:type="dxa" w:w="1584"/>
+          </w:tcPr>
+          <w:p>
+            <w:pPr>
+              <w:jc w:val="center"/>
+            </w:pPr>
+            <w:r>
+              <w:rPr>
+                <w:sz w:val="17"/>
+              </w:rPr>
+              <w:t>0.479→0.782</w:t>
+            </w:r>
+          </w:p>
+        </w:tc>
+        <w:tc>
+          <w:tcPr>
+            <w:tcW w:type="dxa" w:w="1584"/>
+          </w:tcPr>
+          <w:p>
+            <w:pPr>
+              <w:jc w:val="center"/>
+            </w:pPr>
+            <w:r>
+              <w:rPr>
+                <w:sz w:val="17"/>
+              </w:rPr>
+              <w:t>0.690→0.790</w:t>
+            </w:r>
+          </w:p>
+        </w:tc>
+      </w:tr>
+      <w:tr>
+        <w:tc>
+          <w:tcPr>
+            <w:tcW w:type="dxa" w:w="864"/>
+          </w:tcPr>
+          <w:p>
+            <w:pPr>
+              <w:jc w:val="center"/>
+            </w:pPr>
+            <w:r>
+              <w:rPr>
+                <w:sz w:val="17"/>
+              </w:rPr>
+              <w:t>4</w:t>
+            </w:r>
+          </w:p>
+        </w:tc>
+        <w:tc>
+          <w:tcPr>
+            <w:tcW w:type="dxa" w:w="1152"/>
+          </w:tcPr>
+          <w:p>
+            <w:pPr>
+              <w:jc w:val="center"/>
+            </w:pPr>
+            <w:r>
+              <w:rPr>
+                <w:sz w:val="17"/>
+              </w:rPr>
+              <w:t>-0.0174</w:t>
+            </w:r>
+          </w:p>
+        </w:tc>
+        <w:tc>
+          <w:tcPr>
+            <w:tcW w:type="dxa" w:w="1152"/>
+          </w:tcPr>
+          <w:p>
+            <w:pPr>
+              <w:jc w:val="center"/>
+            </w:pPr>
+            <w:r>
+              <w:rPr>
+                <w:sz w:val="17"/>
+              </w:rPr>
+              <w:t>0.4947</w:t>
+            </w:r>
+          </w:p>
+        </w:tc>
+        <w:tc>
+          <w:tcPr>
+            <w:tcW w:type="dxa" w:w="1440"/>
+          </w:tcPr>
+          <w:p>
+            <w:pPr>
+              <w:jc w:val="center"/>
+            </w:pPr>
+            <w:r>
+              <w:rPr>
+                <w:sz w:val="17"/>
+              </w:rPr>
+              <w:t>+0.4255</w:t>
+            </w:r>
+          </w:p>
+        </w:tc>
+        <w:tc>
+          <w:tcPr>
+            <w:tcW w:type="dxa" w:w="1296"/>
+          </w:tcPr>
+          <w:p>
+            <w:pPr>
+              <w:jc w:val="center"/>
+            </w:pPr>
+            <w:r>
+              <w:rPr>
+                <w:sz w:val="17"/>
+              </w:rPr>
+              <w:t>80.5%</w:t>
+            </w:r>
+          </w:p>
+        </w:tc>
+        <w:tc>
+          <w:tcPr>
+            <w:tcW w:type="dxa" w:w="1584"/>
+          </w:tcPr>
+          <w:p>
+            <w:pPr>
+              <w:jc w:val="center"/>
+            </w:pPr>
+            <w:r>
+              <w:rPr>
+                <w:sz w:val="17"/>
+              </w:rPr>
+              <w:t>0.369→0.925</w:t>
+            </w:r>
+          </w:p>
+        </w:tc>
+        <w:tc>
+          <w:tcPr>
+            <w:tcW w:type="dxa" w:w="1584"/>
+          </w:tcPr>
+          <w:p>
+            <w:pPr>
+              <w:jc w:val="center"/>
+            </w:pPr>
+            <w:r>
+              <w:rPr>
+                <w:sz w:val="17"/>
+              </w:rPr>
+              <w:t>0.674→0.788</w:t>
+            </w:r>
+          </w:p>
+        </w:tc>
+      </w:tr>
+      <w:tr>
+        <w:tc>
+          <w:tcPr>
+            <w:tcW w:type="dxa" w:w="864"/>
+          </w:tcPr>
+          <w:p>
+            <w:pPr>
+              <w:jc w:val="center"/>
+            </w:pPr>
+            <w:r>
+              <w:rPr>
+                <w:sz w:val="17"/>
+              </w:rPr>
+              <w:t>mean</w:t>
+            </w:r>
+          </w:p>
+        </w:tc>
+        <w:tc>
+          <w:tcPr>
+            <w:tcW w:type="dxa" w:w="1152"/>
+          </w:tcPr>
+          <w:p>
+            <w:pPr>
+              <w:jc w:val="center"/>
+            </w:pPr>
+            <w:r>
+              <w:rPr>
+                <w:sz w:val="17"/>
+              </w:rPr>
+              <w:t>0.0312</w:t>
+            </w:r>
+          </w:p>
+        </w:tc>
+        <w:tc>
+          <w:tcPr>
+            <w:tcW w:type="dxa" w:w="1152"/>
+          </w:tcPr>
+          <w:p>
+            <w:pPr>
+              <w:jc w:val="center"/>
+            </w:pPr>
+            <w:r>
+              <w:rPr>
+                <w:sz w:val="17"/>
+              </w:rPr>
+              <w:t>0.4990</w:t>
+            </w:r>
+          </w:p>
+        </w:tc>
+        <w:tc>
+          <w:tcPr>
+            <w:tcW w:type="dxa" w:w="1440"/>
+          </w:tcPr>
+          <w:p>
+            <w:pPr>
+              <w:jc w:val="center"/>
+            </w:pPr>
+            <w:r>
+              <w:rPr>
+                <w:sz w:val="17"/>
+              </w:rPr>
+              <w:t>+0.4011</w:t>
+            </w:r>
+          </w:p>
+        </w:tc>
+        <w:tc>
+          <w:tcPr>
+            <w:tcW w:type="dxa" w:w="1296"/>
+          </w:tcPr>
+          <w:p>
+            <w:pPr>
+              <w:jc w:val="center"/>
+            </w:pPr>
+            <w:r>
+              <w:rPr>
+                <w:sz w:val="17"/>
+              </w:rPr>
+              <w:t>82.1%</w:t>
+            </w:r>
+          </w:p>
+        </w:tc>
+        <w:tc>
+          <w:tcPr>
+            <w:tcW w:type="dxa" w:w="1584"/>
+          </w:tcPr>
+          <w:p>
+            <w:pPr>
+              <w:jc w:val="center"/>
+            </w:pPr>
+            <w:r>
+              <w:rPr>
+                <w:sz w:val="17"/>
+              </w:rPr>
+              <w:t>0.448→0.830</w:t>
+            </w:r>
+          </w:p>
+        </w:tc>
+        <w:tc>
+          <w:tcPr>
+            <w:tcW w:type="dxa" w:w="1584"/>
+          </w:tcPr>
+          <w:p>
+            <w:pPr>
+              <w:jc w:val="center"/>
+            </w:pPr>
+            <w:r>
+              <w:rPr>
+                <w:sz w:val="17"/>
+              </w:rPr>
+              <w:t>0.679→0.784</w:t>
             </w:r>
           </w:p>
         </w:tc>
@@ -6343,12 +7201,17 @@
         <w:rPr>
           <w:b/>
         </w:rPr>
-        <w:t>日聚合监督在非洲原位有效，且幅度很大：配对 ΔKGE +0.611（标准差 0.038），92.3% 的流域改善，M1 中位 KGE +0.505——超过专为大洲留出训练的 PUB 基线（+0.279），而所用模型从未见过任何非洲流域，仅靠日观测适配。</w:t>
+        <w:t>Daily-aggregate supervision works in situ on Africa, and by a wide margin: the prediction ensemble reaches median KGE +0.5761 from +0.1143 zero-shot, with paired ΔKGE +0.4094 over 282 catchments and 87.6% improving (p = 5.0e-28). That exceeds the continent-held-out PUB baseline of +0.279, using a model that has never seen an African catchment and adapts on daily observations alone.</w:t>
       </w:r>
     </w:p>
     <w:p>
       <w:r>
-        <w:t>α 是主机制且未过冲：0.175 → 0.802，五折全部落在 0.736–0.877，无一越过 1。零样本时模型只复现观测变幅的 17%，微调后到 80%。对比全球实验中有 6.25% 的站被推过 α = 1.2 变成过离散——非洲的修正空间太大，过冲根本不会发生。</w:t>
+        <w:rPr>
+          <w:i/>
+          <w:color w:val="595959"/>
+          <w:sz w:val="17"/>
+        </w:rPr>
+        <w:t>Reported as an ensemble of predictions, averaged per catchment-day before scoring, because that is how the earlier Africa evaluation reported and the two must be like for like. Averaging per-fold metrics instead gives a different number; both are in the summary files.</w:t>
       </w:r>
     </w:p>
     <w:p>
@@ -6356,12 +7219,12 @@
         <w:pStyle w:val="Heading2"/>
       </w:pPr>
       <w:r>
-        <w:t>3.6 这为“时相不受影响”划出了边界</w:t>
+        <w:t>3.3 Where the timing claim stops holding</w:t>
       </w:r>
     </w:p>
     <w:p>
       <w:r>
-        <w:t>本报告其余各处 r 几乎不动：跨两条数据路径、两套划分与三档回放，中位 Δr 都在 −0.006 至 +0.008 之间。而非洲原位微调中 r 从 0.596 升到 0.780，且 M1 的 r 折间标准差仅 0.0016（0.7777–0.7822）——五次独立微调收敛到同一数值，不可能是偶然。</w:t>
+        <w:t>Everywhere else in this report r barely moves: across two data paths, two splits and three replay ratios the median Δr stays between −0.006 and +0.008. In-situ African fine-tuning instead lifts r from 0.679 to 0.784, and M1's r has a between-fold standard deviation of only 0.0060 (0.7768–0.7900) — five independent fine-tunes converging on the same value, which cannot be chance.</w:t>
       </w:r>
     </w:p>
     <w:p>
@@ -6369,12 +7232,12 @@
         <w:rPr>
           <w:b/>
         </w:rPr>
-        <w:t>因此此前的结论需要加上适用范围而非撤回：日聚合监督在模型已掌握该区域动力学时不改变时相，在未掌握时能够改善时相。</w:t>
+        <w:t>So the earlier conclusion needs a scope, not a retraction: daily-aggregate supervision does not change timing where the model already has the region's dynamics, and improves timing where it does not.</w:t>
       </w:r>
     </w:p>
     <w:p>
       <w:r>
-        <w:t>非洲零样本的 r 只有 0.60——时相本就没有学到——而非洲的日观测携带了足以修正它的信息。只有真正外部的域才能暴露这条边界；温带目标站永远做不到，因为它们的时相本来就是对的。</w:t>
+        <w:t>Africa's zero-shot r is around 0.60 — the timing was never learned — and Africa's daily observations carry enough information to correct it. Only a genuinely external domain can expose that boundary; temperate target gauges never could, because their timing was already right.</w:t>
       </w:r>
     </w:p>
     <w:p>
@@ -6382,7 +7245,17 @@
         <w:pStyle w:val="Heading1"/>
       </w:pPr>
       <w:r>
-        <w:t>4. 分层与诊断分析</w:t>
+        <w:t>4. Stratification and diagnostics</w:t>
+      </w:r>
+    </w:p>
+    <w:p>
+      <w:r>
+        <w:rPr>
+          <w:i/>
+          <w:color w:val="595959"/>
+          <w:sz w:val="17"/>
+        </w:rPr>
+        <w:t>This chapter reports v2 (H=336, forget-gate init 3). Earlier revisions kept v1 prose beside v2 tables in places; the text below is generated from the same files as the tables, so the two cannot disagree.</w:t>
       </w:r>
     </w:p>
     <w:p>
@@ -6390,7 +7263,7 @@
         <w:pStyle w:val="Heading2"/>
       </w:pPr>
       <w:r>
-        <w:t>4.1 增益在哪里最大</w:t>
+        <w:t>4.1 Where the gain is largest</w:t>
       </w:r>
     </w:p>
     <w:p>
@@ -6399,7 +7272,7 @@
           <w:b/>
           <w:sz w:val="18"/>
         </w:rPr>
-        <w:t>表 4-1　增益 vs 到最近可训练邻居的距离</w:t>
+        <w:t>Table 4-1  Gain against distance to the nearest trainable neighbour</w:t>
       </w:r>
     </w:p>
     <w:tbl>
@@ -6427,13 +7300,13 @@
                 <w:b/>
                 <w:sz w:val="17"/>
               </w:rPr>
-              <w:t>划分</w:t>
-            </w:r>
-          </w:p>
-        </w:tc>
-        <w:tc>
-          <w:tcPr>
-            <w:tcW w:type="dxa" w:w="1872"/>
+              <w:t>Split</w:t>
+            </w:r>
+          </w:p>
+        </w:tc>
+        <w:tc>
+          <w:tcPr>
+            <w:tcW w:type="dxa" w:w="2736"/>
           </w:tcPr>
           <w:p>
             <w:r>
@@ -6441,13 +7314,13 @@
                 <w:b/>
                 <w:sz w:val="17"/>
               </w:rPr>
-              <w:t>最近邻距离(km)</w:t>
-            </w:r>
-          </w:p>
-        </w:tc>
-        <w:tc>
-          <w:tcPr>
-            <w:tcW w:type="dxa" w:w="1152"/>
+              <w:t>Distance to nearest trainable neighbour (km)</w:t>
+            </w:r>
+          </w:p>
+        </w:tc>
+        <w:tc>
+          <w:tcPr>
+            <w:tcW w:type="dxa" w:w="1008"/>
           </w:tcPr>
           <w:p>
             <w:r>
@@ -6455,13 +7328,13 @@
                 <w:b/>
                 <w:sz w:val="17"/>
               </w:rPr>
-              <w:t>站数</w:t>
-            </w:r>
-          </w:p>
-        </w:tc>
-        <w:tc>
-          <w:tcPr>
-            <w:tcW w:type="dxa" w:w="1440"/>
+              <w:t>Gauges</w:t>
+            </w:r>
+          </w:p>
+        </w:tc>
+        <w:tc>
+          <w:tcPr>
+            <w:tcW w:type="dxa" w:w="1296"/>
           </w:tcPr>
           <w:p>
             <w:r>
@@ -6475,7 +7348,7 @@
         </w:tc>
         <w:tc>
           <w:tcPr>
-            <w:tcW w:type="dxa" w:w="1440"/>
+            <w:tcW w:type="dxa" w:w="1296"/>
           </w:tcPr>
           <w:p>
             <w:r>
@@ -6483,7 +7356,7 @@
                 <w:b/>
                 <w:sz w:val="17"/>
               </w:rPr>
-              <w:t>增益</w:t>
+              <w:t>Gain</w:t>
             </w:r>
           </w:p>
         </w:tc>
@@ -6501,13 +7374,13 @@
               <w:rPr>
                 <w:sz w:val="17"/>
               </w:rPr>
-              <w:t>随机</w:t>
-            </w:r>
-          </w:p>
-        </w:tc>
-        <w:tc>
-          <w:tcPr>
-            <w:tcW w:type="dxa" w:w="1872"/>
+              <w:t>random</w:t>
+            </w:r>
+          </w:p>
+        </w:tc>
+        <w:tc>
+          <w:tcPr>
+            <w:tcW w:type="dxa" w:w="2736"/>
           </w:tcPr>
           <w:p>
             <w:pPr>
@@ -6523,7 +7396,7 @@
         </w:tc>
         <w:tc>
           <w:tcPr>
-            <w:tcW w:type="dxa" w:w="1152"/>
+            <w:tcW w:type="dxa" w:w="1008"/>
           </w:tcPr>
           <w:p>
             <w:pPr>
@@ -6539,7 +7412,7 @@
         </w:tc>
         <w:tc>
           <w:tcPr>
-            <w:tcW w:type="dxa" w:w="1440"/>
+            <w:tcW w:type="dxa" w:w="1296"/>
           </w:tcPr>
           <w:p>
             <w:pPr>
@@ -6555,7 +7428,7 @@
         </w:tc>
         <w:tc>
           <w:tcPr>
-            <w:tcW w:type="dxa" w:w="1440"/>
+            <w:tcW w:type="dxa" w:w="1296"/>
           </w:tcPr>
           <w:p>
             <w:pPr>
@@ -6583,13 +7456,13 @@
               <w:rPr>
                 <w:sz w:val="17"/>
               </w:rPr>
-              <w:t>随机</w:t>
-            </w:r>
-          </w:p>
-        </w:tc>
-        <w:tc>
-          <w:tcPr>
-            <w:tcW w:type="dxa" w:w="1872"/>
+              <w:t>random</w:t>
+            </w:r>
+          </w:p>
+        </w:tc>
+        <w:tc>
+          <w:tcPr>
+            <w:tcW w:type="dxa" w:w="2736"/>
           </w:tcPr>
           <w:p>
             <w:pPr>
@@ -6605,7 +7478,7 @@
         </w:tc>
         <w:tc>
           <w:tcPr>
-            <w:tcW w:type="dxa" w:w="1152"/>
+            <w:tcW w:type="dxa" w:w="1008"/>
           </w:tcPr>
           <w:p>
             <w:pPr>
@@ -6621,7 +7494,7 @@
         </w:tc>
         <w:tc>
           <w:tcPr>
-            <w:tcW w:type="dxa" w:w="1440"/>
+            <w:tcW w:type="dxa" w:w="1296"/>
           </w:tcPr>
           <w:p>
             <w:pPr>
@@ -6637,7 +7510,7 @@
         </w:tc>
         <w:tc>
           <w:tcPr>
-            <w:tcW w:type="dxa" w:w="1440"/>
+            <w:tcW w:type="dxa" w:w="1296"/>
           </w:tcPr>
           <w:p>
             <w:pPr>
@@ -6665,13 +7538,13 @@
               <w:rPr>
                 <w:sz w:val="17"/>
               </w:rPr>
-              <w:t>随机</w:t>
-            </w:r>
-          </w:p>
-        </w:tc>
-        <w:tc>
-          <w:tcPr>
-            <w:tcW w:type="dxa" w:w="1872"/>
+              <w:t>random</w:t>
+            </w:r>
+          </w:p>
+        </w:tc>
+        <w:tc>
+          <w:tcPr>
+            <w:tcW w:type="dxa" w:w="2736"/>
           </w:tcPr>
           <w:p>
             <w:pPr>
@@ -6687,7 +7560,7 @@
         </w:tc>
         <w:tc>
           <w:tcPr>
-            <w:tcW w:type="dxa" w:w="1152"/>
+            <w:tcW w:type="dxa" w:w="1008"/>
           </w:tcPr>
           <w:p>
             <w:pPr>
@@ -6703,7 +7576,7 @@
         </w:tc>
         <w:tc>
           <w:tcPr>
-            <w:tcW w:type="dxa" w:w="1440"/>
+            <w:tcW w:type="dxa" w:w="1296"/>
           </w:tcPr>
           <w:p>
             <w:pPr>
@@ -6719,7 +7592,7 @@
         </w:tc>
         <w:tc>
           <w:tcPr>
-            <w:tcW w:type="dxa" w:w="1440"/>
+            <w:tcW w:type="dxa" w:w="1296"/>
           </w:tcPr>
           <w:p>
             <w:pPr>
@@ -6747,13 +7620,13 @@
               <w:rPr>
                 <w:sz w:val="17"/>
               </w:rPr>
-              <w:t>随机</w:t>
-            </w:r>
-          </w:p>
-        </w:tc>
-        <w:tc>
-          <w:tcPr>
-            <w:tcW w:type="dxa" w:w="1872"/>
+              <w:t>random</w:t>
+            </w:r>
+          </w:p>
+        </w:tc>
+        <w:tc>
+          <w:tcPr>
+            <w:tcW w:type="dxa" w:w="2736"/>
           </w:tcPr>
           <w:p>
             <w:pPr>
@@ -6769,7 +7642,7 @@
         </w:tc>
         <w:tc>
           <w:tcPr>
-            <w:tcW w:type="dxa" w:w="1152"/>
+            <w:tcW w:type="dxa" w:w="1008"/>
           </w:tcPr>
           <w:p>
             <w:pPr>
@@ -6785,7 +7658,7 @@
         </w:tc>
         <w:tc>
           <w:tcPr>
-            <w:tcW w:type="dxa" w:w="1440"/>
+            <w:tcW w:type="dxa" w:w="1296"/>
           </w:tcPr>
           <w:p>
             <w:pPr>
@@ -6801,7 +7674,7 @@
         </w:tc>
         <w:tc>
           <w:tcPr>
-            <w:tcW w:type="dxa" w:w="1440"/>
+            <w:tcW w:type="dxa" w:w="1296"/>
           </w:tcPr>
           <w:p>
             <w:pPr>
@@ -6829,13 +7702,13 @@
               <w:rPr>
                 <w:sz w:val="17"/>
               </w:rPr>
-              <w:t>随机</w:t>
-            </w:r>
-          </w:p>
-        </w:tc>
-        <w:tc>
-          <w:tcPr>
-            <w:tcW w:type="dxa" w:w="1872"/>
+              <w:t>random</w:t>
+            </w:r>
+          </w:p>
+        </w:tc>
+        <w:tc>
+          <w:tcPr>
+            <w:tcW w:type="dxa" w:w="2736"/>
           </w:tcPr>
           <w:p>
             <w:pPr>
@@ -6851,7 +7724,7 @@
         </w:tc>
         <w:tc>
           <w:tcPr>
-            <w:tcW w:type="dxa" w:w="1152"/>
+            <w:tcW w:type="dxa" w:w="1008"/>
           </w:tcPr>
           <w:p>
             <w:pPr>
@@ -6867,7 +7740,7 @@
         </w:tc>
         <w:tc>
           <w:tcPr>
-            <w:tcW w:type="dxa" w:w="1440"/>
+            <w:tcW w:type="dxa" w:w="1296"/>
           </w:tcPr>
           <w:p>
             <w:pPr>
@@ -6883,7 +7756,7 @@
         </w:tc>
         <w:tc>
           <w:tcPr>
-            <w:tcW w:type="dxa" w:w="1440"/>
+            <w:tcW w:type="dxa" w:w="1296"/>
           </w:tcPr>
           <w:p>
             <w:pPr>
@@ -6911,13 +7784,13 @@
               <w:rPr>
                 <w:sz w:val="17"/>
               </w:rPr>
-              <w:t>分块</w:t>
-            </w:r>
-          </w:p>
-        </w:tc>
-        <w:tc>
-          <w:tcPr>
-            <w:tcW w:type="dxa" w:w="1872"/>
+              <w:t>blocked</w:t>
+            </w:r>
+          </w:p>
+        </w:tc>
+        <w:tc>
+          <w:tcPr>
+            <w:tcW w:type="dxa" w:w="2736"/>
           </w:tcPr>
           <w:p>
             <w:pPr>
@@ -6933,7 +7806,7 @@
         </w:tc>
         <w:tc>
           <w:tcPr>
-            <w:tcW w:type="dxa" w:w="1152"/>
+            <w:tcW w:type="dxa" w:w="1008"/>
           </w:tcPr>
           <w:p>
             <w:pPr>
@@ -6949,7 +7822,7 @@
         </w:tc>
         <w:tc>
           <w:tcPr>
-            <w:tcW w:type="dxa" w:w="1440"/>
+            <w:tcW w:type="dxa" w:w="1296"/>
           </w:tcPr>
           <w:p>
             <w:pPr>
@@ -6965,7 +7838,7 @@
         </w:tc>
         <w:tc>
           <w:tcPr>
-            <w:tcW w:type="dxa" w:w="1440"/>
+            <w:tcW w:type="dxa" w:w="1296"/>
           </w:tcPr>
           <w:p>
             <w:pPr>
@@ -6993,13 +7866,13 @@
               <w:rPr>
                 <w:sz w:val="17"/>
               </w:rPr>
-              <w:t>分块</w:t>
-            </w:r>
-          </w:p>
-        </w:tc>
-        <w:tc>
-          <w:tcPr>
-            <w:tcW w:type="dxa" w:w="1872"/>
+              <w:t>blocked</w:t>
+            </w:r>
+          </w:p>
+        </w:tc>
+        <w:tc>
+          <w:tcPr>
+            <w:tcW w:type="dxa" w:w="2736"/>
           </w:tcPr>
           <w:p>
             <w:pPr>
@@ -7015,7 +7888,7 @@
         </w:tc>
         <w:tc>
           <w:tcPr>
-            <w:tcW w:type="dxa" w:w="1152"/>
+            <w:tcW w:type="dxa" w:w="1008"/>
           </w:tcPr>
           <w:p>
             <w:pPr>
@@ -7031,7 +7904,7 @@
         </w:tc>
         <w:tc>
           <w:tcPr>
-            <w:tcW w:type="dxa" w:w="1440"/>
+            <w:tcW w:type="dxa" w:w="1296"/>
           </w:tcPr>
           <w:p>
             <w:pPr>
@@ -7047,7 +7920,7 @@
         </w:tc>
         <w:tc>
           <w:tcPr>
-            <w:tcW w:type="dxa" w:w="1440"/>
+            <w:tcW w:type="dxa" w:w="1296"/>
           </w:tcPr>
           <w:p>
             <w:pPr>
@@ -7075,13 +7948,13 @@
               <w:rPr>
                 <w:sz w:val="17"/>
               </w:rPr>
-              <w:t>分块</w:t>
-            </w:r>
-          </w:p>
-        </w:tc>
-        <w:tc>
-          <w:tcPr>
-            <w:tcW w:type="dxa" w:w="1872"/>
+              <w:t>blocked</w:t>
+            </w:r>
+          </w:p>
+        </w:tc>
+        <w:tc>
+          <w:tcPr>
+            <w:tcW w:type="dxa" w:w="2736"/>
           </w:tcPr>
           <w:p>
             <w:pPr>
@@ -7097,7 +7970,7 @@
         </w:tc>
         <w:tc>
           <w:tcPr>
-            <w:tcW w:type="dxa" w:w="1152"/>
+            <w:tcW w:type="dxa" w:w="1008"/>
           </w:tcPr>
           <w:p>
             <w:pPr>
@@ -7113,7 +7986,7 @@
         </w:tc>
         <w:tc>
           <w:tcPr>
-            <w:tcW w:type="dxa" w:w="1440"/>
+            <w:tcW w:type="dxa" w:w="1296"/>
           </w:tcPr>
           <w:p>
             <w:pPr>
@@ -7129,7 +8002,7 @@
         </w:tc>
         <w:tc>
           <w:tcPr>
-            <w:tcW w:type="dxa" w:w="1440"/>
+            <w:tcW w:type="dxa" w:w="1296"/>
           </w:tcPr>
           <w:p>
             <w:pPr>
@@ -7157,13 +8030,13 @@
               <w:rPr>
                 <w:sz w:val="17"/>
               </w:rPr>
-              <w:t>分块</w:t>
-            </w:r>
-          </w:p>
-        </w:tc>
-        <w:tc>
-          <w:tcPr>
-            <w:tcW w:type="dxa" w:w="1872"/>
+              <w:t>blocked</w:t>
+            </w:r>
+          </w:p>
+        </w:tc>
+        <w:tc>
+          <w:tcPr>
+            <w:tcW w:type="dxa" w:w="2736"/>
           </w:tcPr>
           <w:p>
             <w:pPr>
@@ -7179,7 +8052,7 @@
         </w:tc>
         <w:tc>
           <w:tcPr>
-            <w:tcW w:type="dxa" w:w="1152"/>
+            <w:tcW w:type="dxa" w:w="1008"/>
           </w:tcPr>
           <w:p>
             <w:pPr>
@@ -7195,7 +8068,7 @@
         </w:tc>
         <w:tc>
           <w:tcPr>
-            <w:tcW w:type="dxa" w:w="1440"/>
+            <w:tcW w:type="dxa" w:w="1296"/>
           </w:tcPr>
           <w:p>
             <w:pPr>
@@ -7211,7 +8084,7 @@
         </w:tc>
         <w:tc>
           <w:tcPr>
-            <w:tcW w:type="dxa" w:w="1440"/>
+            <w:tcW w:type="dxa" w:w="1296"/>
           </w:tcPr>
           <w:p>
             <w:pPr>
@@ -7239,13 +8112,13 @@
               <w:rPr>
                 <w:sz w:val="17"/>
               </w:rPr>
-              <w:t>分块</w:t>
-            </w:r>
-          </w:p>
-        </w:tc>
-        <w:tc>
-          <w:tcPr>
-            <w:tcW w:type="dxa" w:w="1872"/>
+              <w:t>blocked</w:t>
+            </w:r>
+          </w:p>
+        </w:tc>
+        <w:tc>
+          <w:tcPr>
+            <w:tcW w:type="dxa" w:w="2736"/>
           </w:tcPr>
           <w:p>
             <w:pPr>
@@ -7261,7 +8134,7 @@
         </w:tc>
         <w:tc>
           <w:tcPr>
-            <w:tcW w:type="dxa" w:w="1152"/>
+            <w:tcW w:type="dxa" w:w="1008"/>
           </w:tcPr>
           <w:p>
             <w:pPr>
@@ -7277,7 +8150,7 @@
         </w:tc>
         <w:tc>
           <w:tcPr>
-            <w:tcW w:type="dxa" w:w="1440"/>
+            <w:tcW w:type="dxa" w:w="1296"/>
           </w:tcPr>
           <w:p>
             <w:pPr>
@@ -7293,7 +8166,7 @@
         </w:tc>
         <w:tc>
           <w:tcPr>
-            <w:tcW w:type="dxa" w:w="1440"/>
+            <w:tcW w:type="dxa" w:w="1296"/>
           </w:tcPr>
           <w:p>
             <w:pPr>
@@ -7316,7 +8189,7 @@
           <w:b/>
           <w:sz w:val="18"/>
         </w:rPr>
-        <w:t>表 4-2　增益 vs 流域面积（最强单调趋势，Spearman −0.142）</w:t>
+        <w:t>Table 4-2  Gain against catchment area — the strongest monotone trend</w:t>
       </w:r>
     </w:p>
     <w:tbl>
@@ -7345,7 +8218,7 @@
                 <w:b/>
                 <w:sz w:val="17"/>
               </w:rPr>
-              <w:t>流域面积 (km²)</w:t>
+              <w:t>Catchment area (km²)</w:t>
             </w:r>
           </w:p>
         </w:tc>
@@ -7359,7 +8232,7 @@
                 <w:b/>
                 <w:sz w:val="17"/>
               </w:rPr>
-              <w:t>站数</w:t>
+              <w:t>Gauges</w:t>
             </w:r>
           </w:p>
         </w:tc>
@@ -7401,7 +8274,7 @@
                 <w:b/>
                 <w:sz w:val="17"/>
               </w:rPr>
-              <w:t>增益</w:t>
+              <w:t>Gain</w:t>
             </w:r>
           </w:p>
         </w:tc>
@@ -7415,7 +8288,7 @@
                 <w:b/>
                 <w:sz w:val="17"/>
               </w:rPr>
-              <w:t>M0 的 α</w:t>
+              <w:t>α at M0</w:t>
             </w:r>
           </w:p>
         </w:tc>
@@ -7914,12 +8787,606 @@
     <w:p/>
     <w:p>
       <w:r>
-        <w:t>最重要的发现与直觉相反：增益不依赖源域近邻距离。最近邻从 2.5 km 增至 211 km 时，零样本 M0 从 0.60 掉到 0.34，而增益始终维持在 0.019–0.031，在 16 个协变量中增益跨度排最后两名。邻近决定基础技巧，不决定日聚合监督能够增加多少——这对数据稀疏地区是有利结果，也与分块划分增益更大、非洲增益最大相互印证。</w:t>
+        <w:rPr>
+          <w:b/>
+          <w:sz w:val="18"/>
+        </w:rPr>
+        <w:t>Table 4-3  Covariates ranked by how much the gain varies across their strata</w:t>
+      </w:r>
+    </w:p>
+    <w:tbl>
+      <w:tblPr>
+        <w:tblStyle w:val="LightGrid-Accent1"/>
+        <w:tblW w:type="auto" w:w="0"/>
+        <w:jc w:val="center"/>
+        <w:tblLook w:firstColumn="1" w:firstRow="1" w:lastColumn="0" w:lastRow="0" w:noHBand="0" w:noVBand="1" w:val="04A0"/>
+      </w:tblPr>
+      <w:tblGrid>
+        <w:gridCol w:w="1728"/>
+        <w:gridCol w:w="1728"/>
+        <w:gridCol w:w="1728"/>
+        <w:gridCol w:w="1728"/>
+        <w:gridCol w:w="1728"/>
+      </w:tblGrid>
+      <w:tr>
+        <w:tc>
+          <w:tcPr>
+            <w:tcW w:type="dxa" w:w="2448"/>
+          </w:tcPr>
+          <w:p>
+            <w:r>
+              <w:rPr>
+                <w:b/>
+                <w:sz w:val="17"/>
+              </w:rPr>
+              <w:t>Covariate</w:t>
+            </w:r>
+          </w:p>
+        </w:tc>
+        <w:tc>
+          <w:tcPr>
+            <w:tcW w:type="dxa" w:w="1008"/>
+          </w:tcPr>
+          <w:p>
+            <w:r>
+              <w:rPr>
+                <w:b/>
+                <w:sz w:val="17"/>
+              </w:rPr>
+              <w:t>Strata</w:t>
+            </w:r>
+          </w:p>
+        </w:tc>
+        <w:tc>
+          <w:tcPr>
+            <w:tcW w:type="dxa" w:w="1440"/>
+          </w:tcPr>
+          <w:p>
+            <w:r>
+              <w:rPr>
+                <w:b/>
+                <w:sz w:val="17"/>
+              </w:rPr>
+              <w:t>Min gain</w:t>
+            </w:r>
+          </w:p>
+        </w:tc>
+        <w:tc>
+          <w:tcPr>
+            <w:tcW w:type="dxa" w:w="1440"/>
+          </w:tcPr>
+          <w:p>
+            <w:r>
+              <w:rPr>
+                <w:b/>
+                <w:sz w:val="17"/>
+              </w:rPr>
+              <w:t>Max gain</w:t>
+            </w:r>
+          </w:p>
+        </w:tc>
+        <w:tc>
+          <w:tcPr>
+            <w:tcW w:type="dxa" w:w="1440"/>
+          </w:tcPr>
+          <w:p>
+            <w:r>
+              <w:rPr>
+                <w:b/>
+                <w:sz w:val="17"/>
+              </w:rPr>
+              <w:t>Spread</w:t>
+            </w:r>
+          </w:p>
+        </w:tc>
+      </w:tr>
+      <w:tr>
+        <w:tc>
+          <w:tcPr>
+            <w:tcW w:type="dxa" w:w="2448"/>
+          </w:tcPr>
+          <w:p>
+            <w:pPr>
+              <w:jc w:val="center"/>
+            </w:pPr>
+            <w:r>
+              <w:rPr>
+                <w:sz w:val="17"/>
+              </w:rPr>
+              <w:t>kgz_detailed</w:t>
+            </w:r>
+          </w:p>
+        </w:tc>
+        <w:tc>
+          <w:tcPr>
+            <w:tcW w:type="dxa" w:w="1008"/>
+          </w:tcPr>
+          <w:p>
+            <w:pPr>
+              <w:jc w:val="center"/>
+            </w:pPr>
+            <w:r>
+              <w:rPr>
+                <w:sz w:val="17"/>
+              </w:rPr>
+              <w:t>15</w:t>
+            </w:r>
+          </w:p>
+        </w:tc>
+        <w:tc>
+          <w:tcPr>
+            <w:tcW w:type="dxa" w:w="1440"/>
+          </w:tcPr>
+          <w:p>
+            <w:pPr>
+              <w:jc w:val="center"/>
+            </w:pPr>
+            <w:r>
+              <w:rPr>
+                <w:sz w:val="17"/>
+              </w:rPr>
+              <w:t>-0.0136752014792828</w:t>
+            </w:r>
+          </w:p>
+        </w:tc>
+        <w:tc>
+          <w:tcPr>
+            <w:tcW w:type="dxa" w:w="1440"/>
+          </w:tcPr>
+          <w:p>
+            <w:pPr>
+              <w:jc w:val="center"/>
+            </w:pPr>
+            <w:r>
+              <w:rPr>
+                <w:sz w:val="17"/>
+              </w:rPr>
+              <w:t>0.3219331462841358</w:t>
+            </w:r>
+          </w:p>
+        </w:tc>
+        <w:tc>
+          <w:tcPr>
+            <w:tcW w:type="dxa" w:w="1440"/>
+          </w:tcPr>
+          <w:p>
+            <w:pPr>
+              <w:jc w:val="center"/>
+            </w:pPr>
+            <w:r>
+              <w:rPr>
+                <w:sz w:val="17"/>
+              </w:rPr>
+              <w:t>0.3356083477634186</w:t>
+            </w:r>
+          </w:p>
+        </w:tc>
+      </w:tr>
+      <w:tr>
+        <w:tc>
+          <w:tcPr>
+            <w:tcW w:type="dxa" w:w="2448"/>
+          </w:tcPr>
+          <w:p>
+            <w:pPr>
+              <w:jc w:val="center"/>
+            </w:pPr>
+            <w:r>
+              <w:rPr>
+                <w:sz w:val="17"/>
+              </w:rPr>
+              <w:t>source</w:t>
+            </w:r>
+          </w:p>
+        </w:tc>
+        <w:tc>
+          <w:tcPr>
+            <w:tcW w:type="dxa" w:w="1008"/>
+          </w:tcPr>
+          <w:p>
+            <w:pPr>
+              <w:jc w:val="center"/>
+            </w:pPr>
+            <w:r>
+              <w:rPr>
+                <w:sz w:val="17"/>
+              </w:rPr>
+              <w:t>6</w:t>
+            </w:r>
+          </w:p>
+        </w:tc>
+        <w:tc>
+          <w:tcPr>
+            <w:tcW w:type="dxa" w:w="1440"/>
+          </w:tcPr>
+          <w:p>
+            <w:pPr>
+              <w:jc w:val="center"/>
+            </w:pPr>
+            <w:r>
+              <w:rPr>
+                <w:sz w:val="17"/>
+              </w:rPr>
+              <w:t>0.055927827576041</w:t>
+            </w:r>
+          </w:p>
+        </w:tc>
+        <w:tc>
+          <w:tcPr>
+            <w:tcW w:type="dxa" w:w="1440"/>
+          </w:tcPr>
+          <w:p>
+            <w:pPr>
+              <w:jc w:val="center"/>
+            </w:pPr>
+            <w:r>
+              <w:rPr>
+                <w:sz w:val="17"/>
+              </w:rPr>
+              <w:t>0.2474637871712073</w:t>
+            </w:r>
+          </w:p>
+        </w:tc>
+        <w:tc>
+          <w:tcPr>
+            <w:tcW w:type="dxa" w:w="1440"/>
+          </w:tcPr>
+          <w:p>
+            <w:pPr>
+              <w:jc w:val="center"/>
+            </w:pPr>
+            <w:r>
+              <w:rPr>
+                <w:sz w:val="17"/>
+              </w:rPr>
+              <w:t>0.1915359595951662</w:t>
+            </w:r>
+          </w:p>
+        </w:tc>
+      </w:tr>
+      <w:tr>
+        <w:tc>
+          <w:tcPr>
+            <w:tcW w:type="dxa" w:w="2448"/>
+          </w:tcPr>
+          <w:p>
+            <w:pPr>
+              <w:jc w:val="center"/>
+            </w:pPr>
+            <w:r>
+              <w:rPr>
+                <w:sz w:val="17"/>
+              </w:rPr>
+              <w:t>kgz_major</w:t>
+            </w:r>
+          </w:p>
+        </w:tc>
+        <w:tc>
+          <w:tcPr>
+            <w:tcW w:type="dxa" w:w="1008"/>
+          </w:tcPr>
+          <w:p>
+            <w:pPr>
+              <w:jc w:val="center"/>
+            </w:pPr>
+            <w:r>
+              <w:rPr>
+                <w:sz w:val="17"/>
+              </w:rPr>
+              <w:t>5</w:t>
+            </w:r>
+          </w:p>
+        </w:tc>
+        <w:tc>
+          <w:tcPr>
+            <w:tcW w:type="dxa" w:w="1440"/>
+          </w:tcPr>
+          <w:p>
+            <w:pPr>
+              <w:jc w:val="center"/>
+            </w:pPr>
+            <w:r>
+              <w:rPr>
+                <w:sz w:val="17"/>
+              </w:rPr>
+              <w:t>0.0398322899501654</w:t>
+            </w:r>
+          </w:p>
+        </w:tc>
+        <w:tc>
+          <w:tcPr>
+            <w:tcW w:type="dxa" w:w="1440"/>
+          </w:tcPr>
+          <w:p>
+            <w:pPr>
+              <w:jc w:val="center"/>
+            </w:pPr>
+            <w:r>
+              <w:rPr>
+                <w:sz w:val="17"/>
+              </w:rPr>
+              <w:t>0.1823593170710487</w:t>
+            </w:r>
+          </w:p>
+        </w:tc>
+        <w:tc>
+          <w:tcPr>
+            <w:tcW w:type="dxa" w:w="1440"/>
+          </w:tcPr>
+          <w:p>
+            <w:pPr>
+              <w:jc w:val="center"/>
+            </w:pPr>
+            <w:r>
+              <w:rPr>
+                <w:sz w:val="17"/>
+              </w:rPr>
+              <w:t>0.1425270271208833</w:t>
+            </w:r>
+          </w:p>
+        </w:tc>
+      </w:tr>
+      <w:tr>
+        <w:tc>
+          <w:tcPr>
+            <w:tcW w:type="dxa" w:w="2448"/>
+          </w:tcPr>
+          <w:p>
+            <w:pPr>
+              <w:jc w:val="center"/>
+            </w:pPr>
+            <w:r>
+              <w:rPr>
+                <w:sz w:val="17"/>
+              </w:rPr>
+              <w:t>area_km2</w:t>
+            </w:r>
+          </w:p>
+        </w:tc>
+        <w:tc>
+          <w:tcPr>
+            <w:tcW w:type="dxa" w:w="1008"/>
+          </w:tcPr>
+          <w:p>
+            <w:pPr>
+              <w:jc w:val="center"/>
+            </w:pPr>
+            <w:r>
+              <w:rPr>
+                <w:sz w:val="17"/>
+              </w:rPr>
+              <w:t>5</w:t>
+            </w:r>
+          </w:p>
+        </w:tc>
+        <w:tc>
+          <w:tcPr>
+            <w:tcW w:type="dxa" w:w="1440"/>
+          </w:tcPr>
+          <w:p>
+            <w:pPr>
+              <w:jc w:val="center"/>
+            </w:pPr>
+            <w:r>
+              <w:rPr>
+                <w:sz w:val="17"/>
+              </w:rPr>
+              <w:t>0.0222022451847545</w:t>
+            </w:r>
+          </w:p>
+        </w:tc>
+        <w:tc>
+          <w:tcPr>
+            <w:tcW w:type="dxa" w:w="1440"/>
+          </w:tcPr>
+          <w:p>
+            <w:pPr>
+              <w:jc w:val="center"/>
+            </w:pPr>
+            <w:r>
+              <w:rPr>
+                <w:sz w:val="17"/>
+              </w:rPr>
+              <w:t>0.1119306505505435</w:t>
+            </w:r>
+          </w:p>
+        </w:tc>
+        <w:tc>
+          <w:tcPr>
+            <w:tcW w:type="dxa" w:w="1440"/>
+          </w:tcPr>
+          <w:p>
+            <w:pPr>
+              <w:jc w:val="center"/>
+            </w:pPr>
+            <w:r>
+              <w:rPr>
+                <w:sz w:val="17"/>
+              </w:rPr>
+              <w:t>0.0897284053657889</w:t>
+            </w:r>
+          </w:p>
+        </w:tc>
+      </w:tr>
+      <w:tr>
+        <w:tc>
+          <w:tcPr>
+            <w:tcW w:type="dxa" w:w="2448"/>
+          </w:tcPr>
+          <w:p>
+            <w:pPr>
+              <w:jc w:val="center"/>
+            </w:pPr>
+            <w:r>
+              <w:rPr>
+                <w:sz w:val="17"/>
+              </w:rPr>
+              <w:t>elevation</w:t>
+            </w:r>
+          </w:p>
+        </w:tc>
+        <w:tc>
+          <w:tcPr>
+            <w:tcW w:type="dxa" w:w="1008"/>
+          </w:tcPr>
+          <w:p>
+            <w:pPr>
+              <w:jc w:val="center"/>
+            </w:pPr>
+            <w:r>
+              <w:rPr>
+                <w:sz w:val="17"/>
+              </w:rPr>
+              <w:t>5</w:t>
+            </w:r>
+          </w:p>
+        </w:tc>
+        <w:tc>
+          <w:tcPr>
+            <w:tcW w:type="dxa" w:w="1440"/>
+          </w:tcPr>
+          <w:p>
+            <w:pPr>
+              <w:jc w:val="center"/>
+            </w:pPr>
+            <w:r>
+              <w:rPr>
+                <w:sz w:val="17"/>
+              </w:rPr>
+              <w:t>0.0389872671267995</w:t>
+            </w:r>
+          </w:p>
+        </w:tc>
+        <w:tc>
+          <w:tcPr>
+            <w:tcW w:type="dxa" w:w="1440"/>
+          </w:tcPr>
+          <w:p>
+            <w:pPr>
+              <w:jc w:val="center"/>
+            </w:pPr>
+            <w:r>
+              <w:rPr>
+                <w:sz w:val="17"/>
+              </w:rPr>
+              <w:t>0.1131312236401842</w:t>
+            </w:r>
+          </w:p>
+        </w:tc>
+        <w:tc>
+          <w:tcPr>
+            <w:tcW w:type="dxa" w:w="1440"/>
+          </w:tcPr>
+          <w:p>
+            <w:pPr>
+              <w:jc w:val="center"/>
+            </w:pPr>
+            <w:r>
+              <w:rPr>
+                <w:sz w:val="17"/>
+              </w:rPr>
+              <w:t>0.0741439565133847</w:t>
+            </w:r>
+          </w:p>
+        </w:tc>
+      </w:tr>
+      <w:tr>
+        <w:tc>
+          <w:tcPr>
+            <w:tcW w:type="dxa" w:w="2448"/>
+          </w:tcPr>
+          <w:p>
+            <w:pPr>
+              <w:jc w:val="center"/>
+            </w:pPr>
+            <w:r>
+              <w:rPr>
+                <w:sz w:val="17"/>
+              </w:rPr>
+              <w:t>q95_median_sharpness</w:t>
+            </w:r>
+          </w:p>
+        </w:tc>
+        <w:tc>
+          <w:tcPr>
+            <w:tcW w:type="dxa" w:w="1008"/>
+          </w:tcPr>
+          <w:p>
+            <w:pPr>
+              <w:jc w:val="center"/>
+            </w:pPr>
+            <w:r>
+              <w:rPr>
+                <w:sz w:val="17"/>
+              </w:rPr>
+              <w:t>5</w:t>
+            </w:r>
+          </w:p>
+        </w:tc>
+        <w:tc>
+          <w:tcPr>
+            <w:tcW w:type="dxa" w:w="1440"/>
+          </w:tcPr>
+          <w:p>
+            <w:pPr>
+              <w:jc w:val="center"/>
+            </w:pPr>
+            <w:r>
+              <w:rPr>
+                <w:sz w:val="17"/>
+              </w:rPr>
+              <w:t>0.0399689435216403</w:t>
+            </w:r>
+          </w:p>
+        </w:tc>
+        <w:tc>
+          <w:tcPr>
+            <w:tcW w:type="dxa" w:w="1440"/>
+          </w:tcPr>
+          <w:p>
+            <w:pPr>
+              <w:jc w:val="center"/>
+            </w:pPr>
+            <w:r>
+              <w:rPr>
+                <w:sz w:val="17"/>
+              </w:rPr>
+              <w:t>0.1024558801648415</w:t>
+            </w:r>
+          </w:p>
+        </w:tc>
+        <w:tc>
+          <w:tcPr>
+            <w:tcW w:type="dxa" w:w="1440"/>
+          </w:tcPr>
+          <w:p>
+            <w:pPr>
+              <w:jc w:val="center"/>
+            </w:pPr>
+            <w:r>
+              <w:rPr>
+                <w:sz w:val="17"/>
+              </w:rPr>
+              <w:t>0.0624869366432011</w:t>
+            </w:r>
+          </w:p>
+        </w:tc>
+      </w:tr>
+    </w:tbl>
+    <w:p/>
+    <w:p>
+      <w:r>
+        <w:t>Catchment area is the strongest monotone predictor: the smallest quintile (median 44 km²) gains +0.1119 against +0.0222 for the largest (median 3200 km²), monotonically across all five bins (Spearman −0.172, p = 7e-60). Small, fast catchments respond within the day, the zero-shot model does worst on them, and daily observations have the most to add.</w:t>
       </w:r>
     </w:p>
     <w:p>
       <w:r>
-        <w:t>流域面积是最强的单调预测因子：小于 87 km² 的流域增益 +0.076，大于 1,537 km² 反而 −0.007。小流域响应快、日内变化剧烈，零样本对它们最差，日观测能补的最多。按机构：冰岛 +0.218，中欧 +0.050，澳洲 +0.045，德国 +0.039，日本 +0.031，美国 +0.016。</w:t>
+        <w:t>The counter-intuitive result is that the gain does not fade with distance from trainable neighbours — under blocking it rises, from +0.0527 at 31 km to +0.0881 at 211 km, while zero-shot skill falls from 0.6111 to 0.3088. Proximity sets the baseline skill; it does not set how much daily-aggregate supervision can add. Local daily observations substitute for spatial proximity, and matter most where proximity is gone. This is favourable for data-sparse regions, and it is consistent with the blocked split gaining more than the random one and with Africa gaining most.</w:t>
+      </w:r>
+    </w:p>
+    <w:p>
+      <w:r>
+        <w:t>By source agency the spread is wide: LamaHIce gains +0.2475 (89.0% of its gauges improving) against CAMELSH at +0.0559. Climate is the single covariate the gain varies across most.</w:t>
       </w:r>
     </w:p>
     <w:p>
@@ -7929,7 +9396,7 @@
           <w:color w:val="595959"/>
           <w:sz w:val="17"/>
         </w:rPr>
-        <w:t>与 PLAN §5.3 预期不符两条：调蓄程度对增益完全无效应（Spearman −0.006，p = 0.58），max_lag_corr 几乎无效应（−0.022），而原预计雪融/调蓄主导流域增益最小；雪比例实测为正相关（+0.081）。</w:t>
+        <w:t>Two expectations from PLAN §5.3 did not hold: reservoir impact has no effect on the gain (Spearman −0.006, p = 0.58) and max_lag_corr almost none (−0.022), where snowmelt- and storage-dominated catchments had been predicted to gain least; snow fraction measures as positively correlated instead (+0.081).</w:t>
       </w:r>
     </w:p>
     <w:p>
@@ -7937,12 +9404,12 @@
         <w:pStyle w:val="Heading2"/>
       </w:pPr>
       <w:r>
-        <w:t>4.2 退化解诊断</w:t>
+        <w:t>4.2 Degenerate-solution check</w:t>
       </w:r>
     </w:p>
     <w:p>
       <w:r>
-        <w:t>日聚合损失只约束 24 小时均值，理论上存在“每天输出一条直线”的退化最优——日聚合完美而小时无意义。利用 stride-24 的性质（每个样本最后 24 个小时输出恰好是一个自然日，相邻日可无缝拼接）直接测量日内形状。</w:t>
+        <w:t>A daily-aggregate loss constrains only the 24-hour mean, so in principle there is a degenerate optimum: emit a flat line each day, perfect on the aggregate and meaningless hourly. The stride-24 sampling makes this directly measurable — each sample's last 24 hourly outputs are exactly one calendar day, and consecutive days join seamlessly.</w:t>
       </w:r>
     </w:p>
     <w:p>
@@ -7951,7 +9418,7 @@
           <w:b/>
           <w:sz w:val="18"/>
         </w:rPr>
-        <w:t>表 4-3　日内形状（8,432 站中位数，单位 mm/h）</w:t>
+        <w:t>Table 4-4  Within-day shape (medians over 8,432 gauges, mm/h)</w:t>
       </w:r>
     </w:p>
     <w:tbl>
@@ -7972,7 +9439,7 @@
       <w:tr>
         <w:tc>
           <w:tcPr>
-            <w:tcW w:type="dxa" w:w="2304"/>
+            <w:tcW w:type="dxa" w:w="2736"/>
           </w:tcPr>
           <w:p>
             <w:r>
@@ -7980,13 +9447,13 @@
                 <w:b/>
                 <w:sz w:val="17"/>
               </w:rPr>
-              <w:t>指标</w:t>
-            </w:r>
-          </w:p>
-        </w:tc>
-        <w:tc>
-          <w:tcPr>
-            <w:tcW w:type="dxa" w:w="1296"/>
+              <w:t>Metric</w:t>
+            </w:r>
+          </w:p>
+        </w:tc>
+        <w:tc>
+          <w:tcPr>
+            <w:tcW w:type="dxa" w:w="1152"/>
           </w:tcPr>
           <w:p>
             <w:r>
@@ -7994,13 +9461,13 @@
                 <w:b/>
                 <w:sz w:val="17"/>
               </w:rPr>
-              <w:t>观测</w:t>
-            </w:r>
-          </w:p>
-        </w:tc>
-        <w:tc>
-          <w:tcPr>
-            <w:tcW w:type="dxa" w:w="1296"/>
+              <w:t>Observed</w:t>
+            </w:r>
+          </w:p>
+        </w:tc>
+        <w:tc>
+          <w:tcPr>
+            <w:tcW w:type="dxa" w:w="1152"/>
           </w:tcPr>
           <w:p>
             <w:r>
@@ -8014,7 +9481,7 @@
         </w:tc>
         <w:tc>
           <w:tcPr>
-            <w:tcW w:type="dxa" w:w="1296"/>
+            <w:tcW w:type="dxa" w:w="1152"/>
           </w:tcPr>
           <w:p>
             <w:r>
@@ -8036,7 +9503,7 @@
                 <w:b/>
                 <w:sz w:val="17"/>
               </w:rPr>
-              <w:t>M1/观测</w:t>
+              <w:t>M0 / obs</w:t>
             </w:r>
           </w:p>
         </w:tc>
@@ -8050,7 +9517,7 @@
                 <w:b/>
                 <w:sz w:val="17"/>
               </w:rPr>
-              <w:t>M1/M0</w:t>
+              <w:t>M1 / obs</w:t>
             </w:r>
           </w:p>
         </w:tc>
@@ -8058,23 +9525,23 @@
       <w:tr>
         <w:tc>
           <w:tcPr>
-            <w:tcW w:type="dxa" w:w="2304"/>
-          </w:tcPr>
-          <w:p>
-            <w:pPr>
-              <w:jc w:val="center"/>
-            </w:pPr>
-            <w:r>
-              <w:rPr>
-                <w:sz w:val="17"/>
-              </w:rPr>
-              <w:t>flashiness（RB 指数）</w:t>
-            </w:r>
-          </w:p>
-        </w:tc>
-        <w:tc>
-          <w:tcPr>
-            <w:tcW w:type="dxa" w:w="1296"/>
+            <w:tcW w:type="dxa" w:w="2736"/>
+          </w:tcPr>
+          <w:p>
+            <w:pPr>
+              <w:jc w:val="center"/>
+            </w:pPr>
+            <w:r>
+              <w:rPr>
+                <w:sz w:val="17"/>
+              </w:rPr>
+              <w:t>flashiness (Richards-Baker index)</w:t>
+            </w:r>
+          </w:p>
+        </w:tc>
+        <w:tc>
+          <w:tcPr>
+            <w:tcW w:type="dxa" w:w="1152"/>
           </w:tcPr>
           <w:p>
             <w:pPr>
@@ -8090,7 +9557,7 @@
         </w:tc>
         <w:tc>
           <w:tcPr>
-            <w:tcW w:type="dxa" w:w="1296"/>
+            <w:tcW w:type="dxa" w:w="1152"/>
           </w:tcPr>
           <w:p>
             <w:pPr>
@@ -8106,7 +9573,7 @@
         </w:tc>
         <w:tc>
           <w:tcPr>
-            <w:tcW w:type="dxa" w:w="1296"/>
+            <w:tcW w:type="dxa" w:w="1152"/>
           </w:tcPr>
           <w:p>
             <w:pPr>
@@ -8132,23 +9599,23 @@
               <w:rPr>
                 <w:sz w:val="17"/>
               </w:rPr>
+              <w:t>0.95</w:t>
+            </w:r>
+          </w:p>
+        </w:tc>
+        <w:tc>
+          <w:tcPr>
+            <w:tcW w:type="dxa" w:w="1152"/>
+          </w:tcPr>
+          <w:p>
+            <w:pPr>
+              <w:jc w:val="center"/>
+            </w:pPr>
+            <w:r>
+              <w:rPr>
+                <w:sz w:val="17"/>
+              </w:rPr>
               <w:t>1.02</w:t>
-            </w:r>
-          </w:p>
-        </w:tc>
-        <w:tc>
-          <w:tcPr>
-            <w:tcW w:type="dxa" w:w="1152"/>
-          </w:tcPr>
-          <w:p>
-            <w:pPr>
-              <w:jc w:val="center"/>
-            </w:pPr>
-            <w:r>
-              <w:rPr>
-                <w:sz w:val="17"/>
-              </w:rPr>
-              <w:t>1.07</w:t>
             </w:r>
           </w:p>
         </w:tc>
@@ -8156,23 +9623,23 @@
       <w:tr>
         <w:tc>
           <w:tcPr>
-            <w:tcW w:type="dxa" w:w="2304"/>
-          </w:tcPr>
-          <w:p>
-            <w:pPr>
-              <w:jc w:val="center"/>
-            </w:pPr>
-            <w:r>
-              <w:rPr>
-                <w:sz w:val="17"/>
-              </w:rPr>
-              <w:t>日内标准差</w:t>
-            </w:r>
-          </w:p>
-        </w:tc>
-        <w:tc>
-          <w:tcPr>
-            <w:tcW w:type="dxa" w:w="1296"/>
+            <w:tcW w:type="dxa" w:w="2736"/>
+          </w:tcPr>
+          <w:p>
+            <w:pPr>
+              <w:jc w:val="center"/>
+            </w:pPr>
+            <w:r>
+              <w:rPr>
+                <w:sz w:val="17"/>
+              </w:rPr>
+              <w:t>within-day standard deviation</w:t>
+            </w:r>
+          </w:p>
+        </w:tc>
+        <w:tc>
+          <w:tcPr>
+            <w:tcW w:type="dxa" w:w="1152"/>
           </w:tcPr>
           <w:p>
             <w:pPr>
@@ -8188,7 +9655,7 @@
         </w:tc>
         <w:tc>
           <w:tcPr>
-            <w:tcW w:type="dxa" w:w="1296"/>
+            <w:tcW w:type="dxa" w:w="1152"/>
           </w:tcPr>
           <w:p>
             <w:pPr>
@@ -8204,7 +9671,7 @@
         </w:tc>
         <w:tc>
           <w:tcPr>
-            <w:tcW w:type="dxa" w:w="1296"/>
+            <w:tcW w:type="dxa" w:w="1152"/>
           </w:tcPr>
           <w:p>
             <w:pPr>
@@ -8230,23 +9697,23 @@
               <w:rPr>
                 <w:sz w:val="17"/>
               </w:rPr>
+              <w:t>0.86</w:t>
+            </w:r>
+          </w:p>
+        </w:tc>
+        <w:tc>
+          <w:tcPr>
+            <w:tcW w:type="dxa" w:w="1152"/>
+          </w:tcPr>
+          <w:p>
+            <w:pPr>
+              <w:jc w:val="center"/>
+            </w:pPr>
+            <w:r>
+              <w:rPr>
+                <w:sz w:val="17"/>
+              </w:rPr>
               <w:t>0.89</w:t>
-            </w:r>
-          </w:p>
-        </w:tc>
-        <w:tc>
-          <w:tcPr>
-            <w:tcW w:type="dxa" w:w="1152"/>
-          </w:tcPr>
-          <w:p>
-            <w:pPr>
-              <w:jc w:val="center"/>
-            </w:pPr>
-            <w:r>
-              <w:rPr>
-                <w:sz w:val="17"/>
-              </w:rPr>
-              <w:t>1.03</w:t>
             </w:r>
           </w:p>
         </w:tc>
@@ -8254,23 +9721,23 @@
       <w:tr>
         <w:tc>
           <w:tcPr>
-            <w:tcW w:type="dxa" w:w="2304"/>
-          </w:tcPr>
-          <w:p>
-            <w:pPr>
-              <w:jc w:val="center"/>
-            </w:pPr>
-            <w:r>
-              <w:rPr>
-                <w:sz w:val="17"/>
-              </w:rPr>
-              <w:t>日内极差</w:t>
-            </w:r>
-          </w:p>
-        </w:tc>
-        <w:tc>
-          <w:tcPr>
-            <w:tcW w:type="dxa" w:w="1296"/>
+            <w:tcW w:type="dxa" w:w="2736"/>
+          </w:tcPr>
+          <w:p>
+            <w:pPr>
+              <w:jc w:val="center"/>
+            </w:pPr>
+            <w:r>
+              <w:rPr>
+                <w:sz w:val="17"/>
+              </w:rPr>
+              <w:t>within-day range</w:t>
+            </w:r>
+          </w:p>
+        </w:tc>
+        <w:tc>
+          <w:tcPr>
+            <w:tcW w:type="dxa" w:w="1152"/>
           </w:tcPr>
           <w:p>
             <w:pPr>
@@ -8286,7 +9753,7 @@
         </w:tc>
         <w:tc>
           <w:tcPr>
-            <w:tcW w:type="dxa" w:w="1296"/>
+            <w:tcW w:type="dxa" w:w="1152"/>
           </w:tcPr>
           <w:p>
             <w:pPr>
@@ -8302,7 +9769,7 @@
         </w:tc>
         <w:tc>
           <w:tcPr>
-            <w:tcW w:type="dxa" w:w="1296"/>
+            <w:tcW w:type="dxa" w:w="1152"/>
           </w:tcPr>
           <w:p>
             <w:pPr>
@@ -8328,23 +9795,23 @@
               <w:rPr>
                 <w:sz w:val="17"/>
               </w:rPr>
+              <w:t>0.88</w:t>
+            </w:r>
+          </w:p>
+        </w:tc>
+        <w:tc>
+          <w:tcPr>
+            <w:tcW w:type="dxa" w:w="1152"/>
+          </w:tcPr>
+          <w:p>
+            <w:pPr>
+              <w:jc w:val="center"/>
+            </w:pPr>
+            <w:r>
+              <w:rPr>
+                <w:sz w:val="17"/>
+              </w:rPr>
               <w:t>0.91</w:t>
-            </w:r>
-          </w:p>
-        </w:tc>
-        <w:tc>
-          <w:tcPr>
-            <w:tcW w:type="dxa" w:w="1152"/>
-          </w:tcPr>
-          <w:p>
-            <w:pPr>
-              <w:jc w:val="center"/>
-            </w:pPr>
-            <w:r>
-              <w:rPr>
-                <w:sz w:val="17"/>
-              </w:rPr>
-              <w:t>1.03</w:t>
             </w:r>
           </w:p>
         </w:tc>
@@ -8352,23 +9819,23 @@
       <w:tr>
         <w:tc>
           <w:tcPr>
-            <w:tcW w:type="dxa" w:w="2304"/>
-          </w:tcPr>
-          <w:p>
-            <w:pPr>
-              <w:jc w:val="center"/>
-            </w:pPr>
-            <w:r>
-              <w:rPr>
-                <w:sz w:val="17"/>
-              </w:rPr>
-              <w:t>Q95 事件 / 年</w:t>
-            </w:r>
-          </w:p>
-        </w:tc>
-        <w:tc>
-          <w:tcPr>
-            <w:tcW w:type="dxa" w:w="1296"/>
+            <w:tcW w:type="dxa" w:w="2736"/>
+          </w:tcPr>
+          <w:p>
+            <w:pPr>
+              <w:jc w:val="center"/>
+            </w:pPr>
+            <w:r>
+              <w:rPr>
+                <w:sz w:val="17"/>
+              </w:rPr>
+              <w:t>Q95 events per year</w:t>
+            </w:r>
+          </w:p>
+        </w:tc>
+        <w:tc>
+          <w:tcPr>
+            <w:tcW w:type="dxa" w:w="1152"/>
           </w:tcPr>
           <w:p>
             <w:pPr>
@@ -8384,7 +9851,7 @@
         </w:tc>
         <w:tc>
           <w:tcPr>
-            <w:tcW w:type="dxa" w:w="1296"/>
+            <w:tcW w:type="dxa" w:w="1152"/>
           </w:tcPr>
           <w:p>
             <w:pPr>
@@ -8400,7 +9867,7 @@
         </w:tc>
         <w:tc>
           <w:tcPr>
-            <w:tcW w:type="dxa" w:w="1296"/>
+            <w:tcW w:type="dxa" w:w="1152"/>
           </w:tcPr>
           <w:p>
             <w:pPr>
@@ -8426,23 +9893,23 @@
               <w:rPr>
                 <w:sz w:val="17"/>
               </w:rPr>
+              <w:t>0.99</w:t>
+            </w:r>
+          </w:p>
+        </w:tc>
+        <w:tc>
+          <w:tcPr>
+            <w:tcW w:type="dxa" w:w="1152"/>
+          </w:tcPr>
+          <w:p>
+            <w:pPr>
+              <w:jc w:val="center"/>
+            </w:pPr>
+            <w:r>
+              <w:rPr>
+                <w:sz w:val="17"/>
+              </w:rPr>
               <w:t>1.02</w:t>
-            </w:r>
-          </w:p>
-        </w:tc>
-        <w:tc>
-          <w:tcPr>
-            <w:tcW w:type="dxa" w:w="1152"/>
-          </w:tcPr>
-          <w:p>
-            <w:pPr>
-              <w:jc w:val="center"/>
-            </w:pPr>
-            <w:r>
-              <w:rPr>
-                <w:sz w:val="17"/>
-              </w:rPr>
-              <w:t>1.03</w:t>
             </w:r>
           </w:p>
         </w:tc>
@@ -8450,23 +9917,23 @@
       <w:tr>
         <w:tc>
           <w:tcPr>
-            <w:tcW w:type="dxa" w:w="2304"/>
-          </w:tcPr>
-          <w:p>
-            <w:pPr>
-              <w:jc w:val="center"/>
-            </w:pPr>
-            <w:r>
-              <w:rPr>
-                <w:sz w:val="17"/>
-              </w:rPr>
-              <w:t>均值</w:t>
-            </w:r>
-          </w:p>
-        </w:tc>
-        <w:tc>
-          <w:tcPr>
-            <w:tcW w:type="dxa" w:w="1296"/>
+            <w:tcW w:type="dxa" w:w="2736"/>
+          </w:tcPr>
+          <w:p>
+            <w:pPr>
+              <w:jc w:val="center"/>
+            </w:pPr>
+            <w:r>
+              <w:rPr>
+                <w:sz w:val="17"/>
+              </w:rPr>
+              <w:t>mean flow</w:t>
+            </w:r>
+          </w:p>
+        </w:tc>
+        <w:tc>
+          <w:tcPr>
+            <w:tcW w:type="dxa" w:w="1152"/>
           </w:tcPr>
           <w:p>
             <w:pPr>
@@ -8482,7 +9949,7 @@
         </w:tc>
         <w:tc>
           <w:tcPr>
-            <w:tcW w:type="dxa" w:w="1296"/>
+            <w:tcW w:type="dxa" w:w="1152"/>
           </w:tcPr>
           <w:p>
             <w:pPr>
@@ -8498,7 +9965,7 @@
         </w:tc>
         <w:tc>
           <w:tcPr>
-            <w:tcW w:type="dxa" w:w="1296"/>
+            <w:tcW w:type="dxa" w:w="1152"/>
           </w:tcPr>
           <w:p>
             <w:pPr>
@@ -8524,23 +9991,23 @@
               <w:rPr>
                 <w:sz w:val="17"/>
               </w:rPr>
+              <w:t>1.05</w:t>
+            </w:r>
+          </w:p>
+        </w:tc>
+        <w:tc>
+          <w:tcPr>
+            <w:tcW w:type="dxa" w:w="1152"/>
+          </w:tcPr>
+          <w:p>
+            <w:pPr>
+              <w:jc w:val="center"/>
+            </w:pPr>
+            <w:r>
+              <w:rPr>
+                <w:sz w:val="17"/>
+              </w:rPr>
               <w:t>1.03</w:t>
-            </w:r>
-          </w:p>
-        </w:tc>
-        <w:tc>
-          <w:tcPr>
-            <w:tcW w:type="dxa" w:w="1152"/>
-          </w:tcPr>
-          <w:p>
-            <w:pPr>
-              <w:jc w:val="center"/>
-            </w:pPr>
-            <w:r>
-              <w:rPr>
-                <w:sz w:val="17"/>
-              </w:rPr>
-              <w:t>0.98</w:t>
             </w:r>
           </w:p>
         </w:tc>
@@ -8549,7 +10016,18 @@
     <w:p/>
     <w:p>
       <w:r>
-        <w:t>没有出现退化解。真实的失效模式恰好相反：M0 是“抖而不准”——日内变化过大 3.1 倍、flashiness 过大 6.8 倍，同时总水量只有观测的一半。微调把水量精确修好（1.01 倍），并把过量的日内抖动砍掉一半。这也解释了 α 表面上的矛盾：整段序列 α = 0.861 偏低、日内标准差却是 3.1 倍偏高，二者同时成立说明 M0 的日间变化远不足而日内抖动过量。</w:t>
+        <w:t>There is no degenerate solution, and under v2 there is no over-dispersion either: the zero-shot model already sits at 0.95x the observed flashiness and 0.86x the within-day standard deviation, and fine-tuning leaves it at 1.02x. This is a change from v1, where M0 was 6.80x the observed flashiness and 3.11x its within-day standard deviation while carrying only half the observed mean, and fine-tuning pulled flashiness only as far as 2.00x.</w:t>
+      </w:r>
+    </w:p>
+    <w:p>
+      <w:r>
+        <w:rPr>
+          <w:b/>
+        </w:rPr>
+        <w:t xml:space="preserve">A limitation of the check itself, worth stating. </w:t>
+      </w:r>
+      <w:r>
+        <w:t>degenerate_check emits the same verdict for every run — "intra-day variability survives, so the daily-aggregate term is not being satisfied by flattening the day" — because it only tests for collapse. A model 6.8x too flashy passes it. That verdict string is not evidence that within-day behaviour is correct; only the ratio table above supports that, and only for v2.</w:t>
       </w:r>
     </w:p>
     <w:p>
@@ -8557,7 +10035,7 @@
         <w:pStyle w:val="Heading2"/>
       </w:pPr>
       <w:r>
-        <w:t>4.3 显著性检验（BH-FDR）</w:t>
+        <w:t>4.3 Significance with FDR control</w:t>
       </w:r>
     </w:p>
     <w:p>
@@ -8566,7 +10044,7 @@
           <w:b/>
           <w:sz w:val="18"/>
         </w:rPr>
-        <w:t>表 4-4　站级配对检验与 FDR 控制</w:t>
+        <w:t>Table 4-5  Per-gauge paired tests with FDR control</w:t>
       </w:r>
     </w:p>
     <w:tbl>
@@ -8583,7 +10061,7 @@
       <w:tr>
         <w:tc>
           <w:tcPr>
-            <w:tcW w:type="dxa" w:w="2304"/>
+            <w:tcW w:type="dxa" w:w="2880"/>
           </w:tcPr>
           <w:p>
             <w:r>
@@ -8591,13 +10069,13 @@
                 <w:b/>
                 <w:sz w:val="17"/>
               </w:rPr>
-              <w:t>项</w:t>
-            </w:r>
-          </w:p>
-        </w:tc>
-        <w:tc>
-          <w:tcPr>
-            <w:tcW w:type="dxa" w:w="6336"/>
+              <w:t>Quantity</w:t>
+            </w:r>
+          </w:p>
+        </w:tc>
+        <w:tc>
+          <w:tcPr>
+            <w:tcW w:type="dxa" w:w="5760"/>
           </w:tcPr>
           <w:p>
             <w:r>
@@ -8605,7 +10083,7 @@
                 <w:b/>
                 <w:sz w:val="17"/>
               </w:rPr>
-              <w:t>值</w:t>
+              <w:t>Value</w:t>
             </w:r>
           </w:p>
         </w:tc>
@@ -8613,23 +10091,23 @@
       <w:tr>
         <w:tc>
           <w:tcPr>
-            <w:tcW w:type="dxa" w:w="2304"/>
-          </w:tcPr>
-          <w:p>
-            <w:pPr>
-              <w:jc w:val="center"/>
-            </w:pPr>
-            <w:r>
-              <w:rPr>
-                <w:sz w:val="17"/>
-              </w:rPr>
-              <w:t>受检站点数</w:t>
-            </w:r>
-          </w:p>
-        </w:tc>
-        <w:tc>
-          <w:tcPr>
-            <w:tcW w:type="dxa" w:w="6336"/>
+            <w:tcW w:type="dxa" w:w="2880"/>
+          </w:tcPr>
+          <w:p>
+            <w:pPr>
+              <w:jc w:val="center"/>
+            </w:pPr>
+            <w:r>
+              <w:rPr>
+                <w:sz w:val="17"/>
+              </w:rPr>
+              <w:t>gauges tested</w:t>
+            </w:r>
+          </w:p>
+        </w:tc>
+        <w:tc>
+          <w:tcPr>
+            <w:tcW w:type="dxa" w:w="5760"/>
           </w:tcPr>
           <w:p>
             <w:pPr>
@@ -8647,33 +10125,33 @@
       <w:tr>
         <w:tc>
           <w:tcPr>
-            <w:tcW w:type="dxa" w:w="2304"/>
-          </w:tcPr>
-          <w:p>
-            <w:pPr>
-              <w:jc w:val="center"/>
-            </w:pPr>
-            <w:r>
-              <w:rPr>
-                <w:sz w:val="17"/>
-              </w:rPr>
-              <w:t>未校正 p ≤ 0.05</w:t>
-            </w:r>
-          </w:p>
-        </w:tc>
-        <w:tc>
-          <w:tcPr>
-            <w:tcW w:type="dxa" w:w="6336"/>
-          </w:tcPr>
-          <w:p>
-            <w:pPr>
-              <w:jc w:val="center"/>
-            </w:pPr>
-            <w:r>
-              <w:rPr>
-                <w:sz w:val="17"/>
-              </w:rPr>
-              <w:t>8,066（91.0%），纯偶然期望约 443</w:t>
+            <w:tcW w:type="dxa" w:w="2880"/>
+          </w:tcPr>
+          <w:p>
+            <w:pPr>
+              <w:jc w:val="center"/>
+            </w:pPr>
+            <w:r>
+              <w:rPr>
+                <w:sz w:val="17"/>
+              </w:rPr>
+              <w:t>uncorrected p ≤ 0.05</w:t>
+            </w:r>
+          </w:p>
+        </w:tc>
+        <w:tc>
+          <w:tcPr>
+            <w:tcW w:type="dxa" w:w="5760"/>
+          </w:tcPr>
+          <w:p>
+            <w:pPr>
+              <w:jc w:val="center"/>
+            </w:pPr>
+            <w:r>
+              <w:rPr>
+                <w:sz w:val="17"/>
+              </w:rPr>
+              <w:t>8,066 (91.0%), about 443 expected by chance</w:t>
             </w:r>
           </w:p>
         </w:tc>
@@ -8681,33 +10159,33 @@
       <w:tr>
         <w:tc>
           <w:tcPr>
-            <w:tcW w:type="dxa" w:w="2304"/>
-          </w:tcPr>
-          <w:p>
-            <w:pPr>
-              <w:jc w:val="center"/>
-            </w:pPr>
-            <w:r>
-              <w:rPr>
-                <w:sz w:val="17"/>
-              </w:rPr>
-              <w:t>BH 校正后显著</w:t>
-            </w:r>
-          </w:p>
-        </w:tc>
-        <w:tc>
-          <w:tcPr>
-            <w:tcW w:type="dxa" w:w="6336"/>
-          </w:tcPr>
-          <w:p>
-            <w:pPr>
-              <w:jc w:val="center"/>
-            </w:pPr>
-            <w:r>
-              <w:rPr>
-                <w:sz w:val="17"/>
-              </w:rPr>
-              <w:t>8,049（90.8%）</w:t>
+            <w:tcW w:type="dxa" w:w="2880"/>
+          </w:tcPr>
+          <w:p>
+            <w:pPr>
+              <w:jc w:val="center"/>
+            </w:pPr>
+            <w:r>
+              <w:rPr>
+                <w:sz w:val="17"/>
+              </w:rPr>
+              <w:t>significant after BH</w:t>
+            </w:r>
+          </w:p>
+        </w:tc>
+        <w:tc>
+          <w:tcPr>
+            <w:tcW w:type="dxa" w:w="5760"/>
+          </w:tcPr>
+          <w:p>
+            <w:pPr>
+              <w:jc w:val="center"/>
+            </w:pPr>
+            <w:r>
+              <w:rPr>
+                <w:sz w:val="17"/>
+              </w:rPr>
+              <w:t>8,049 (90.8%)</w:t>
             </w:r>
           </w:p>
         </w:tc>
@@ -8715,33 +10193,33 @@
       <w:tr>
         <w:tc>
           <w:tcPr>
-            <w:tcW w:type="dxa" w:w="2304"/>
-          </w:tcPr>
-          <w:p>
-            <w:pPr>
-              <w:jc w:val="center"/>
-            </w:pPr>
-            <w:r>
-              <w:rPr>
-                <w:sz w:val="17"/>
-              </w:rPr>
-              <w:t>其中改善 / 变差</w:t>
-            </w:r>
-          </w:p>
-        </w:tc>
-        <w:tc>
-          <w:tcPr>
-            <w:tcW w:type="dxa" w:w="6336"/>
-          </w:tcPr>
-          <w:p>
-            <w:pPr>
-              <w:jc w:val="center"/>
-            </w:pPr>
-            <w:r>
-              <w:rPr>
-                <w:sz w:val="17"/>
-              </w:rPr>
-              <w:t>4,712（53.2%） / 3,337（37.7%）</w:t>
+            <w:tcW w:type="dxa" w:w="2880"/>
+          </w:tcPr>
+          <w:p>
+            <w:pPr>
+              <w:jc w:val="center"/>
+            </w:pPr>
+            <w:r>
+              <w:rPr>
+                <w:sz w:val="17"/>
+              </w:rPr>
+              <w:t>of those, improved / degraded</w:t>
+            </w:r>
+          </w:p>
+        </w:tc>
+        <w:tc>
+          <w:tcPr>
+            <w:tcW w:type="dxa" w:w="5760"/>
+          </w:tcPr>
+          <w:p>
+            <w:pPr>
+              <w:jc w:val="center"/>
+            </w:pPr>
+            <w:r>
+              <w:rPr>
+                <w:sz w:val="17"/>
+              </w:rPr>
+              <w:t>4,712 (53.2%) / 3,337 (37.7%)</w:t>
             </w:r>
           </w:p>
         </w:tc>
@@ -8749,33 +10227,33 @@
       <w:tr>
         <w:tc>
           <w:tcPr>
-            <w:tcW w:type="dxa" w:w="2304"/>
-          </w:tcPr>
-          <w:p>
-            <w:pPr>
-              <w:jc w:val="center"/>
-            </w:pPr>
-            <w:r>
-              <w:rPr>
-                <w:sz w:val="17"/>
-              </w:rPr>
-              <w:t>全站中位误差变化</w:t>
-            </w:r>
-          </w:p>
-        </w:tc>
-        <w:tc>
-          <w:tcPr>
-            <w:tcW w:type="dxa" w:w="6336"/>
-          </w:tcPr>
-          <w:p>
-            <w:pPr>
-              <w:jc w:val="center"/>
-            </w:pPr>
-            <w:r>
-              <w:rPr>
-                <w:sz w:val="17"/>
-              </w:rPr>
-              <w:t>+0.00034 mm/h（负号表示略微变差）</w:t>
+            <w:tcW w:type="dxa" w:w="2880"/>
+          </w:tcPr>
+          <w:p>
+            <w:pPr>
+              <w:jc w:val="center"/>
+            </w:pPr>
+            <w:r>
+              <w:rPr>
+                <w:sz w:val="17"/>
+              </w:rPr>
+              <w:t>median error change, all gauges</w:t>
+            </w:r>
+          </w:p>
+        </w:tc>
+        <w:tc>
+          <w:tcPr>
+            <w:tcW w:type="dxa" w:w="5760"/>
+          </w:tcPr>
+          <w:p>
+            <w:pPr>
+              <w:jc w:val="center"/>
+            </w:pPr>
+            <w:r>
+              <w:rPr>
+                <w:sz w:val="17"/>
+              </w:rPr>
+              <w:t>+0.00034 mm/h</w:t>
             </w:r>
           </w:p>
         </w:tc>
@@ -8783,33 +10261,67 @@
       <w:tr>
         <w:tc>
           <w:tcPr>
-            <w:tcW w:type="dxa" w:w="2304"/>
-          </w:tcPr>
-          <w:p>
-            <w:pPr>
-              <w:jc w:val="center"/>
-            </w:pPr>
-            <w:r>
-              <w:rPr>
-                <w:sz w:val="17"/>
-              </w:rPr>
-              <w:t>池化 ΔKGE</w:t>
-            </w:r>
-          </w:p>
-        </w:tc>
-        <w:tc>
-          <w:tcPr>
-            <w:tcW w:type="dxa" w:w="6336"/>
-          </w:tcPr>
-          <w:p>
-            <w:pPr>
-              <w:jc w:val="center"/>
-            </w:pPr>
-            <w:r>
-              <w:rPr>
-                <w:sz w:val="17"/>
-              </w:rPr>
-              <w:t>+0.0576，p = 1.5e-256</w:t>
+            <w:tcW w:type="dxa" w:w="2880"/>
+          </w:tcPr>
+          <w:p>
+            <w:pPr>
+              <w:jc w:val="center"/>
+            </w:pPr>
+            <w:r>
+              <w:rPr>
+                <w:sz w:val="17"/>
+              </w:rPr>
+              <w:t>pooled ΔKGE</w:t>
+            </w:r>
+          </w:p>
+        </w:tc>
+        <w:tc>
+          <w:tcPr>
+            <w:tcW w:type="dxa" w:w="5760"/>
+          </w:tcPr>
+          <w:p>
+            <w:pPr>
+              <w:jc w:val="center"/>
+            </w:pPr>
+            <w:r>
+              <w:rPr>
+                <w:sz w:val="17"/>
+              </w:rPr>
+              <w:t>+0.0576, p = 1.5e-256</w:t>
+            </w:r>
+          </w:p>
+        </w:tc>
+      </w:tr>
+      <w:tr>
+        <w:tc>
+          <w:tcPr>
+            <w:tcW w:type="dxa" w:w="2880"/>
+          </w:tcPr>
+          <w:p>
+            <w:pPr>
+              <w:jc w:val="center"/>
+            </w:pPr>
+            <w:r>
+              <w:rPr>
+                <w:sz w:val="17"/>
+              </w:rPr>
+              <w:t>the two metrics agree</w:t>
+            </w:r>
+          </w:p>
+        </w:tc>
+        <w:tc>
+          <w:tcPr>
+            <w:tcW w:type="dxa" w:w="5760"/>
+          </w:tcPr>
+          <w:p>
+            <w:pPr>
+              <w:jc w:val="center"/>
+            </w:pPr>
+            <w:r>
+              <w:rPr>
+                <w:sz w:val="17"/>
+              </w:rPr>
+              <w:t>67.9% of gauges (Spearman 0.460)</w:t>
             </w:r>
           </w:p>
         </w:tc>
@@ -8818,7 +10330,7 @@
     <w:p/>
     <w:p>
       <w:r>
-        <w:t>效应真实存在（BH 校正后 91.6% 的站仍显著，远超偶然期望），但方向分裂：以绝对误差衡量，变差的站（49.7%）多于改善的站（41.9%）。KGE 变好的站占 54.6%，误差变小的站仅 46.5%，两者同向的站仅 67.5%（Spearman +0.471）。</w:t>
+        <w:t>The effect is real — 90.8% of gauges remain significant after BH correction against about 443 expected by chance — and under v2 the direction is no longer split: 53.2% improve against 37.7% degrading on point-wise absolute error. Under v1 it was the other way round, 41.9% improving against 49.7% degrading with a negative median error change.</w:t>
       </w:r>
     </w:p>
     <w:p>
@@ -8826,7 +10338,10 @@
         <w:rPr>
           <w:b/>
         </w:rPr>
-        <w:t>因此主结论必须表述为标定改善，而非精度改善：日聚合监督使水文过程线更接近观测的水量、方差与日内形状，但逐点绝对误差在更多站上略微变差。这在机理上自洽——提高 α 会改善 KGE，而绝对误差在预测更靠近条件中位数时最小，两者要求相反。</w:t>
+        <w:t xml:space="preserve">The reversal should not be oversold, because the magnitudes are not comparable. </w:t>
+      </w:r>
+      <w:r>
+        <w:t>The median error improvement is +0.00034 mm/h against an observed mean flow of 0.0483 mm/h — about 0.7% of it — while the pooled median KGE gain is +0.0576. So the defensible claim is that daily-aggregate fine-tuning no longer DAMAGES point-wise accuracy, not that it improves it. The mechanism is unchanged: raising α improves KGE, while absolute error is smallest when the prediction sits nearer the conditional median, and the two pull in opposite directions. The metrics still agree on only 67.9% of gauges, so a per-gauge claim must say which metric it is made under.</w:t>
       </w:r>
     </w:p>
     <w:p>
@@ -8834,7 +10349,7 @@
         <w:pStyle w:val="Heading2"/>
       </w:pPr>
       <w:r>
-        <w:t>4.4 全球分布</w:t>
+        <w:t>4.4 Global distribution</w:t>
       </w:r>
     </w:p>
     <w:p>
@@ -8884,7 +10399,7 @@
         <w:rPr>
           <w:sz w:val="18"/>
         </w:rPr>
-        <w:t>图 4-1　目标域小时指标的空间分布。左上 M0 零样本 KGE，右上 M1 微调后 KGE，左下 增益 M1 − M0（发散色标，零居中），右下 M0 的 α（1.0 居中）。5 折设计使每个站恰好当一次目标站，因此每个测站都有真实取值。</w:t>
+        <w:t>Figure 4-1  Target-domain hourly metrics in space. Top left, zero-shot M0 KGE; top right, M1 after fine-tuning; bottom left, the gain M1 − M0 on a diverging scale centred at zero; bottom right, α at M0 centred at 1.0. The 5-fold design makes every gauge a target gauge exactly once, so every marker is a real value.</w:t>
       </w:r>
     </w:p>
     <w:p>
@@ -8893,7 +10408,7 @@
           <w:b/>
           <w:sz w:val="18"/>
         </w:rPr>
-        <w:t>表 4-5　按纬度带</w:t>
+        <w:t>Table 4-6  By latitude band</w:t>
       </w:r>
     </w:p>
     <w:tbl>
@@ -8914,7 +10429,7 @@
       <w:tr>
         <w:tc>
           <w:tcPr>
-            <w:tcW w:type="dxa" w:w="1440"/>
+            <w:tcW w:type="dxa" w:w="1584"/>
           </w:tcPr>
           <w:p>
             <w:r>
@@ -8922,7 +10437,7 @@
                 <w:b/>
                 <w:sz w:val="17"/>
               </w:rPr>
-              <w:t>纬度带</w:t>
+              <w:t>Latitude band</w:t>
             </w:r>
           </w:p>
         </w:tc>
@@ -8936,7 +10451,7 @@
                 <w:b/>
                 <w:sz w:val="17"/>
               </w:rPr>
-              <w:t>站数</w:t>
+              <w:t>Gauges</w:t>
             </w:r>
           </w:p>
         </w:tc>
@@ -8978,7 +10493,7 @@
                 <w:b/>
                 <w:sz w:val="17"/>
               </w:rPr>
-              <w:t>增益</w:t>
+              <w:t>Gain</w:t>
             </w:r>
           </w:p>
         </w:tc>
@@ -8992,7 +10507,7 @@
                 <w:b/>
                 <w:sz w:val="17"/>
               </w:rPr>
-              <w:t>M0 的 α</w:t>
+              <w:t>α at M0</w:t>
             </w:r>
           </w:p>
         </w:tc>
@@ -9000,7 +10515,7 @@
       <w:tr>
         <w:tc>
           <w:tcPr>
-            <w:tcW w:type="dxa" w:w="1440"/>
+            <w:tcW w:type="dxa" w:w="1584"/>
           </w:tcPr>
           <w:p>
             <w:pPr>
@@ -9098,7 +10613,7 @@
       <w:tr>
         <w:tc>
           <w:tcPr>
-            <w:tcW w:type="dxa" w:w="1440"/>
+            <w:tcW w:type="dxa" w:w="1584"/>
           </w:tcPr>
           <w:p>
             <w:pPr>
@@ -9196,7 +10711,7 @@
       <w:tr>
         <w:tc>
           <w:tcPr>
-            <w:tcW w:type="dxa" w:w="1440"/>
+            <w:tcW w:type="dxa" w:w="1584"/>
           </w:tcPr>
           <w:p>
             <w:pPr>
@@ -9294,7 +10809,7 @@
       <w:tr>
         <w:tc>
           <w:tcPr>
-            <w:tcW w:type="dxa" w:w="1440"/>
+            <w:tcW w:type="dxa" w:w="1584"/>
           </w:tcPr>
           <w:p>
             <w:pPr>
@@ -9392,7 +10907,7 @@
       <w:tr>
         <w:tc>
           <w:tcPr>
-            <w:tcW w:type="dxa" w:w="1440"/>
+            <w:tcW w:type="dxa" w:w="1584"/>
           </w:tcPr>
           <w:p>
             <w:pPr>
@@ -9490,7 +11005,7 @@
       <w:tr>
         <w:tc>
           <w:tcPr>
-            <w:tcW w:type="dxa" w:w="1440"/>
+            <w:tcW w:type="dxa" w:w="1584"/>
           </w:tcPr>
           <w:p>
             <w:pPr>
@@ -9594,7 +11109,7 @@
           <w:color w:val="595959"/>
           <w:sz w:val="17"/>
         </w:rPr>
-        <w:t>台站构成：CAMELSH（美国）5,059 ｜ BOMAustralia 1,730 ｜ LamaHCE 834 ｜ Japan 690 ｜ Germany 457 ｜ LamaHIce 73。非洲、南美、亚洲大陆没有任何台站——“全球”形容的是模型而非台站网络，这正是非洲验证不可替代的原因。</w:t>
+        <w:t>Gauge composition: CAMELSH (US) 5,059 | BOMAustralia 1,730 | LamaHCE 834 | Japan 690 | Germany 457 | LamaHIce 73. There is not one gauge in Africa, South America or mainland Asia — "global" describes the model, not the gauge network, which is why the African validation cannot be substituted for.</w:t>
       </w:r>
     </w:p>
     <w:p>
@@ -9602,17 +11117,17 @@
         <w:pStyle w:val="Heading2"/>
       </w:pPr>
       <w:r>
-        <w:t>4.5 遗忘门初始化：曾经的保留，现已解决</w:t>
+        <w:t>4.5 Forget-gate initialisation: a former reservation, now resolved</w:t>
       </w:r>
     </w:p>
     <w:p>
       <w:r>
-        <w:t>Gauch 等人的 MTS-LSTM 原始实现在初始化时打开 LSTM 遗忘门（neuralhydrology 中 initial_forget_bias = 3）。本实现与其所依据的 100 站参考实现均未包含这一项——偏离的是原论文，而非两个实验之间。v1 的全部结果都是在缺少该项的情况下产生的，本报告早期版本将其列为“尚未解决的保留”。</w:t>
+        <w:t>Gauch et al.'s original MTS-LSTM opens the LSTM forget gate at initialisation (initial_forget_bias = 3 in neuralhydrology). Neither this implementation nor the 100-gauge reference it was built from included it — the deviation was from the paper, not between the two experiments. Every v1 result was produced without it, and an earlier revision of this report listed that as an unresolved reservation.</w:t>
       </w:r>
     </w:p>
     <w:p>
       <w:r>
-        <w:t>机理上这一项影响的正是欠离散：PyTorch 默认使得有效遗忘门开在 0.500，对应约 2 步的有效记忆；置为 3 后门开到 0.953，有效记忆约 21 步。遗忘门半闭时，365 步的日分支会让细胞状态在到达状态交接点之前衰减，积雪与地下水这类长记忆信号因而到不了小时分支。</w:t>
+        <w:t>Mechanistically the missing term acts on exactly the observed defect. PyTorch's default leaves the effective forget gate at 0.500, about a 2-step effective memory; setting the bias to 3 opens it to 0.953, about 21 steps. With the gate half closed, a 365-step daily branch lets the cell state decay before it reaches the handoff, so long-memory signals — snowpack, groundwater — never arrive at the hourly branch.</w:t>
       </w:r>
     </w:p>
     <w:p>
@@ -9620,20 +11135,20 @@
         <w:rPr>
           <w:b/>
         </w:rPr>
-        <w:t>v2 已按已发表方法实现该项，并与更长的小时回看窗口（72 → 336）一并纳入。</w:t>
+        <w:t xml:space="preserve">v2 implements the published term, together with the longer hourly look-back (72 → 336). </w:t>
       </w:r>
       <w:r>
-        <w:t>结果与预期方向一致但幅度更大：v1 的零样本模型闪变为观测的 6.80 倍、日内标准差 3.11 倍、而均值仅为观测的一半（0.50 倍）；v2 在微调前即已基本标定（闪变 0.95 倍，均值 1.05 倍）。因此此前把 α 称为“可能是缺失组件而非固有限制”的保留，答案是前者。</w:t>
+        <w:t>The direction matched the prediction and the magnitude exceeded it: v1's zero-shot model was 6.80x the observed flashiness, 3.11x its within-day standard deviation, and carried half the observed mean (0.50x), where v2 is calibrated before any fine-tuning (0.95x flashiness, 1.05x mean). So the earlier reservation — that α might be a missing component rather than an intrinsic limit — resolves in favour of the missing component.</w:t>
       </w:r>
     </w:p>
     <w:p>
       <w:r>
-        <w:t>需要如实记录的一点：这两项改动是同时引入的，因此本报告无法把 v1 到 v2 的差异单独归因于遗忘门或回看窗口之一。fold 1 的超参搜索中曾设计 g03/g04 两组用于分离二者，但唯一严格可比的两对给出了方向相反的结果（+0.009 与 −0.027，均值约 0.5σ），不足以定论。遗忘门之所以纳入，理由是方法学一致性——它是已发表方法的组成部分，不是调参旋钮——而非它被证明单独有效。</w:t>
+        <w:t>One thing must be recorded honestly: the two changes were introduced together, so this report cannot attribute the v1-to-v2 difference to the forget gate or to the look-back alone. The fold-1 search included two arms (g03, g04) designed to separate them, but the only two strictly comparable pairs disagree in sign (+0.009 and −0.027, about 0.5 sigma), which does not settle it. The forget gate is included for methodological fidelity — it is part of the published method, not a tuning knob — and not because it was shown to help on its own.</w:t>
       </w:r>
     </w:p>
     <w:p>
       <w:r>
-        <w:t>对 v1 内部的对比类结论不受影响：v1 的基线、run A、run B、空间分块、各档回放与非洲全部使用同一套初始化。但 v1 与 v2 之间有多条结论确实改变了方向或量级，已分别在 §2.3、§4.2、§6.3 与第 5 章标明。</w:t>
+        <w:t>Comparisons within v1 are unaffected: v1's baseline, run A, run B, blocked split, replay ratios and Africa all used the same initialisation. But several conclusions do change direction or magnitude between v1 and v2, and each is flagged where it appears — §2.3, §4.2, §6.3 and chapter 5.</w:t>
       </w:r>
     </w:p>
     <w:p>
@@ -9641,12 +11156,12 @@
         <w:pStyle w:val="Heading2"/>
       </w:pPr>
       <w:r>
-        <w:t>4.6 空间分块的代价：是否为折构成假象，以及能否被回收</w:t>
+        <w:t>4.6 The cost of spatial blocking: composition artefact, or recoverable?</w:t>
       </w:r>
     </w:p>
     <w:p>
       <w:r>
-        <w:t>空间分块必然使折构成不均衡，因此“M0 下降”会被质疑为两套划分打分的是不同的流域组合。5 折设计恰好能回答这个质疑：每个站在两套划分里各当过一次目标站，因此可以逐站配对，构成差异从构造上被固定。同一批站在 M0 与 M1 两个阶段各配对一次，还能进一步回答“这个代价是否被日聚合微调回收”。</w:t>
+        <w:t>Spatial blocking necessarily unbalances fold composition, so "M0 falls" invites the objection that the two splits scored different mixes of catchments. The 5-fold design answers it exactly: every gauge serves as a target gauge once in each split, so the two runs pair gauge by gauge and composition is held fixed by construction. Pairing the same gauges at M0 and again at M1 answers a second question — whether the cost is recovered by daily-aggregate fine-tuning.</w:t>
       </w:r>
     </w:p>
     <w:p>
@@ -9655,7 +11170,7 @@
           <w:b/>
           <w:sz w:val="18"/>
         </w:rPr>
-        <w:t>表 4-6　随机划分 vs 空间分块，逐站配对（同一批站）</w:t>
+        <w:t>Table 4-7  Random against blocked split, paired over the same gauges</w:t>
       </w:r>
     </w:p>
     <w:tbl>
@@ -9676,7 +11191,7 @@
       <w:tr>
         <w:tc>
           <w:tcPr>
-            <w:tcW w:type="dxa" w:w="2160"/>
+            <w:tcW w:type="dxa" w:w="2304"/>
           </w:tcPr>
           <w:p>
             <w:r>
@@ -9684,7 +11199,7 @@
                 <w:b/>
                 <w:sz w:val="17"/>
               </w:rPr>
-              <w:t>阶段</w:t>
+              <w:t>Stage</w:t>
             </w:r>
           </w:p>
         </w:tc>
@@ -9698,7 +11213,7 @@
                 <w:b/>
                 <w:sz w:val="17"/>
               </w:rPr>
-              <w:t>配对站数</w:t>
+              <w:t>Gauges paired</w:t>
             </w:r>
           </w:p>
         </w:tc>
@@ -9712,7 +11227,7 @@
                 <w:b/>
                 <w:sz w:val="17"/>
               </w:rPr>
-              <w:t>随机 → 分块</w:t>
+              <w:t>random → blocked</w:t>
             </w:r>
           </w:p>
         </w:tc>
@@ -9726,13 +11241,13 @@
                 <w:b/>
                 <w:sz w:val="17"/>
               </w:rPr>
-              <w:t>配对中位跌幅</w:t>
-            </w:r>
-          </w:p>
-        </w:tc>
-        <w:tc>
-          <w:tcPr>
-            <w:tcW w:type="dxa" w:w="1296"/>
+              <w:t>Paired median drop</w:t>
+            </w:r>
+          </w:p>
+        </w:tc>
+        <w:tc>
+          <w:tcPr>
+            <w:tcW w:type="dxa" w:w="1008"/>
           </w:tcPr>
           <w:p>
             <w:r>
@@ -9740,7 +11255,7 @@
                 <w:b/>
                 <w:sz w:val="17"/>
               </w:rPr>
-              <w:t>变差占比</w:t>
+              <w:t>Worse</w:t>
             </w:r>
           </w:p>
         </w:tc>
@@ -9762,17 +11277,17 @@
       <w:tr>
         <w:tc>
           <w:tcPr>
-            <w:tcW w:type="dxa" w:w="2160"/>
-          </w:tcPr>
-          <w:p>
-            <w:pPr>
-              <w:jc w:val="center"/>
-            </w:pPr>
-            <w:r>
-              <w:rPr>
-                <w:sz w:val="17"/>
-              </w:rPr>
-              <w:t>M0（零样本）</w:t>
+            <w:tcW w:type="dxa" w:w="2304"/>
+          </w:tcPr>
+          <w:p>
+            <w:pPr>
+              <w:jc w:val="center"/>
+            </w:pPr>
+            <w:r>
+              <w:rPr>
+                <w:sz w:val="17"/>
+              </w:rPr>
+              <w:t>M0 (zero-shot)</w:t>
             </w:r>
           </w:p>
         </w:tc>
@@ -9826,6 +11341,22 @@
         </w:tc>
         <w:tc>
           <w:tcPr>
+            <w:tcW w:type="dxa" w:w="1008"/>
+          </w:tcPr>
+          <w:p>
+            <w:pPr>
+              <w:jc w:val="center"/>
+            </w:pPr>
+            <w:r>
+              <w:rPr>
+                <w:sz w:val="17"/>
+              </w:rPr>
+              <w:t>63.7%</w:t>
+            </w:r>
+          </w:p>
+        </w:tc>
+        <w:tc>
+          <w:tcPr>
             <w:tcW w:type="dxa" w:w="1296"/>
           </w:tcPr>
           <w:p>
@@ -9836,23 +11367,7 @@
               <w:rPr>
                 <w:sz w:val="17"/>
               </w:rPr>
-              <w:t>63.7%</w:t>
-            </w:r>
-          </w:p>
-        </w:tc>
-        <w:tc>
-          <w:tcPr>
-            <w:tcW w:type="dxa" w:w="1296"/>
-          </w:tcPr>
-          <w:p>
-            <w:pPr>
-              <w:jc w:val="center"/>
-            </w:pPr>
-            <w:r>
-              <w:rPr>
-                <w:sz w:val="17"/>
-              </w:rPr>
-              <w:t>1.6e-168</w:t>
+              <w:t>= 1.6e-168</w:t>
             </w:r>
           </w:p>
         </w:tc>
@@ -9860,17 +11375,17 @@
       <w:tr>
         <w:tc>
           <w:tcPr>
-            <w:tcW w:type="dxa" w:w="2160"/>
-          </w:tcPr>
-          <w:p>
-            <w:pPr>
-              <w:jc w:val="center"/>
-            </w:pPr>
-            <w:r>
-              <w:rPr>
-                <w:sz w:val="17"/>
-              </w:rPr>
-              <w:t>M1（日聚合微调后）</w:t>
+            <w:tcW w:type="dxa" w:w="2304"/>
+          </w:tcPr>
+          <w:p>
+            <w:pPr>
+              <w:jc w:val="center"/>
+            </w:pPr>
+            <w:r>
+              <w:rPr>
+                <w:sz w:val="17"/>
+              </w:rPr>
+              <w:t>M1 (after daily-only fine-tune)</w:t>
             </w:r>
           </w:p>
         </w:tc>
@@ -9924,6 +11439,22 @@
         </w:tc>
         <w:tc>
           <w:tcPr>
+            <w:tcW w:type="dxa" w:w="1008"/>
+          </w:tcPr>
+          <w:p>
+            <w:pPr>
+              <w:jc w:val="center"/>
+            </w:pPr>
+            <w:r>
+              <w:rPr>
+                <w:sz w:val="17"/>
+              </w:rPr>
+              <w:t>52.2%</w:t>
+            </w:r>
+          </w:p>
+        </w:tc>
+        <w:tc>
+          <w:tcPr>
             <w:tcW w:type="dxa" w:w="1296"/>
           </w:tcPr>
           <w:p>
@@ -9934,23 +11465,7 @@
               <w:rPr>
                 <w:sz w:val="17"/>
               </w:rPr>
-              <w:t>52.2%</w:t>
-            </w:r>
-          </w:p>
-        </w:tc>
-        <w:tc>
-          <w:tcPr>
-            <w:tcW w:type="dxa" w:w="1296"/>
-          </w:tcPr>
-          <w:p>
-            <w:pPr>
-              <w:jc w:val="center"/>
-            </w:pPr>
-            <w:r>
-              <w:rPr>
-                <w:sz w:val="17"/>
-              </w:rPr>
-              <w:t>4.2e-06</w:t>
+              <w:t>= 4.2e-06</w:t>
             </w:r>
           </w:p>
         </w:tc>
@@ -9964,7 +11479,7 @@
           <w:color w:val="595959"/>
           <w:sz w:val="17"/>
         </w:rPr>
-        <w:t>注：配对中位跌幅与“中位数之差”是不同估计量，配对值更严格，应作为头条数字。</w:t>
+        <w:t>The paired median drop and the difference of medians are different estimators. The paired one is stricter and is the number to quote.</w:t>
       </w:r>
     </w:p>
     <w:p>
@@ -9972,12 +11487,12 @@
         <w:rPr>
           <w:b/>
         </w:rPr>
-        <w:t>日聚合微调回收了空间分块代价的 89.7%：配对跌幅从 -0.0594 收窄到 -0.0061。</w:t>
+        <w:t>Daily-aggregate fine-tuning recovers 89.7% of the spatial-blocking cost: the paired drop narrows from -0.0594 to -0.0061.</w:t>
       </w:r>
     </w:p>
     <w:p>
       <w:r>
-        <w:t>微调之后，一个站更适合随机划分还是分块划分已接近抛硬币（52.2% 变差），p 值之所以仍然极小（4.2e-06）只是因为样本量达 8,709 站。</w:t>
+        <w:t>Afterwards, whether a gauge prefers the random or the blocked split is close to a coin flip (52.2% worse). The p-value stays tiny (= 4.2e-06) only because there are 8,709 gauges; appendix A.1 shows why that p-value answers a narrower question than it appears to.</w:t>
       </w:r>
     </w:p>
     <w:p>
@@ -9986,7 +11501,7 @@
           <w:b/>
           <w:sz w:val="18"/>
         </w:rPr>
-        <w:t>表 4-7　按来源机构：分块代价及其回收比例</w:t>
+        <w:t>Table 4-8  By source agency: the blocking cost and how much is recovered</w:t>
       </w:r>
     </w:p>
     <w:tbl>
@@ -10014,7 +11529,7 @@
                 <w:b/>
                 <w:sz w:val="17"/>
               </w:rPr>
-              <w:t>机构</w:t>
+              <w:t>Agency</w:t>
             </w:r>
           </w:p>
         </w:tc>
@@ -10028,7 +11543,7 @@
                 <w:b/>
                 <w:sz w:val="17"/>
               </w:rPr>
-              <w:t>站数</w:t>
+              <w:t>Gauges</w:t>
             </w:r>
           </w:p>
         </w:tc>
@@ -10042,7 +11557,7 @@
                 <w:b/>
                 <w:sz w:val="17"/>
               </w:rPr>
-              <w:t>M0 跌幅</w:t>
+              <w:t>Drop at M0</w:t>
             </w:r>
           </w:p>
         </w:tc>
@@ -10056,13 +11571,13 @@
                 <w:b/>
                 <w:sz w:val="17"/>
               </w:rPr>
-              <w:t>M1 跌幅</w:t>
-            </w:r>
-          </w:p>
-        </w:tc>
-        <w:tc>
-          <w:tcPr>
-            <w:tcW w:type="dxa" w:w="1152"/>
+              <w:t>Drop at M1</w:t>
+            </w:r>
+          </w:p>
+        </w:tc>
+        <w:tc>
+          <w:tcPr>
+            <w:tcW w:type="dxa" w:w="1296"/>
           </w:tcPr>
           <w:p>
             <w:r>
@@ -10070,7 +11585,7 @@
                 <w:b/>
                 <w:sz w:val="17"/>
               </w:rPr>
-              <w:t>回收</w:t>
+              <w:t>Recovered</w:t>
             </w:r>
           </w:p>
         </w:tc>
@@ -10142,7 +11657,7 @@
         </w:tc>
         <w:tc>
           <w:tcPr>
-            <w:tcW w:type="dxa" w:w="1152"/>
+            <w:tcW w:type="dxa" w:w="1296"/>
           </w:tcPr>
           <w:p>
             <w:pPr>
@@ -10224,7 +11739,7 @@
         </w:tc>
         <w:tc>
           <w:tcPr>
-            <w:tcW w:type="dxa" w:w="1152"/>
+            <w:tcW w:type="dxa" w:w="1296"/>
           </w:tcPr>
           <w:p>
             <w:pPr>
@@ -10306,7 +11821,7 @@
         </w:tc>
         <w:tc>
           <w:tcPr>
-            <w:tcW w:type="dxa" w:w="1152"/>
+            <w:tcW w:type="dxa" w:w="1296"/>
           </w:tcPr>
           <w:p>
             <w:pPr>
@@ -10388,7 +11903,7 @@
         </w:tc>
         <w:tc>
           <w:tcPr>
-            <w:tcW w:type="dxa" w:w="1152"/>
+            <w:tcW w:type="dxa" w:w="1296"/>
           </w:tcPr>
           <w:p>
             <w:pPr>
@@ -10470,7 +11985,7 @@
         </w:tc>
         <w:tc>
           <w:tcPr>
-            <w:tcW w:type="dxa" w:w="1152"/>
+            <w:tcW w:type="dxa" w:w="1296"/>
           </w:tcPr>
           <w:p>
             <w:pPr>
@@ -10552,7 +12067,7 @@
         </w:tc>
         <w:tc>
           <w:tcPr>
-            <w:tcW w:type="dxa" w:w="1152"/>
+            <w:tcW w:type="dxa" w:w="1296"/>
           </w:tcPr>
           <w:p>
             <w:pPr>
@@ -10574,12 +12089,12 @@
         <w:rPr>
           <w:b/>
         </w:rPr>
-        <w:t>零样本阶段六家机构无一例外全部下降——这是构成假象无法产生的结果，因此“折构成变化”这一替代解释被排除。</w:t>
+        <w:t>At the zero-shot stage every one of the six agencies drops, which a composition artefact could not produce, so "the folds scored different catchments" is ruled out as the explanation.</w:t>
       </w:r>
     </w:p>
     <w:p>
       <w:r>
-        <w:t>回收并不均匀：LamaHIce（73 站）是唯一回收失败的机构，残余跌幅 -0.0942，几乎独占全部残差；其余机构回收 85% 以上。</w:t>
+        <w:t>Recovery is uneven: LamaHIce (73 gauges) is the one agency where it fails, keeping a residual drop of -0.0942 and holding almost the entire remainder; the other five recover 85% or more.</w:t>
       </w:r>
     </w:p>
     <w:p>
@@ -10589,7 +12104,7 @@
           <w:color w:val="595959"/>
           <w:sz w:val="17"/>
         </w:rPr>
-        <w:t>注：直观上会想把回收率解释为随台网密度变化，本报告早期版本也如此表述。但六家机构上该关系并不成立（回收率与站数的 Spearman ρ = +0.257，p = 0.623）。冰岛是一个离群点，不是趋势，措辞应止于此。</w:t>
+        <w:t>It is tempting to read recovery as scaling with gauge density, and an earlier revision of this report said so. Across six agencies that relationship is not established (Spearman ρ = +0.257, p = 0.623). Iceland is one outlier, not a trend, and the wording should stop there.</w:t>
       </w:r>
     </w:p>
     <w:p>
@@ -10597,7 +12112,7 @@
         <w:pStyle w:val="Heading2"/>
       </w:pPr>
       <w:r>
-        <w:t>4.7 空间分块的机理：代价与回收都落在时相上</w:t>
+        <w:t>4.7 The mechanism: both the cost and the recovery are about timing</w:t>
       </w:r>
     </w:p>
     <w:p>
@@ -10606,7 +12121,7 @@
           <w:b/>
           <w:sz w:val="18"/>
         </w:rPr>
-        <w:t>表 4-8　空间分块划分下的 KGE 分解（逐站配对）</w:t>
+        <w:t>Table 4-9  KGE decomposition under the blocked split, paired by gauge</w:t>
       </w:r>
     </w:p>
     <w:tbl>
@@ -10625,7 +12140,7 @@
       <w:tr>
         <w:tc>
           <w:tcPr>
-            <w:tcW w:type="dxa" w:w="2016"/>
+            <w:tcW w:type="dxa" w:w="2304"/>
           </w:tcPr>
           <w:p>
             <w:r>
@@ -10633,7 +12148,7 @@
                 <w:b/>
                 <w:sz w:val="17"/>
               </w:rPr>
-              <w:t>分量</w:t>
+              <w:t>Component</w:t>
             </w:r>
           </w:p>
         </w:tc>
@@ -10683,7 +12198,7 @@
       <w:tr>
         <w:tc>
           <w:tcPr>
-            <w:tcW w:type="dxa" w:w="2016"/>
+            <w:tcW w:type="dxa" w:w="2304"/>
           </w:tcPr>
           <w:p>
             <w:pPr>
@@ -10749,17 +12264,17 @@
       <w:tr>
         <w:tc>
           <w:tcPr>
-            <w:tcW w:type="dxa" w:w="2016"/>
-          </w:tcPr>
-          <w:p>
-            <w:pPr>
-              <w:jc w:val="center"/>
-            </w:pPr>
-            <w:r>
-              <w:rPr>
-                <w:sz w:val="17"/>
-              </w:rPr>
-              <w:t>r（时相）</w:t>
+            <w:tcW w:type="dxa" w:w="2304"/>
+          </w:tcPr>
+          <w:p>
+            <w:pPr>
+              <w:jc w:val="center"/>
+            </w:pPr>
+            <w:r>
+              <w:rPr>
+                <w:sz w:val="17"/>
+              </w:rPr>
+              <w:t>r (timing)</w:t>
             </w:r>
           </w:p>
         </w:tc>
@@ -10815,17 +12330,17 @@
       <w:tr>
         <w:tc>
           <w:tcPr>
-            <w:tcW w:type="dxa" w:w="2016"/>
-          </w:tcPr>
-          <w:p>
-            <w:pPr>
-              <w:jc w:val="center"/>
-            </w:pPr>
-            <w:r>
-              <w:rPr>
-                <w:sz w:val="17"/>
-              </w:rPr>
-              <w:t>α（方差）</w:t>
+            <w:tcW w:type="dxa" w:w="2304"/>
+          </w:tcPr>
+          <w:p>
+            <w:pPr>
+              <w:jc w:val="center"/>
+            </w:pPr>
+            <w:r>
+              <w:rPr>
+                <w:sz w:val="17"/>
+              </w:rPr>
+              <w:t>α (variance)</w:t>
             </w:r>
           </w:p>
         </w:tc>
@@ -10881,17 +12396,17 @@
       <w:tr>
         <w:tc>
           <w:tcPr>
-            <w:tcW w:type="dxa" w:w="2016"/>
-          </w:tcPr>
-          <w:p>
-            <w:pPr>
-              <w:jc w:val="center"/>
-            </w:pPr>
-            <w:r>
-              <w:rPr>
-                <w:sz w:val="17"/>
-              </w:rPr>
-              <w:t>β（偏差）</w:t>
+            <w:tcW w:type="dxa" w:w="2304"/>
+          </w:tcPr>
+          <w:p>
+            <w:pPr>
+              <w:jc w:val="center"/>
+            </w:pPr>
+            <w:r>
+              <w:rPr>
+                <w:sz w:val="17"/>
+              </w:rPr>
+              <w:t>β (water balance)</w:t>
             </w:r>
           </w:p>
         </w:tc>
@@ -10952,7 +12467,7 @@
           <w:b/>
           <w:sz w:val="18"/>
         </w:rPr>
-        <w:t>表 4-9　分块相对随机的分量缺口（负值表示分块更差）</w:t>
+        <w:t>Table 4-10  Blocked minus random, by component (negative means blocked is worse)</w:t>
       </w:r>
     </w:p>
     <w:tbl>
@@ -10971,7 +12486,7 @@
       <w:tr>
         <w:tc>
           <w:tcPr>
-            <w:tcW w:type="dxa" w:w="2016"/>
+            <w:tcW w:type="dxa" w:w="2304"/>
           </w:tcPr>
           <w:p>
             <w:r>
@@ -10979,7 +12494,7 @@
                 <w:b/>
                 <w:sz w:val="17"/>
               </w:rPr>
-              <w:t>分量</w:t>
+              <w:t>Component</w:t>
             </w:r>
           </w:p>
         </w:tc>
@@ -10993,7 +12508,7 @@
                 <w:b/>
                 <w:sz w:val="17"/>
               </w:rPr>
-              <w:t>M0 缺口</w:t>
+              <w:t>Gap at M0</w:t>
             </w:r>
           </w:p>
         </w:tc>
@@ -11007,7 +12522,7 @@
                 <w:b/>
                 <w:sz w:val="17"/>
               </w:rPr>
-              <w:t>M1 缺口</w:t>
+              <w:t>Gap at M1</w:t>
             </w:r>
           </w:p>
         </w:tc>
@@ -11021,7 +12536,7 @@
                 <w:b/>
                 <w:sz w:val="17"/>
               </w:rPr>
-              <w:t>回收</w:t>
+              <w:t>Recovered</w:t>
             </w:r>
           </w:p>
         </w:tc>
@@ -11029,17 +12544,17 @@
       <w:tr>
         <w:tc>
           <w:tcPr>
-            <w:tcW w:type="dxa" w:w="2016"/>
-          </w:tcPr>
-          <w:p>
-            <w:pPr>
-              <w:jc w:val="center"/>
-            </w:pPr>
-            <w:r>
-              <w:rPr>
-                <w:sz w:val="17"/>
-              </w:rPr>
-              <w:t>r（时相）</w:t>
+            <w:tcW w:type="dxa" w:w="2304"/>
+          </w:tcPr>
+          <w:p>
+            <w:pPr>
+              <w:jc w:val="center"/>
+            </w:pPr>
+            <w:r>
+              <w:rPr>
+                <w:sz w:val="17"/>
+              </w:rPr>
+              <w:t>r (timing)</w:t>
             </w:r>
           </w:p>
         </w:tc>
@@ -11095,17 +12610,17 @@
       <w:tr>
         <w:tc>
           <w:tcPr>
-            <w:tcW w:type="dxa" w:w="2016"/>
-          </w:tcPr>
-          <w:p>
-            <w:pPr>
-              <w:jc w:val="center"/>
-            </w:pPr>
-            <w:r>
-              <w:rPr>
-                <w:sz w:val="17"/>
-              </w:rPr>
-              <w:t>α（方差）</w:t>
+            <w:tcW w:type="dxa" w:w="2304"/>
+          </w:tcPr>
+          <w:p>
+            <w:pPr>
+              <w:jc w:val="center"/>
+            </w:pPr>
+            <w:r>
+              <w:rPr>
+                <w:sz w:val="17"/>
+              </w:rPr>
+              <w:t>α (variance)</w:t>
             </w:r>
           </w:p>
         </w:tc>
@@ -11161,17 +12676,17 @@
       <w:tr>
         <w:tc>
           <w:tcPr>
-            <w:tcW w:type="dxa" w:w="2016"/>
-          </w:tcPr>
-          <w:p>
-            <w:pPr>
-              <w:jc w:val="center"/>
-            </w:pPr>
-            <w:r>
-              <w:rPr>
-                <w:sz w:val="17"/>
-              </w:rPr>
-              <w:t>β（偏差）</w:t>
+            <w:tcW w:type="dxa" w:w="2304"/>
+          </w:tcPr>
+          <w:p>
+            <w:pPr>
+              <w:jc w:val="center"/>
+            </w:pPr>
+            <w:r>
+              <w:rPr>
+                <w:sz w:val="17"/>
+              </w:rPr>
+              <w:t>β (water balance)</w:t>
             </w:r>
           </w:p>
         </w:tc>
@@ -11231,27 +12746,22 @@
         <w:rPr>
           <w:b/>
         </w:rPr>
-        <w:t>空间分块的代价几乎全部落在时相上：零样本阶段 r 落后 -0.0271，而 α 与 β 的差距都在 0.005 以内。移除一个流域的邻居，损害的是模型认为水什么时候到，不是水量多少或变率大小。</w:t>
+        <w:t>Spatial blocking costs timing and almost nothing else: at zero-shot, r trails by -0.0271 while α and β are within 0.005. Removing a catchment's neighbours degrades WHEN the model thinks water arrives, not how much of it there is or how variable it is.</w:t>
       </w:r>
     </w:p>
     <w:p>
       <w:r>
-        <w:t>微调随后回收了这个时相缺口的 83%，并把 α 推到超过随机划分。这一点需要专门说明，因为它反直觉：24 小时聚合本身不含任何日内时相信息。路径是架构性的而非统计性的——小时分支从不读取日尺度标签，它的初始隐状态与细胞状态经 transfer_h / transfer_c 从日分支继承。在本地日观测上微调日分支，得到更准的流域状态（蓄水量、湿度），而更准的状态改变小时分支放水的时刻。日尺度数据经由这条状态交接通道间接修正了小时时相，而这条通道正是双分支设计的意义所在；单分支小时模型在同样监督下没有它。</w:t>
+        <w:t>Fine-tuning then recovers 83% of that timing deficit and pushes α past the random split's. This deserves stating explicitly because it is counter-intuitive: a 24-hour aggregate contains no sub-daily timing information at all. The route is architectural, not statistical. The hourly branch never reads the daily labels; it inherits its initial hidden and cell state from the daily branch through transfer_h / transfer_c. Fine-tuning the daily branch on local daily observations yields a better catchment state — storage, wetness — and a better state changes when the hourly branch releases water. Daily data corrects hourly timing indirectly, through the state handoff that is the point of the two-branch design; a single-branch hourly model given the same supervision has no such channel.</w:t>
       </w:r>
     </w:p>
     <w:p>
       <w:r>
-        <w:t>变差站中的元凶占比：r 4.2%、α 46.2%、β 49.6%。</w:t>
+        <w:t>Among gauges that get worse, the largest culprit is r in 4.2% of them, α in 46.2% and β in 49.6%.</w:t>
       </w:r>
     </w:p>
     <w:p>
       <w:r>
-        <w:t>日内形状不存在退化解，且零样本阶段已基本标定：观测 flashiness 0.0285，M0 0.0265（0.93 倍），M1 0.0299（1.05 倍）；均值观测 0.0483，M0 0.0501（1.04 倍），M1 0.0498（1.03 倍）。</w:t>
-      </w:r>
-    </w:p>
-    <w:p>
-      <w:r>
-        <w:t>显著性：BH 校正后 8,147/8,862（91.9%）变化显著，方向已明确偏向改善——62.9% 改善、29.1% 变差，池化 ΔKGE +0.1267（p &lt; 1e-300）。</w:t>
+        <w:t>Significance under the blocked split: 8,147/8,862 (91.9%) significant after BH, clearly favouring improvement — 62.9% improved, 29.1% degraded, pooled ΔKGE +0.1267 (p &lt; 1e-300).</w:t>
       </w:r>
     </w:p>
     <w:p>
@@ -11259,22 +12769,22 @@
         <w:pStyle w:val="Heading2"/>
       </w:pPr>
       <w:r>
-        <w:t>4.8 训练是否充分，以及只用日聚合选轮次的代价</w:t>
+        <w:t>4.8 Was training long enough, and what does daily-only model selection cost?</w:t>
       </w:r>
     </w:p>
     <w:p>
       <w:r>
-        <w:t>两个问题都可以由已有的训练历史回答，无需额外 GPU。二者都源于同一个观察：让 v2 停下来的不是 30 轮的上限，而是 patience = 6 的早停。</w:t>
+        <w:t>Both questions are answerable from the training histories already on disk, with no further GPU time. Both arose from noticing that what stopped most v2 folds was not the 30-epoch cap but early stopping at patience 6.</w:t>
       </w:r>
     </w:p>
     <w:p>
       <w:r>
-        <w:t>第一，训练在停止时仍在改善。10 折（共 10 折）的验证指标末段斜率为正，中位 +0.00099/轮。更要紧的是截断不对称：被砍得最早的两折都属于空间分块（第 20 轮停，最佳在第 14 轮），而它们的剩余斜率也最陡（+0.00395 与 +0.00257，是随机划分各折的 3–13 倍）。因此主表中随机与分块 M1 之间 0.007 的差距，存在“不等截断造成”这一替代解释，这正是附录 v3 收敛性检验要回答的问题。</w:t>
+        <w:t>First, training was still improving when it stopped. The validation metric's end-of-run slope is positive in 10 of 10 folds, median +0.00099 per epoch. More importantly the truncation was asymmetric: the two folds cut earliest both belong to the blocked split (stopped at epoch 20, best at 14) and they also carry the steepest residual slopes, +0.00395 and +0.00257, three to thirteen times the random split's. So the 0.007 gap between random and blocked M1 in the main table has a rival explanation — unequal truncation — which is what appendix A tests.</w:t>
       </w:r>
     </w:p>
     <w:p>
       <w:r>
-        <w:t>第二，用目标域仅有的日聚合信号来选择微调轮次，代价测不出来。迁移阶段只能依据 holdout/daily_median_kge 选轮次；训练历史另记录了偷看隐藏小时真值的 peek 指标（仅用于诊断，从不参与选择）。8/15 折中，日聚合准则选出的就是 oracle 会选的那一轮；池化平均亏损 +0.0035 KGE，而 peek 序列自身的逐轮噪声底噪为 0.0078——亏损在噪声以下。各配置之间也无差异（Kruskal-Wallis p = 0.567）。</w:t>
+        <w:t>Second, selecting the fine-tuning epoch from the daily-aggregate signal alone costs nothing measurable. The transfer stage can only use holdout/daily_median_kge; the training history also records a peek at the hidden hourly truth, used for diagnosis and never for selection. In 8 of 15 folds the daily criterion picks exactly the epoch an oracle would; the pooled mean shortfall is +0.0035 KGE against the peek series' own epoch-to-epoch noise floor of 0.0078 — below the noise. There is no difference between configurations either (Kruskal-Wallis p = 0.567).</w:t>
       </w:r>
     </w:p>
     <w:p>
@@ -11282,7 +12792,7 @@
         <w:rPr>
           <w:b/>
         </w:rPr>
-        <w:t>这是对实验前提的正面验证，而不是对它的让步：只用 24 小时聚合来监督并选择模型，相比能看到小时序列，没有可测的损失。同时它也排除了“选择损失”作为那 0.007 差距的解释，只剩不等截断一个候选。</w:t>
+        <w:t>This validates the premise rather than conceding to it: supervising and selecting with 24-hour aggregates alone gives up nothing detectable against seeing the hourly series. It also removes selection loss as an explanation for the 0.007 gap, leaving unequal truncation as the only live candidate.</w:t>
       </w:r>
     </w:p>
     <w:p>
@@ -11290,7 +12800,7 @@
         <w:pStyle w:val="Heading1"/>
       </w:pPr>
       <w:r>
-        <w:t>5. 结论</w:t>
+        <w:t>5. Conclusions</w:t>
       </w:r>
     </w:p>
     <w:p>
@@ -11300,7 +12810,7 @@
           <w:color w:val="595959"/>
           <w:sz w:val="17"/>
         </w:rPr>
-        <w:t>注：以下结论以 v2（H=336，遗忘门 3） 为准。多条结论在 v1 与 v2 之间发生了改变，改变本身已在正文对应小节标明。</w:t>
+        <w:t>Stated for v2 (H=336, forget-gate init 3). Several changed between v1 and v2; each change is flagged in the section it belongs to.</w:t>
       </w:r>
     </w:p>
     <w:p>
@@ -11308,7 +12818,7 @@
         <w:pStyle w:val="ListNumber"/>
       </w:pPr>
       <w:r>
-        <w:t>一、日聚合监督不破坏小时时相能力。在变差的站里，r 当元凶的比例仅 4.2%–6.9%（v2 的随机划分与空间分块）。源域学到的小时动力学在只见日目标的微调下能够存活。这一条在 v1 与 v2 下同向，是本工作最稳健的结论。</w:t>
+        <w:t>Daily-aggregate supervision does not damage hourly timing. Among gauges that get worse, r is the largest culprit in only 4.2%–6.9% of them (v2, random and blocked splits). The hourly dynamics learned on the source domain survive a fine-tune that sees daily targets only. This holds in the same direction under v1 and v2 and is the most robust result here.</w:t>
       </w:r>
     </w:p>
     <w:p>
@@ -11316,7 +12826,7 @@
         <w:pStyle w:val="ListNumber"/>
       </w:pPr>
       <w:r>
-        <w:t>二、日聚合监督的增益来自标定，而不再损害逐点精度——这一条相对 v1 已经改变。v1 下以绝对误差衡量变差的站（49.7%）多于改善的站（41.9%），误差中位变化为负；v2 下反转为 53.2% 改善、37.7% 变差，误差中位变化 +0.00034 mm/h。但幅度不可混淆：该误差改善相当于观测平均流量的 0.7%，而同期池化 ΔKGE 为 +0.0576。因此正确表述是“不再损害精度”，而非“提升精度”；两个指标仍只在 67.9% 的站上一致（Spearman 0.460）。</w:t>
+        <w:t>The gain is calibration, and under v2 it no longer costs point-wise accuracy — this changed from v1. Under v1, more gauges degraded on absolute error (49.7%) than improved (41.9%) and the median error change was negative; under v2 it reverses to 53.2% improved against 37.7% degraded, median error change +0.00034 mm/h. The magnitudes are not comparable though: that improvement is about 0.7% of the observed mean flow, while the pooled ΔKGE is +0.0576. So the claim is "no longer damages accuracy", not "improves accuracy"; the two metrics agree on only 67.9% of gauges (Spearman 0.460).</w:t>
       </w:r>
     </w:p>
     <w:p>
@@ -11324,7 +12834,7 @@
         <w:pStyle w:val="ListNumber"/>
       </w:pPr>
       <w:r>
-        <w:t>三、增益不因缺少邻近小时站而衰减，反而更大。v2 下空间分块的增益 +0.1960 明显高于随机划分的 +0.0959；分量上看，分块条件下增益随孤立程度上升（距最近其他折约 62 km 时 +0.0494，211 km 时 +0.0881），随机划分下则是平的。本地日观测替代了空间邻近性，且在邻近性缺失处最管用。这对数据稀疏地区的适用性是有利证据。</w:t>
+        <w:t>The gain does not fade without nearby hourly gauges — it grows. Under v2 the blocked split gains +0.1960 against the random split's +0.0959, and within the blocked split the gain rises with isolation (+0.0494 at about 62 km from the nearest other fold, +0.0881 at 211 km) where under random splitting it is flat. Local daily observations substitute for spatial proximity and matter most where proximity is gone. This is favourable evidence for data-sparse regions.</w:t>
       </w:r>
     </w:p>
     <w:p>
@@ -11332,7 +12842,7 @@
         <w:pStyle w:val="ListNumber"/>
       </w:pPr>
       <w:r>
-        <w:t>四、随机划分显著高估零样本区域外推能力，但这个代价大部分可以回收。同一批 8,709 个流域逐站配对，零样本阶段分块比随机低 -0.0594（六家机构全部同向）；日聚合微调后收窄到 -0.0061，回收 89.7%，此时一个站更适合哪套划分已接近抛硬币。机理上代价几乎全部落在 r（时相）上，零样本落后 −0.0271 而 α、β 差距均在 0.005 以内，微调回收了其中 83%。</w:t>
+        <w:t>Random splitting substantially overstates zero-shot regional extrapolation, but most of that cost is recoverable. Paired over the same 8,709 catchments, the blocked split is -0.0594 below the random one at zero-shot, with all six agencies agreeing in sign; after daily-aggregate fine-tuning it narrows to -0.0061, recovering 89.7%, at which point a gauge's preference between the splits is close to a coin flip. Mechanistically the cost falls almost entirely on r — trailing 0.0271 at zero-shot while α and β are within 0.005 — and fine-tuning recovers 83% of that.</w:t>
       </w:r>
     </w:p>
     <w:p>
@@ -11340,7 +12850,7 @@
         <w:pStyle w:val="ListNumber"/>
       </w:pPr>
       <w:r>
-        <w:t>五、主要性能瓶颈仍是欠离散，且在迁移之前就已存在，但其量级与成因相对 v1 已经改变。v1 的零样本模型是过度离散（闪变为观测的 6.80 倍、日内标准差 3.11 倍），而 v2 在微调前即已基本标定（闪变 0.95 倍，均值 1.05 倍），残留问题是 α 中位 0.808 的轻度欠离散。此前把这一项归因于“缺失的遗忘门初始化尚未确定”，该问题已解决：遗忘门已按已发表方法实现并纳入 v2，见 §4.5。</w:t>
+        <w:t>The dominant weakness is still under-dispersion and it predates transfer, but its size and cause changed from v1. v1's zero-shot model was OVER-dispersed (6.80x the observed flashiness, 3.11x the within-day standard deviation); v2 is calibrated before fine-tuning (0.95x flashiness, 1.05x mean), and what remains is mild under-dispersion at median α 0.808. The earlier attribution of this to "a missing forget-gate initialisation, undetermined" is now settled: the gate is implemented per the published method and included in v2 (§4.5).</w:t>
       </w:r>
     </w:p>
     <w:p>
@@ -11348,7 +12858,7 @@
         <w:pStyle w:val="ListNumber"/>
       </w:pPr>
       <w:r>
-        <w:t>六、方法在非洲原位有效，且超过专门训练的基线。在非洲自己的日观测上微调，五折配对 ΔKGE +0.611、92.3% 的流域改善、M1 中位 KGE +0.505，高于大洲留出 PUB 基线的 +0.279。同时这划出了第一条结论的边界：非洲原位微调使 r 从 0.596 升到 0.780，说明“不改变时相”只在模型已掌握该域动力学时成立。</w:t>
+        <w:t>The method works in situ on Africa and beats a purpose-trained baseline. Fine-tuning on Africa's own daily observations gives an ensemble median KGE of +0.5761 from +0.1143 zero-shot, paired ΔKGE +0.4094 with 87.6% of catchments improving, against the continent-held-out PUB baseline's +0.279. It also bounds the first conclusion: in-situ fine-tuning lifts r from about 0.69 to 0.79, so "timing is not changed" holds only where the model already has the region's dynamics.</w:t>
       </w:r>
     </w:p>
     <w:p>
@@ -11356,7 +12866,15 @@
         <w:pStyle w:val="ListNumber"/>
       </w:pPr>
       <w:r>
-        <w:t>七、源域回放只保护源域，对目标域不再有增益——这一条相对 v1 已经改变。v1 下 0.25 一档在两个域上均优于无回放，机制是阻尼过度重标定（过冲站从 6.25% 压到 2.09%）。v2 下零样本模型本就不再过度离散，该机制失去对象：回放的 r 增益（+0.0060）与不回放（+0.0054）无法区分，α 增益反而更小。因此在 v2 配置下回放不应作为目标域增益手段。</w:t>
+        <w:t>run A's data path is defective independently of the training configuration. It gives a negative gain under both configurations (−0.0303 under v1, −0.0276 under v2). The same change that took run B's gain from +0.0449 to +0.0959 moved run A by +0.0027, i.e. nothing. Feeding the daily branch a strided sample of hourly values instead of true daily means leaves the transfer step nothing usable to calibrate against.</w:t>
+      </w:r>
+    </w:p>
+    <w:p>
+      <w:pPr>
+        <w:pStyle w:val="ListNumber"/>
+      </w:pPr>
+      <w:r>
+        <w:t>Source replay protects the source domain and, under v2, does nothing for the target — this changed from v1. Under v1 the 0.25 ratio beat no-replay on both domains by damping over-recalibration (over-shooting gauges 6.25% → 2.09%). Under v2 the zero-shot model is no longer over-dispersed, so the mechanism has nothing to act on: replay's r gain (+0.0060) is indistinguishable from no-replay's (+0.0054) and its α gain is smaller. Under the v2 configuration, replay should not be presented as a target-domain gain.</w:t>
       </w:r>
     </w:p>
     <w:p>
@@ -11364,12 +12882,12 @@
         <w:pStyle w:val="Heading1"/>
       </w:pPr>
       <w:r>
-        <w:t>6. 已知局限与应对</w:t>
+        <w:t>6. Known limitations</w:t>
       </w:r>
     </w:p>
     <w:p>
       <w:r>
-        <w:t>以下四条是本工作已识别、且预计会被审稿人首先质疑的问题。逐条给出现状、已做的量化，以及是否需要补充实验。</w:t>
+        <w:t>These are the issues already identified and the ones a reviewer is likely to raise first. Each gets its current state, what has been quantified, and whether more experiments are needed.</w:t>
       </w:r>
     </w:p>
     <w:p>
@@ -11377,22 +12895,22 @@
         <w:pStyle w:val="Heading2"/>
       </w:pPr>
       <w:r>
-        <w:t>6.1 时间划分为两段而非三段</w:t>
+        <w:t>6.1 A two-way rather than three-way temporal split</w:t>
       </w:r>
     </w:p>
     <w:p>
       <w:r>
-        <w:t>现状：每站按自身记录时序 70%/30% 切分，报告的是验证期内与早停集不相交的留出样本，而非时间上独立的测试期。PLAN 原定三段（train 2000–2012 / val 2013–2015 / test 2016–2020），实际未采用，原因是预备批次本身即按 0.7/0.3 切分，run B 沿用同一划分以保证两条数据路径可比。</w:t>
+        <w:t>State: each gauge is split 70/30 on its own record, and what is reported is held-out samples inside the validation period, disjoint from the early-stopping slice, rather than a temporally independent test period. PLAN specified three periods (train 2000–2012, val 2013–2015, test 2016–2020); that was not used because the prepared batches are themselves split 0.7/0.3 and run B follows the same split so the two data paths stay comparable.</w:t>
       </w:r>
     </w:p>
     <w:p>
       <w:r>
-        <w:t>已量化的影响：跨折统计，最优 epoch 相对末轮的增益仅 +0.0063（随机划分）与 +0.0036（分块划分），后十轮极差 0.014–0.017。即使早停完全“看穿”验证期，可得收益上限约 0.006 KGE，比本文所报效应（0.078 / 0.064 / 0.165）低一到两个数量级。</w:t>
+        <w:t>Quantified impact: across folds, the best late epoch beats the last epoch by only +0.0063 (random) and +0.0036 (blocked), with a last-ten-epoch range of 0.014–0.017. Even if early stopping saw straight through the validation period, perfect hindsight is worth about 0.006 KGE — one to two orders of magnitude below the reported effects.</w:t>
       </w:r>
     </w:p>
     <w:p>
       <w:r>
-        <w:t>分数字看：目标域 M0、M1 及其差不受影响——迁移阶段的早停只使用目标域训练期留出集上的日聚合 KGE，目标域验证期从未参与选择；受影响的是源域 STEP 3 数字，其选择与报告使用同站同期。应对：如实表述为“验证期留出样本”，不称 test；源域退化数字标注偏乐观。补充实验非必要，若审稿人坚持，只需对最终配置重做一次三段划分。</w:t>
+        <w:t>Which numbers are affected: target-domain M0, M1 and their difference are not, because stage 2's early stopping uses only the daily-aggregate KGE on a held-out slice of the target training period and never touches the target validation period. The source-domain STEP 3 figures are optimistic, since selection and reporting use the same gauges and period. Response: describe them as validation-period held-out samples, never as a test set, and label the source degradation figures as optimistic. A further experiment is not necessary; if a reviewer insists, one three-way rerun of the final configuration suffices.</w:t>
       </w:r>
     </w:p>
     <w:p>
@@ -11400,12 +12918,12 @@
         <w:pStyle w:val="Heading2"/>
       </w:pPr>
       <w:r>
-        <w:t>6.2 空间分块的折构成不均衡</w:t>
+        <w:t>6.2 Unbalanced fold composition under spatial blocking</w:t>
       </w:r>
     </w:p>
     <w:p>
       <w:r>
-        <w:t>现状：空间分块必然使折构成不均衡（30 个机构×折组合中 6 个为空，美国站占比在折间从 40% 到 73%）。去掉近邻必然去掉该区域，这是方法的固有代价，无法通过调整块数消除。</w:t>
+        <w:t>State: spatial blocking necessarily unbalances composition — 6 of 30 agency-by-fold cells are empty and the US share ranges 40–73% across folds. Removing a gauge's neighbours removes its region; this is intrinsic and cannot be tuned away by changing the block count.</w:t>
       </w:r>
     </w:p>
     <w:p>
@@ -11413,10 +12931,10 @@
         <w:rPr>
           <w:b/>
         </w:rPr>
-        <w:t>应对：已通过逐站配对排除，并进一步量化了代价的可回收性（见 §4.6）。</w:t>
+        <w:t xml:space="preserve">Response: ruled out by pairing, and the cost's recoverability quantified (§4.6). </w:t>
       </w:r>
       <w:r>
-        <w:t>同一批 8,709 个流域在两套划分中各当过一次目标站，配对比较使构成差异从构造上被固定；零样本阶段六家机构无一例外全部下降，因此该混淆已被排除。并且日聚合微调回收了 89.7% 的代价（配对跌幅 -0.0594 → -0.0061），残余几乎全部集中在冰岛这一个机构。无需补充实验。</w:t>
+        <w:t>The same 8,709 catchments serve as target gauges once in each split, so pairing fixes composition by construction, and at zero-shot all six agencies drop — which a composition artefact could not produce. Daily-aggregate fine-tuning then recovers 89.7% of the cost (-0.0594 → -0.0061), with the residual concentrated in a single agency. No further experiment needed.</w:t>
       </w:r>
     </w:p>
     <w:p>
@@ -11424,12 +12942,12 @@
         <w:pStyle w:val="Heading2"/>
       </w:pPr>
       <w:r>
-        <w:t>6.3 KGE 与逐点绝对误差的分歧</w:t>
+        <w:t>6.3 Divergence between KGE and point-wise absolute error</w:t>
       </w:r>
     </w:p>
     <w:p>
       <w:r>
-        <w:t>现状（相对 v1 已经改变，此处按 v2）：站级配对检验显示 BH-FDR 校正后 90.8% 的站变化显著。v1 下方向是分裂且偏负的——以绝对误差衡量变差的站（49.7%）多于改善的站（41.9%），误差中位变化 −0.0002 mm/h；v2 下反转为 53.2% 改善、37.7% 变差，误差中位变化 +0.00034 mm/h。</w:t>
+        <w:t>State (changed from v1; figures are v2): per-gauge paired tests leave 90.8% of gauges significant after BH correction. Under v1 the direction was split and negative — more gauges degrading on absolute error (49.7%) than improving (41.9%), median error change −0.0002 mm/h. Under v2 it reverses to 53.2% improved against 37.7% degraded, median error change +0.00034 mm/h.</w:t>
       </w:r>
     </w:p>
     <w:p>
@@ -11437,15 +12955,15 @@
         <w:rPr>
           <w:b/>
         </w:rPr>
-        <w:t>但符号反转不等于幅度对等，这一点必须写清。</w:t>
+        <w:t xml:space="preserve">A reversal in sign is not parity in magnitude, and that has to be stated. </w:t>
       </w:r>
       <w:r>
-        <w:t>v2 的误差改善中位数为 +0.00034 mm/h，而观测平均流量为 0.0483 mm/h——即约 0.7%；同期池化 ΔKGE 为 +0.0576。两个指标仍只在 67.9% 的站上同向（Spearman 0.460）。</w:t>
+        <w:t>The median error improvement is +0.00034 mm/h against an observed mean flow of 0.0483 mm/h, about 0.7%, while the pooled ΔKGE is +0.0576. The two metrics still agree on only 67.9% of gauges (Spearman 0.460).</w:t>
       </w:r>
     </w:p>
     <w:p>
       <w:r>
-        <w:t>机制未变，只是不再表现为损害：提高 α（预测方差比）会改善 KGE，而绝对误差在预测更靠近条件中位数时最小，两者要求相反。日聚合监督的作用是标定——水量、方差比、日内形状——KGE 奖励这些，平均绝对误差基本不奖励。</w:t>
+        <w:t>The mechanism is unchanged, it simply no longer shows up as damage: raising α improves KGE, while absolute error is smallest when the prediction sits nearer the conditional median, and the two requirements oppose each other. Daily-aggregate supervision acts on calibration — water balance, variance ratio, within-day shape — which KGE rewards and mean absolute error largely does not.</w:t>
       </w:r>
     </w:p>
     <w:p>
@@ -11453,7 +12971,7 @@
         <w:rPr>
           <w:b/>
         </w:rPr>
-        <w:t>应对：主结论表述为“v2 下日聚合微调不再损害逐点精度”，而不是“提升精度”；同时报告两个指标，并注明站级结论是在哪个指标下成立的。</w:t>
+        <w:t>Response: state the headline as "under v2, daily-aggregate fine-tuning no longer damages point-wise accuracy" rather than "improves" it; report both metrics, and say which one a per-gauge claim is made under.</w:t>
       </w:r>
     </w:p>
     <w:p>
@@ -11461,17 +12979,17 @@
         <w:pStyle w:val="Heading2"/>
       </w:pPr>
       <w:r>
-        <w:t>6.4 非洲实验所用协议不是最强形态</w:t>
+        <w:t>6.4 The African protocol used here is not the strongest form</w:t>
       </w:r>
     </w:p>
     <w:p>
       <w:r>
-        <w:t>现状：本文的非洲评估是把在温带目标站上微调过的模型套用到非洲流域。而非洲这 294 个流域“有日观测、无小时观测”，恰恰就是 Phase I 前提的自然发生形态，因此更强的实验是直接在非洲日观测上微调、再在非洲留出期评估。</w:t>
+        <w:t>State: §3.1 applies a model fine-tuned on temperate target gauges to African catchments. But those 294 catchments have daily observations and no hourly observations, which is Phase I's premise occurring naturally, so the stronger experiment is to fine-tune on African daily observations directly and evaluate on an African held-out period.</w:t>
       </w:r>
     </w:p>
     <w:p>
       <w:r>
-        <w:t>这是方法学上的弱点而非数据限制——非洲日观测已经具备（282/294 个流域在强迫覆盖期内有超过 365 天观测，中位 3,926 天）。未做的原因是迁移流程尚需支持把非洲流域作为目标域。</w:t>
+        <w:t>This was a methodological weakness rather than a data limitation — the African daily observations were already available (282 of 294 catchments have more than 365 days inside the forcing period, median 3,926 days). It was not done initially because the transfer pipeline had to be extended to treat African catchments as a target domain.</w:t>
       </w:r>
     </w:p>
     <w:p>
@@ -11479,7 +12997,7 @@
         <w:rPr>
           <w:b/>
         </w:rPr>
-        <w:t>应对：已补做，见 §3.5–3.6。五折原位微调给出配对 ΔKGE +0.611、92.3% 流域改善，并超过 PUB 基线。原有的温带迁移结果仍然有效，但表述为“跨大洲外推测试”，而非“方法在非洲的验证”——后者现在由 §3.5 承担。</w:t>
+        <w:t>Response: done, see §3.2–3.3. Five-fold in-situ fine-tuning beats the PUB baseline. The original temperate-transfer result remains valid but is now described as a cross-continent extrapolation test rather than as validation of the method in Africa, which §3.2 carries instead.</w:t>
       </w:r>
     </w:p>
     <w:p>
@@ -11487,7 +13005,7 @@
         <w:pStyle w:val="Heading2"/>
       </w:pPr>
       <w:r>
-        <w:t>6.5 干旱流域是唯一恶化的分层，且问题在尾部</w:t>
+        <w:t>6.5 Arid catchments are the one stratum that degrades, and the failure is in the tail</w:t>
       </w:r>
     </w:p>
     <w:p>
@@ -11496,7 +13014,7 @@
           <w:b/>
           <w:sz w:val="18"/>
         </w:rPr>
-        <w:t>表 6-1　配对增益为负的气候带（Köppen 细分）</w:t>
+        <w:t>Table 6-1  Climate zones with a negative paired gain</w:t>
       </w:r>
     </w:p>
     <w:tbl>
@@ -11517,7 +13035,7 @@
       <w:tr>
         <w:tc>
           <w:tcPr>
-            <w:tcW w:type="dxa" w:w="1440"/>
+            <w:tcW w:type="dxa" w:w="1584"/>
           </w:tcPr>
           <w:p>
             <w:r>
@@ -11525,7 +13043,7 @@
                 <w:b/>
                 <w:sz w:val="17"/>
               </w:rPr>
-              <w:t>气候带</w:t>
+              <w:t>Köppen zone</w:t>
             </w:r>
           </w:p>
         </w:tc>
@@ -11539,7 +13057,7 @@
                 <w:b/>
                 <w:sz w:val="17"/>
               </w:rPr>
-              <w:t>站数</w:t>
+              <w:t>Gauges</w:t>
             </w:r>
           </w:p>
         </w:tc>
@@ -11553,7 +13071,7 @@
                 <w:b/>
                 <w:sz w:val="17"/>
               </w:rPr>
-              <w:t>M0 中位 KGE</w:t>
+              <w:t>M0 median KGE</w:t>
             </w:r>
           </w:p>
         </w:tc>
@@ -11567,7 +13085,7 @@
                 <w:b/>
                 <w:sz w:val="17"/>
               </w:rPr>
-              <w:t>M1 中位 KGE</w:t>
+              <w:t>M1 median KGE</w:t>
             </w:r>
           </w:p>
         </w:tc>
@@ -11581,7 +13099,7 @@
                 <w:b/>
                 <w:sz w:val="17"/>
               </w:rPr>
-              <w:t>配对增益中位</w:t>
+              <w:t>Paired median gain</w:t>
             </w:r>
           </w:p>
         </w:tc>
@@ -11595,7 +13113,7 @@
                 <w:b/>
                 <w:sz w:val="17"/>
               </w:rPr>
-              <w:t>改善占比</w:t>
+              <w:t>Improved</w:t>
             </w:r>
           </w:p>
         </w:tc>
@@ -11603,7 +13121,7 @@
       <w:tr>
         <w:tc>
           <w:tcPr>
-            <w:tcW w:type="dxa" w:w="1440"/>
+            <w:tcW w:type="dxa" w:w="1584"/>
           </w:tcPr>
           <w:p>
             <w:pPr>
@@ -11702,7 +13220,7 @@
     <w:p/>
     <w:p>
       <w:r>
-        <w:t>现状：BWh（热带荒漠，56 站）是 15 个气候带中唯一配对增益为负者（-0.0137），而它两个分布各自的中位数移动幅度大得多：-0.2012 → -0.4142，恰好 50.0% 的站改善。</w:t>
+        <w:t>State: BWh (hot desert, 56 gauges) is the only one of 15 climate zones with a negative paired gain (-0.0137), while the medians of its two distributions move much further: -0.2012 → -0.4142, with exactly 50.0% of gauges improving.</w:t>
       </w:r>
     </w:p>
     <w:p>
@@ -11710,10 +13228,10 @@
         <w:rPr>
           <w:b/>
         </w:rPr>
-        <w:t>这两个数字打架，是因为量的不是一回事。</w:t>
+        <w:t xml:space="preserve">Those two figures disagree because they measure different things. </w:t>
       </w:r>
       <w:r>
-        <w:t>配对增益的中位数近乎为零，而两个分布各自的中位数相差 0.21——也就是说典型的干旱站没有变化，是少数站崩掉了。因此正确表述不是“日聚合微调伤害干旱区”，而是“它没能修好干旱区，并使其中一部分变得不稳定”。</w:t>
+        <w:t>The median PAIRED gain is near zero while the medians of the two distributions differ by 0.21 — the typical arid gauge is unchanged and a minority collapse. So the accurate statement is not "daily-aggregate fine-tuning harms drylands" but "it leaves drylands unfixed and destabilises a subset of them".</w:t>
       </w:r>
     </w:p>
     <w:p>
@@ -11721,7 +13239,7 @@
         <w:rPr>
           <w:b/>
         </w:rPr>
-        <w:t>应对：后续工作应把 BWh 单列或排除，而不是平均进总体；干旱区 B 带整体在两个阶段都不可用（M1 中位 KGE 约 −0.005），这本身也不应被总体中位数掩盖。</w:t>
+        <w:t>Response: later work should treat BWh separately or exclude it rather than average over it. The arid B zone as a whole is unusable at both stages (M1 median KGE about −0.005), which the overall median should not be allowed to hide.</w:t>
       </w:r>
     </w:p>
     <w:p>
@@ -11729,7 +13247,7 @@
         <w:pStyle w:val="Heading1"/>
       </w:pPr>
       <w:r>
-        <w:t>7. 其它未完成项</w:t>
+        <w:t>7. Other open items</w:t>
       </w:r>
     </w:p>
     <w:p>
@@ -11737,7 +13255,7 @@
         <w:pStyle w:val="ListBullet"/>
       </w:pPr>
       <w:r>
-        <w:t>时间划分为两段而非 PLAN 要求的三段，报告的是验证期内与早停集不相交的留出样本，不是时间上独立的测试期。影响上限已量化为 ≤0.006 KGE，不改变任何相对结论，但绝对性能表述需加限定。</w:t>
+        <w:t>The temporal split has two periods rather than the three PLAN asked for, so what is reported is held-out samples inside the validation period, not a temporally independent test period. The bound is ≤0.006 KGE and no relative conclusion changes, but statements about absolute performance need the qualifier.</w:t>
       </w:r>
     </w:p>
     <w:p>
@@ -11745,7 +13263,7 @@
         <w:pStyle w:val="ListBullet"/>
       </w:pPr>
       <w:r>
-        <w:t>早停集偏小且时间上不分散（512 样本/站），使早停指标读数为 0.085 而最终报告为 0.433。属指标噪声而非泄漏，代价同样在 0.006 量级，但后续实验应放宽。</w:t>
+        <w:t>The early-stopping slice is small and not temporally dispersed (512 samples per gauge), which is why the early-stopping metric reads 0.085 where the final report is 0.433. That is metric noise rather than leakage, and costs the same ~0.006, but later experiments should widen it.</w:t>
       </w:r>
     </w:p>
     <w:p>
@@ -11753,7 +13271,7 @@
         <w:pStyle w:val="ListBullet"/>
       </w:pPr>
       <w:r>
-        <w:t>v1 的四个配置文件现已带有 initial_forget_bias: 3，但 v1 的全部结果都是在没有该项的情况下产生的——该字段是实现遗忘门时补进去的，当时未为 v1 留快照。因此这些配置文件已无法复现 v1：照它们重跑会得到 72 小时回看配 v2 遗忘门，一个从未被评估过的组合。任何一次运行实际使用了什么，权威来源是 outputs/&lt;run&gt;/fold*/pretrain/run_meta.json，本报告的 v1/v2 对照即取自该处；四个配置文件的对应行已加警告。</w:t>
+        <w:t>The v1 config files now carry initial_forget_bias: 3, but every v1 result was produced without it — the field was added when the forget gate was implemented and no snapshot was kept. Those files therefore no longer reproduce v1: re-running them gives a 72-hour look-back with a v2 forget gate, a combination never evaluated. The authority for what a run used is outputs/&lt;run&gt;/fold*/pretrain/run_meta.json, which is where this report's v1/v2 comparison takes its provenance; `python -m scripts.inventory` prints the mapping and flags every config that has drifted.</w:t>
       </w:r>
     </w:p>
     <w:p>
@@ -11761,7 +13279,7 @@
         <w:pStyle w:val="ListBullet"/>
       </w:pPr>
       <w:r>
-        <w:t>diagnose_kge 的 frac_worse 曾对所有分量一律按 (M1 − M0) &lt; 0 计算。这对 r、KGE、NSE 正确，但对 α 与 β 错误——它们的理想值是 1，而 β 中位数在 1 以上，故 β 下降通常是改善。该列因此报告过“β 上 52–55% 的站变差”，而同期 β 中位数正在朝 1 靠近。现已改为按 |值 − 1| 是否变大判定，并新增 worse_criterion 列记录所用判据；旧规则系统性高估恶化（α 41.2% → 35.0%，β 55.0% → 40.9%），但它从未被本报告或 RESULTS 引用，故无已发表数字改变。</w:t>
+        <w:t>diagnose_kge's frac_worse used to score every component as (M1 − M0) &lt; 0. That is right for r, KGE and NSE but wrong for α and β, whose ideal is 1 — and since median β sits above 1, a decrease there is usually an improvement. The column therefore reported 52–55% of gauges as worse on β while β's median was moving toward 1. It now scores two-sided components by whether |value − 1| grew and records which rule applied. The old rule overstated degradation (α 41.2% → 35.0%, β 55.0% → 40.9% on v2 run B), but it was never quoted in this report or in RESULTS_phase1.md, so no published number changes.</w:t>
       </w:r>
     </w:p>
     <w:p>
@@ -11769,7 +13287,7 @@
         <w:pStyle w:val="ListBullet"/>
       </w:pPr>
       <w:r>
-        <w:t>M2 符号先验不予移植，此为有意决定：其表达式在 CAMELS-US 属性上拟合，全球对应列量纲相差 2–400 倍，且其中 PERMAVE（平均渗透率）在全球静态表中没有同物理量的列——NSIDC_permafrost 是多年冻土范围，属不同变量，而 cos(PERMAVE²) 对量纲极度敏感。更根本的是，该方法修正的是日分支偏差，而本工作诊断出的缺陷是小时尺度方差比，二者不是同一目标。PLAN 将 M2 标注为可选。</w:t>
+        <w:t>The M2 symbolic prior was not ported, deliberately. Its expressions were fitted on CAMELS-US attributes; the corresponding global columns differ in scale by 2–400x, and PERMAVE (mean permeability) has no same-physical-quantity column in the global static table — NSIDC_permafrost is permafrost extent, a different variable — while cos(PERMAVE²) is extremely scale-sensitive. More fundamentally it corrects daily-branch bias, whereas the defect diagnosed here is an hourly variance ratio. On the 100-gauge experiment where it WAS implemented, it gave no significant improvement over plain transfer either (paired, all six train/val/test × KGE/NSE tests non-significant). PLAN marks M2 optional.</w:t>
       </w:r>
     </w:p>
     <w:p>
@@ -11777,7 +13295,7 @@
         <w:pStyle w:val="ListBullet"/>
       </w:pPr>
       <w:r>
-        <w:t>fold 1 超参搜索正在进行（26 个组合，含对齐 Gauch 官方实现的 7 个）。此前所有结果使用手工设定并冻结的超参，以保证各配置可比。</w:t>
+        <w:t>No flood-peak timing analysis has been done in this project. Every conclusion here is KGE/NSE and their r / α / β decomposition. If peak timing matters for the write-up it is a gap, and it is easy to do badly: a peak metric needs a shared magnitude-based threshold applied to both series (not each series' own percentile), per-gauge mean of |lag| rather than the absolute value of a signed mean, and hit rate and false-alarm rate reported alongside the timing error, since timing alone improves whenever a model emits more peaks.</w:t>
       </w:r>
     </w:p>
     <w:p>
@@ -11785,7 +13303,7 @@
         <w:pStyle w:val="ListBullet"/>
       </w:pPr>
       <w:r>
-        <w:t>非洲实验所用协议是把在温带目标站上微调过的模型套用到非洲。更强的实验是直接在非洲日观测上微调——那才是 Phase I 前提的自然发生形态——尚未进行。</w:t>
+        <w:t>run B's daily branch uses natural-day means, so the gap between the end of the daily branch and the target is fixed at 24 hours; the reference implementation uses a rolling daily mean relative to t, leaving the alignment invariant. An hour-by-hour breakdown shows the cost is small, but it is a difference from the reference.</w:t>
       </w:r>
     </w:p>
     <w:p>
@@ -11793,15 +13311,7 @@
         <w:pStyle w:val="ListBullet"/>
       </w:pPr>
       <w:r>
-        <w:t>空间分块训练的模型在非洲上反而略差于随机划分（+0.078 vs +0.143），原因未查明，仅作记录。</w:t>
-      </w:r>
-    </w:p>
-    <w:p>
-      <w:pPr>
-        <w:pStyle w:val="ListBullet"/>
-      </w:pPr>
-      <w:r>
-        <w:t>run B 的日分支使用自然日均值，因而日分支末端与目标之间固定间隔 24 小时；参考实现使用相对 t 的滑动日均值，对齐不变。按小时拆分测试显示此处代价很小，但与参考实现确有差异。</w:t>
+        <w:t>The spatially blocked model is slightly worse on Africa than the random one (+0.078 against +0.143 under v1). The reason has not been established; recorded as an open item.</w:t>
       </w:r>
     </w:p>
     <w:p>
@@ -11809,12 +13319,12 @@
         <w:pStyle w:val="Heading1"/>
       </w:pPr>
       <w:r>
-        <w:t>附录 A　v3 收敛性检验（不进入主表）</w:t>
+        <w:t>Appendix A  v3 convergence check (not part of the main tables)</w:t>
       </w:r>
     </w:p>
     <w:p>
       <w:r>
-        <w:t>§4.8 指出 v2 的训练在停止时仍在改善，且截断不对称——被砍得最早的两折都属于空间分块，剩余斜率也最陡。因此主表中随机与分块 M1 之间 0.007 的差距，存在“不等截断造成”这一替代解释。v3 就是为回答这一问而设。</w:t>
+        <w:t>§4.8 showed that v2's training was still improving when it stopped, and that the truncation was asymmetric — the two folds cut earliest both belong to the blocked split and carry the steepest residual slopes. That gives the 0.007 gap between random and blocked M1 a rival explanation, unequal truncation, and v3 exists to test it.</w:t>
       </w:r>
     </w:p>
     <w:p>
@@ -11822,15 +13332,15 @@
         <w:rPr>
           <w:b/>
         </w:rPr>
-        <w:t>为什么它不进入主表：</w:t>
+        <w:t xml:space="preserve">Why it stays out of the main tables. </w:t>
       </w:r>
       <w:r>
-        <w:t>v3 相对 v2 改动了两项（train.epochs 30 → 50，train.patience 6 → 10），因此不是单变量对比。只提高轮数上限无法回答收敛问题——patience 仍为 6 且各折 counter 已达 2–6 时，各折会因噪声随机终止（逐轮趋势约为波动幅度的八分之一）；放宽 patience 才能让轮数上限成为唯一约束。代价是它不再与 v2 构成单变量对比，故只作收敛性检验单列。</w:t>
+        <w:t>v3 changes two settings against v2 (train.epochs 30 → 50, train.patience 6 → 10), so it is not a single-variable comparison. Raising the epoch cap alone cannot answer the convergence question: with patience still 6 and per-fold counters already at 2–6, folds terminate on noise rather than on the cap, since the per-epoch trend is about an eighth of the oscillation. Relaxing patience makes the cap binding. The price is comparability, so v3 is reported here as a convergence check only.</w:t>
       </w:r>
     </w:p>
     <w:p>
       <w:r>
-        <w:t>v3 从 v2 第 30 轮的 checkpoint 续跑，而非从零重训。这是精确等价而非近似：lr_schedule（1:5e-4,12:1e-4,22:5e-5）按绝对轮数设定、不含总轮数，apply_lr_schedule 只读当前轮，因此从零跑 v3 的前 30 轮与 v2 已完成的计算相同。一处必须说明的残余差异：epoch_subset 的随机数发生器未存入 checkpoint，故第 31 轮起抽到的训练子集与“一口气跑 50 轮”不是同一批，只是同分布——相当于换了随机种子。v2 自身也有这个性质，因为其 sbatch 一直带 --resume。</w:t>
+        <w:t>v3 resumes from v2's epoch-30 checkpoints rather than retraining from scratch. That is exact rather than approximate: lr_schedule (1:5e-4,12:1e-4,22:5e-5) is keyed on absolute epoch with no dependence on the total, and apply_lr_schedule reads only the current epoch, so epochs 1–30 of a from-scratch v3 run are the computation v2 already performed. One residual difference is worth stating: epoch_subset's random number generator is not checkpointed, so epochs 31 onward draw a different, same-distribution subset of training batches than a single-shot 50-epoch run would — equivalent to a seed change. v2 shares that property, since its sbatch always passes --resume.</w:t>
       </w:r>
     </w:p>
     <w:p>
@@ -11839,7 +13349,7 @@
           <w:b/>
           <w:sz w:val="18"/>
         </w:rPr>
-        <w:t>表 A-1　v3 结果（若显示“运行中”，表示该组合仍在队列或训练中）</w:t>
+        <w:t>Table A-1  v3 results ("running" means that combination is still queued or training)</w:t>
       </w:r>
     </w:p>
     <w:tbl>
@@ -11860,7 +13370,7 @@
       <w:tr>
         <w:tc>
           <w:tcPr>
-            <w:tcW w:type="dxa" w:w="2016"/>
+            <w:tcW w:type="dxa" w:w="2160"/>
           </w:tcPr>
           <w:p>
             <w:r>
@@ -11868,7 +13378,7 @@
                 <w:b/>
                 <w:sz w:val="17"/>
               </w:rPr>
-              <w:t>配置</w:t>
+              <w:t>Configuration</w:t>
             </w:r>
           </w:p>
         </w:tc>
@@ -11924,7 +13434,7 @@
                 <w:b/>
                 <w:sz w:val="17"/>
               </w:rPr>
-              <w:t>v2 的 M1</w:t>
+              <w:t>M1 under v2</w:t>
             </w:r>
           </w:p>
         </w:tc>
@@ -11938,7 +13448,7 @@
                 <w:b/>
                 <w:sz w:val="17"/>
               </w:rPr>
-              <w:t>相对 v2</w:t>
+              <w:t>Against v2</w:t>
             </w:r>
           </w:p>
         </w:tc>
@@ -11946,17 +13456,17 @@
       <w:tr>
         <w:tc>
           <w:tcPr>
-            <w:tcW w:type="dxa" w:w="2016"/>
-          </w:tcPr>
-          <w:p>
-            <w:pPr>
-              <w:jc w:val="center"/>
-            </w:pPr>
-            <w:r>
-              <w:rPr>
-                <w:sz w:val="17"/>
-              </w:rPr>
-              <w:t>v3 随机划分</w:t>
+            <w:tcW w:type="dxa" w:w="2160"/>
+          </w:tcPr>
+          <w:p>
+            <w:pPr>
+              <w:jc w:val="center"/>
+            </w:pPr>
+            <w:r>
+              <w:rPr>
+                <w:sz w:val="17"/>
+              </w:rPr>
+              <w:t>v3 random split</w:t>
             </w:r>
           </w:p>
         </w:tc>
@@ -12044,17 +13554,17 @@
       <w:tr>
         <w:tc>
           <w:tcPr>
-            <w:tcW w:type="dxa" w:w="2016"/>
-          </w:tcPr>
-          <w:p>
-            <w:pPr>
-              <w:jc w:val="center"/>
-            </w:pPr>
-            <w:r>
-              <w:rPr>
-                <w:sz w:val="17"/>
-              </w:rPr>
-              <w:t>v3 空间分块</w:t>
+            <w:tcW w:type="dxa" w:w="2160"/>
+          </w:tcPr>
+          <w:p>
+            <w:pPr>
+              <w:jc w:val="center"/>
+            </w:pPr>
+            <w:r>
+              <w:rPr>
+                <w:sz w:val="17"/>
+              </w:rPr>
+              <w:t>v3 blocked split</w:t>
             </w:r>
           </w:p>
         </w:tc>
@@ -12142,17 +13652,17 @@
       <w:tr>
         <w:tc>
           <w:tcPr>
-            <w:tcW w:type="dxa" w:w="2016"/>
-          </w:tcPr>
-          <w:p>
-            <w:pPr>
-              <w:jc w:val="center"/>
-            </w:pPr>
-            <w:r>
-              <w:rPr>
-                <w:sz w:val="17"/>
-              </w:rPr>
-              <w:t>v3 回放 0.25</w:t>
+            <w:tcW w:type="dxa" w:w="2160"/>
+          </w:tcPr>
+          <w:p>
+            <w:pPr>
+              <w:jc w:val="center"/>
+            </w:pPr>
+            <w:r>
+              <w:rPr>
+                <w:sz w:val="17"/>
+              </w:rPr>
+              <w:t>v3 replay 0.25</w:t>
             </w:r>
           </w:p>
         </w:tc>
@@ -12244,10 +13754,15 @@
         <w:rPr>
           <w:b/>
         </w:rPr>
-        <w:t>裁决：那 0.007 的差距经不起更长的训练。</w:t>
+        <w:t xml:space="preserve">Verdict: the 0.007 gap does not survive longer training. </w:t>
       </w:r>
       <w:r>
-        <w:t>把主表所依据的那个逐站配对比较（分块 M1 减随机 M1，同一批 8,709 个流域）在两个版本下各算一次：v2 下差距为 −0.0061（52.2% 的站变差，p = 4.2e-06），v3 下收窄到 −0.0015（50.5% 变差，p = 4.4e-02）。缩小量 0.0039，逐站配对 p = 4.2e-03，而 50.5% 已是精确的抛硬币。</w:t>
+        <w:t>Taking the same paired per-gauge comparison the main table rests on — blocked M1 minus random M1 over the same 8,709 catchments — under v2 the gap is −0.0061 (52.2% of gauges worse, p = 4.2e-06) and under v3 it narrows to −0.0015 (50.5% worse, p = 4.4e-02). The narrowing is 0.0039, paired across gauges at p = 4.2e-03, and at 50.5% worse the gap is a coin flip.</w:t>
+      </w:r>
+    </w:p>
+    <w:p>
+      <w:r>
+        <w:t>The pretrain side confirmed §4.8's prediction exactly: gains on the selection metric average +0.0038 for run B and +0.0066 for blocked, and the two largest per-fold gains are the two folds v2 truncated earliest (fold0 +0.0142, fold4 +0.0105). Several folds ran the full 50 epochs with their best at or near epoch 50, so even 50 remains a binding cap for them. v2 was under-trained, and unequally so. What that buys in the target domain, however, is another matter — see below.</w:t>
       </w:r>
     </w:p>
     <w:p>
@@ -12255,12 +13770,12 @@
         <w:pStyle w:val="Heading2"/>
       </w:pPr>
       <w:r>
-        <w:t>附录 A.1　一个限定它的发现：迁移阶段的可复现性只到约 0.01</w:t>
+        <w:t>A.1 The finding that limits this one: the transfer stage is not reproducible to better than about 0.01</w:t>
       </w:r>
     </w:p>
     <w:p>
       <w:r>
-        <w:t>这一条是追查一处内部矛盾时发现的，不是主动去找的。有三折在 v2 与 v3 之间携带逐位相同的预训练权重——它们的早停早已终止，best_model.pth 从未被重写。其中两折完全复现，一折没有。</w:t>
+        <w:t>This came out of chasing an inconsistency in the result above rather than from looking for it. Three folds carried bit-identical pretrained weights between v2 and v3, because their early stopping had already terminated and best_model.pth was never rewritten. Two of them reproduced exactly. One did not.</w:t>
       </w:r>
     </w:p>
     <w:p>
@@ -12269,7 +13784,7 @@
           <w:b/>
           <w:sz w:val="18"/>
         </w:rPr>
-        <w:t>表 A-2　权重逐位相同的三折，迁移结果却未必相同</w:t>
+        <w:t>Table A-2  Three folds with bit-identical weights, and transfer results that need not match</w:t>
       </w:r>
     </w:p>
     <w:tbl>
@@ -12297,13 +13812,13 @@
                 <w:b/>
                 <w:sz w:val="17"/>
               </w:rPr>
-              <w:t>折</w:t>
-            </w:r>
-          </w:p>
-        </w:tc>
-        <w:tc>
-          <w:tcPr>
-            <w:tcW w:type="dxa" w:w="1008"/>
+              <w:t>Fold</w:t>
+            </w:r>
+          </w:p>
+        </w:tc>
+        <w:tc>
+          <w:tcPr>
+            <w:tcW w:type="dxa" w:w="1152"/>
           </w:tcPr>
           <w:p>
             <w:r>
@@ -12311,13 +13826,13 @@
                 <w:b/>
                 <w:sz w:val="17"/>
               </w:rPr>
-              <w:t>权重</w:t>
-            </w:r>
-          </w:p>
-        </w:tc>
-        <w:tc>
-          <w:tcPr>
-            <w:tcW w:type="dxa" w:w="1440"/>
+              <w:t>Weights</w:t>
+            </w:r>
+          </w:p>
+        </w:tc>
+        <w:tc>
+          <w:tcPr>
+            <w:tcW w:type="dxa" w:w="1584"/>
           </w:tcPr>
           <w:p>
             <w:r>
@@ -12325,7 +13840,7 @@
                 <w:b/>
                 <w:sz w:val="17"/>
               </w:rPr>
-              <w:t>选中轮次</w:t>
+              <w:t>Transfer epoch chosen</w:t>
             </w:r>
           </w:p>
         </w:tc>
@@ -12339,7 +13854,7 @@
                 <w:b/>
                 <w:sz w:val="17"/>
               </w:rPr>
-              <w:t>留出日 KGE</w:t>
+              <w:t>Holdout daily KGE</w:t>
             </w:r>
           </w:p>
         </w:tc>
@@ -12353,7 +13868,7 @@
                 <w:b/>
                 <w:sz w:val="17"/>
               </w:rPr>
-              <w:t>M1 差异</w:t>
+              <w:t>M1 difference</w:t>
             </w:r>
           </w:p>
         </w:tc>
@@ -12377,23 +13892,23 @@
         </w:tc>
         <w:tc>
           <w:tcPr>
-            <w:tcW w:type="dxa" w:w="1008"/>
-          </w:tcPr>
-          <w:p>
-            <w:pPr>
-              <w:jc w:val="center"/>
-            </w:pPr>
-            <w:r>
-              <w:rPr>
-                <w:sz w:val="17"/>
-              </w:rPr>
-              <w:t>相同</w:t>
-            </w:r>
-          </w:p>
-        </w:tc>
-        <w:tc>
-          <w:tcPr>
-            <w:tcW w:type="dxa" w:w="1440"/>
+            <w:tcW w:type="dxa" w:w="1152"/>
+          </w:tcPr>
+          <w:p>
+            <w:pPr>
+              <w:jc w:val="center"/>
+            </w:pPr>
+            <w:r>
+              <w:rPr>
+                <w:sz w:val="17"/>
+              </w:rPr>
+              <w:t>identical</w:t>
+            </w:r>
+          </w:p>
+        </w:tc>
+        <w:tc>
+          <w:tcPr>
+            <w:tcW w:type="dxa" w:w="1584"/>
           </w:tcPr>
           <w:p>
             <w:pPr>
@@ -12459,23 +13974,23 @@
         </w:tc>
         <w:tc>
           <w:tcPr>
-            <w:tcW w:type="dxa" w:w="1008"/>
-          </w:tcPr>
-          <w:p>
-            <w:pPr>
-              <w:jc w:val="center"/>
-            </w:pPr>
-            <w:r>
-              <w:rPr>
-                <w:sz w:val="17"/>
-              </w:rPr>
-              <w:t>相同</w:t>
-            </w:r>
-          </w:p>
-        </w:tc>
-        <w:tc>
-          <w:tcPr>
-            <w:tcW w:type="dxa" w:w="1440"/>
+            <w:tcW w:type="dxa" w:w="1152"/>
+          </w:tcPr>
+          <w:p>
+            <w:pPr>
+              <w:jc w:val="center"/>
+            </w:pPr>
+            <w:r>
+              <w:rPr>
+                <w:sz w:val="17"/>
+              </w:rPr>
+              <w:t>identical</w:t>
+            </w:r>
+          </w:p>
+        </w:tc>
+        <w:tc>
+          <w:tcPr>
+            <w:tcW w:type="dxa" w:w="1584"/>
           </w:tcPr>
           <w:p>
             <w:pPr>
@@ -12541,23 +14056,23 @@
         </w:tc>
         <w:tc>
           <w:tcPr>
-            <w:tcW w:type="dxa" w:w="1008"/>
-          </w:tcPr>
-          <w:p>
-            <w:pPr>
-              <w:jc w:val="center"/>
-            </w:pPr>
-            <w:r>
-              <w:rPr>
-                <w:sz w:val="17"/>
-              </w:rPr>
-              <w:t>相同</w:t>
-            </w:r>
-          </w:p>
-        </w:tc>
-        <w:tc>
-          <w:tcPr>
-            <w:tcW w:type="dxa" w:w="1440"/>
+            <w:tcW w:type="dxa" w:w="1152"/>
+          </w:tcPr>
+          <w:p>
+            <w:pPr>
+              <w:jc w:val="center"/>
+            </w:pPr>
+            <w:r>
+              <w:rPr>
+                <w:sz w:val="17"/>
+              </w:rPr>
+              <w:t>identical</w:t>
+            </w:r>
+          </w:p>
+        </w:tc>
+        <w:tc>
+          <w:tcPr>
+            <w:tcW w:type="dxa" w:w="1584"/>
           </w:tcPr>
           <w:p>
             <w:pPr>
@@ -12608,7 +14123,7 @@
     <w:p/>
     <w:p>
       <w:r>
-        <w:t>相同权重、相同配置、相同随机种子、相同选中轮次，M1 却移动了 0.0107。留出指标只在第四位小数上不同，因此这是微调过程中的数值非确定性（核函数选择与非确定性归约随硬件而异），在 12 个 epoch 上累积成一个比其成因大一个数量级的目标域差异。两折逐位复现、一折没有，正是硬件差异的特征而非缺陷：作业落在当时空闲的任意节点上，而自 2026-08-19 起既可能是 v100 也可能是 a100。</w:t>
+        <w:t>Same weights, same config, same seed, same selected epoch — and M1 moves 0.0107. The holdout metric differs only in its fourth decimal, so this is numeric non-determinism in the fine-tune (kernel selection and non-deterministic reductions vary with hardware) accumulating over 12 epochs into a target-domain difference an order of magnitude larger than its cause. Two folds reproducing bit-exactly and one not is the signature of hardware rather than a bug: jobs land on whichever node is free, which since the v100 pin was lifted can be either a v100 or an a100.</w:t>
       </w:r>
     </w:p>
     <w:p>
@@ -12616,15 +14131,15 @@
         <w:rPr>
           <w:b/>
         </w:rPr>
-        <w:t>这个噪声比它所测量的效应更大。</w:t>
+        <w:t xml:space="preserve">This noise is larger than the effect it was measuring. </w:t>
       </w:r>
       <w:r>
-        <w:t>折级 0.0107，对应的是 0.007 的头条差距与 0.0039 的缩小量。若逐折噪声约 0.01 且折间独立，五折聚合约为 0.0045，则该缩小量约为 0.9 个标准差。</w:t>
+        <w:t>0.0107 at fold level, against a 0.007 headline gap and a 0.0039 narrowing. Assuming per-fold noise near 0.01 and independence across folds, a five-fold aggregate carries about 0.0045, which makes the narrowing roughly 0.9 sigma.</w:t>
       </w:r>
     </w:p>
     <w:p>
       <w:r>
-        <w:t>它同时暴露了差距检验方式上的一个真实弱点：逐站配对有 8,709 个重复，但每个配置只有一次运行，而运行级噪声在该运行的所有站点上是共享的，配对无法消除它。那些极小的 p 值（4.2e-06、4.2e-03）把站点当作该差异的独立重复，它们对站点的判断没有错，但回答的是一个比所问更窄的问题。</w:t>
+        <w:t>It also exposes a real weakness in how the gap was tested. The paired per-gauge comparison has 8,709 replicates but ONE run per configuration, and run-level noise is shared across every gauge in a run, so pairing gauges cannot remove it. The tiny p-values (4.2e-06, 4.2e-03) treat gauges as independent replicates of a difference whose dominant uncertainty sits at the run level. They are not wrong about the gauges; they answer a narrower question than the one being asked.</w:t>
       </w:r>
     </w:p>
     <w:p>
@@ -12632,10 +14147,10 @@
         <w:rPr>
           <w:b/>
         </w:rPr>
-        <w:t>因此的报告口径：</w:t>
+        <w:t xml:space="preserve">What to report. </w:t>
       </w:r>
       <w:r>
-        <w:t>（一）v2 主表仍为主结果，v3 按设计不并入；（二）随机与分块之间 0.007 的 M1 差距应报告为“与零无法区分”，并同时给出两个理由——更长训练下收窄至 −0.0015，且它小于流程自身的运行间可复现性；（三）零样本阶段的分块代价不受影响，仍然稳固（配对 −0.0594，63.7% 的站变差，六家机构全部同向，p = 1.6e-168），比此处讨论的噪声高一个数量级——溶解掉的是 M1 的残差，不是 M0 的代价；（四）今后任何 0.01 量级的论断需要每个配置重复运行，而不是更多站点，且因变异来自硬件而非种子，重复必须是真正的重跑。</w:t>
+        <w:t>(i) v2's table stays the primary result, with v3 out of it by design. (ii) The 0.007 random-versus-blocked M1 gap should be reported as not distinguishable from zero, giving both reasons: it narrows to −0.0015 under longer training, and it is smaller than the pipeline's run-to-run reproducibility. (iii) The ZERO-SHOT blocking cost is untouched by any of this and remains solid — paired −0.0594, 63.7% of gauges worse, all six agencies negative, p = 1.6e-168, an order of magnitude above this noise. It is the M1 residual that dissolves, not the M0 cost. (iv) Any future claim at the 0.01 level needs repeated runs per configuration rather than more gauges, and because the variation is hardware rather than seeds, the repeats must be real reruns.</w:t>
       </w:r>
     </w:p>
     <w:sectPr>

--- a/reports/PhaseI_report.docx
+++ b/reports/PhaseI_report.docx
@@ -25,7 +25,7 @@
           <w:color w:val="595959"/>
           <w:sz w:val="17"/>
         </w:rPr>
-        <w:t>Every number in this document is read from the result files by scripts/build_report.py. None is transcribed by hand. Where a result is missing the section says so rather than omitting it silently.</w:t>
+        <w:t>Every table in this document is read from the result files by scripts/build_report.py, and where a result is missing the section says so rather than omitting it silently. Figures quoted in the prose to cross-reference another section are transcribed, so each is followed by the section that generates it; §8 lists the file behind every number.</w:t>
       </w:r>
     </w:p>
     <w:p>
@@ -13319,6 +13319,591 @@
         <w:pStyle w:val="Heading1"/>
       </w:pPr>
       <w:r>
+        <w:t>8. Where every number comes from</w:t>
+      </w:r>
+    </w:p>
+    <w:p>
+      <w:r>
+        <w:t>Tables in this document are generated from the files below. Prose figures that cross-reference another section are transcribed from the same files, so this table is what makes them checkable. Regenerate this document with python -m scripts.build_report.</w:t>
+      </w:r>
+    </w:p>
+    <w:p>
+      <w:r>
+        <w:rPr>
+          <w:b/>
+          <w:sz w:val="18"/>
+        </w:rPr>
+        <w:t>Table 8-1  Provenance</w:t>
+      </w:r>
+    </w:p>
+    <w:tbl>
+      <w:tblPr>
+        <w:tblStyle w:val="LightGrid-Accent1"/>
+        <w:tblW w:type="auto" w:w="0"/>
+        <w:jc w:val="center"/>
+        <w:tblLook w:firstColumn="1" w:firstRow="1" w:lastColumn="0" w:lastRow="0" w:noHBand="0" w:noVBand="1" w:val="04A0"/>
+      </w:tblPr>
+      <w:tblGrid>
+        <w:gridCol w:w="4320"/>
+        <w:gridCol w:w="4320"/>
+      </w:tblGrid>
+      <w:tr>
+        <w:tc>
+          <w:tcPr>
+            <w:tcW w:type="dxa" w:w="3744"/>
+          </w:tcPr>
+          <w:p>
+            <w:r>
+              <w:rPr>
+                <w:b/>
+                <w:sz w:val="17"/>
+              </w:rPr>
+              <w:t>Content</w:t>
+            </w:r>
+          </w:p>
+        </w:tc>
+        <w:tc>
+          <w:tcPr>
+            <w:tcW w:type="dxa" w:w="4896"/>
+          </w:tcPr>
+          <w:p>
+            <w:r>
+              <w:rPr>
+                <w:b/>
+                <w:sz w:val="17"/>
+              </w:rPr>
+              <w:t>Source</w:t>
+            </w:r>
+          </w:p>
+        </w:tc>
+      </w:tr>
+      <w:tr>
+        <w:tc>
+          <w:tcPr>
+            <w:tcW w:type="dxa" w:w="3744"/>
+          </w:tcPr>
+          <w:p>
+            <w:pPr>
+              <w:jc w:val="center"/>
+            </w:pPr>
+            <w:r>
+              <w:rPr>
+                <w:sz w:val="17"/>
+              </w:rPr>
+              <w:t>Main results, M0 / M1 / STEP 3, tables 2-1 and 2-3</w:t>
+            </w:r>
+          </w:p>
+        </w:tc>
+        <w:tc>
+          <w:tcPr>
+            <w:tcW w:type="dxa" w:w="4896"/>
+          </w:tcPr>
+          <w:p>
+            <w:pPr>
+              <w:jc w:val="center"/>
+            </w:pPr>
+            <w:r>
+              <w:rPr>
+                <w:sz w:val="17"/>
+              </w:rPr>
+              <w:t>outputs/&lt;run&gt;/fold*/transfer/summary.json</w:t>
+            </w:r>
+          </w:p>
+        </w:tc>
+      </w:tr>
+      <w:tr>
+        <w:tc>
+          <w:tcPr>
+            <w:tcW w:type="dxa" w:w="3744"/>
+          </w:tcPr>
+          <w:p>
+            <w:pPr>
+              <w:jc w:val="center"/>
+            </w:pPr>
+            <w:r>
+              <w:rPr>
+                <w:sz w:val="17"/>
+              </w:rPr>
+              <w:t>KGE components r / α / β, tables 2-2, 4-9, 4-10</w:t>
+            </w:r>
+          </w:p>
+        </w:tc>
+        <w:tc>
+          <w:tcPr>
+            <w:tcW w:type="dxa" w:w="4896"/>
+          </w:tcPr>
+          <w:p>
+            <w:pPr>
+              <w:jc w:val="center"/>
+            </w:pPr>
+            <w:r>
+              <w:rPr>
+                <w:sz w:val="17"/>
+              </w:rPr>
+              <w:t>outputs/&lt;run&gt;/diagnostics_allhours/kge_components_summary_target.csv</w:t>
+            </w:r>
+          </w:p>
+        </w:tc>
+      </w:tr>
+      <w:tr>
+        <w:tc>
+          <w:tcPr>
+            <w:tcW w:type="dxa" w:w="3744"/>
+          </w:tcPr>
+          <w:p>
+            <w:pPr>
+              <w:jc w:val="center"/>
+            </w:pPr>
+            <w:r>
+              <w:rPr>
+                <w:sz w:val="17"/>
+              </w:rPr>
+              <w:t>Per-gauge attribution, culprit shares</w:t>
+            </w:r>
+          </w:p>
+        </w:tc>
+        <w:tc>
+          <w:tcPr>
+            <w:tcW w:type="dxa" w:w="4896"/>
+          </w:tcPr>
+          <w:p>
+            <w:pPr>
+              <w:jc w:val="center"/>
+            </w:pPr>
+            <w:r>
+              <w:rPr>
+                <w:sz w:val="17"/>
+              </w:rPr>
+              <w:t>outputs/&lt;run&gt;/diagnostics_allhours/verdict_target.json</w:t>
+            </w:r>
+          </w:p>
+        </w:tc>
+      </w:tr>
+      <w:tr>
+        <w:tc>
+          <w:tcPr>
+            <w:tcW w:type="dxa" w:w="3744"/>
+          </w:tcPr>
+          <w:p>
+            <w:pPr>
+              <w:jc w:val="center"/>
+            </w:pPr>
+            <w:r>
+              <w:rPr>
+                <w:sz w:val="17"/>
+              </w:rPr>
+              <w:t>Which configuration a run actually used</w:t>
+            </w:r>
+          </w:p>
+        </w:tc>
+        <w:tc>
+          <w:tcPr>
+            <w:tcW w:type="dxa" w:w="4896"/>
+          </w:tcPr>
+          <w:p>
+            <w:pPr>
+              <w:jc w:val="center"/>
+            </w:pPr>
+            <w:r>
+              <w:rPr>
+                <w:sz w:val="17"/>
+              </w:rPr>
+              <w:t>outputs/&lt;run&gt;/fold*/pretrain/run_meta.json — authoritative; see §7</w:t>
+            </w:r>
+          </w:p>
+        </w:tc>
+      </w:tr>
+      <w:tr>
+        <w:tc>
+          <w:tcPr>
+            <w:tcW w:type="dxa" w:w="3744"/>
+          </w:tcPr>
+          <w:p>
+            <w:pPr>
+              <w:jc w:val="center"/>
+            </w:pPr>
+            <w:r>
+              <w:rPr>
+                <w:sz w:val="17"/>
+              </w:rPr>
+              <w:t>Stratified gain, tables 4-1 to 4-3, §6.5</w:t>
+            </w:r>
+          </w:p>
+        </w:tc>
+        <w:tc>
+          <w:tcPr>
+            <w:tcW w:type="dxa" w:w="4896"/>
+          </w:tcPr>
+          <w:p>
+            <w:pPr>
+              <w:jc w:val="center"/>
+            </w:pPr>
+            <w:r>
+              <w:rPr>
+                <w:sz w:val="17"/>
+              </w:rPr>
+              <w:t>outputs/v2_stratify/stratified_gain_target.csv, covariate_ranking_target.csv</w:t>
+            </w:r>
+          </w:p>
+        </w:tc>
+      </w:tr>
+      <w:tr>
+        <w:tc>
+          <w:tcPr>
+            <w:tcW w:type="dxa" w:w="3744"/>
+          </w:tcPr>
+          <w:p>
+            <w:pPr>
+              <w:jc w:val="center"/>
+            </w:pPr>
+            <w:r>
+              <w:rPr>
+                <w:sz w:val="17"/>
+              </w:rPr>
+              <w:t>Global map and latitude bands, figure 4-1 and table 4-6</w:t>
+            </w:r>
+          </w:p>
+        </w:tc>
+        <w:tc>
+          <w:tcPr>
+            <w:tcW w:type="dxa" w:w="4896"/>
+          </w:tcPr>
+          <w:p>
+            <w:pPr>
+              <w:jc w:val="center"/>
+            </w:pPr>
+            <w:r>
+              <w:rPr>
+                <w:sz w:val="17"/>
+              </w:rPr>
+              <w:t>outputs/v2_stratify/maps/</w:t>
+            </w:r>
+          </w:p>
+        </w:tc>
+      </w:tr>
+      <w:tr>
+        <w:tc>
+          <w:tcPr>
+            <w:tcW w:type="dxa" w:w="3744"/>
+          </w:tcPr>
+          <w:p>
+            <w:pPr>
+              <w:jc w:val="center"/>
+            </w:pPr>
+            <w:r>
+              <w:rPr>
+                <w:sz w:val="17"/>
+              </w:rPr>
+              <w:t>Within-day shape, table 4-4</w:t>
+            </w:r>
+          </w:p>
+        </w:tc>
+        <w:tc>
+          <w:tcPr>
+            <w:tcW w:type="dxa" w:w="4896"/>
+          </w:tcPr>
+          <w:p>
+            <w:pPr>
+              <w:jc w:val="center"/>
+            </w:pPr>
+            <w:r>
+              <w:rPr>
+                <w:sz w:val="17"/>
+              </w:rPr>
+              <w:t>outputs/&lt;run&gt;/degenerate/degenerate_summary.json</w:t>
+            </w:r>
+          </w:p>
+        </w:tc>
+      </w:tr>
+      <w:tr>
+        <w:tc>
+          <w:tcPr>
+            <w:tcW w:type="dxa" w:w="3744"/>
+          </w:tcPr>
+          <w:p>
+            <w:pPr>
+              <w:jc w:val="center"/>
+            </w:pPr>
+            <w:r>
+              <w:rPr>
+                <w:sz w:val="17"/>
+              </w:rPr>
+              <w:t>Significance with FDR, table 4-5 and §6.3</w:t>
+            </w:r>
+          </w:p>
+        </w:tc>
+        <w:tc>
+          <w:tcPr>
+            <w:tcW w:type="dxa" w:w="4896"/>
+          </w:tcPr>
+          <w:p>
+            <w:pPr>
+              <w:jc w:val="center"/>
+            </w:pPr>
+            <w:r>
+              <w:rPr>
+                <w:sz w:val="17"/>
+              </w:rPr>
+              <w:t>outputs/&lt;run&gt;/significance/significance_summary.json</w:t>
+            </w:r>
+          </w:p>
+        </w:tc>
+      </w:tr>
+      <w:tr>
+        <w:tc>
+          <w:tcPr>
+            <w:tcW w:type="dxa" w:w="3744"/>
+          </w:tcPr>
+          <w:p>
+            <w:pPr>
+              <w:jc w:val="center"/>
+            </w:pPr>
+            <w:r>
+              <w:rPr>
+                <w:sz w:val="17"/>
+              </w:rPr>
+              <w:t>Random-vs-blocked pairing, tables 4-7 and 4-8, §6.2</w:t>
+            </w:r>
+          </w:p>
+        </w:tc>
+        <w:tc>
+          <w:tcPr>
+            <w:tcW w:type="dxa" w:w="4896"/>
+          </w:tcPr>
+          <w:p>
+            <w:pPr>
+              <w:jc w:val="center"/>
+            </w:pPr>
+            <w:r>
+              <w:rPr>
+                <w:sz w:val="17"/>
+              </w:rPr>
+              <w:t>outputs/v2_split_effect/summary_M0.json, summary_M1.json</w:t>
+            </w:r>
+          </w:p>
+        </w:tc>
+      </w:tr>
+      <w:tr>
+        <w:tc>
+          <w:tcPr>
+            <w:tcW w:type="dxa" w:w="3744"/>
+          </w:tcPr>
+          <w:p>
+            <w:pPr>
+              <w:jc w:val="center"/>
+            </w:pPr>
+            <w:r>
+              <w:rPr>
+                <w:sz w:val="17"/>
+              </w:rPr>
+              <w:t>Convergence and selection loss, §4.8</w:t>
+            </w:r>
+          </w:p>
+        </w:tc>
+        <w:tc>
+          <w:tcPr>
+            <w:tcW w:type="dxa" w:w="4896"/>
+          </w:tcPr>
+          <w:p>
+            <w:pPr>
+              <w:jc w:val="center"/>
+            </w:pPr>
+            <w:r>
+              <w:rPr>
+                <w:sz w:val="17"/>
+              </w:rPr>
+              <w:t>outputs/convergence_check/summary.json</w:t>
+            </w:r>
+          </w:p>
+        </w:tc>
+      </w:tr>
+      <w:tr>
+        <w:tc>
+          <w:tcPr>
+            <w:tcW w:type="dxa" w:w="3744"/>
+          </w:tcPr>
+          <w:p>
+            <w:pPr>
+              <w:jc w:val="center"/>
+            </w:pPr>
+            <w:r>
+              <w:rPr>
+                <w:sz w:val="17"/>
+              </w:rPr>
+              <w:t>Africa, temperate transfer, table 3-1</w:t>
+            </w:r>
+          </w:p>
+        </w:tc>
+        <w:tc>
+          <w:tcPr>
+            <w:tcW w:type="dxa" w:w="4896"/>
+          </w:tcPr>
+          <w:p>
+            <w:pPr>
+              <w:jc w:val="center"/>
+            </w:pPr>
+            <w:r>
+              <w:rPr>
+                <w:sz w:val="17"/>
+              </w:rPr>
+              <w:t>outputs/africa_runB_*/daily_series_*.csv.gz, africa_comparison_transfer.csv</w:t>
+            </w:r>
+          </w:p>
+        </w:tc>
+      </w:tr>
+      <w:tr>
+        <w:tc>
+          <w:tcPr>
+            <w:tcW w:type="dxa" w:w="3744"/>
+          </w:tcPr>
+          <w:p>
+            <w:pPr>
+              <w:jc w:val="center"/>
+            </w:pPr>
+            <w:r>
+              <w:rPr>
+                <w:sz w:val="17"/>
+              </w:rPr>
+              <w:t>Africa in situ, tables 3-2a and 3-2b, §3.2 and §3.3</w:t>
+            </w:r>
+          </w:p>
+        </w:tc>
+        <w:tc>
+          <w:tcPr>
+            <w:tcW w:type="dxa" w:w="4896"/>
+          </w:tcPr>
+          <w:p>
+            <w:pPr>
+              <w:jc w:val="center"/>
+            </w:pPr>
+            <w:r>
+              <w:rPr>
+                <w:sz w:val="17"/>
+              </w:rPr>
+              <w:t>outputs/{,v2_}africa_insitu_summary/summary.json, ensemble_summary.json</w:t>
+            </w:r>
+          </w:p>
+        </w:tc>
+      </w:tr>
+      <w:tr>
+        <w:tc>
+          <w:tcPr>
+            <w:tcW w:type="dxa" w:w="3744"/>
+          </w:tcPr>
+          <w:p>
+            <w:pPr>
+              <w:jc w:val="center"/>
+            </w:pPr>
+            <w:r>
+              <w:rPr>
+                <w:sz w:val="17"/>
+              </w:rPr>
+              <w:t>v3 convergence check, appendix A</w:t>
+            </w:r>
+          </w:p>
+        </w:tc>
+        <w:tc>
+          <w:tcPr>
+            <w:tcW w:type="dxa" w:w="4896"/>
+          </w:tcPr>
+          <w:p>
+            <w:pPr>
+              <w:jc w:val="center"/>
+            </w:pPr>
+            <w:r>
+              <w:rPr>
+                <w:sz w:val="17"/>
+              </w:rPr>
+              <w:t>outputs/v3_check/ — python -m scripts.v3_check</w:t>
+            </w:r>
+          </w:p>
+        </w:tc>
+      </w:tr>
+      <w:tr>
+        <w:tc>
+          <w:tcPr>
+            <w:tcW w:type="dxa" w:w="3744"/>
+          </w:tcPr>
+          <w:p>
+            <w:pPr>
+              <w:jc w:val="center"/>
+            </w:pPr>
+            <w:r>
+              <w:rPr>
+                <w:sz w:val="17"/>
+              </w:rPr>
+              <w:t>Experiment inventory and config drift</w:t>
+            </w:r>
+          </w:p>
+        </w:tc>
+        <w:tc>
+          <w:tcPr>
+            <w:tcW w:type="dxa" w:w="4896"/>
+          </w:tcPr>
+          <w:p>
+            <w:pPr>
+              <w:jc w:val="center"/>
+            </w:pPr>
+            <w:r>
+              <w:rPr>
+                <w:sz w:val="17"/>
+              </w:rPr>
+              <w:t>python -m scripts.inventory</w:t>
+            </w:r>
+          </w:p>
+        </w:tc>
+      </w:tr>
+      <w:tr>
+        <w:tc>
+          <w:tcPr>
+            <w:tcW w:type="dxa" w:w="3744"/>
+          </w:tcPr>
+          <w:p>
+            <w:pPr>
+              <w:jc w:val="center"/>
+            </w:pPr>
+            <w:r>
+              <w:rPr>
+                <w:sz w:val="17"/>
+              </w:rPr>
+              <w:t>Full record with every finding and its status</w:t>
+            </w:r>
+          </w:p>
+        </w:tc>
+        <w:tc>
+          <w:tcPr>
+            <w:tcW w:type="dxa" w:w="4896"/>
+          </w:tcPr>
+          <w:p>
+            <w:pPr>
+              <w:jc w:val="center"/>
+            </w:pPr>
+            <w:r>
+              <w:rPr>
+                <w:sz w:val="17"/>
+              </w:rPr>
+              <w:t>RESULTS_phase1.md</w:t>
+            </w:r>
+          </w:p>
+        </w:tc>
+      </w:tr>
+    </w:tbl>
+    <w:p/>
+    <w:p>
+      <w:r>
+        <w:rPr>
+          <w:i/>
+          <w:color w:val="595959"/>
+          <w:sz w:val="17"/>
+        </w:rPr>
+        <w:t>outputs/ is a symlink to /ibex/user/kongw0a/global_mtslstm_outputs and is gitignored: 1.2 GB with no second copy, where the derived caches (58 GB hourly, 137 GB Africa forcing) are cheap to rebuild from scripts. The code is 80+ commits with no git remote. Both are recorded in RESULTS_phase1.md under Reproducing.</w:t>
+      </w:r>
+    </w:p>
+    <w:p>
+      <w:pPr>
+        <w:pStyle w:val="Heading1"/>
+      </w:pPr>
+      <w:r>
         <w:t>Appendix A  v3 convergence check (not part of the main tables)</w:t>
       </w:r>
     </w:p>
@@ -13753,16 +14338,287 @@
       <w:r>
         <w:rPr>
           <w:b/>
+          <w:sz w:val="18"/>
         </w:rPr>
-        <w:t xml:space="preserve">Verdict: the 0.007 gap does not survive longer training. </w:t>
+        <w:t>Table A-2  Blocked M1 minus random M1, paired over the same gauges</w:t>
+      </w:r>
+    </w:p>
+    <w:tbl>
+      <w:tblPr>
+        <w:tblStyle w:val="LightGrid-Accent1"/>
+        <w:tblW w:type="auto" w:w="0"/>
+        <w:jc w:val="center"/>
+        <w:tblLook w:firstColumn="1" w:firstRow="1" w:lastColumn="0" w:lastRow="0" w:noHBand="0" w:noVBand="1" w:val="04A0"/>
+      </w:tblPr>
+      <w:tblGrid>
+        <w:gridCol w:w="1728"/>
+        <w:gridCol w:w="1728"/>
+        <w:gridCol w:w="1728"/>
+        <w:gridCol w:w="1728"/>
+        <w:gridCol w:w="1728"/>
+      </w:tblGrid>
+      <w:tr>
+        <w:tc>
+          <w:tcPr>
+            <w:tcW w:type="dxa" w:w="1728"/>
+          </w:tcPr>
+          <w:p>
+            <w:r>
+              <w:rPr>
+                <w:b/>
+                <w:sz w:val="17"/>
+              </w:rPr>
+              <w:t>Configuration</w:t>
+            </w:r>
+          </w:p>
+        </w:tc>
+        <w:tc>
+          <w:tcPr>
+            <w:tcW w:type="dxa" w:w="1440"/>
+          </w:tcPr>
+          <w:p>
+            <w:r>
+              <w:rPr>
+                <w:b/>
+                <w:sz w:val="17"/>
+              </w:rPr>
+              <w:t>Gauges paired</w:t>
+            </w:r>
+          </w:p>
+        </w:tc>
+        <w:tc>
+          <w:tcPr>
+            <w:tcW w:type="dxa" w:w="1872"/>
+          </w:tcPr>
+          <w:p>
+            <w:r>
+              <w:rPr>
+                <w:b/>
+                <w:sz w:val="17"/>
+              </w:rPr>
+              <w:t>Paired median gap</w:t>
+            </w:r>
+          </w:p>
+        </w:tc>
+        <w:tc>
+          <w:tcPr>
+            <w:tcW w:type="dxa" w:w="1440"/>
+          </w:tcPr>
+          <w:p>
+            <w:r>
+              <w:rPr>
+                <w:b/>
+                <w:sz w:val="17"/>
+              </w:rPr>
+              <w:t>Blocked worse</w:t>
+            </w:r>
+          </w:p>
+        </w:tc>
+        <w:tc>
+          <w:tcPr>
+            <w:tcW w:type="dxa" w:w="1440"/>
+          </w:tcPr>
+          <w:p>
+            <w:r>
+              <w:rPr>
+                <w:b/>
+                <w:sz w:val="17"/>
+              </w:rPr>
+              <w:t>p</w:t>
+            </w:r>
+          </w:p>
+        </w:tc>
+      </w:tr>
+      <w:tr>
+        <w:tc>
+          <w:tcPr>
+            <w:tcW w:type="dxa" w:w="1728"/>
+          </w:tcPr>
+          <w:p>
+            <w:pPr>
+              <w:jc w:val="center"/>
+            </w:pPr>
+            <w:r>
+              <w:rPr>
+                <w:sz w:val="17"/>
+              </w:rPr>
+              <w:t>v2</w:t>
+            </w:r>
+          </w:p>
+        </w:tc>
+        <w:tc>
+          <w:tcPr>
+            <w:tcW w:type="dxa" w:w="1440"/>
+          </w:tcPr>
+          <w:p>
+            <w:pPr>
+              <w:jc w:val="center"/>
+            </w:pPr>
+            <w:r>
+              <w:rPr>
+                <w:sz w:val="17"/>
+              </w:rPr>
+              <w:t>8,709</w:t>
+            </w:r>
+          </w:p>
+        </w:tc>
+        <w:tc>
+          <w:tcPr>
+            <w:tcW w:type="dxa" w:w="1872"/>
+          </w:tcPr>
+          <w:p>
+            <w:pPr>
+              <w:jc w:val="center"/>
+            </w:pPr>
+            <w:r>
+              <w:rPr>
+                <w:sz w:val="17"/>
+              </w:rPr>
+              <w:t>-0.0061</w:t>
+            </w:r>
+          </w:p>
+        </w:tc>
+        <w:tc>
+          <w:tcPr>
+            <w:tcW w:type="dxa" w:w="1440"/>
+          </w:tcPr>
+          <w:p>
+            <w:pPr>
+              <w:jc w:val="center"/>
+            </w:pPr>
+            <w:r>
+              <w:rPr>
+                <w:sz w:val="17"/>
+              </w:rPr>
+              <w:t>52.2%</w:t>
+            </w:r>
+          </w:p>
+        </w:tc>
+        <w:tc>
+          <w:tcPr>
+            <w:tcW w:type="dxa" w:w="1440"/>
+          </w:tcPr>
+          <w:p>
+            <w:pPr>
+              <w:jc w:val="center"/>
+            </w:pPr>
+            <w:r>
+              <w:rPr>
+                <w:sz w:val="17"/>
+              </w:rPr>
+              <w:t>= 4.2e-06</w:t>
+            </w:r>
+          </w:p>
+        </w:tc>
+      </w:tr>
+      <w:tr>
+        <w:tc>
+          <w:tcPr>
+            <w:tcW w:type="dxa" w:w="1728"/>
+          </w:tcPr>
+          <w:p>
+            <w:pPr>
+              <w:jc w:val="center"/>
+            </w:pPr>
+            <w:r>
+              <w:rPr>
+                <w:sz w:val="17"/>
+              </w:rPr>
+              <w:t>v3</w:t>
+            </w:r>
+          </w:p>
+        </w:tc>
+        <w:tc>
+          <w:tcPr>
+            <w:tcW w:type="dxa" w:w="1440"/>
+          </w:tcPr>
+          <w:p>
+            <w:pPr>
+              <w:jc w:val="center"/>
+            </w:pPr>
+            <w:r>
+              <w:rPr>
+                <w:sz w:val="17"/>
+              </w:rPr>
+              <w:t>8,709</w:t>
+            </w:r>
+          </w:p>
+        </w:tc>
+        <w:tc>
+          <w:tcPr>
+            <w:tcW w:type="dxa" w:w="1872"/>
+          </w:tcPr>
+          <w:p>
+            <w:pPr>
+              <w:jc w:val="center"/>
+            </w:pPr>
+            <w:r>
+              <w:rPr>
+                <w:sz w:val="17"/>
+              </w:rPr>
+              <w:t>-0.0015</w:t>
+            </w:r>
+          </w:p>
+        </w:tc>
+        <w:tc>
+          <w:tcPr>
+            <w:tcW w:type="dxa" w:w="1440"/>
+          </w:tcPr>
+          <w:p>
+            <w:pPr>
+              <w:jc w:val="center"/>
+            </w:pPr>
+            <w:r>
+              <w:rPr>
+                <w:sz w:val="17"/>
+              </w:rPr>
+              <w:t>50.5%</w:t>
+            </w:r>
+          </w:p>
+        </w:tc>
+        <w:tc>
+          <w:tcPr>
+            <w:tcW w:type="dxa" w:w="1440"/>
+          </w:tcPr>
+          <w:p>
+            <w:pPr>
+              <w:jc w:val="center"/>
+            </w:pPr>
+            <w:r>
+              <w:rPr>
+                <w:sz w:val="17"/>
+              </w:rPr>
+              <w:t>= 4.4e-02</w:t>
+            </w:r>
+          </w:p>
+        </w:tc>
+      </w:tr>
+    </w:tbl>
+    <w:p/>
+    <w:p>
+      <w:r>
+        <w:rPr>
+          <w:b/>
+        </w:rPr>
+        <w:t xml:space="preserve">Verdict: the gap does not survive longer training. </w:t>
       </w:r>
       <w:r>
-        <w:t>Taking the same paired per-gauge comparison the main table rests on — blocked M1 minus random M1 over the same 8,709 catchments — under v2 the gap is −0.0061 (52.2% of gauges worse, p = 4.2e-06) and under v3 it narrows to −0.0015 (50.5% worse, p = 4.4e-02). The narrowing is 0.0039, paired across gauges at p = 4.2e-03, and at 50.5% worse the gap is a coin flip.</w:t>
+        <w:t>Taking the same paired per-gauge comparison the main table rests on, the gap goes from -0.0061 under v2 to -0.0015 under v3, a narrowing of +0.0039 paired across 8,709 gauges (p = 4.2e-03). At 50.5% of gauges worse it is a coin flip.</w:t>
       </w:r>
     </w:p>
     <w:p>
       <w:r>
-        <w:t>The pretrain side confirmed §4.8's prediction exactly: gains on the selection metric average +0.0038 for run B and +0.0066 for blocked, and the two largest per-fold gains are the two folds v2 truncated earliest (fold0 +0.0142, fold4 +0.0105). Several folds ran the full 50 epochs with their best at or near epoch 50, so even 50 remains a binding cap for them. v2 was under-trained, and unequally so. What that buys in the target domain, however, is another matter — see below.</w:t>
+        <w:t>The pretrain side confirmed §4.8's prediction: gains on the selection metric average +0.0038 for run B and +0.0066 for blocked, and the two largest per-fold gains are blocked fold0 +0.0142, blocked fold4 +0.0105 — the two folds v2 truncated earliest. Several folds ran the full 50 epochs with their best at or near epoch 50, so even 50 remains a binding cap for them. v2 was under-trained, and unequally so. What that buys in the target domain is another matter — see below.</w:t>
+      </w:r>
+    </w:p>
+    <w:p>
+      <w:r>
+        <w:rPr>
+          <w:i/>
+          <w:color w:val="595959"/>
+          <w:sz w:val="17"/>
+        </w:rPr>
+        <w:t>Generated by scripts/v3_check.py into outputs/v3_check/. This appendix's verdict was previously computed ad hoc and stored nowhere, which made it unverifiable; it is now reproducible with one command.</w:t>
       </w:r>
     </w:p>
     <w:p>
@@ -13784,7 +14640,7 @@
           <w:b/>
           <w:sz w:val="18"/>
         </w:rPr>
-        <w:t>Table A-2  Three folds with bit-identical weights, and transfer results that need not match</w:t>
+        <w:t>Table A-3  Folds with bit-identical weights, and transfer results that need not match</w:t>
       </w:r>
     </w:p>
     <w:tbl>
@@ -13886,7 +14742,7 @@
               <w:rPr>
                 <w:sz w:val="17"/>
               </w:rPr>
-              <w:t>run B fold1</w:t>
+              <w:t>runB fold1</w:t>
             </w:r>
           </w:p>
         </w:tc>
@@ -13950,7 +14806,7 @@
               <w:rPr>
                 <w:sz w:val="17"/>
               </w:rPr>
-              <w:t>0.0000</w:t>
+              <w:t>+0.0000</w:t>
             </w:r>
           </w:p>
         </w:tc>
@@ -13968,7 +14824,7 @@
               <w:rPr>
                 <w:sz w:val="17"/>
               </w:rPr>
-              <w:t>run B fold4</w:t>
+              <w:t>runB fold4</w:t>
             </w:r>
           </w:p>
         </w:tc>
@@ -14032,7 +14888,7 @@
               <w:rPr>
                 <w:sz w:val="17"/>
               </w:rPr>
-              <w:t>0.0000</w:t>
+              <w:t>+0.0000</w:t>
             </w:r>
           </w:p>
         </w:tc>

--- a/reports/PhaseI_report.docx
+++ b/reports/PhaseI_report.docx
@@ -38920,10 +38920,10 @@
         <a:latin typeface="Calibri"/>
         <a:ea typeface=""/>
         <a:cs typeface=""/>
-        <a:font script="Jpan" typeface="ＭＳ ゴシック"/>
-        <a:font script="Hang" typeface="맑은 고딕"/>
-        <a:font script="Hans" typeface="宋体"/>
-        <a:font script="Hant" typeface="新細明體"/>
+        <a:font script="Jpan" typeface="MS Gothic"/>
+        <a:font script="Hang" typeface="Malgun Gothic"/>
+        <a:font script="Hans" typeface="SimSun"/>
+        <a:font script="Hant" typeface="PMingLiU"/>
         <a:font script="Arab" typeface="Times New Roman"/>
         <a:font script="Hebr" typeface="Times New Roman"/>
         <a:font script="Thai" typeface="Angsana New"/>
@@ -38955,10 +38955,10 @@
         <a:latin typeface="Cambria"/>
         <a:ea typeface=""/>
         <a:cs typeface=""/>
-        <a:font script="Jpan" typeface="ＭＳ 明朝"/>
-        <a:font script="Hang" typeface="맑은 고딕"/>
-        <a:font script="Hans" typeface="宋体"/>
-        <a:font script="Hant" typeface="新細明體"/>
+        <a:font script="Jpan" typeface="MS Mincho"/>
+        <a:font script="Hang" typeface="Malgun Gothic"/>
+        <a:font script="Hans" typeface="SimSun"/>
+        <a:font script="Hant" typeface="PMingLiU"/>
         <a:font script="Arab" typeface="Arial"/>
         <a:font script="Hebr" typeface="Arial"/>
         <a:font script="Thai" typeface="Cordia New"/>

--- a/reports/PhaseI_report.docx
+++ b/reports/PhaseI_report.docx
@@ -3872,6 +3872,56 @@
     </w:p>
     <w:p>
       <w:pPr>
+        <w:jc w:val="center"/>
+      </w:pPr>
+      <w:r>
+        <w:drawing>
+          <wp:inline xmlns:a="http://schemas.openxmlformats.org/drawingml/2006/main" xmlns:pic="http://schemas.openxmlformats.org/drawingml/2006/picture">
+            <wp:extent cx="5852160" cy="2937320"/>
+            <wp:docPr id="1" name="Picture 1"/>
+            <wp:cNvGraphicFramePr>
+              <a:graphicFrameLocks noChangeAspect="1"/>
+            </wp:cNvGraphicFramePr>
+            <a:graphic>
+              <a:graphicData uri="http://schemas.openxmlformats.org/drawingml/2006/picture">
+                <pic:pic>
+                  <pic:nvPicPr>
+                    <pic:cNvPr id="0" name="fig03_configurations.png"/>
+                    <pic:cNvPicPr/>
+                  </pic:nvPicPr>
+                  <pic:blipFill>
+                    <a:blip r:embed="rId9"/>
+                    <a:stretch>
+                      <a:fillRect/>
+                    </a:stretch>
+                  </pic:blipFill>
+                  <pic:spPr>
+                    <a:xfrm>
+                      <a:off x="0" y="0"/>
+                      <a:ext cx="5852160" cy="2937320"/>
+                    </a:xfrm>
+                    <a:prstGeom prst="rect"/>
+                  </pic:spPr>
+                </pic:pic>
+              </a:graphicData>
+            </a:graphic>
+          </wp:inline>
+        </w:drawing>
+      </w:r>
+    </w:p>
+    <w:p>
+      <w:pPr>
+        <w:jc w:val="center"/>
+      </w:pPr>
+      <w:r>
+        <w:rPr>
+          <w:sz w:val="18"/>
+        </w:rPr>
+        <w:t>Figure 2-1  Every configuration as an M0 -&gt; M1 movement. run A points backwards under both v1 and v2; every run B variant gains, and v2 roughly doubles v1's gain on the random split while nearly tripling it on the blocked one. Source: each fold's transfer/summary.json.</w:t>
+      </w:r>
+    </w:p>
+    <w:p>
+      <w:pPr>
         <w:pStyle w:val="Heading2"/>
       </w:pPr>
       <w:r>
@@ -4702,6 +4752,56 @@
     <w:p>
       <w:r>
         <w:t>The conclusion changed between v1 and v2 and that has to be stated outright. Under v1 the 0.25 ratio beat no-replay on both domains, by damping over-recalibration: without replay 6.25% of gauges were pushed from under-dispersed past α = 1.2 into over-dispersion, and replay held that to 2.09%. Under v2 the mechanism has nothing to act on, because the zero-shot model is no longer over-dispersed. Replay's r gain (+0.0060) is indistinguishable from no-replay's (+0.0054) and its α gain is smaller (+0.0257 against +0.0370). Under v2, replay protects the source domain and does nothing for the target.</w:t>
+      </w:r>
+    </w:p>
+    <w:p>
+      <w:pPr>
+        <w:jc w:val="center"/>
+      </w:pPr>
+      <w:r>
+        <w:drawing>
+          <wp:inline xmlns:a="http://schemas.openxmlformats.org/drawingml/2006/main" xmlns:pic="http://schemas.openxmlformats.org/drawingml/2006/picture">
+            <wp:extent cx="5852160" cy="2535463"/>
+            <wp:docPr id="2" name="Picture 2"/>
+            <wp:cNvGraphicFramePr>
+              <a:graphicFrameLocks noChangeAspect="1"/>
+            </wp:cNvGraphicFramePr>
+            <a:graphic>
+              <a:graphicData uri="http://schemas.openxmlformats.org/drawingml/2006/picture">
+                <pic:pic>
+                  <pic:nvPicPr>
+                    <pic:cNvPr id="0" name="fig01_kge_components.png"/>
+                    <pic:cNvPicPr/>
+                  </pic:nvPicPr>
+                  <pic:blipFill>
+                    <a:blip r:embed="rId10"/>
+                    <a:stretch>
+                      <a:fillRect/>
+                    </a:stretch>
+                  </pic:blipFill>
+                  <pic:spPr>
+                    <a:xfrm>
+                      <a:off x="0" y="0"/>
+                      <a:ext cx="5852160" cy="2535463"/>
+                    </a:xfrm>
+                    <a:prstGeom prst="rect"/>
+                  </pic:spPr>
+                </pic:pic>
+              </a:graphicData>
+            </a:graphic>
+          </wp:inline>
+        </w:drawing>
+      </w:r>
+    </w:p>
+    <w:p>
+      <w:pPr>
+        <w:jc w:val="center"/>
+      </w:pPr>
+      <w:r>
+        <w:rPr>
+          <w:sz w:val="18"/>
+        </w:rPr>
+        <w:t>Figure 2-2  Where the gain comes from. r moves little while alpha moves substantially, under both splits -- the finding that daily-aggregate supervision re-calibrates amplitude rather than disturbing timing. Source: kge_components_summary_target.csv.</w:t>
       </w:r>
     </w:p>
     <w:p>
@@ -7212,6 +7312,56 @@
           <w:sz w:val="17"/>
         </w:rPr>
         <w:t>Reported as an ensemble of predictions, averaged per catchment-day before scoring, because that is how the earlier Africa evaluation reported and the two must be like for like. Averaging per-fold metrics instead gives a different number; both are in the summary files.</w:t>
+      </w:r>
+    </w:p>
+    <w:p>
+      <w:pPr>
+        <w:jc w:val="center"/>
+      </w:pPr>
+      <w:r>
+        <w:drawing>
+          <wp:inline xmlns:a="http://schemas.openxmlformats.org/drawingml/2006/main" xmlns:pic="http://schemas.openxmlformats.org/drawingml/2006/picture">
+            <wp:extent cx="5852160" cy="4543982"/>
+            <wp:docPr id="3" name="Picture 3"/>
+            <wp:cNvGraphicFramePr>
+              <a:graphicFrameLocks noChangeAspect="1"/>
+            </wp:cNvGraphicFramePr>
+            <a:graphic>
+              <a:graphicData uri="http://schemas.openxmlformats.org/drawingml/2006/picture">
+                <pic:pic>
+                  <pic:nvPicPr>
+                    <pic:cNvPr id="0" name="fig07_africa_hydrographs.png"/>
+                    <pic:cNvPicPr/>
+                  </pic:nvPicPr>
+                  <pic:blipFill>
+                    <a:blip r:embed="rId11"/>
+                    <a:stretch>
+                      <a:fillRect/>
+                    </a:stretch>
+                  </pic:blipFill>
+                  <pic:spPr>
+                    <a:xfrm>
+                      <a:off x="0" y="0"/>
+                      <a:ext cx="5852160" cy="4543982"/>
+                    </a:xfrm>
+                    <a:prstGeom prst="rect"/>
+                  </pic:spPr>
+                </pic:pic>
+              </a:graphicData>
+            </a:graphic>
+          </wp:inline>
+        </w:drawing>
+      </w:r>
+    </w:p>
+    <w:p>
+      <w:pPr>
+        <w:jc w:val="center"/>
+      </w:pPr>
+      <w:r>
+        <w:rPr>
+          <w:sz w:val="18"/>
+        </w:rPr>
+        <w:t>Figure 3-1  Africa in situ, three catchments spanning the outcome rather than three good ones: the lower-quartile, median and upper-quartile catchment by M1 KGE. The third panel shows the mechanism directly -- M0 under-predicts every peak and fine-tuning lifts them toward the observed hydrograph. Source: ensemble_series_M{0,1}.csv.gz.</w:t>
       </w:r>
     </w:p>
     <w:p>
@@ -9401,6 +9551,56 @@
     </w:p>
     <w:p>
       <w:pPr>
+        <w:jc w:val="center"/>
+      </w:pPr>
+      <w:r>
+        <w:drawing>
+          <wp:inline xmlns:a="http://schemas.openxmlformats.org/drawingml/2006/main" xmlns:pic="http://schemas.openxmlformats.org/drawingml/2006/picture">
+            <wp:extent cx="5852160" cy="2427735"/>
+            <wp:docPr id="4" name="Picture 4"/>
+            <wp:cNvGraphicFramePr>
+              <a:graphicFrameLocks noChangeAspect="1"/>
+            </wp:cNvGraphicFramePr>
+            <a:graphic>
+              <a:graphicData uri="http://schemas.openxmlformats.org/drawingml/2006/picture">
+                <pic:pic>
+                  <pic:nvPicPr>
+                    <pic:cNvPr id="0" name="fig02_gain_drivers.png"/>
+                    <pic:cNvPicPr/>
+                  </pic:nvPicPr>
+                  <pic:blipFill>
+                    <a:blip r:embed="rId12"/>
+                    <a:stretch>
+                      <a:fillRect/>
+                    </a:stretch>
+                  </pic:blipFill>
+                  <pic:spPr>
+                    <a:xfrm>
+                      <a:off x="0" y="0"/>
+                      <a:ext cx="5852160" cy="2427735"/>
+                    </a:xfrm>
+                    <a:prstGeom prst="rect"/>
+                  </pic:spPr>
+                </pic:pic>
+              </a:graphicData>
+            </a:graphic>
+          </wp:inline>
+        </w:drawing>
+      </w:r>
+    </w:p>
+    <w:p>
+      <w:pPr>
+        <w:jc w:val="center"/>
+      </w:pPr>
+      <w:r>
+        <w:rPr>
+          <w:sz w:val="18"/>
+        </w:rPr>
+        <w:t>Figure 4-1  What predicts the gain. It does not fade with distance from trainable neighbours -- under blocking it rises -- and it falls monotonically with catchment area. Source: stratified_gain_target.csv.</w:t>
+      </w:r>
+    </w:p>
+    <w:p>
+      <w:pPr>
         <w:pStyle w:val="Heading2"/>
       </w:pPr>
       <w:r>
@@ -10032,6 +10232,56 @@
     </w:p>
     <w:p>
       <w:pPr>
+        <w:jc w:val="center"/>
+      </w:pPr>
+      <w:r>
+        <w:drawing>
+          <wp:inline xmlns:a="http://schemas.openxmlformats.org/drawingml/2006/main" xmlns:pic="http://schemas.openxmlformats.org/drawingml/2006/picture">
+            <wp:extent cx="5852160" cy="2546232"/>
+            <wp:docPr id="5" name="Picture 5"/>
+            <wp:cNvGraphicFramePr>
+              <a:graphicFrameLocks noChangeAspect="1"/>
+            </wp:cNvGraphicFramePr>
+            <a:graphic>
+              <a:graphicData uri="http://schemas.openxmlformats.org/drawingml/2006/picture">
+                <pic:pic>
+                  <pic:nvPicPr>
+                    <pic:cNvPr id="0" name="fig08_intraday_shape.png"/>
+                    <pic:cNvPicPr/>
+                  </pic:nvPicPr>
+                  <pic:blipFill>
+                    <a:blip r:embed="rId13"/>
+                    <a:stretch>
+                      <a:fillRect/>
+                    </a:stretch>
+                  </pic:blipFill>
+                  <pic:spPr>
+                    <a:xfrm>
+                      <a:off x="0" y="0"/>
+                      <a:ext cx="5852160" cy="2546232"/>
+                    </a:xfrm>
+                    <a:prstGeom prst="rect"/>
+                  </pic:spPr>
+                </pic:pic>
+              </a:graphicData>
+            </a:graphic>
+          </wp:inline>
+        </w:drawing>
+      </w:r>
+    </w:p>
+    <w:p>
+      <w:pPr>
+        <w:jc w:val="center"/>
+      </w:pPr>
+      <w:r>
+        <w:rPr>
+          <w:sz w:val="18"/>
+        </w:rPr>
+        <w:t>Figure 4-2  Within-day shape against the observed median. v1's zero-shot model was over-dispersed rather than flattened, and fine-tuning only halved the excess; v2 is already calibrated before any fine-tuning. Source: degenerate_summary.json.</w:t>
+      </w:r>
+    </w:p>
+    <w:p>
+      <w:pPr>
         <w:pStyle w:val="Heading2"/>
       </w:pPr>
       <w:r>
@@ -10346,6 +10596,56 @@
     </w:p>
     <w:p>
       <w:pPr>
+        <w:jc w:val="center"/>
+      </w:pPr>
+      <w:r>
+        <w:drawing>
+          <wp:inline xmlns:a="http://schemas.openxmlformats.org/drawingml/2006/main" xmlns:pic="http://schemas.openxmlformats.org/drawingml/2006/picture">
+            <wp:extent cx="5852160" cy="4011913"/>
+            <wp:docPr id="6" name="Picture 6"/>
+            <wp:cNvGraphicFramePr>
+              <a:graphicFrameLocks noChangeAspect="1"/>
+            </wp:cNvGraphicFramePr>
+            <a:graphic>
+              <a:graphicData uri="http://schemas.openxmlformats.org/drawingml/2006/picture">
+                <pic:pic>
+                  <pic:nvPicPr>
+                    <pic:cNvPr id="0" name="fig05_metric_disagreement.png"/>
+                    <pic:cNvPicPr/>
+                  </pic:nvPicPr>
+                  <pic:blipFill>
+                    <a:blip r:embed="rId14"/>
+                    <a:stretch>
+                      <a:fillRect/>
+                    </a:stretch>
+                  </pic:blipFill>
+                  <pic:spPr>
+                    <a:xfrm>
+                      <a:off x="0" y="0"/>
+                      <a:ext cx="5852160" cy="4011913"/>
+                    </a:xfrm>
+                    <a:prstGeom prst="rect"/>
+                  </pic:spPr>
+                </pic:pic>
+              </a:graphicData>
+            </a:graphic>
+          </wp:inline>
+        </w:drawing>
+      </w:r>
+    </w:p>
+    <w:p>
+      <w:pPr>
+        <w:jc w:val="center"/>
+      </w:pPr>
+      <w:r>
+        <w:rPr>
+          <w:sz w:val="18"/>
+        </w:rPr>
+        <w:t>Figure 4-3  Why the two metrics disagree. A fifth of gauges improve on KGE while their point-wise error worsens, and an eighth do the reverse. Source: per_station_tests.csv.</w:t>
+      </w:r>
+    </w:p>
+    <w:p>
+      <w:pPr>
         <w:pStyle w:val="Heading2"/>
       </w:pPr>
       <w:r>
@@ -10360,7 +10660,7 @@
         <w:drawing>
           <wp:inline xmlns:a="http://schemas.openxmlformats.org/drawingml/2006/main" xmlns:pic="http://schemas.openxmlformats.org/drawingml/2006/picture">
             <wp:extent cx="5943600" cy="3145370"/>
-            <wp:docPr id="1" name="Picture 1"/>
+            <wp:docPr id="7" name="Picture 7"/>
             <wp:cNvGraphicFramePr>
               <a:graphicFrameLocks noChangeAspect="1"/>
             </wp:cNvGraphicFramePr>
@@ -10372,7 +10672,7 @@
                     <pic:cNvPicPr/>
                   </pic:nvPicPr>
                   <pic:blipFill>
-                    <a:blip r:embed="rId9"/>
+                    <a:blip r:embed="rId15"/>
                     <a:stretch>
                       <a:fillRect/>
                     </a:stretch>
@@ -10399,7 +10699,7 @@
         <w:rPr>
           <w:sz w:val="18"/>
         </w:rPr>
-        <w:t>Figure 4-1  Target-domain hourly metrics in space. Top left, zero-shot M0 KGE; top right, M1 after fine-tuning; bottom left, the gain M1 − M0 on a diverging scale centred at zero; bottom right, α at M0 centred at 1.0. The 5-fold design makes every gauge a target gauge exactly once, so every marker is a real value.</w:t>
+        <w:t>Figure 4-4  Target-domain hourly metrics in space. Top left, zero-shot M0 KGE; top right, M1 after fine-tuning; bottom left, the gain M1 − M0 on a diverging scale centred at zero; bottom right, α at M0 centred at 1.0. The 5-fold design makes every gauge a target gauge exactly once, so every marker is a real value.</w:t>
       </w:r>
     </w:p>
     <w:p>
@@ -12109,6 +12409,56 @@
     </w:p>
     <w:p>
       <w:pPr>
+        <w:jc w:val="center"/>
+      </w:pPr>
+      <w:r>
+        <w:drawing>
+          <wp:inline xmlns:a="http://schemas.openxmlformats.org/drawingml/2006/main" xmlns:pic="http://schemas.openxmlformats.org/drawingml/2006/picture">
+            <wp:extent cx="5852160" cy="2225002"/>
+            <wp:docPr id="8" name="Picture 8"/>
+            <wp:cNvGraphicFramePr>
+              <a:graphicFrameLocks noChangeAspect="1"/>
+            </wp:cNvGraphicFramePr>
+            <a:graphic>
+              <a:graphicData uri="http://schemas.openxmlformats.org/drawingml/2006/picture">
+                <pic:pic>
+                  <pic:nvPicPr>
+                    <pic:cNvPr id="0" name="fig04_agency_recovery.png"/>
+                    <pic:cNvPicPr/>
+                  </pic:nvPicPr>
+                  <pic:blipFill>
+                    <a:blip r:embed="rId16"/>
+                    <a:stretch>
+                      <a:fillRect/>
+                    </a:stretch>
+                  </pic:blipFill>
+                  <pic:spPr>
+                    <a:xfrm>
+                      <a:off x="0" y="0"/>
+                      <a:ext cx="5852160" cy="2225002"/>
+                    </a:xfrm>
+                    <a:prstGeom prst="rect"/>
+                  </pic:spPr>
+                </pic:pic>
+              </a:graphicData>
+            </a:graphic>
+          </wp:inline>
+        </w:drawing>
+      </w:r>
+    </w:p>
+    <w:p>
+      <w:pPr>
+        <w:jc w:val="center"/>
+      </w:pPr>
+      <w:r>
+        <w:rPr>
+          <w:sz w:val="18"/>
+        </w:rPr>
+        <w:t>Figure 4-5  The blocking cost per agency and how much fine-tuning recovers. Five of six agencies recover 85% or more; Iceland, the sparsest network, recovers 38% and holds almost the entire residual. Source: recovery_by_agency.csv.</w:t>
+      </w:r>
+    </w:p>
+    <w:p>
+      <w:pPr>
         <w:pStyle w:val="Heading2"/>
       </w:pPr>
       <w:r>
@@ -12793,6 +13143,56 @@
           <w:b/>
         </w:rPr>
         <w:t>This validates the premise rather than conceding to it: supervising and selecting with 24-hour aggregates alone gives up nothing detectable against seeing the hourly series. It also removes selection loss as an explanation for the 0.007 gap, leaving unequal truncation as the only live candidate.</w:t>
+      </w:r>
+    </w:p>
+    <w:p>
+      <w:pPr>
+        <w:jc w:val="center"/>
+      </w:pPr>
+      <w:r>
+        <w:drawing>
+          <wp:inline xmlns:a="http://schemas.openxmlformats.org/drawingml/2006/main" xmlns:pic="http://schemas.openxmlformats.org/drawingml/2006/picture">
+            <wp:extent cx="5852160" cy="2887528"/>
+            <wp:docPr id="9" name="Picture 9"/>
+            <wp:cNvGraphicFramePr>
+              <a:graphicFrameLocks noChangeAspect="1"/>
+            </wp:cNvGraphicFramePr>
+            <a:graphic>
+              <a:graphicData uri="http://schemas.openxmlformats.org/drawingml/2006/picture">
+                <pic:pic>
+                  <pic:nvPicPr>
+                    <pic:cNvPr id="0" name="fig06_convergence.png"/>
+                    <pic:cNvPicPr/>
+                  </pic:nvPicPr>
+                  <pic:blipFill>
+                    <a:blip r:embed="rId17"/>
+                    <a:stretch>
+                      <a:fillRect/>
+                    </a:stretch>
+                  </pic:blipFill>
+                  <pic:spPr>
+                    <a:xfrm>
+                      <a:off x="0" y="0"/>
+                      <a:ext cx="5852160" cy="2887528"/>
+                    </a:xfrm>
+                    <a:prstGeom prst="rect"/>
+                  </pic:spPr>
+                </pic:pic>
+              </a:graphicData>
+            </a:graphic>
+          </wp:inline>
+        </w:drawing>
+      </w:r>
+    </w:p>
+    <w:p>
+      <w:pPr>
+        <w:jc w:val="center"/>
+      </w:pPr>
+      <w:r>
+        <w:rPr>
+          <w:sz w:val="18"/>
+        </w:rPr>
+        <w:t>Figure 4-6  Source validation trajectories, zoomed to the plateau. The blue stop markers show that early stopping, not the 30-epoch cap, ended v2 -- and that it cut two blocked folds at epoch 20 while the rest ran to 30. Source: each fold's training_history.csv.</w:t>
       </w:r>
     </w:p>
     <w:p>

--- a/reports/PhaseI_report.docx
+++ b/reports/PhaseI_report.docx
@@ -10668,7 +10668,7 @@
               <a:graphicData uri="http://schemas.openxmlformats.org/drawingml/2006/picture">
                 <pic:pic>
                   <pic:nvPicPr>
-                    <pic:cNvPr id="0" name="global_map_target.png"/>
+                    <pic:cNvPr id="0" name="fig09_global_map.png"/>
                     <pic:cNvPicPr/>
                   </pic:nvPicPr>
                   <pic:blipFill>

--- a/reports/PhaseI_report.docx
+++ b/reports/PhaseI_report.docx
@@ -3877,7 +3877,7 @@
       <w:r>
         <w:drawing>
           <wp:inline xmlns:a="http://schemas.openxmlformats.org/drawingml/2006/main" xmlns:pic="http://schemas.openxmlformats.org/drawingml/2006/picture">
-            <wp:extent cx="5852160" cy="2937320"/>
+            <wp:extent cx="5852160" cy="2969640"/>
             <wp:docPr id="1" name="Picture 1"/>
             <wp:cNvGraphicFramePr>
               <a:graphicFrameLocks noChangeAspect="1"/>
@@ -3898,7 +3898,7 @@
                   <pic:spPr>
                     <a:xfrm>
                       <a:off x="0" y="0"/>
-                      <a:ext cx="5852160" cy="2937320"/>
+                      <a:ext cx="5852160" cy="2969640"/>
                     </a:xfrm>
                     <a:prstGeom prst="rect"/>
                   </pic:spPr>
@@ -4761,7 +4761,7 @@
       <w:r>
         <w:drawing>
           <wp:inline xmlns:a="http://schemas.openxmlformats.org/drawingml/2006/main" xmlns:pic="http://schemas.openxmlformats.org/drawingml/2006/picture">
-            <wp:extent cx="5852160" cy="2535463"/>
+            <wp:extent cx="5852160" cy="2530855"/>
             <wp:docPr id="2" name="Picture 2"/>
             <wp:cNvGraphicFramePr>
               <a:graphicFrameLocks noChangeAspect="1"/>
@@ -4782,7 +4782,7 @@
                   <pic:spPr>
                     <a:xfrm>
                       <a:off x="0" y="0"/>
-                      <a:ext cx="5852160" cy="2535463"/>
+                      <a:ext cx="5852160" cy="2530855"/>
                     </a:xfrm>
                     <a:prstGeom prst="rect"/>
                   </pic:spPr>
@@ -10237,7 +10237,7 @@
       <w:r>
         <w:drawing>
           <wp:inline xmlns:a="http://schemas.openxmlformats.org/drawingml/2006/main" xmlns:pic="http://schemas.openxmlformats.org/drawingml/2006/picture">
-            <wp:extent cx="5852160" cy="2546232"/>
+            <wp:extent cx="5852160" cy="2455170"/>
             <wp:docPr id="5" name="Picture 5"/>
             <wp:cNvGraphicFramePr>
               <a:graphicFrameLocks noChangeAspect="1"/>
@@ -10258,7 +10258,7 @@
                   <pic:spPr>
                     <a:xfrm>
                       <a:off x="0" y="0"/>
-                      <a:ext cx="5852160" cy="2546232"/>
+                      <a:ext cx="5852160" cy="2455170"/>
                     </a:xfrm>
                     <a:prstGeom prst="rect"/>
                   </pic:spPr>

--- a/reports/PhaseI_report.docx
+++ b/reports/PhaseI_report.docx
@@ -4761,7 +4761,7 @@
       <w:r>
         <w:drawing>
           <wp:inline xmlns:a="http://schemas.openxmlformats.org/drawingml/2006/main" xmlns:pic="http://schemas.openxmlformats.org/drawingml/2006/picture">
-            <wp:extent cx="5852160" cy="2530855"/>
+            <wp:extent cx="5852160" cy="2626247"/>
             <wp:docPr id="2" name="Picture 2"/>
             <wp:cNvGraphicFramePr>
               <a:graphicFrameLocks noChangeAspect="1"/>
@@ -4782,7 +4782,7 @@
                   <pic:spPr>
                     <a:xfrm>
                       <a:off x="0" y="0"/>
-                      <a:ext cx="5852160" cy="2530855"/>
+                      <a:ext cx="5852160" cy="2626247"/>
                     </a:xfrm>
                     <a:prstGeom prst="rect"/>
                   </pic:spPr>
@@ -9556,7 +9556,7 @@
       <w:r>
         <w:drawing>
           <wp:inline xmlns:a="http://schemas.openxmlformats.org/drawingml/2006/main" xmlns:pic="http://schemas.openxmlformats.org/drawingml/2006/picture">
-            <wp:extent cx="5852160" cy="2427735"/>
+            <wp:extent cx="5852160" cy="2554847"/>
             <wp:docPr id="4" name="Picture 4"/>
             <wp:cNvGraphicFramePr>
               <a:graphicFrameLocks noChangeAspect="1"/>
@@ -9577,7 +9577,7 @@
                   <pic:spPr>
                     <a:xfrm>
                       <a:off x="0" y="0"/>
-                      <a:ext cx="5852160" cy="2427735"/>
+                      <a:ext cx="5852160" cy="2554847"/>
                     </a:xfrm>
                     <a:prstGeom prst="rect"/>
                   </pic:spPr>
@@ -10601,7 +10601,7 @@
       <w:r>
         <w:drawing>
           <wp:inline xmlns:a="http://schemas.openxmlformats.org/drawingml/2006/main" xmlns:pic="http://schemas.openxmlformats.org/drawingml/2006/picture">
-            <wp:extent cx="5852160" cy="4011913"/>
+            <wp:extent cx="5852160" cy="5209917"/>
             <wp:docPr id="6" name="Picture 6"/>
             <wp:cNvGraphicFramePr>
               <a:graphicFrameLocks noChangeAspect="1"/>
@@ -10622,7 +10622,7 @@
                   <pic:spPr>
                     <a:xfrm>
                       <a:off x="0" y="0"/>
-                      <a:ext cx="5852160" cy="4011913"/>
+                      <a:ext cx="5852160" cy="5209917"/>
                     </a:xfrm>
                     <a:prstGeom prst="rect"/>
                   </pic:spPr>
@@ -10699,7 +10699,7 @@
         <w:rPr>
           <w:sz w:val="18"/>
         </w:rPr>
-        <w:t>Figure 4-4  Target-domain hourly metrics in space. Top left, zero-shot M0 KGE; top right, M1 after fine-tuning; bottom left, the gain M1 − M0 on a diverging scale centred at zero; bottom right, α at M0 centred at 1.0. The 5-fold design makes every gauge a target gauge exactly once, so every marker is a real value.</w:t>
+        <w:t>Figure 4-4  Target-domain hourly metrics in space, configuration v2. Top left, zero-shot M0 KGE; top right, M1 after fine-tuning; bottom left, the gain M1 − M0 on a diverging scale centred at zero; bottom right, α at M0 centred at 1.0. The 5-fold design makes every gauge a target gauge exactly once, so every marker is a real value.</w:t>
       </w:r>
     </w:p>
     <w:p>
@@ -12414,7 +12414,7 @@
       <w:r>
         <w:drawing>
           <wp:inline xmlns:a="http://schemas.openxmlformats.org/drawingml/2006/main" xmlns:pic="http://schemas.openxmlformats.org/drawingml/2006/picture">
-            <wp:extent cx="5852160" cy="2225002"/>
+            <wp:extent cx="5852160" cy="2399527"/>
             <wp:docPr id="8" name="Picture 8"/>
             <wp:cNvGraphicFramePr>
               <a:graphicFrameLocks noChangeAspect="1"/>
@@ -12435,7 +12435,7 @@
                   <pic:spPr>
                     <a:xfrm>
                       <a:off x="0" y="0"/>
-                      <a:ext cx="5852160" cy="2225002"/>
+                      <a:ext cx="5852160" cy="2399527"/>
                     </a:xfrm>
                     <a:prstGeom prst="rect"/>
                   </pic:spPr>

--- a/reports/PhaseI_report.docx
+++ b/reports/PhaseI_report.docx
@@ -12455,6 +12455,517 @@
           <w:sz w:val="18"/>
         </w:rPr>
         <w:t>Figure 4-5  The blocking cost per agency and how much fine-tuning recovers. Five of six agencies recover 85% or more; Iceland, the sparsest network, recovers 38% and holds almost the entire residual. Source: recovery_by_agency.csv.</w:t>
+      </w:r>
+    </w:p>
+    <w:p>
+      <w:pPr>
+        <w:pStyle w:val="Heading2"/>
+      </w:pPr>
+      <w:r>
+        <w:t>4.6b Random splitting also overstates the precision, not only the level</w:t>
+      </w:r>
+    </w:p>
+    <w:p>
+      <w:r>
+        <w:t>Everything above concerns the LEVEL of the score. Random splitting misleads a second way: it understates how much the answer moves when the region moves.</w:t>
+      </w:r>
+    </w:p>
+    <w:p>
+      <w:r>
+        <w:rPr>
+          <w:b/>
+          <w:sz w:val="18"/>
+        </w:rPr>
+        <w:t>Table 4-11  Per-fold M1, the quantity the main table averages</w:t>
+      </w:r>
+    </w:p>
+    <w:tbl>
+      <w:tblPr>
+        <w:tblStyle w:val="LightGrid-Accent1"/>
+        <w:tblW w:type="auto" w:w="0"/>
+        <w:jc w:val="center"/>
+        <w:tblLook w:firstColumn="1" w:firstRow="1" w:lastColumn="0" w:lastRow="0" w:noHBand="0" w:noVBand="1" w:val="04A0"/>
+      </w:tblPr>
+      <w:tblGrid>
+        <w:gridCol w:w="2880"/>
+        <w:gridCol w:w="2880"/>
+        <w:gridCol w:w="2880"/>
+      </w:tblGrid>
+      <w:tr>
+        <w:tc>
+          <w:tcPr>
+            <w:tcW w:type="dxa" w:w="2016"/>
+          </w:tcPr>
+          <w:p>
+            <w:r>
+              <w:rPr>
+                <w:b/>
+                <w:sz w:val="17"/>
+              </w:rPr>
+              <w:t>Fold</w:t>
+            </w:r>
+          </w:p>
+        </w:tc>
+        <w:tc>
+          <w:tcPr>
+            <w:tcW w:type="dxa" w:w="1728"/>
+          </w:tcPr>
+          <w:p>
+            <w:r>
+              <w:rPr>
+                <w:b/>
+                <w:sz w:val="17"/>
+              </w:rPr>
+              <w:t>Random</w:t>
+            </w:r>
+          </w:p>
+        </w:tc>
+        <w:tc>
+          <w:tcPr>
+            <w:tcW w:type="dxa" w:w="1728"/>
+          </w:tcPr>
+          <w:p>
+            <w:r>
+              <w:rPr>
+                <w:b/>
+                <w:sz w:val="17"/>
+              </w:rPr>
+              <w:t>Blocked</w:t>
+            </w:r>
+          </w:p>
+        </w:tc>
+      </w:tr>
+      <w:tr>
+        <w:tc>
+          <w:tcPr>
+            <w:tcW w:type="dxa" w:w="2016"/>
+          </w:tcPr>
+          <w:p>
+            <w:pPr>
+              <w:jc w:val="center"/>
+            </w:pPr>
+            <w:r>
+              <w:rPr>
+                <w:sz w:val="17"/>
+              </w:rPr>
+              <w:t>0</w:t>
+            </w:r>
+          </w:p>
+        </w:tc>
+        <w:tc>
+          <w:tcPr>
+            <w:tcW w:type="dxa" w:w="1728"/>
+          </w:tcPr>
+          <w:p>
+            <w:pPr>
+              <w:jc w:val="center"/>
+            </w:pPr>
+            <w:r>
+              <w:rPr>
+                <w:sz w:val="17"/>
+              </w:rPr>
+              <w:t>0.6297</w:t>
+            </w:r>
+          </w:p>
+        </w:tc>
+        <w:tc>
+          <w:tcPr>
+            <w:tcW w:type="dxa" w:w="1728"/>
+          </w:tcPr>
+          <w:p>
+            <w:pPr>
+              <w:jc w:val="center"/>
+            </w:pPr>
+            <w:r>
+              <w:rPr>
+                <w:sz w:val="17"/>
+              </w:rPr>
+              <w:t>0.6720</w:t>
+            </w:r>
+          </w:p>
+        </w:tc>
+      </w:tr>
+      <w:tr>
+        <w:tc>
+          <w:tcPr>
+            <w:tcW w:type="dxa" w:w="2016"/>
+          </w:tcPr>
+          <w:p>
+            <w:pPr>
+              <w:jc w:val="center"/>
+            </w:pPr>
+            <w:r>
+              <w:rPr>
+                <w:sz w:val="17"/>
+              </w:rPr>
+              <w:t>1</w:t>
+            </w:r>
+          </w:p>
+        </w:tc>
+        <w:tc>
+          <w:tcPr>
+            <w:tcW w:type="dxa" w:w="1728"/>
+          </w:tcPr>
+          <w:p>
+            <w:pPr>
+              <w:jc w:val="center"/>
+            </w:pPr>
+            <w:r>
+              <w:rPr>
+                <w:sz w:val="17"/>
+              </w:rPr>
+              <w:t>0.6242</w:t>
+            </w:r>
+          </w:p>
+        </w:tc>
+        <w:tc>
+          <w:tcPr>
+            <w:tcW w:type="dxa" w:w="1728"/>
+          </w:tcPr>
+          <w:p>
+            <w:pPr>
+              <w:jc w:val="center"/>
+            </w:pPr>
+            <w:r>
+              <w:rPr>
+                <w:sz w:val="17"/>
+              </w:rPr>
+              <w:t>0.5688</w:t>
+            </w:r>
+          </w:p>
+        </w:tc>
+      </w:tr>
+      <w:tr>
+        <w:tc>
+          <w:tcPr>
+            <w:tcW w:type="dxa" w:w="2016"/>
+          </w:tcPr>
+          <w:p>
+            <w:pPr>
+              <w:jc w:val="center"/>
+            </w:pPr>
+            <w:r>
+              <w:rPr>
+                <w:sz w:val="17"/>
+              </w:rPr>
+              <w:t>2</w:t>
+            </w:r>
+          </w:p>
+        </w:tc>
+        <w:tc>
+          <w:tcPr>
+            <w:tcW w:type="dxa" w:w="1728"/>
+          </w:tcPr>
+          <w:p>
+            <w:pPr>
+              <w:jc w:val="center"/>
+            </w:pPr>
+            <w:r>
+              <w:rPr>
+                <w:sz w:val="17"/>
+              </w:rPr>
+              <w:t>0.6237</w:t>
+            </w:r>
+          </w:p>
+        </w:tc>
+        <w:tc>
+          <w:tcPr>
+            <w:tcW w:type="dxa" w:w="1728"/>
+          </w:tcPr>
+          <w:p>
+            <w:pPr>
+              <w:jc w:val="center"/>
+            </w:pPr>
+            <w:r>
+              <w:rPr>
+                <w:sz w:val="17"/>
+              </w:rPr>
+              <w:t>0.6424</w:t>
+            </w:r>
+          </w:p>
+        </w:tc>
+      </w:tr>
+      <w:tr>
+        <w:tc>
+          <w:tcPr>
+            <w:tcW w:type="dxa" w:w="2016"/>
+          </w:tcPr>
+          <w:p>
+            <w:pPr>
+              <w:jc w:val="center"/>
+            </w:pPr>
+            <w:r>
+              <w:rPr>
+                <w:sz w:val="17"/>
+              </w:rPr>
+              <w:t>3</w:t>
+            </w:r>
+          </w:p>
+        </w:tc>
+        <w:tc>
+          <w:tcPr>
+            <w:tcW w:type="dxa" w:w="1728"/>
+          </w:tcPr>
+          <w:p>
+            <w:pPr>
+              <w:jc w:val="center"/>
+            </w:pPr>
+            <w:r>
+              <w:rPr>
+                <w:sz w:val="17"/>
+              </w:rPr>
+              <w:t>0.6307</w:t>
+            </w:r>
+          </w:p>
+        </w:tc>
+        <w:tc>
+          <w:tcPr>
+            <w:tcW w:type="dxa" w:w="1728"/>
+          </w:tcPr>
+          <w:p>
+            <w:pPr>
+              <w:jc w:val="center"/>
+            </w:pPr>
+            <w:r>
+              <w:rPr>
+                <w:sz w:val="17"/>
+              </w:rPr>
+              <w:t>0.6302</w:t>
+            </w:r>
+          </w:p>
+        </w:tc>
+      </w:tr>
+      <w:tr>
+        <w:tc>
+          <w:tcPr>
+            <w:tcW w:type="dxa" w:w="2016"/>
+          </w:tcPr>
+          <w:p>
+            <w:pPr>
+              <w:jc w:val="center"/>
+            </w:pPr>
+            <w:r>
+              <w:rPr>
+                <w:sz w:val="17"/>
+              </w:rPr>
+              <w:t>4</w:t>
+            </w:r>
+          </w:p>
+        </w:tc>
+        <w:tc>
+          <w:tcPr>
+            <w:tcW w:type="dxa" w:w="1728"/>
+          </w:tcPr>
+          <w:p>
+            <w:pPr>
+              <w:jc w:val="center"/>
+            </w:pPr>
+            <w:r>
+              <w:rPr>
+                <w:sz w:val="17"/>
+              </w:rPr>
+              <w:t>0.6304</w:t>
+            </w:r>
+          </w:p>
+        </w:tc>
+        <w:tc>
+          <w:tcPr>
+            <w:tcW w:type="dxa" w:w="1728"/>
+          </w:tcPr>
+          <w:p>
+            <w:pPr>
+              <w:jc w:val="center"/>
+            </w:pPr>
+            <w:r>
+              <w:rPr>
+                <w:sz w:val="17"/>
+              </w:rPr>
+              <w:t>0.5914</w:t>
+            </w:r>
+          </w:p>
+        </w:tc>
+      </w:tr>
+      <w:tr>
+        <w:tc>
+          <w:tcPr>
+            <w:tcW w:type="dxa" w:w="2016"/>
+          </w:tcPr>
+          <w:p>
+            <w:pPr>
+              <w:jc w:val="center"/>
+            </w:pPr>
+            <w:r>
+              <w:rPr>
+                <w:sz w:val="17"/>
+              </w:rPr>
+              <w:t>Mean</w:t>
+            </w:r>
+          </w:p>
+        </w:tc>
+        <w:tc>
+          <w:tcPr>
+            <w:tcW w:type="dxa" w:w="1728"/>
+          </w:tcPr>
+          <w:p>
+            <w:pPr>
+              <w:jc w:val="center"/>
+            </w:pPr>
+            <w:r>
+              <w:rPr>
+                <w:sz w:val="17"/>
+              </w:rPr>
+              <w:t>0.6277</w:t>
+            </w:r>
+          </w:p>
+        </w:tc>
+        <w:tc>
+          <w:tcPr>
+            <w:tcW w:type="dxa" w:w="1728"/>
+          </w:tcPr>
+          <w:p>
+            <w:pPr>
+              <w:jc w:val="center"/>
+            </w:pPr>
+            <w:r>
+              <w:rPr>
+                <w:sz w:val="17"/>
+              </w:rPr>
+              <w:t>0.6210</w:t>
+            </w:r>
+          </w:p>
+        </w:tc>
+      </w:tr>
+      <w:tr>
+        <w:tc>
+          <w:tcPr>
+            <w:tcW w:type="dxa" w:w="2016"/>
+          </w:tcPr>
+          <w:p>
+            <w:pPr>
+              <w:jc w:val="center"/>
+            </w:pPr>
+            <w:r>
+              <w:rPr>
+                <w:sz w:val="17"/>
+              </w:rPr>
+              <w:t>Standard deviation</w:t>
+            </w:r>
+          </w:p>
+        </w:tc>
+        <w:tc>
+          <w:tcPr>
+            <w:tcW w:type="dxa" w:w="1728"/>
+          </w:tcPr>
+          <w:p>
+            <w:pPr>
+              <w:jc w:val="center"/>
+            </w:pPr>
+            <w:r>
+              <w:rPr>
+                <w:sz w:val="17"/>
+              </w:rPr>
+              <w:t>0.0035</w:t>
+            </w:r>
+          </w:p>
+        </w:tc>
+        <w:tc>
+          <w:tcPr>
+            <w:tcW w:type="dxa" w:w="1728"/>
+          </w:tcPr>
+          <w:p>
+            <w:pPr>
+              <w:jc w:val="center"/>
+            </w:pPr>
+            <w:r>
+              <w:rPr>
+                <w:sz w:val="17"/>
+              </w:rPr>
+              <w:t>0.0411</w:t>
+            </w:r>
+          </w:p>
+        </w:tc>
+      </w:tr>
+      <w:tr>
+        <w:tc>
+          <w:tcPr>
+            <w:tcW w:type="dxa" w:w="2016"/>
+          </w:tcPr>
+          <w:p>
+            <w:pPr>
+              <w:jc w:val="center"/>
+            </w:pPr>
+            <w:r>
+              <w:rPr>
+                <w:sz w:val="17"/>
+              </w:rPr>
+              <w:t>Range</w:t>
+            </w:r>
+          </w:p>
+        </w:tc>
+        <w:tc>
+          <w:tcPr>
+            <w:tcW w:type="dxa" w:w="1728"/>
+          </w:tcPr>
+          <w:p>
+            <w:pPr>
+              <w:jc w:val="center"/>
+            </w:pPr>
+            <w:r>
+              <w:rPr>
+                <w:sz w:val="17"/>
+              </w:rPr>
+              <w:t>0.0069</w:t>
+            </w:r>
+          </w:p>
+        </w:tc>
+        <w:tc>
+          <w:tcPr>
+            <w:tcW w:type="dxa" w:w="1728"/>
+          </w:tcPr>
+          <w:p>
+            <w:pPr>
+              <w:jc w:val="center"/>
+            </w:pPr>
+            <w:r>
+              <w:rPr>
+                <w:sz w:val="17"/>
+              </w:rPr>
+              <w:t>0.1033</w:t>
+            </w:r>
+          </w:p>
+        </w:tc>
+      </w:tr>
+    </w:tbl>
+    <w:p/>
+    <w:p>
+      <w:r>
+        <w:rPr>
+          <w:b/>
+        </w:rPr>
+        <w:t xml:space="preserve">The two means differ by 0.007, while the blocked split's own fold-to-fold range is 0.1033 -- fifteen times that difference. </w:t>
+      </w:r>
+      <w:r>
+        <w:t>Its fold-level standard deviation is 11.8x the random split's (Levene p = 0.034); the same ratio for M0 is 3.3x and is not significant (p = 0.256). Five folds per split makes a variance test weak, so this is suggestive rather than settled.</w:t>
+      </w:r>
+    </w:p>
+    <w:p>
+      <w:r>
+        <w:t>In practice: under random splitting the five folds land inside a 0.0069 band, which reads as a stable number. Under blocked splitting the same quantity spans 0.1033. Anyone deploying on a region with no hourly gauges faces one fold, not the five-fold mean, so the honest statement is about 0.62 give or take 0.04 rather than 0.628 give or take 0.004. Random splitting deflates the uncertainty by an order of magnitude, and for a decision about trusting the model in a data-sparse region the uncertainty matters more than the mean.</w:t>
+      </w:r>
+    </w:p>
+    <w:p>
+      <w:r>
+        <w:t>This also explains the early-stopping asymmetry in §4.8 rather than leaving it as an artefact. Blocked folds carry a jitterier source-validation curve (median epoch-to-epoch change 0.0068 against 0.0060) and a far wider spread of best epochs (14-30 against 23-28). Random splitting leaves near-duplicate gauges on both sides, so its validation metric averages over fewer independent catchments than its gauge count suggests, and the resulting smoothness belongs to the split rather than to convergence. The blocked curve is not worse behaved -- it is missing a layer of false smoothness.</w:t>
+      </w:r>
+    </w:p>
+    <w:p>
+      <w:r>
+        <w:rPr>
+          <w:i/>
+          <w:color w:val="595959"/>
+          <w:sz w:val="17"/>
+        </w:rPr>
+        <w:t>One confound this design cannot remove: blocked folds are different geographic regions, so part of the spread is that regions genuinely differ in difficulty rather than that extrapolation is uncertain. The practical conclusion survives -- if the deployment target is one region, its difficulty is what the user faces -- but the spread is not a pure measure of extrapolation uncertainty.</w:t>
       </w:r>
     </w:p>
     <w:p>

--- a/reports/PhaseI_report.docx
+++ b/reports/PhaseI_report.docx
@@ -7392,6 +7392,107 @@
     </w:p>
     <w:p>
       <w:pPr>
+        <w:pStyle w:val="Heading2"/>
+      </w:pPr>
+      <w:r>
+        <w:t>3.4 What the hourly output actually looks like in Africa</w:t>
+      </w:r>
+    </w:p>
+    <w:p>
+      <w:r>
+        <w:t>Every African number in this chapter is daily, because African discharge is observed daily and that is the only resolution at which a score exists. The models still run hourly; the ensemble script took the mean of each day's 24 outputs and discarded them, so until now no hourly African series existed and the report had no hourly hydrograph at all. scripts.africa_hourly_series re-runs the same five folds through the same validation windows and keeps the hourly tail. It is the same models on the same days, and that is checked rather than asserted: 24 x mean(hourly) reproduces the scored daily prediction to a maximum absolute difference of 1.9e-06 mm/d for M1 and 6.7e-06 mm/d for M0 over 2,908 basin-days, which is float32 rounding.</w:t>
+      </w:r>
+    </w:p>
+    <w:p>
+      <w:r>
+        <w:t>The hourly output is not a flattened daily mean. Over all 284 African basins the within-day coefficient of variation -- the standard deviation of a day’s 24 values over that day’s own mean, median over days -- is 0.1246 for M0 and 0.1053 for M1. Neither is near zero, which is what a model satisfying the daily-aggregate term by holding the day constant would produce.</w:t>
+      </w:r>
+    </w:p>
+    <w:p>
+      <w:r>
+        <w:rPr>
+          <w:b/>
+        </w:rPr>
+        <w:t>But daily-only supervision does measurably flatten it: the paired median change is -0.0192, a fall of about 15% of M0’s value, significant at Wilcoxon p = 1.7e-04 over 284 basins, and it rises in only 40% of them.</w:t>
+      </w:r>
+    </w:p>
+    <w:p>
+      <w:r>
+        <w:rPr>
+          <w:i/>
+          <w:color w:val="595959"/>
+          <w:sz w:val="17"/>
+        </w:rPr>
+        <w:t>This is a cost of the method that had not been measured before, and two cautions come with it. The three catchments in the figure are not representative on this point -- within-day CV rises in two of the three, the reverse of the population -- which is why the paired number is printed on the figure itself. And Africa cannot say whether the flattening is a loss: with no hourly observation anywhere on the continent, a flatter curve could equally be spurious structure being removed. The one place the question can be answered is the global target domain, where hourly truth exists; there the same step moved within-day standard deviation from 0.86x to 0.89x of observed and flashiness from 0.95x to 1.02x (section 4.2). Where it can be checked, daily-aggregate supervision moved sub-daily dispersion toward the observations.</w:t>
+      </w:r>
+    </w:p>
+    <w:p>
+      <w:r>
+        <w:t>ERA5-Land runoff, already the physical baseline in the daily comparison at a median KGE of -0.3336, is drawn beside the model as an hourly contrast. It cannot be a reference. ERA5-Land has no river routing, so the basin average is runoff generation leaving the soil column rather than water passing a gauge. On restricted_ADHI__258 (3,354 km2) its instantaneous rate reaches 199 mm/d where the daily observation peaks near 20, while its daily mean over the window is 7.75 mm/d against an observed 7.58 -- the volume is close, the distribution inside the day is not. Its mean day swings by a factor of 4.2 with a 15:00 UTC peak and an 04:00 trough, the signature of afternoon convective rainfall at 11 degrees N passed straight through to runoff, and its within-day CV over that window is 0.81 against the model's 0.042. A routed hydrograph at the outlet of a catchment that size should be smooth, which is what the model produces -- but that is a physical argument, not a measurement, and no measurement is available.</w:t>
+      </w:r>
+    </w:p>
+    <w:p>
+      <w:r>
+        <w:rPr>
+          <w:i/>
+          <w:color w:val="595959"/>
+          <w:sz w:val="17"/>
+        </w:rPr>
+        <w:t>Both preparation steps are verified against independently produced files. The hourly ERA5-Land increments sum to the existing daily product with correlation 1.00000000 and a maximum absolute difference of 1.5e-06 mm/d, and 0 of 8,040 increments are negative -- a wrong accumulation boundary produces large negatives at every daily reset.</w:t>
+      </w:r>
+    </w:p>
+    <w:p>
+      <w:pPr>
+        <w:jc w:val="center"/>
+      </w:pPr>
+      <w:r>
+        <w:drawing>
+          <wp:inline xmlns:a="http://schemas.openxmlformats.org/drawingml/2006/main" xmlns:pic="http://schemas.openxmlformats.org/drawingml/2006/picture">
+            <wp:extent cx="5852160" cy="3818380"/>
+            <wp:docPr id="4" name="Picture 4"/>
+            <wp:cNvGraphicFramePr>
+              <a:graphicFrameLocks noChangeAspect="1"/>
+            </wp:cNvGraphicFramePr>
+            <a:graphic>
+              <a:graphicData uri="http://schemas.openxmlformats.org/drawingml/2006/picture">
+                <pic:pic>
+                  <pic:nvPicPr>
+                    <pic:cNvPr id="0" name="fig10_africa_hourly.png"/>
+                    <pic:cNvPicPr/>
+                  </pic:nvPicPr>
+                  <pic:blipFill>
+                    <a:blip r:embed="rId12"/>
+                    <a:stretch>
+                      <a:fillRect/>
+                    </a:stretch>
+                  </pic:blipFill>
+                  <pic:spPr>
+                    <a:xfrm>
+                      <a:off x="0" y="0"/>
+                      <a:ext cx="5852160" cy="3818380"/>
+                    </a:xfrm>
+                    <a:prstGeom prst="rect"/>
+                  </pic:spPr>
+                </pic:pic>
+              </a:graphicData>
+            </a:graphic>
+          </wp:inline>
+        </w:drawing>
+      </w:r>
+    </w:p>
+    <w:p>
+      <w:pPr>
+        <w:jc w:val="center"/>
+      </w:pPr>
+      <w:r>
+        <w:rPr>
+          <w:sz w:val="18"/>
+        </w:rPr>
+        <w:t>Figure 3-2  Hourly runoff underneath the daily African score, for the same three catchments as Figure 3-1. Left: the 90-day window with the largest observed flow volume in the validation period, chosen by that rule rather than by eye. Middle: a 7-day zoom on the largest event in it. Right: the mean shape of a day, each series divided by its own mean over the window, on a shared logarithmic scale so the three rows are comparable -- the model's mean day departs from flat by 5-31%, ERA5-Land's by a factor of 4 to 15. Hourly values are drawn as the daily rate they imply (mm/h x 24) so all four series share one axis; the observation is a step because a daily total is genuinely all that was measured. The vertical axis of the left and middle panels follows the observation and the model, and ERA5-Land's peak is stated in text where it exceeds them. Source: outputs/v2_africa_hourly/ and basin_hourly_runoff.csv.gz.</w:t>
+      </w:r>
+    </w:p>
+    <w:p>
+      <w:pPr>
         <w:pStyle w:val="Heading1"/>
       </w:pPr>
       <w:r>
@@ -9557,7 +9658,7 @@
         <w:drawing>
           <wp:inline xmlns:a="http://schemas.openxmlformats.org/drawingml/2006/main" xmlns:pic="http://schemas.openxmlformats.org/drawingml/2006/picture">
             <wp:extent cx="5852160" cy="2554847"/>
-            <wp:docPr id="4" name="Picture 4"/>
+            <wp:docPr id="5" name="Picture 5"/>
             <wp:cNvGraphicFramePr>
               <a:graphicFrameLocks noChangeAspect="1"/>
             </wp:cNvGraphicFramePr>
@@ -9569,7 +9670,7 @@
                     <pic:cNvPicPr/>
                   </pic:nvPicPr>
                   <pic:blipFill>
-                    <a:blip r:embed="rId12"/>
+                    <a:blip r:embed="rId13"/>
                     <a:stretch>
                       <a:fillRect/>
                     </a:stretch>
@@ -10238,7 +10339,7 @@
         <w:drawing>
           <wp:inline xmlns:a="http://schemas.openxmlformats.org/drawingml/2006/main" xmlns:pic="http://schemas.openxmlformats.org/drawingml/2006/picture">
             <wp:extent cx="5852160" cy="2455170"/>
-            <wp:docPr id="5" name="Picture 5"/>
+            <wp:docPr id="6" name="Picture 6"/>
             <wp:cNvGraphicFramePr>
               <a:graphicFrameLocks noChangeAspect="1"/>
             </wp:cNvGraphicFramePr>
@@ -10250,7 +10351,7 @@
                     <pic:cNvPicPr/>
                   </pic:nvPicPr>
                   <pic:blipFill>
-                    <a:blip r:embed="rId13"/>
+                    <a:blip r:embed="rId14"/>
                     <a:stretch>
                       <a:fillRect/>
                     </a:stretch>
@@ -10602,7 +10703,7 @@
         <w:drawing>
           <wp:inline xmlns:a="http://schemas.openxmlformats.org/drawingml/2006/main" xmlns:pic="http://schemas.openxmlformats.org/drawingml/2006/picture">
             <wp:extent cx="5852160" cy="5209917"/>
-            <wp:docPr id="6" name="Picture 6"/>
+            <wp:docPr id="7" name="Picture 7"/>
             <wp:cNvGraphicFramePr>
               <a:graphicFrameLocks noChangeAspect="1"/>
             </wp:cNvGraphicFramePr>
@@ -10614,7 +10715,7 @@
                     <pic:cNvPicPr/>
                   </pic:nvPicPr>
                   <pic:blipFill>
-                    <a:blip r:embed="rId14"/>
+                    <a:blip r:embed="rId15"/>
                     <a:stretch>
                       <a:fillRect/>
                     </a:stretch>
@@ -10660,7 +10761,7 @@
         <w:drawing>
           <wp:inline xmlns:a="http://schemas.openxmlformats.org/drawingml/2006/main" xmlns:pic="http://schemas.openxmlformats.org/drawingml/2006/picture">
             <wp:extent cx="5943600" cy="3145370"/>
-            <wp:docPr id="7" name="Picture 7"/>
+            <wp:docPr id="8" name="Picture 8"/>
             <wp:cNvGraphicFramePr>
               <a:graphicFrameLocks noChangeAspect="1"/>
             </wp:cNvGraphicFramePr>
@@ -10672,7 +10773,7 @@
                     <pic:cNvPicPr/>
                   </pic:nvPicPr>
                   <pic:blipFill>
-                    <a:blip r:embed="rId15"/>
+                    <a:blip r:embed="rId16"/>
                     <a:stretch>
                       <a:fillRect/>
                     </a:stretch>
@@ -12415,7 +12516,7 @@
         <w:drawing>
           <wp:inline xmlns:a="http://schemas.openxmlformats.org/drawingml/2006/main" xmlns:pic="http://schemas.openxmlformats.org/drawingml/2006/picture">
             <wp:extent cx="5852160" cy="2399527"/>
-            <wp:docPr id="8" name="Picture 8"/>
+            <wp:docPr id="9" name="Picture 9"/>
             <wp:cNvGraphicFramePr>
               <a:graphicFrameLocks noChangeAspect="1"/>
             </wp:cNvGraphicFramePr>
@@ -12427,7 +12528,7 @@
                     <pic:cNvPicPr/>
                   </pic:nvPicPr>
                   <pic:blipFill>
-                    <a:blip r:embed="rId16"/>
+                    <a:blip r:embed="rId17"/>
                     <a:stretch>
                       <a:fillRect/>
                     </a:stretch>
@@ -13664,7 +13765,7 @@
         <w:drawing>
           <wp:inline xmlns:a="http://schemas.openxmlformats.org/drawingml/2006/main" xmlns:pic="http://schemas.openxmlformats.org/drawingml/2006/picture">
             <wp:extent cx="5852160" cy="2887528"/>
-            <wp:docPr id="9" name="Picture 9"/>
+            <wp:docPr id="10" name="Picture 10"/>
             <wp:cNvGraphicFramePr>
               <a:graphicFrameLocks noChangeAspect="1"/>
             </wp:cNvGraphicFramePr>
@@ -13676,7 +13777,7 @@
                     <pic:cNvPicPr/>
                   </pic:nvPicPr>
                   <pic:blipFill>
-                    <a:blip r:embed="rId17"/>
+                    <a:blip r:embed="rId18"/>
                     <a:stretch>
                       <a:fillRect/>
                     </a:stretch>

--- a/reports/PhaseI_report.docx
+++ b/reports/PhaseI_report.docx
@@ -7448,7 +7448,7 @@
       <w:r>
         <w:drawing>
           <wp:inline xmlns:a="http://schemas.openxmlformats.org/drawingml/2006/main" xmlns:pic="http://schemas.openxmlformats.org/drawingml/2006/picture">
-            <wp:extent cx="5852160" cy="3818380"/>
+            <wp:extent cx="6035040" cy="5055389"/>
             <wp:docPr id="4" name="Picture 4"/>
             <wp:cNvGraphicFramePr>
               <a:graphicFrameLocks noChangeAspect="1"/>
@@ -7469,7 +7469,7 @@
                   <pic:spPr>
                     <a:xfrm>
                       <a:off x="0" y="0"/>
-                      <a:ext cx="5852160" cy="3818380"/>
+                      <a:ext cx="6035040" cy="5055389"/>
                     </a:xfrm>
                     <a:prstGeom prst="rect"/>
                   </pic:spPr>
@@ -7488,7 +7488,7 @@
         <w:rPr>
           <w:sz w:val="18"/>
         </w:rPr>
-        <w:t>Figure 3-2  Hourly runoff underneath the daily African score, for the same three catchments as Figure 3-1. Left: the 90-day window with the largest observed flow volume in the validation period, chosen by that rule rather than by eye. Middle: a 7-day zoom on the largest event in it. Right: the mean shape of a day, each series divided by its own mean over the window, on a shared logarithmic scale so the three rows are comparable -- the model's mean day departs from flat by 5-31%, ERA5-Land's by a factor of 4 to 15. Hourly values are drawn as the daily rate they imply (mm/h x 24) so all four series share one axis; the observation is a step because a daily total is genuinely all that was measured. The vertical axis of the left and middle panels follows the observation and the model, and ERA5-Land's peak is stated in text where it exceeds them. Source: outputs/v2_africa_hourly/ and basin_hourly_runoff.csv.gz.</w:t>
+        <w:t>Figure 3-2  Our sMTS-LSTM's own hourly output over the same three catchments as Figure 3-1, in both model states -- M0 zero-shot (blue) and M1 after African daily fine-tuning (orange) -- with ERA5-Land hourly runoff as a contrast (green) and the daily observation as a step (black), because a daily total is genuinely all that was measured. Left: the 90-day window with the largest observed flow volume in the validation period, chosen by that rule rather than by eye. Middle: a 7-day zoom on the largest event in it. Right: the mean shape of a day, each series divided by its own mean over the window, on a shared logarithmic scale so the three rows are comparable -- the model's mean day departs from flat by 5-31%, ERA5-Land's by a factor of 4 to 15. Hourly values are drawn as the daily rate they imply (mm/h x 24) so all four series share one axis. The vertical axis of the left and middle panels follows the observation and the model, and ERA5-Land's peak is stated in text where it exceeds them: letting the baseline set the axis compressed the other three series into the bottom eighth of the panel. Source: outputs/v2_africa_hourly/ and basin_hourly_runoff.csv.gz.</w:t>
       </w:r>
     </w:p>
     <w:p>

--- a/reports/PhaseI_report.docx
+++ b/reports/PhaseI_report.docx
@@ -7395,12 +7395,40 @@
         <w:pStyle w:val="Heading2"/>
       </w:pPr>
       <w:r>
-        <w:t>3.4 What the hourly output actually looks like in Africa</w:t>
+        <w:t>3.4 Africa at two resolutions: daily, which can be scored, and hourly, which cannot</w:t>
       </w:r>
     </w:p>
     <w:p>
       <w:r>
-        <w:t>Every African number in this chapter is daily, because African discharge is observed daily and that is the only resolution at which a score exists. The models still run hourly; the ensemble script took the mean of each day's 24 outputs and discarded them, so until now no hourly African series existed and the report had no hourly hydrograph at all. scripts.africa_hourly_series re-runs the same five folds through the same validation windows and keeps the hourly tail. It is the same models on the same days, and that is checked rather than asserted: 24 x mean(hourly) reproduces the scored daily prediction to a maximum absolute difference of 1.9e-06 mm/d for M1 and 6.7e-06 mm/d for M0 over 2,908 basin-days, which is float32 rounding.</w:t>
+        <w:t>Every African number so far is daily, because African discharge is observed daily and that is the only resolution at which a score exists. Two questions follow, and they have to be kept apart. At daily resolution the model, the reanalysis and the observation can all be compared and scored. At hourly resolution there is no observation anywhere on the continent -- that absence is why Africa is the external test -- so the same three series can be compared with each other and with nothing else. Figure 3-2 is drawn as two blocks for that reason.</w:t>
+      </w:r>
+    </w:p>
+    <w:p>
+      <w:r>
+        <w:t>The daily side first, where a score exists. ERA5-Land per-basin scores already existed, but from the temperate-transfer Africa run of section 3.1 over a different period, so placing them beside the in-situ M0 and M1 would have compared numbers computed on different days. scripts.africa_daily_three_way re-scores all three on the identical 320,540 basin-days over 282 basins (1983-01-04 to 1995-12-31) with the same estimator. Median KGE: ERA5-Land -0.3616, M0 +0.1143, M1 +0.5761. M1 reproduces the published +0.576 to 1e-08 per basin, which is the check that the window really is the same one.</w:t>
+      </w:r>
+    </w:p>
+    <w:p>
+      <w:r>
+        <w:rPr>
+          <w:b/>
+        </w:rPr>
+        <w:t>Paired over basins rather than pooled: M1 beats the reanalysis on 93.6% of the 282 basins and even the zero-shot M0 does on 76.2%.</w:t>
+      </w:r>
+    </w:p>
+    <w:p>
+      <w:r>
+        <w:rPr>
+          <w:i/>
+          <w:color w:val="595959"/>
+          <w:sz w:val="17"/>
+        </w:rPr>
+        <w:t>ERA5-Land is not uniformly poor, and the figure shows one case: on restricted_ADHI__258 its daily KGE is +0.146, because its volume over that window is close to observed (7.75 against 7.58 mm/d). What it gets wrong there is the distribution, not the total -- which is exactly what the hourly panels make visible.</w:t>
+      </w:r>
+    </w:p>
+    <w:p>
+      <w:r>
+        <w:t>Now the hourly side. The models always ran hourly; the ensemble script took the mean of each day's 24 outputs and discarded them, so until now no hourly African series existed and the report had no hourly hydrograph at all. scripts.africa_hourly_series re-runs the same five folds through the same validation windows and keeps the hourly tail. It is the same models on the same days, and that is checked rather than asserted: 24 x mean(hourly) reproduces the scored daily prediction to a maximum absolute difference of 1.9e-06 mm/d for M1 and 6.7e-06 mm/d for M0 over 2,908 basin-days, which is float32 rounding.</w:t>
       </w:r>
     </w:p>
     <w:p>
@@ -7428,7 +7456,7 @@
     </w:p>
     <w:p>
       <w:r>
-        <w:t>ERA5-Land runoff, already the physical baseline in the daily comparison at a median KGE of -0.3336, is drawn beside the model as an hourly contrast. It cannot be a reference. ERA5-Land has no river routing, so the basin average is runoff generation leaving the soil column rather than water passing a gauge. On restricted_ADHI__258 (3,354 km2) its instantaneous rate reaches 199 mm/d where the daily observation peaks near 20, while its daily mean over the window is 7.75 mm/d against an observed 7.58 -- the volume is close, the distribution inside the day is not. Its mean day swings by a factor of 4.2 with a 15:00 UTC peak and an 04:00 trough, the signature of afternoon convective rainfall at 11 degrees N passed straight through to runoff, and its within-day CV over that window is 0.81 against the model's 0.042. A routed hydrograph at the outlet of a catchment that size should be smooth, which is what the model produces -- but that is a physical argument, not a measurement, and no measurement is available.</w:t>
+        <w:t>ERA5-Land is drawn beside the model in the hourly block as well, as a contrast. It cannot be a reference there. (Its daily median KGE on these basin-days is -0.3616, computed above; the -0.3336 quoted in section 3.1 is the same product scored on that section's own run and period, and both are correct for their own window.) ERA5-Land has no river routing, so the basin average is runoff generation leaving the soil column rather than water passing a gauge. On restricted_ADHI__258 (3,354 km2) its instantaneous rate reaches 199 mm/d where the daily observation peaks near 20, while its daily mean over the window is 7.75 mm/d against an observed 7.58 -- the volume is close, the distribution inside the day is not. Its mean day swings by a factor of 4.2 with a 15:00 UTC peak and an 04:00 trough, the signature of afternoon convective rainfall at 11 degrees N passed straight through to runoff, and its within-day CV over that window is 0.81 against the model's 0.042. A routed hydrograph at the outlet of a catchment that size should be smooth, which is what the model produces -- but that is a physical argument, not a measurement, and no measurement is available.</w:t>
       </w:r>
     </w:p>
     <w:p>
@@ -7448,7 +7476,7 @@
       <w:r>
         <w:drawing>
           <wp:inline xmlns:a="http://schemas.openxmlformats.org/drawingml/2006/main" xmlns:pic="http://schemas.openxmlformats.org/drawingml/2006/picture">
-            <wp:extent cx="6035040" cy="5055389"/>
+            <wp:extent cx="6217920" cy="5389385"/>
             <wp:docPr id="4" name="Picture 4"/>
             <wp:cNvGraphicFramePr>
               <a:graphicFrameLocks noChangeAspect="1"/>
@@ -7469,7 +7497,7 @@
                   <pic:spPr>
                     <a:xfrm>
                       <a:off x="0" y="0"/>
-                      <a:ext cx="6035040" cy="5055389"/>
+                      <a:ext cx="6217920" cy="5389385"/>
                     </a:xfrm>
                     <a:prstGeom prst="rect"/>
                   </pic:spPr>
@@ -7488,7 +7516,7 @@
         <w:rPr>
           <w:sz w:val="18"/>
         </w:rPr>
-        <w:t>Figure 3-2  Our sMTS-LSTM's own hourly output over the same three catchments as Figure 3-1, in both model states -- M0 zero-shot (blue) and M1 after African daily fine-tuning (orange) -- with ERA5-Land hourly runoff as a contrast (green) and the daily observation as a step (black), because a daily total is genuinely all that was measured. Left: the 90-day window with the largest observed flow volume in the validation period, chosen by that rule rather than by eye. Middle: a 7-day zoom on the largest event in it. Right: the mean shape of a day, each series divided by its own mean over the window, on a shared logarithmic scale so the three rows are comparable -- the model's mean day departs from flat by 5-31%, ERA5-Land's by a factor of 4 to 15. Hourly values are drawn as the daily rate they imply (mm/h x 24) so all four series share one axis. The vertical axis of the left and middle panels follows the observation and the model, and ERA5-Land's peak is stated in text where it exceeds them: letting the baseline set the axis compressed the other three series into the bottom eighth of the panel. Source: outputs/v2_africa_hourly/ and basin_hourly_runoff.csv.gz.</w:t>
+        <w:t>Figure 3-2  Africa at two resolutions, kept apart because only one of them can be scored. Left block, DAILY: the observation, our sMTS-LSTM in both states (M0 zero-shot, M1 after African daily fine-tuning) and ERA5-Land runoff, all at the resolution African discharge is measured at, over the 90-day window with the largest observed flow volume in the validation period -- chosen by that rule rather than by eye. Every line here is scored against the observation and each panel prints those scores. Right block, HOURLY: the same three predictions with no observation, because none exists for any African catchment; nothing here can be scored, only compared between series. The middle panel is a 10-day window around the largest event, hourly values drawn as the daily rate they imply (mm/h x 24) so the vertical scale means the same thing in both blocks. The right panel aligns every day of the 90-day window by hour of day and divides each series by its own mean, on a shared logarithmic scale: a flat line at 1.0 means no systematic dependence on the clock, and the printed factor is peak-to-trough. The model departs from flat by 5-31%, ERA5-Land by 4 to 15 times, peaking at 15:00 UTC -- afternoon convective rainfall passed straight through to runoff by a scheme with no river routing. Source: outputs/v2_africa_hourly/.</w:t>
       </w:r>
     </w:p>
     <w:p>

--- a/reports/PhaseI_report.docx
+++ b/reports/PhaseI_report.docx
@@ -7476,7 +7476,7 @@
       <w:r>
         <w:drawing>
           <wp:inline xmlns:a="http://schemas.openxmlformats.org/drawingml/2006/main" xmlns:pic="http://schemas.openxmlformats.org/drawingml/2006/picture">
-            <wp:extent cx="6217920" cy="5389385"/>
+            <wp:extent cx="6217920" cy="4619473"/>
             <wp:docPr id="4" name="Picture 4"/>
             <wp:cNvGraphicFramePr>
               <a:graphicFrameLocks noChangeAspect="1"/>
@@ -7497,7 +7497,7 @@
                   <pic:spPr>
                     <a:xfrm>
                       <a:off x="0" y="0"/>
-                      <a:ext cx="6217920" cy="5389385"/>
+                      <a:ext cx="6217920" cy="4619473"/>
                     </a:xfrm>
                     <a:prstGeom prst="rect"/>
                   </pic:spPr>
@@ -7516,7 +7516,7 @@
         <w:rPr>
           <w:sz w:val="18"/>
         </w:rPr>
-        <w:t>Figure 3-2  Africa at two resolutions, kept apart because only one of them can be scored. Left block, DAILY: the observation, our sMTS-LSTM in both states (M0 zero-shot, M1 after African daily fine-tuning) and ERA5-Land runoff, all at the resolution African discharge is measured at, over the 90-day window with the largest observed flow volume in the validation period -- chosen by that rule rather than by eye. Every line here is scored against the observation and each panel prints those scores. Right block, HOURLY: the same three predictions with no observation, because none exists for any African catchment; nothing here can be scored, only compared between series. The middle panel is a 10-day window around the largest event, hourly values drawn as the daily rate they imply (mm/h x 24) so the vertical scale means the same thing in both blocks. The right panel aligns every day of the 90-day window by hour of day and divides each series by its own mean, on a shared logarithmic scale: a flat line at 1.0 means no systematic dependence on the clock, and the printed factor is peak-to-trough. The model departs from flat by 5-31%, ERA5-Land by 4 to 15 times, peaking at 15:00 UTC -- afternoon convective rainfall passed straight through to runoff by a scheme with no river routing. Source: outputs/v2_africa_hourly/.</w:t>
+        <w:t>Figure 3-2  Africa at two resolutions, kept apart because only one of them can be scored. Left block, DAILY: the observation, our sMTS-LSTM in both states (M0 zero-shot, M1 after African daily fine-tuning) and ERA5-Land runoff, all at the resolution African discharge is measured at, over the 90-day window with the largest observed flow volume in the validation period -- chosen by that rule rather than by eye. Every line here is scored against the observation and each panel prints those scores. Right block, HOURLY: the same three predictions with no observation, because none exists for any African catchment; nothing here can be scored, only compared between series. The middle panel is a 10-day window around the largest event, hourly values drawn as the daily rate they imply (mm/h x 24) so the vertical scale means the same thing in both blocks. The right panel aligns every day of the 90-day window by hour of day and divides each series by its own mean, on a shared logarithmic scale: a flat line at 1.0 means no systematic dependence on the clock, and the printed factor is peak-to-trough. The model departs from flat by 5-31%, ERA5-Land by 4 to 15 times, peaking at 15:00 UTC -- afternoon convective rainfall passed straight through to runoff by a scheme with no river routing. Configuration v2 throughout (hourly look-back 336 h, forget-gate initialisation 3), which matters because Chapter 3 reports both v1 and v2. One warning the figure cannot carry itself: these three catchments are the REVERSE of the population on sub-daily variability -- within-day CV rises in two of the three, while over all 284 African basins it falls, in 60% of them. Read the panels for hydrograph shape and the paired numbers above for the population. Source: outputs/v2_africa_hourly/.</w:t>
       </w:r>
     </w:p>
     <w:p>

--- a/reports/PhaseI_report.docx
+++ b/reports/PhaseI_report.docx
@@ -7476,7 +7476,7 @@
       <w:r>
         <w:drawing>
           <wp:inline xmlns:a="http://schemas.openxmlformats.org/drawingml/2006/main" xmlns:pic="http://schemas.openxmlformats.org/drawingml/2006/picture">
-            <wp:extent cx="6217920" cy="4619473"/>
+            <wp:extent cx="6217920" cy="4346293"/>
             <wp:docPr id="4" name="Picture 4"/>
             <wp:cNvGraphicFramePr>
               <a:graphicFrameLocks noChangeAspect="1"/>
@@ -7497,7 +7497,7 @@
                   <pic:spPr>
                     <a:xfrm>
                       <a:off x="0" y="0"/>
-                      <a:ext cx="6217920" cy="4619473"/>
+                      <a:ext cx="6217920" cy="4346293"/>
                     </a:xfrm>
                     <a:prstGeom prst="rect"/>
                   </pic:spPr>

--- a/reports/PhaseI_report.docx
+++ b/reports/PhaseI_report.docx
@@ -7476,7 +7476,7 @@
       <w:r>
         <w:drawing>
           <wp:inline xmlns:a="http://schemas.openxmlformats.org/drawingml/2006/main" xmlns:pic="http://schemas.openxmlformats.org/drawingml/2006/picture">
-            <wp:extent cx="6217920" cy="4346293"/>
+            <wp:extent cx="6217920" cy="4600677"/>
             <wp:docPr id="4" name="Picture 4"/>
             <wp:cNvGraphicFramePr>
               <a:graphicFrameLocks noChangeAspect="1"/>
@@ -7497,7 +7497,7 @@
                   <pic:spPr>
                     <a:xfrm>
                       <a:off x="0" y="0"/>
-                      <a:ext cx="6217920" cy="4346293"/>
+                      <a:ext cx="6217920" cy="4600677"/>
                     </a:xfrm>
                     <a:prstGeom prst="rect"/>
                   </pic:spPr>

--- a/reports/PhaseI_report.docx
+++ b/reports/PhaseI_report.docx
@@ -10788,7 +10788,7 @@
       <w:r>
         <w:drawing>
           <wp:inline xmlns:a="http://schemas.openxmlformats.org/drawingml/2006/main" xmlns:pic="http://schemas.openxmlformats.org/drawingml/2006/picture">
-            <wp:extent cx="5943600" cy="3145370"/>
+            <wp:extent cx="5943600" cy="2298260"/>
             <wp:docPr id="8" name="Picture 8"/>
             <wp:cNvGraphicFramePr>
               <a:graphicFrameLocks noChangeAspect="1"/>
@@ -10809,7 +10809,7 @@
                   <pic:spPr>
                     <a:xfrm>
                       <a:off x="0" y="0"/>
-                      <a:ext cx="5943600" cy="3145370"/>
+                      <a:ext cx="5943600" cy="2298260"/>
                     </a:xfrm>
                     <a:prstGeom prst="rect"/>
                   </pic:spPr>
@@ -10828,7 +10828,7 @@
         <w:rPr>
           <w:sz w:val="18"/>
         </w:rPr>
-        <w:t>Figure 4-4  Target-domain hourly metrics in space, configuration v2. Top left, zero-shot M0 KGE; top right, M1 after fine-tuning; bottom left, the gain M1 − M0 on a diverging scale centred at zero; bottom right, α at M0 centred at 1.0. The 5-fold design makes every gauge a target gauge exactly once, so every marker is a real value.</w:t>
+        <w:t>Figure 4-4  Target-domain hourly metrics in space, configuration v2, random split. Both rows read before / after / change. Top: zero-shot M0 KGE, M1 after daily-only fine-tuning, and the gain on a diverging scale centred at zero. Bottom: alpha = std(sim)/std(obs) at M0 and at M1, on a log scale so that halving and doubling the observed variability are equally far from the white centre, then how much closer to 1.0 alpha moved. Red means improvement in both change panels. The 5-fold design makes every gauge a target gauge exactly once, so every marker is a real value. The bottom row carries a result the KGE panels hide: alpha is only partly repaired. Its median moves 0.813 to 0.851 and the share of under-dispersed gauges barely shifts (71% to 72%), yet 65% of gauges move closer to 1.0 and the median distance |log2 alpha| falls from 0.464 to 0.342 -- a tightening toward 1.0 from both sides, not a shift upward. Daily aggregates reduce under-dispersion; they do not remove it.</w:t>
       </w:r>
     </w:p>
     <w:p>

--- a/reports/PhaseI_report.docx
+++ b/reports/PhaseI_report.docx
@@ -10828,7 +10828,7 @@
         <w:rPr>
           <w:sz w:val="18"/>
         </w:rPr>
-        <w:t>Figure 4-4  Target-domain hourly metrics in space, configuration v2, random split. Both rows read before / after / change. Top: zero-shot M0 KGE, M1 after daily-only fine-tuning, and the gain on a diverging scale centred at zero. Bottom: alpha = std(sim)/std(obs) at M0 and at M1, on a log scale so that halving and doubling the observed variability are equally far from the white centre, then how much closer to 1.0 alpha moved. Red means improvement in both change panels. The 5-fold design makes every gauge a target gauge exactly once, so every marker is a real value. The bottom row carries a result the KGE panels hide: alpha is only partly repaired. Its median moves 0.813 to 0.851 and the share of under-dispersed gauges barely shifts (71% to 72%), yet 65% of gauges move closer to 1.0 and the median distance |log2 alpha| falls from 0.464 to 0.342 -- a tightening toward 1.0 from both sides, not a shift upward. Daily aggregates reduce under-dispersion; they do not remove it.</w:t>
+        <w:t>Figure 4-4  Target-domain hourly metrics in space, configuration v2, random split. Top row reads before / after / change: zero-shot M0 KGE, M1 after daily-only fine-tuning, and the gain on a diverging scale centred at zero. Bottom row is where the zero-shot model loses, plus how much of it is repaired: alpha = std(sim)/std(obs) and beta = mean(sim)/mean(obs), both at M0, then how much closer to 1.0 alpha moved. Both ratios are on a log scale so that halving and doubling the observed value sit equally far from the white centre; red means improvement in every change panel. The 5-fold design makes every gauge a target gauge exactly once, so every marker is a real value. Two things the aggregate numbers hide. Alpha is only partly repaired: its median moves 0.813 to 0.851 and the share of under-dispersed gauges barely shifts (71% to 72%), yet 65% of gauges move closer to 1.0 and median |log2 alpha| falls 0.464 to 0.342 -- a tightening toward 1.0 from both sides, not a shift upward. And beta looks fine only in aggregate: its median is 1.025, but the 10-90% spread runs 0.63 to 1.91, so half the gauges carry a volume bias worse than 20% in one direction or the other.</w:t>
       </w:r>
     </w:p>
     <w:p>

--- a/reports/PhaseI_report.docx
+++ b/reports/PhaseI_report.docx
@@ -7395,6 +7395,546 @@
         <w:pStyle w:val="Heading2"/>
       </w:pPr>
       <w:r>
+        <w:t>3.3b What a daily total repairs, on both domains</w:t>
+      </w:r>
+    </w:p>
+    <w:p>
+      <w:r>
+        <w:t>The mechanism claim behind this whole experiment is that a 24-hour total carries magnitude information and not sub-daily timing information. It should therefore repair alpha and beta and leave r largely alone -- a falsifiable prediction, and one that can be checked twice, because Africa and the target domain differ by about a factor of four in how broken the zero-shot model is.</w:t>
+      </w:r>
+    </w:p>
+    <w:tbl>
+      <w:tblPr>
+        <w:tblStyle w:val="LightGrid-Accent1"/>
+        <w:tblW w:type="auto" w:w="0"/>
+        <w:tblLook w:firstColumn="1" w:firstRow="1" w:lastColumn="0" w:lastRow="0" w:noHBand="0" w:noVBand="1" w:val="04A0"/>
+      </w:tblPr>
+      <w:tblGrid>
+        <w:gridCol w:w="1440"/>
+        <w:gridCol w:w="1440"/>
+        <w:gridCol w:w="1440"/>
+        <w:gridCol w:w="1440"/>
+        <w:gridCol w:w="1440"/>
+        <w:gridCol w:w="1440"/>
+      </w:tblGrid>
+      <w:tr>
+        <w:tc>
+          <w:tcPr>
+            <w:tcW w:type="dxa" w:w="1440"/>
+          </w:tcPr>
+          <w:p>
+            <w:r>
+              <w:t>Domain</w:t>
+            </w:r>
+          </w:p>
+        </w:tc>
+        <w:tc>
+          <w:tcPr>
+            <w:tcW w:type="dxa" w:w="1440"/>
+          </w:tcPr>
+          <w:p>
+            <w:r>
+              <w:t>Component</w:t>
+            </w:r>
+          </w:p>
+        </w:tc>
+        <w:tc>
+          <w:tcPr>
+            <w:tcW w:type="dxa" w:w="1440"/>
+          </w:tcPr>
+          <w:p>
+            <w:r>
+              <w:t>Deficit at M0</w:t>
+            </w:r>
+          </w:p>
+        </w:tc>
+        <w:tc>
+          <w:tcPr>
+            <w:tcW w:type="dxa" w:w="1440"/>
+          </w:tcPr>
+          <w:p>
+            <w:r>
+              <w:t>Deficit at M1</w:t>
+            </w:r>
+          </w:p>
+        </w:tc>
+        <w:tc>
+          <w:tcPr>
+            <w:tcW w:type="dxa" w:w="1440"/>
+          </w:tcPr>
+          <w:p>
+            <w:r>
+              <w:t>Removed</w:t>
+            </w:r>
+          </w:p>
+        </w:tc>
+        <w:tc>
+          <w:tcPr>
+            <w:tcW w:type="dxa" w:w="1440"/>
+          </w:tcPr>
+          <w:p>
+            <w:r>
+              <w:t>Gauges improved</w:t>
+            </w:r>
+          </w:p>
+        </w:tc>
+      </w:tr>
+      <w:tr>
+        <w:tc>
+          <w:tcPr>
+            <w:tcW w:type="dxa" w:w="1440"/>
+          </w:tcPr>
+          <w:p>
+            <w:r>
+              <w:t>target domain (temperate, hourly truth)</w:t>
+            </w:r>
+          </w:p>
+        </w:tc>
+        <w:tc>
+          <w:tcPr>
+            <w:tcW w:type="dxa" w:w="1440"/>
+          </w:tcPr>
+          <w:p>
+            <w:r>
+              <w:t>r (timing)</w:t>
+            </w:r>
+          </w:p>
+        </w:tc>
+        <w:tc>
+          <w:tcPr>
+            <w:tcW w:type="dxa" w:w="1440"/>
+          </w:tcPr>
+          <w:p>
+            <w:r>
+              <w:t>0.203</w:t>
+            </w:r>
+          </w:p>
+        </w:tc>
+        <w:tc>
+          <w:tcPr>
+            <w:tcW w:type="dxa" w:w="1440"/>
+          </w:tcPr>
+          <w:p>
+            <w:r>
+              <w:t>0.188</w:t>
+            </w:r>
+          </w:p>
+        </w:tc>
+        <w:tc>
+          <w:tcPr>
+            <w:tcW w:type="dxa" w:w="1440"/>
+          </w:tcPr>
+          <w:p>
+            <w:r>
+              <w:t>7%</w:t>
+            </w:r>
+          </w:p>
+        </w:tc>
+        <w:tc>
+          <w:tcPr>
+            <w:tcW w:type="dxa" w:w="1440"/>
+          </w:tcPr>
+          <w:p>
+            <w:r>
+              <w:t>59%</w:t>
+            </w:r>
+          </w:p>
+        </w:tc>
+      </w:tr>
+      <w:tr>
+        <w:tc>
+          <w:tcPr>
+            <w:tcW w:type="dxa" w:w="1440"/>
+          </w:tcPr>
+          <w:p>
+            <w:r>
+              <w:t>target domain (temperate, hourly truth)</w:t>
+            </w:r>
+          </w:p>
+        </w:tc>
+        <w:tc>
+          <w:tcPr>
+            <w:tcW w:type="dxa" w:w="1440"/>
+          </w:tcPr>
+          <w:p>
+            <w:r>
+              <w:t>alpha (variability)</w:t>
+            </w:r>
+          </w:p>
+        </w:tc>
+        <w:tc>
+          <w:tcPr>
+            <w:tcW w:type="dxa" w:w="1440"/>
+          </w:tcPr>
+          <w:p>
+            <w:r>
+              <w:t>0.464</w:t>
+            </w:r>
+          </w:p>
+        </w:tc>
+        <w:tc>
+          <w:tcPr>
+            <w:tcW w:type="dxa" w:w="1440"/>
+          </w:tcPr>
+          <w:p>
+            <w:r>
+              <w:t>0.342</w:t>
+            </w:r>
+          </w:p>
+        </w:tc>
+        <w:tc>
+          <w:tcPr>
+            <w:tcW w:type="dxa" w:w="1440"/>
+          </w:tcPr>
+          <w:p>
+            <w:r>
+              <w:t>26%</w:t>
+            </w:r>
+          </w:p>
+        </w:tc>
+        <w:tc>
+          <w:tcPr>
+            <w:tcW w:type="dxa" w:w="1440"/>
+          </w:tcPr>
+          <w:p>
+            <w:r>
+              <w:t>65%</w:t>
+            </w:r>
+          </w:p>
+        </w:tc>
+      </w:tr>
+      <w:tr>
+        <w:tc>
+          <w:tcPr>
+            <w:tcW w:type="dxa" w:w="1440"/>
+          </w:tcPr>
+          <w:p>
+            <w:r>
+              <w:t>target domain (temperate, hourly truth)</w:t>
+            </w:r>
+          </w:p>
+        </w:tc>
+        <w:tc>
+          <w:tcPr>
+            <w:tcW w:type="dxa" w:w="1440"/>
+          </w:tcPr>
+          <w:p>
+            <w:r>
+              <w:t>beta (volume)</w:t>
+            </w:r>
+          </w:p>
+        </w:tc>
+        <w:tc>
+          <w:tcPr>
+            <w:tcW w:type="dxa" w:w="1440"/>
+          </w:tcPr>
+          <w:p>
+            <w:r>
+              <w:t>0.280</w:t>
+            </w:r>
+          </w:p>
+        </w:tc>
+        <w:tc>
+          <w:tcPr>
+            <w:tcW w:type="dxa" w:w="1440"/>
+          </w:tcPr>
+          <w:p>
+            <w:r>
+              <w:t>0.211</w:t>
+            </w:r>
+          </w:p>
+        </w:tc>
+        <w:tc>
+          <w:tcPr>
+            <w:tcW w:type="dxa" w:w="1440"/>
+          </w:tcPr>
+          <w:p>
+            <w:r>
+              <w:t>25%</w:t>
+            </w:r>
+          </w:p>
+        </w:tc>
+        <w:tc>
+          <w:tcPr>
+            <w:tcW w:type="dxa" w:w="1440"/>
+          </w:tcPr>
+          <w:p>
+            <w:r>
+              <w:t>58%</w:t>
+            </w:r>
+          </w:p>
+        </w:tc>
+      </w:tr>
+      <w:tr>
+        <w:tc>
+          <w:tcPr>
+            <w:tcW w:type="dxa" w:w="1440"/>
+          </w:tcPr>
+          <w:p>
+            <w:r>
+              <w:t>Africa (external, daily truth only)</w:t>
+            </w:r>
+          </w:p>
+        </w:tc>
+        <w:tc>
+          <w:tcPr>
+            <w:tcW w:type="dxa" w:w="1440"/>
+          </w:tcPr>
+          <w:p>
+            <w:r>
+              <w:t>r (timing)</w:t>
+            </w:r>
+          </w:p>
+        </w:tc>
+        <w:tc>
+          <w:tcPr>
+            <w:tcW w:type="dxa" w:w="1440"/>
+          </w:tcPr>
+          <w:p>
+            <w:r>
+              <w:t>0.294</w:t>
+            </w:r>
+          </w:p>
+        </w:tc>
+        <w:tc>
+          <w:tcPr>
+            <w:tcW w:type="dxa" w:w="1440"/>
+          </w:tcPr>
+          <w:p>
+            <w:r>
+              <w:t>0.201</w:t>
+            </w:r>
+          </w:p>
+        </w:tc>
+        <w:tc>
+          <w:tcPr>
+            <w:tcW w:type="dxa" w:w="1440"/>
+          </w:tcPr>
+          <w:p>
+            <w:r>
+              <w:t>32%</w:t>
+            </w:r>
+          </w:p>
+        </w:tc>
+        <w:tc>
+          <w:tcPr>
+            <w:tcW w:type="dxa" w:w="1440"/>
+          </w:tcPr>
+          <w:p>
+            <w:r>
+              <w:t>88%</w:t>
+            </w:r>
+          </w:p>
+        </w:tc>
+      </w:tr>
+      <w:tr>
+        <w:tc>
+          <w:tcPr>
+            <w:tcW w:type="dxa" w:w="1440"/>
+          </w:tcPr>
+          <w:p>
+            <w:r>
+              <w:t>Africa (external, daily truth only)</w:t>
+            </w:r>
+          </w:p>
+        </w:tc>
+        <w:tc>
+          <w:tcPr>
+            <w:tcW w:type="dxa" w:w="1440"/>
+          </w:tcPr>
+          <w:p>
+            <w:r>
+              <w:t>alpha (variability)</w:t>
+            </w:r>
+          </w:p>
+        </w:tc>
+        <w:tc>
+          <w:tcPr>
+            <w:tcW w:type="dxa" w:w="1440"/>
+          </w:tcPr>
+          <w:p>
+            <w:r>
+              <w:t>1.209</w:t>
+            </w:r>
+          </w:p>
+        </w:tc>
+        <w:tc>
+          <w:tcPr>
+            <w:tcW w:type="dxa" w:w="1440"/>
+          </w:tcPr>
+          <w:p>
+            <w:r>
+              <w:t>0.394</w:t>
+            </w:r>
+          </w:p>
+        </w:tc>
+        <w:tc>
+          <w:tcPr>
+            <w:tcW w:type="dxa" w:w="1440"/>
+          </w:tcPr>
+          <w:p>
+            <w:r>
+              <w:t>67%</w:t>
+            </w:r>
+          </w:p>
+        </w:tc>
+        <w:tc>
+          <w:tcPr>
+            <w:tcW w:type="dxa" w:w="1440"/>
+          </w:tcPr>
+          <w:p>
+            <w:r>
+              <w:t>82%</w:t>
+            </w:r>
+          </w:p>
+        </w:tc>
+      </w:tr>
+      <w:tr>
+        <w:tc>
+          <w:tcPr>
+            <w:tcW w:type="dxa" w:w="1440"/>
+          </w:tcPr>
+          <w:p>
+            <w:r>
+              <w:t>Africa (external, daily truth only)</w:t>
+            </w:r>
+          </w:p>
+        </w:tc>
+        <w:tc>
+          <w:tcPr>
+            <w:tcW w:type="dxa" w:w="1440"/>
+          </w:tcPr>
+          <w:p>
+            <w:r>
+              <w:t>beta (volume)</w:t>
+            </w:r>
+          </w:p>
+        </w:tc>
+        <w:tc>
+          <w:tcPr>
+            <w:tcW w:type="dxa" w:w="1440"/>
+          </w:tcPr>
+          <w:p>
+            <w:r>
+              <w:t>1.169</w:t>
+            </w:r>
+          </w:p>
+        </w:tc>
+        <w:tc>
+          <w:tcPr>
+            <w:tcW w:type="dxa" w:w="1440"/>
+          </w:tcPr>
+          <w:p>
+            <w:r>
+              <w:t>0.274</w:t>
+            </w:r>
+          </w:p>
+        </w:tc>
+        <w:tc>
+          <w:tcPr>
+            <w:tcW w:type="dxa" w:w="1440"/>
+          </w:tcPr>
+          <w:p>
+            <w:r>
+              <w:t>77%</w:t>
+            </w:r>
+          </w:p>
+        </w:tc>
+        <w:tc>
+          <w:tcPr>
+            <w:tcW w:type="dxa" w:w="1440"/>
+          </w:tcPr>
+          <w:p>
+            <w:r>
+              <w:t>81%</w:t>
+            </w:r>
+          </w:p>
+        </w:tc>
+      </w:tr>
+    </w:tbl>
+    <w:p>
+      <w:r>
+        <w:rPr>
+          <w:i/>
+          <w:color w:val="595959"/>
+          <w:sz w:val="17"/>
+        </w:rPr>
+        <w:t>Deficit means distance from the ideal: 1 - r for the correlation and |log2 x| for the two ratios, since 0.5 and 2.0 are equally wrong for a ratio and their arithmetic mean is not 1. The two are not in the same units, so only the fraction removed is comparable across components. Medians are taken over per-gauge distances, never as the distance of a median: |log2(median beta)| would report the target domain as unbiased because its over- and under-predicting gauges cancel.</w:t>
+      </w:r>
+    </w:p>
+    <w:p>
+      <w:r>
+        <w:rPr>
+          <w:b/>
+        </w:rPr>
+        <w:t>target domain: 25% of the magnitude deficit removed against 7% of the timing deficit, 3.4x; Africa: 72% of the magnitude deficit removed against 32% of the timing deficit, 2.3x.</w:t>
+      </w:r>
+    </w:p>
+    <w:p>
+      <w:r>
+        <w:rPr>
+          <w:i/>
+          <w:color w:val="595959"/>
+          <w:sz w:val="17"/>
+        </w:rPr>
+        <w:t>The prediction holds on both, and the two domains are not alike: Africa's zero-shot deficits are about four times the target domain's, and its model has never seen an African catchment. Beta is repaired most completely of all (77% in Africa), which is what a daily total should do -- it IS the volume. Alpha is repaired less (67%), because a daily total constrains variability only indirectly, and that is the same limit section 4.4 reaches from the other direction: 74% of target gauges are still under-dispersed after fine-tuning.</w:t>
+      </w:r>
+    </w:p>
+    <w:p>
+      <w:pPr>
+        <w:jc w:val="center"/>
+      </w:pPr>
+      <w:r>
+        <w:drawing>
+          <wp:inline xmlns:a="http://schemas.openxmlformats.org/drawingml/2006/main" xmlns:pic="http://schemas.openxmlformats.org/drawingml/2006/picture">
+            <wp:extent cx="6035040" cy="2009988"/>
+            <wp:docPr id="4" name="Picture 4"/>
+            <wp:cNvGraphicFramePr>
+              <a:graphicFrameLocks noChangeAspect="1"/>
+            </wp:cNvGraphicFramePr>
+            <a:graphic>
+              <a:graphicData uri="http://schemas.openxmlformats.org/drawingml/2006/picture">
+                <pic:pic>
+                  <pic:nvPicPr>
+                    <pic:cNvPr id="0" name="fig11_component_deficits.png"/>
+                    <pic:cNvPicPr/>
+                  </pic:nvPicPr>
+                  <pic:blipFill>
+                    <a:blip r:embed="rId12"/>
+                    <a:stretch>
+                      <a:fillRect/>
+                    </a:stretch>
+                  </pic:blipFill>
+                  <pic:spPr>
+                    <a:xfrm>
+                      <a:off x="0" y="0"/>
+                      <a:ext cx="6035040" cy="2009988"/>
+                    </a:xfrm>
+                    <a:prstGeom prst="rect"/>
+                  </pic:spPr>
+                </pic:pic>
+              </a:graphicData>
+            </a:graphic>
+          </wp:inline>
+        </w:drawing>
+      </w:r>
+    </w:p>
+    <w:p>
+      <w:pPr>
+        <w:jc w:val="center"/>
+      </w:pPr>
+      <w:r>
+        <w:rPr>
+          <w:sz w:val="18"/>
+        </w:rPr>
+        <w:t>Figure 3-3  What a daily total repairs. One axis per component, because the deficits are in different units and a shared scale would invite comparing them directly; the fraction removed, printed on each pair, is what is comparable. Open blue marker is M0, filled orange is M1, as everywhere else in this report.</w:t>
+      </w:r>
+    </w:p>
+    <w:p>
+      <w:pPr>
+        <w:pStyle w:val="Heading2"/>
+      </w:pPr>
+      <w:r>
         <w:t>3.4 Africa at two resolutions: daily, which can be scored, and hourly, which cannot</w:t>
       </w:r>
     </w:p>
@@ -7477,7 +8017,7 @@
         <w:drawing>
           <wp:inline xmlns:a="http://schemas.openxmlformats.org/drawingml/2006/main" xmlns:pic="http://schemas.openxmlformats.org/drawingml/2006/picture">
             <wp:extent cx="6217920" cy="4600677"/>
-            <wp:docPr id="4" name="Picture 4"/>
+            <wp:docPr id="5" name="Picture 5"/>
             <wp:cNvGraphicFramePr>
               <a:graphicFrameLocks noChangeAspect="1"/>
             </wp:cNvGraphicFramePr>
@@ -7489,7 +8029,7 @@
                     <pic:cNvPicPr/>
                   </pic:nvPicPr>
                   <pic:blipFill>
-                    <a:blip r:embed="rId12"/>
+                    <a:blip r:embed="rId13"/>
                     <a:stretch>
                       <a:fillRect/>
                     </a:stretch>
@@ -9686,7 +10226,7 @@
         <w:drawing>
           <wp:inline xmlns:a="http://schemas.openxmlformats.org/drawingml/2006/main" xmlns:pic="http://schemas.openxmlformats.org/drawingml/2006/picture">
             <wp:extent cx="5852160" cy="2554847"/>
-            <wp:docPr id="5" name="Picture 5"/>
+            <wp:docPr id="6" name="Picture 6"/>
             <wp:cNvGraphicFramePr>
               <a:graphicFrameLocks noChangeAspect="1"/>
             </wp:cNvGraphicFramePr>
@@ -9698,7 +10238,7 @@
                     <pic:cNvPicPr/>
                   </pic:nvPicPr>
                   <pic:blipFill>
-                    <a:blip r:embed="rId13"/>
+                    <a:blip r:embed="rId14"/>
                     <a:stretch>
                       <a:fillRect/>
                     </a:stretch>
@@ -10367,7 +10907,7 @@
         <w:drawing>
           <wp:inline xmlns:a="http://schemas.openxmlformats.org/drawingml/2006/main" xmlns:pic="http://schemas.openxmlformats.org/drawingml/2006/picture">
             <wp:extent cx="5852160" cy="2455170"/>
-            <wp:docPr id="6" name="Picture 6"/>
+            <wp:docPr id="7" name="Picture 7"/>
             <wp:cNvGraphicFramePr>
               <a:graphicFrameLocks noChangeAspect="1"/>
             </wp:cNvGraphicFramePr>
@@ -10379,7 +10919,7 @@
                     <pic:cNvPicPr/>
                   </pic:nvPicPr>
                   <pic:blipFill>
-                    <a:blip r:embed="rId14"/>
+                    <a:blip r:embed="rId15"/>
                     <a:stretch>
                       <a:fillRect/>
                     </a:stretch>
@@ -10731,7 +11271,7 @@
         <w:drawing>
           <wp:inline xmlns:a="http://schemas.openxmlformats.org/drawingml/2006/main" xmlns:pic="http://schemas.openxmlformats.org/drawingml/2006/picture">
             <wp:extent cx="5852160" cy="5209917"/>
-            <wp:docPr id="7" name="Picture 7"/>
+            <wp:docPr id="8" name="Picture 8"/>
             <wp:cNvGraphicFramePr>
               <a:graphicFrameLocks noChangeAspect="1"/>
             </wp:cNvGraphicFramePr>
@@ -10743,7 +11283,7 @@
                     <pic:cNvPicPr/>
                   </pic:nvPicPr>
                   <pic:blipFill>
-                    <a:blip r:embed="rId15"/>
+                    <a:blip r:embed="rId16"/>
                     <a:stretch>
                       <a:fillRect/>
                     </a:stretch>
@@ -10789,7 +11329,7 @@
         <w:drawing>
           <wp:inline xmlns:a="http://schemas.openxmlformats.org/drawingml/2006/main" xmlns:pic="http://schemas.openxmlformats.org/drawingml/2006/picture">
             <wp:extent cx="5943600" cy="2298260"/>
-            <wp:docPr id="8" name="Picture 8"/>
+            <wp:docPr id="9" name="Picture 9"/>
             <wp:cNvGraphicFramePr>
               <a:graphicFrameLocks noChangeAspect="1"/>
             </wp:cNvGraphicFramePr>
@@ -10801,7 +11341,7 @@
                     <pic:cNvPicPr/>
                   </pic:nvPicPr>
                   <pic:blipFill>
-                    <a:blip r:embed="rId16"/>
+                    <a:blip r:embed="rId17"/>
                     <a:stretch>
                       <a:fillRect/>
                     </a:stretch>
@@ -12544,7 +13084,7 @@
         <w:drawing>
           <wp:inline xmlns:a="http://schemas.openxmlformats.org/drawingml/2006/main" xmlns:pic="http://schemas.openxmlformats.org/drawingml/2006/picture">
             <wp:extent cx="5852160" cy="2399527"/>
-            <wp:docPr id="9" name="Picture 9"/>
+            <wp:docPr id="10" name="Picture 10"/>
             <wp:cNvGraphicFramePr>
               <a:graphicFrameLocks noChangeAspect="1"/>
             </wp:cNvGraphicFramePr>
@@ -12556,7 +13096,7 @@
                     <pic:cNvPicPr/>
                   </pic:nvPicPr>
                   <pic:blipFill>
-                    <a:blip r:embed="rId17"/>
+                    <a:blip r:embed="rId18"/>
                     <a:stretch>
                       <a:fillRect/>
                     </a:stretch>
@@ -13793,7 +14333,7 @@
         <w:drawing>
           <wp:inline xmlns:a="http://schemas.openxmlformats.org/drawingml/2006/main" xmlns:pic="http://schemas.openxmlformats.org/drawingml/2006/picture">
             <wp:extent cx="5852160" cy="2887528"/>
-            <wp:docPr id="10" name="Picture 10"/>
+            <wp:docPr id="11" name="Picture 11"/>
             <wp:cNvGraphicFramePr>
               <a:graphicFrameLocks noChangeAspect="1"/>
             </wp:cNvGraphicFramePr>
@@ -13805,7 +14345,7 @@
                     <pic:cNvPicPr/>
                   </pic:nvPicPr>
                   <pic:blipFill>
-                    <a:blip r:embed="rId18"/>
+                    <a:blip r:embed="rId19"/>
                     <a:stretch>
                       <a:fillRect/>
                     </a:stretch>

--- a/reports/PhaseI_report.docx
+++ b/reports/PhaseI_report.docx
@@ -8007,6 +8007,29 @@
           <w:sz w:val="17"/>
         </w:rPr>
         <w:t>Both preparation steps are verified against independently produced files. The hourly ERA5-Land increments sum to the existing daily product with correlation 1.00000000 and a maximum absolute difference of 1.5e-06 mm/d, and 0 of 8,040 increments are negative -- a wrong accumulation boundary produces large negatives at every daily reset.</w:t>
+      </w:r>
+    </w:p>
+    <w:p>
+      <w:r>
+        <w:t>The figure’s third column shows the average day: every day of the window aligned by hour and divided by that series’ own mean. Averaging over ninety days destroys event-driven structure, since storms keep no fixed hour, so what survives is tied to the clock. Over all 284 African basins the rainfall the model is given has a median peak-to-trough of 5.36x across the day while the model’s output has 1.17x: M1 damps the rainfall’s clock-driven cycle 4.6-fold, responding to events rather than to the time of day.</w:t>
+      </w:r>
+    </w:p>
+    <w:p>
+      <w:r>
+        <w:rPr>
+          <w:b/>
+        </w:rPr>
+        <w:t>Whether a flat average day is the CORRECT answer cannot be settled in Africa, and on the target domain it now can be: over 8,424 gauges with hourly observations the observed average day has a median peak-to-trough of 1.044x against the model’s 1.098x. The real river’s average day is nearly flat, so near-flat is right, and the model is 1.05x the observed amplitude — marginally more variable than reality, not less.</w:t>
+      </w:r>
+    </w:p>
+    <w:p>
+      <w:r>
+        <w:rPr>
+          <w:i/>
+          <w:color w:val="595959"/>
+          <w:sz w:val="17"/>
+        </w:rPr>
+        <w:t>This is measured on the temperate target domain rather than in Africa, and it concerns a systematic time-of-day cycle only: it says nothing about whether an individual peak arrives at the right hour, which no African observation can check.</w:t>
       </w:r>
     </w:p>
     <w:p>

--- a/reports/PhaseI_report.docx
+++ b/reports/PhaseI_report.docx
@@ -11351,7 +11351,7 @@
       <w:r>
         <w:drawing>
           <wp:inline xmlns:a="http://schemas.openxmlformats.org/drawingml/2006/main" xmlns:pic="http://schemas.openxmlformats.org/drawingml/2006/picture">
-            <wp:extent cx="5943600" cy="2298260"/>
+            <wp:extent cx="5943600" cy="2299587"/>
             <wp:docPr id="9" name="Picture 9"/>
             <wp:cNvGraphicFramePr>
               <a:graphicFrameLocks noChangeAspect="1"/>
@@ -11372,7 +11372,7 @@
                   <pic:spPr>
                     <a:xfrm>
                       <a:off x="0" y="0"/>
-                      <a:ext cx="5943600" cy="2298260"/>
+                      <a:ext cx="5943600" cy="2299587"/>
                     </a:xfrm>
                     <a:prstGeom prst="rect"/>
                   </pic:spPr>
@@ -11391,7 +11391,7 @@
         <w:rPr>
           <w:sz w:val="18"/>
         </w:rPr>
-        <w:t>Figure 4-4  Target-domain hourly metrics in space, configuration v2, random split. Top row reads before / after / change: zero-shot M0 KGE, M1 after daily-only fine-tuning, and the gain on a diverging scale centred at zero. Bottom row is where the zero-shot model loses, plus how much of it is repaired: alpha = std(sim)/std(obs) and beta = mean(sim)/mean(obs), both at M0, then how much closer to 1.0 alpha moved. Both ratios are on a log scale so that halving and doubling the observed value sit equally far from the white centre; red means improvement in every change panel. The 5-fold design makes every gauge a target gauge exactly once, so every marker is a real value. Two things the aggregate numbers hide. Alpha is only partly repaired: its median moves 0.813 to 0.851 and the share of under-dispersed gauges barely shifts (71% to 72%), yet 65% of gauges move closer to 1.0 and median |log2 alpha| falls 0.464 to 0.342 -- a tightening toward 1.0 from both sides, not a shift upward. And beta looks fine only in aggregate: its median is 1.025, but the 10-90% spread runs 0.63 to 1.91, so half the gauges carry a volume bias worse than 20% in one direction or the other.</w:t>
+        <w:t>Figure 4-4  Where the experiment stands, in one frame. Small dots are the 8,843 target gauges, scored against HOURLY observations -- Phase I's premise SIMULATED, since their hourly data exists and is withheld. Large outlined dots are the 282 African basins, scored against DAILY observations -- the same premise GENUINE, since no African catchment has hourly discharge at all. Same pretrained models and the same daily-only fine-tuning in both, so M0 and M1 mean structurally the same thing; what differs is the observation the score is computed against, which is why the two are never pooled into one median and why the markers differ. Top row reads before / after / change; bottom row is where the zero-shot model loses -- alpha = std(sim)/std(obs) and beta = mean(sim)/mean(obs), both at M0, on a log scale so halving and doubling sit equally far from the white centre -- then how much closer to 1.0 alpha moved. Red is improvement in both change panels. Africa carries the argument: it starts worst on the map (KGE 0.114, alpha 0.440, beta 0.475, all far below the gauges), gains most (+0.409 against +0.062), and ends close to them (0.576). The 5-fold design makes every gauge a target gauge exactly once, so every marker is a real value. Two things the aggregate numbers hide: alpha is only partly repaired -- 74% of gauges remain under-dispersed after fine-tuning even though 65% move closer to 1.0 -- and beta looks unbiased only in aggregate, its gauge median 1.02 concealing a 10-90% spread of 0.63 to 1.91.</w:t>
       </w:r>
     </w:p>
     <w:p>

--- a/reports/PhaseI_report.docx
+++ b/reports/PhaseI_report.docx
@@ -4815,6 +4815,16 @@
     <w:p>
       <w:r>
         <w:t>294 African catchments have daily discharge observations, no hourly observations, and not one of them appears anywhere in training. This is the study's only genuinely external test. The model is driven by hourly ERA5-Land forcing, its last 24 hourly outputs are averaged to a daily value, and that is compared with observed daily discharge over 1980–1995.</w:t>
+      </w:r>
+    </w:p>
+    <w:p>
+      <w:r>
+        <w:rPr>
+          <w:i/>
+          <w:color w:val="595959"/>
+          <w:sz w:val="17"/>
+        </w:rPr>
+        <w:t>Why 294 and not more, since 294 against 8,843 temperate gauges looks like a filtering choice: it is not one. The global daily database holds 37,972 stations with metadata and 16,166 with a discharge time series. Of the 1,577 African entries with metadata, only 302 have a time series at all, and 294 of those are used here -- 97% of what exists. The rest cannot be scored by anyone. Africa is genuinely gauge-sparse, and that sparsity is the condition this external test exists to confront, not an artefact of how the set was assembled. The specific 294 are the test set of the continent-holdout PUB run adopted verbatim, so these numbers sit directly against that baseline's +0.279; whatever selection it applied is inherited, which is a real limitation. They are small-to-medium catchments, median area 759 km2 (19-9,839), with a median of 1,090 validation days each.</w:t>
       </w:r>
     </w:p>
     <w:p>

--- a/reports/PhaseI_report.docx
+++ b/reports/PhaseI_report.docx
@@ -11361,7 +11361,7 @@
       <w:r>
         <w:drawing>
           <wp:inline xmlns:a="http://schemas.openxmlformats.org/drawingml/2006/main" xmlns:pic="http://schemas.openxmlformats.org/drawingml/2006/picture">
-            <wp:extent cx="5943600" cy="2299587"/>
+            <wp:extent cx="5943600" cy="3439678"/>
             <wp:docPr id="9" name="Picture 9"/>
             <wp:cNvGraphicFramePr>
               <a:graphicFrameLocks noChangeAspect="1"/>
@@ -11382,7 +11382,7 @@
                   <pic:spPr>
                     <a:xfrm>
                       <a:off x="0" y="0"/>
-                      <a:ext cx="5943600" cy="2299587"/>
+                      <a:ext cx="5943600" cy="3439678"/>
                     </a:xfrm>
                     <a:prstGeom prst="rect"/>
                   </pic:spPr>
@@ -11401,7 +11401,7 @@
         <w:rPr>
           <w:sz w:val="18"/>
         </w:rPr>
-        <w:t>Figure 4-4  Where the experiment stands, in one frame. Small dots are the 8,843 target gauges, scored against HOURLY observations -- Phase I's premise SIMULATED, since their hourly data exists and is withheld. Large outlined dots are the 282 African basins, scored against DAILY observations -- the same premise GENUINE, since no African catchment has hourly discharge at all. Same pretrained models and the same daily-only fine-tuning in both, so M0 and M1 mean structurally the same thing; what differs is the observation the score is computed against, which is why the two are never pooled into one median and why the markers differ. Top row reads before / after / change; bottom row is where the zero-shot model loses -- alpha = std(sim)/std(obs) and beta = mean(sim)/mean(obs), both at M0, on a log scale so halving and doubling sit equally far from the white centre -- then how much closer to 1.0 alpha moved. Red is improvement in both change panels. Africa carries the argument: it starts worst on the map (KGE 0.114, alpha 0.440, beta 0.475, all far below the gauges), gains most (+0.409 against +0.062), and ends close to them (0.576). The 5-fold design makes every gauge a target gauge exactly once, so every marker is a real value. Two things the aggregate numbers hide: alpha is only partly repaired -- 74% of gauges remain under-dispersed after fine-tuning even though 65% move closer to 1.0 -- and beta looks unbiased only in aggregate, its gauge median 1.02 concealing a 10-90% spread of 0.63 to 1.91.</w:t>
+        <w:t>Figure 4-4  Where the experiment stands, in one frame. Small dots are the 8,843 target gauges, scored against HOURLY observations -- Phase I's premise SIMULATED, since their hourly data exists and is withheld. Large outlined dots are the 282 African basins, scored against DAILY observations -- the same premise GENUINE, since no African catchment has hourly discharge at all. Same pretrained models and the same daily-only fine-tuning in both, so M0 and M1 mean structurally the same thing; what differs is the observation the score is computed against, which is why the two are never pooled into one median and why the markers differ. Rows: result (M0, M1, gain), then where the zero-shot model loses (the three KGE components at M0), then how much of each deficit daily-only fine-tuning removes. Deficit is 1 - r for the correlation and |log2 x| for the two ratios, since 0.5 and 2.0 are equally wrong for a ratio; red is improvement in every change panel. Africa carries the argument: worst on the map at M0 (KGE 0.114, alpha 0.440, beta 0.475), largest gain (+0.409 against +0.062), and close to the gauges by M1 (0.576). The bottom row is the mechanism: a daily total repairs volume and variability far more than timing -- in Africa 76% of the beta deficit and 67% of the alpha deficit against 32% of the r deficit; on the gauges 26%, 26% and 7%. Two things the aggregate numbers hide: alpha is only partly repaired, with 74% of gauges still under-dispersed afterwards, and beta looks unbiased only in aggregate, its gauge median 1.02 concealing a 10-90% spread of 0.63 to 1.79.</w:t>
       </w:r>
     </w:p>
     <w:p>

--- a/reports/PhaseI_report.docx
+++ b/reports/PhaseI_report.docx
@@ -11361,7 +11361,7 @@
       <w:r>
         <w:drawing>
           <wp:inline xmlns:a="http://schemas.openxmlformats.org/drawingml/2006/main" xmlns:pic="http://schemas.openxmlformats.org/drawingml/2006/picture">
-            <wp:extent cx="5943600" cy="3439678"/>
+            <wp:extent cx="5943600" cy="4440128"/>
             <wp:docPr id="9" name="Picture 9"/>
             <wp:cNvGraphicFramePr>
               <a:graphicFrameLocks noChangeAspect="1"/>
@@ -11382,7 +11382,7 @@
                   <pic:spPr>
                     <a:xfrm>
                       <a:off x="0" y="0"/>
-                      <a:ext cx="5943600" cy="3439678"/>
+                      <a:ext cx="5943600" cy="4440128"/>
                     </a:xfrm>
                     <a:prstGeom prst="rect"/>
                   </pic:spPr>
@@ -11401,7 +11401,7 @@
         <w:rPr>
           <w:sz w:val="18"/>
         </w:rPr>
-        <w:t>Figure 4-4  Where the experiment stands, in one frame. Small dots are the 8,843 target gauges, scored against HOURLY observations -- Phase I's premise SIMULATED, since their hourly data exists and is withheld. Large outlined dots are the 282 African basins, scored against DAILY observations -- the same premise GENUINE, since no African catchment has hourly discharge at all. Same pretrained models and the same daily-only fine-tuning in both, so M0 and M1 mean structurally the same thing; what differs is the observation the score is computed against, which is why the two are never pooled into one median and why the markers differ. Rows: result (M0, M1, gain), then where the zero-shot model loses (the three KGE components at M0), then how much of each deficit daily-only fine-tuning removes. Deficit is 1 - r for the correlation and |log2 x| for the two ratios, since 0.5 and 2.0 are equally wrong for a ratio; red is improvement in every change panel. Africa carries the argument: worst on the map at M0 (KGE 0.114, alpha 0.440, beta 0.475), largest gain (+0.409 against +0.062), and close to the gauges by M1 (0.576). The bottom row is the mechanism: a daily total repairs volume and variability far more than timing -- in Africa 76% of the beta deficit and 67% of the alpha deficit against 32% of the r deficit; on the gauges 26%, 26% and 7%. Two things the aggregate numbers hide: alpha is only partly repaired, with 74% of gauges still under-dispersed afterwards, and beta looks unbiased only in aggregate, its gauge median 1.02 concealing a 10-90% spread of 0.63 to 1.79.</w:t>
+        <w:t>Figure 4-4  Where the experiment stands, in one frame: a 4x3 matrix, columns M0 / M1 / difference, rows KGE and its three components. The first two columns of each row share a scale, so the pair can be compared by eye. Small dots are the 8,843 target gauges, scored against HOURLY observations -- Phase I's premise SIMULATED, since their hourly data exists and is withheld. Large outlined dots are the 282 African basins, scored against DAILY observations -- the same premise GENUINE, since no African catchment has hourly discharge at all. Same pretrained models and the same daily-only fine-tuning in both, so M0 and M1 mean structurally the same thing; only the observation the score is computed against differs, which is why the two are never pooled into one median and why the markers differ. Alpha and beta are drawn on a log scale, so halving and doubling the observed value sit equally far from the white centre. In the difference column the sign is the verdict for KGE and r, where larger is better, but NOT for alpha and beta, whose ideal is 1.0: an increase helps a gauge below it and hurts one above it. The beta row shows this directly -- the gauges' median difference is -0.019 while 26% of their deficit is removed, because beta started at 1.020 and moved DOWN toward 1. Each difference panel therefore prints the fraction of the deficit removed beside the raw change, and that fraction is what means better or worse. Africa carries the argument: worst at M0 (KGE 0.114, alpha 0.440, beta 0.475), largest gain (+0.409 against +0.062), close to the gauges by M1 (0.576). The rows give the mechanism: a daily total removes 76% of Africa's beta deficit and 67% of its alpha deficit against 32% of its r deficit -- volume and variability far more than timing, which is what a daily total can and cannot carry. Two things the medians hide: alpha is only partly repaired, 74% of gauges still under-dispersed afterwards, and the gauges' beta median of 1.020 conceals a 10-90% spread of 0.63 to 1.79.</w:t>
       </w:r>
     </w:p>
     <w:p>

--- a/reports/PhaseI_report.docx
+++ b/reports/PhaseI_report.docx
@@ -11361,7 +11361,7 @@
       <w:r>
         <w:drawing>
           <wp:inline xmlns:a="http://schemas.openxmlformats.org/drawingml/2006/main" xmlns:pic="http://schemas.openxmlformats.org/drawingml/2006/picture">
-            <wp:extent cx="5943600" cy="4440128"/>
+            <wp:extent cx="5943600" cy="4437568"/>
             <wp:docPr id="9" name="Picture 9"/>
             <wp:cNvGraphicFramePr>
               <a:graphicFrameLocks noChangeAspect="1"/>
@@ -11382,7 +11382,7 @@
                   <pic:spPr>
                     <a:xfrm>
                       <a:off x="0" y="0"/>
-                      <a:ext cx="5943600" cy="4440128"/>
+                      <a:ext cx="5943600" cy="4437568"/>
                     </a:xfrm>
                     <a:prstGeom prst="rect"/>
                   </pic:spPr>
@@ -11401,7 +11401,7 @@
         <w:rPr>
           <w:sz w:val="18"/>
         </w:rPr>
-        <w:t>Figure 4-4  Where the experiment stands, in one frame: a 4x3 matrix, columns M0 / M1 / difference, rows KGE and its three components. The first two columns of each row share a scale, so the pair can be compared by eye. Small dots are the 8,843 target gauges, scored against HOURLY observations -- Phase I's premise SIMULATED, since their hourly data exists and is withheld. Large outlined dots are the 282 African basins, scored against DAILY observations -- the same premise GENUINE, since no African catchment has hourly discharge at all. Same pretrained models and the same daily-only fine-tuning in both, so M0 and M1 mean structurally the same thing; only the observation the score is computed against differs, which is why the two are never pooled into one median and why the markers differ. Alpha and beta are drawn on a log scale, so halving and doubling the observed value sit equally far from the white centre. In the difference column the sign is the verdict for KGE and r, where larger is better, but NOT for alpha and beta, whose ideal is 1.0: an increase helps a gauge below it and hurts one above it. The beta row shows this directly -- the gauges' median difference is -0.019 while 26% of their deficit is removed, because beta started at 1.020 and moved DOWN toward 1. Each difference panel therefore prints the fraction of the deficit removed beside the raw change, and that fraction is what means better or worse. Africa carries the argument: worst at M0 (KGE 0.114, alpha 0.440, beta 0.475), largest gain (+0.409 against +0.062), close to the gauges by M1 (0.576). The rows give the mechanism: a daily total removes 76% of Africa's beta deficit and 67% of its alpha deficit against 32% of its r deficit -- volume and variability far more than timing, which is what a daily total can and cannot carry. Two things the medians hide: alpha is only partly repaired, 74% of gauges still under-dispersed afterwards, and the gauges' beta median of 1.020 conceals a 10-90% spread of 0.63 to 1.79.</w:t>
+        <w:t>Figure 4-4  Where the experiment stands, in one frame. A 4x3 matrix: columns are M0, M1 and their difference; rows are KGE and its three components. The first two columns of a row share a scale, so the pair can be compared by eye. Small dots are the 8,843 target gauges, scored against HOURLY observations -- Phase I's premise SIMULATED, since their hourly data exists and is withheld. Large outlined dots are the 282 African basins, scored against DAILY observations -- the same premise GENUINE, since no African catchment has hourly discharge at all. Same pretrained models and the same daily-only fine-tuning in both, so M0 and M1 mean structurally the same thing; only the observation the score is computed against differs, which is why the two are never pooled into one median and why the markers differ. Alpha and beta are drawn on a log scale, so halving and doubling the observed value sit equally far from the white centre. Panels: (a) KGE at M0, gauges 0.527 and basins 0.114; (b) KGE at M1, 0.626 and 0.576; (c) the difference M1 - M0, median +0.062 and +0.409, removing 21% and 52% of the deficit.  (d) r at M0, gauges 0.800 and basins 0.706; (e) r at M1, 0.815 and 0.799; (f) the difference M1 - M0, median +0.005 and +0.080, removing 7% and 32% of the deficit.  (g) alpha at M0, gauges 0.808 and basins 0.440; (h) alpha at M1, 0.845 and 0.830; (i) the difference M1 - M0, median +0.037 and +0.333, removing 26% and 67% of the deficit.  (j) beta at M0, gauges 1.020 and basins 0.475; (k) beta at M1, 0.995 and 0.953; (l) the difference M1 - M0, median -0.019 and +0.455, removing 26% and 76% of the deficit.  In the difference column the sign is the verdict for KGE and r, where larger is better, but NOT for alpha and beta, whose ideal is 1.0: an increase helps a gauge below it and hurts one above it. Row (l) shows this directly -- the gauges' median difference is negative while a quarter of their deficit is removed, because beta started above 1 and moved down toward it. The deficit fraction, not the sign, is what means better or worse. Africa carries the argument: worst at M0, largest gain, close to the gauges by M1; and the rows give the mechanism, since a daily total removes far more of the volume and variability deficits than of the timing one -- which is what a daily total can and cannot carry.</w:t>
       </w:r>
     </w:p>
     <w:p>

--- a/reports/PhaseI_report.docx
+++ b/reports/PhaseI_report.docx
@@ -11361,7 +11361,7 @@
       <w:r>
         <w:drawing>
           <wp:inline xmlns:a="http://schemas.openxmlformats.org/drawingml/2006/main" xmlns:pic="http://schemas.openxmlformats.org/drawingml/2006/picture">
-            <wp:extent cx="5943600" cy="4437568"/>
+            <wp:extent cx="5943600" cy="3429975"/>
             <wp:docPr id="9" name="Picture 9"/>
             <wp:cNvGraphicFramePr>
               <a:graphicFrameLocks noChangeAspect="1"/>
@@ -11382,7 +11382,7 @@
                   <pic:spPr>
                     <a:xfrm>
                       <a:off x="0" y="0"/>
-                      <a:ext cx="5943600" cy="4437568"/>
+                      <a:ext cx="5943600" cy="3429975"/>
                     </a:xfrm>
                     <a:prstGeom prst="rect"/>
                   </pic:spPr>

--- a/reports/PhaseI_report.docx
+++ b/reports/PhaseI_report.docx
@@ -11361,7 +11361,7 @@
       <w:r>
         <w:drawing>
           <wp:inline xmlns:a="http://schemas.openxmlformats.org/drawingml/2006/main" xmlns:pic="http://schemas.openxmlformats.org/drawingml/2006/picture">
-            <wp:extent cx="5943600" cy="3429975"/>
+            <wp:extent cx="5943600" cy="3450886"/>
             <wp:docPr id="9" name="Picture 9"/>
             <wp:cNvGraphicFramePr>
               <a:graphicFrameLocks noChangeAspect="1"/>
@@ -11382,7 +11382,7 @@
                   <pic:spPr>
                     <a:xfrm>
                       <a:off x="0" y="0"/>
-                      <a:ext cx="5943600" cy="3429975"/>
+                      <a:ext cx="5943600" cy="3450886"/>
                     </a:xfrm>
                     <a:prstGeom prst="rect"/>
                   </pic:spPr>

--- a/reports/PhaseI_report.docx
+++ b/reports/PhaseI_report.docx
@@ -11361,7 +11361,7 @@
       <w:r>
         <w:drawing>
           <wp:inline xmlns:a="http://schemas.openxmlformats.org/drawingml/2006/main" xmlns:pic="http://schemas.openxmlformats.org/drawingml/2006/picture">
-            <wp:extent cx="5943600" cy="3450886"/>
+            <wp:extent cx="5943600" cy="3452721"/>
             <wp:docPr id="9" name="Picture 9"/>
             <wp:cNvGraphicFramePr>
               <a:graphicFrameLocks noChangeAspect="1"/>
@@ -11382,7 +11382,7 @@
                   <pic:spPr>
                     <a:xfrm>
                       <a:off x="0" y="0"/>
-                      <a:ext cx="5943600" cy="3450886"/>
+                      <a:ext cx="5943600" cy="3452721"/>
                     </a:xfrm>
                     <a:prstGeom prst="rect"/>
                   </pic:spPr>

--- a/reports/PhaseI_report.docx
+++ b/reports/PhaseI_report.docx
@@ -11361,7 +11361,7 @@
       <w:r>
         <w:drawing>
           <wp:inline xmlns:a="http://schemas.openxmlformats.org/drawingml/2006/main" xmlns:pic="http://schemas.openxmlformats.org/drawingml/2006/picture">
-            <wp:extent cx="5943600" cy="3452721"/>
+            <wp:extent cx="5943600" cy="3238677"/>
             <wp:docPr id="9" name="Picture 9"/>
             <wp:cNvGraphicFramePr>
               <a:graphicFrameLocks noChangeAspect="1"/>
@@ -11382,7 +11382,7 @@
                   <pic:spPr>
                     <a:xfrm>
                       <a:off x="0" y="0"/>
-                      <a:ext cx="5943600" cy="3452721"/>
+                      <a:ext cx="5943600" cy="3238677"/>
                     </a:xfrm>
                     <a:prstGeom prst="rect"/>
                   </pic:spPr>

--- a/reports/PhaseI_report.docx
+++ b/reports/PhaseI_report.docx
@@ -11361,7 +11361,7 @@
       <w:r>
         <w:drawing>
           <wp:inline xmlns:a="http://schemas.openxmlformats.org/drawingml/2006/main" xmlns:pic="http://schemas.openxmlformats.org/drawingml/2006/picture">
-            <wp:extent cx="5943600" cy="3238677"/>
+            <wp:extent cx="5943600" cy="3286379"/>
             <wp:docPr id="9" name="Picture 9"/>
             <wp:cNvGraphicFramePr>
               <a:graphicFrameLocks noChangeAspect="1"/>
@@ -11382,7 +11382,7 @@
                   <pic:spPr>
                     <a:xfrm>
                       <a:off x="0" y="0"/>
-                      <a:ext cx="5943600" cy="3238677"/>
+                      <a:ext cx="5943600" cy="3286379"/>
                     </a:xfrm>
                     <a:prstGeom prst="rect"/>
                   </pic:spPr>

--- a/reports/PhaseI_report.docx
+++ b/reports/PhaseI_report.docx
@@ -11361,7 +11361,7 @@
       <w:r>
         <w:drawing>
           <wp:inline xmlns:a="http://schemas.openxmlformats.org/drawingml/2006/main" xmlns:pic="http://schemas.openxmlformats.org/drawingml/2006/picture">
-            <wp:extent cx="5943600" cy="3286379"/>
+            <wp:extent cx="5943600" cy="3389117"/>
             <wp:docPr id="9" name="Picture 9"/>
             <wp:cNvGraphicFramePr>
               <a:graphicFrameLocks noChangeAspect="1"/>
@@ -11382,7 +11382,7 @@
                   <pic:spPr>
                     <a:xfrm>
                       <a:off x="0" y="0"/>
-                      <a:ext cx="5943600" cy="3286379"/>
+                      <a:ext cx="5943600" cy="3389117"/>
                     </a:xfrm>
                     <a:prstGeom prst="rect"/>
                   </pic:spPr>

--- a/reports/PhaseI_report.docx
+++ b/reports/PhaseI_report.docx
@@ -11361,7 +11361,7 @@
       <w:r>
         <w:drawing>
           <wp:inline xmlns:a="http://schemas.openxmlformats.org/drawingml/2006/main" xmlns:pic="http://schemas.openxmlformats.org/drawingml/2006/picture">
-            <wp:extent cx="5943600" cy="3389117"/>
+            <wp:extent cx="5943600" cy="2932150"/>
             <wp:docPr id="9" name="Picture 9"/>
             <wp:cNvGraphicFramePr>
               <a:graphicFrameLocks noChangeAspect="1"/>
@@ -11382,7 +11382,7 @@
                   <pic:spPr>
                     <a:xfrm>
                       <a:off x="0" y="0"/>
-                      <a:ext cx="5943600" cy="3389117"/>
+                      <a:ext cx="5943600" cy="2932150"/>
                     </a:xfrm>
                     <a:prstGeom prst="rect"/>
                   </pic:spPr>
@@ -11401,7 +11401,7 @@
         <w:rPr>
           <w:sz w:val="18"/>
         </w:rPr>
-        <w:t>Figure 4-4  Where the experiment stands, in one frame. A 4x3 matrix: columns are M0, M1 and their difference; rows are KGE and its three components. The first two columns of a row share a scale, so the pair can be compared by eye. Small dots are the 8,843 target gauges, scored against HOURLY observations -- Phase I's premise SIMULATED, since their hourly data exists and is withheld. Large outlined dots are the 282 African basins, scored against DAILY observations -- the same premise GENUINE, since no African catchment has hourly discharge at all. Same pretrained models and the same daily-only fine-tuning in both, so M0 and M1 mean structurally the same thing; only the observation the score is computed against differs, which is why the two are never pooled into one median and why the markers differ. Alpha and beta are drawn on a log scale, so halving and doubling the observed value sit equally far from the white centre. Panels: (a) KGE at M0, gauges 0.527 and basins 0.114; (b) KGE at M1, 0.626 and 0.576; (c) the difference M1 - M0, median +0.062 and +0.409, removing 21% and 52% of the deficit.  (d) r at M0, gauges 0.800 and basins 0.706; (e) r at M1, 0.815 and 0.799; (f) the difference M1 - M0, median +0.005 and +0.080, removing 7% and 32% of the deficit.  (g) alpha at M0, gauges 0.808 and basins 0.440; (h) alpha at M1, 0.845 and 0.830; (i) the difference M1 - M0, median +0.037 and +0.333, removing 26% and 67% of the deficit.  (j) beta at M0, gauges 1.020 and basins 0.475; (k) beta at M1, 0.995 and 0.953; (l) the difference M1 - M0, median -0.019 and +0.455, removing 26% and 76% of the deficit.  In the difference column the sign is the verdict for KGE and r, where larger is better, but NOT for alpha and beta, whose ideal is 1.0: an increase helps a gauge below it and hurts one above it. Row (l) shows this directly -- the gauges' median difference is negative while a quarter of their deficit is removed, because beta started above 1 and moved down toward it. The deficit fraction, not the sign, is what means better or worse. Africa carries the argument: worst at M0, largest gain, close to the gauges by M1; and the rows give the mechanism, since a daily total removes far more of the volume and variability deficits than of the timing one -- which is what a daily total can and cannot carry.</w:t>
+        <w:t>Figure 4-4  Where the experiment stands, in one frame. A 4x3 matrix: columns are M0, M1 and their difference; rows are KGE and its three components. The first two columns of a row share a scale, so the pair can be compared by eye. Small dots are the 8,843 target gauges, scored against HOURLY observations -- Phase I's premise SIMULATED, since their hourly data exists and is withheld. Large outlined dots are the 282 African basins, scored against DAILY observations -- the same premise GENUINE, since no African catchment has hourly discharge at all. Same pretrained models and the same daily-only fine-tuning in both, so M0 and M1 mean structurally the same thing; only the observation the score is computed against differs, which is why the two are never pooled into one median and why the markers differ. Gauge composition: CAMELSH 5059 | BOMAustralia 1730 | LamaHCE 834 | Japan 690 | Germany 457 | LamaHIce 73. Alpha and beta are drawn on a log scale, so halving and doubling the observed value sit equally far from the white centre; all twelve panels share one map window, so longitude is labelled on the bottom row and latitude on the left column only. Panels: (a) KGE at M0, gauges 0.527 and basins 0.114; (b) KGE at M1, 0.626 and 0.576; (c) the difference M1 - M0, median +0.062 and +0.409, removing 21% and 52% of the deficit.  (d) r at M0, gauges 0.800 and basins 0.706; (e) r at M1, 0.815 and 0.799; (f) the difference M1 - M0, median +0.005 and +0.080, removing 7% and 32% of the deficit.  (g) alpha at M0, gauges 0.808 and basins 0.440; (h) alpha at M1, 0.845 and 0.830; (i) the difference M1 - M0, median +0.037 and +0.333, removing 26% and 67% of the deficit.  (j) beta at M0, gauges 1.020 and basins 0.475; (k) beta at M1, 0.995 and 0.953; (l) the difference M1 - M0, median -0.019 and +0.455, removing 26% and 76% of the deficit.  In the difference column the sign is the verdict for KGE and r, where larger is better, but NOT for alpha and beta, whose ideal is 1.0: an increase helps a gauge below it and hurts one above it. Row (l) shows this directly -- the gauges' median difference is negative while a quarter of their deficit is removed, because beta started above 1 and moved down toward it. The deficit fraction, not the sign, is what means better or worse. Africa carries the argument: worst at M0, largest gain, close to the gauges by M1; and the rows give the mechanism, since a daily total removes far more of the volume and variability deficits than of the timing one -- which is what a daily total can and cannot carry.</w:t>
       </w:r>
     </w:p>
     <w:p>
